--- a/japanese_docs/japanese_numbers_worksheet.docx
+++ b/japanese_docs/japanese_numbers_worksheet.docx
@@ -2369,7 +2369,7 @@
           <w:color w:val="1A1A2E"/>
           <w:sz w:val="20"/>
         </w:rPr>
-        <w:t>Look at the Japanese number in the left column (kanji + hiragana).</w:t>
+        <w:t>Look at the kanji and the hiragana reading in each box.</w:t>
       </w:r>
     </w:p>
     <w:p>
@@ -2395,7 +2395,7 @@
           <w:color w:val="1A1A2E"/>
           <w:sz w:val="20"/>
         </w:rPr>
-        <w:t>Find its English meaning in the right column.</w:t>
+        <w:t>Find the matching English word in the answer bank.</w:t>
       </w:r>
     </w:p>
     <w:p>
@@ -2421,7 +2421,7 @@
           <w:color w:val="1A1A2E"/>
           <w:sz w:val="20"/>
         </w:rPr>
-        <w:t>Draw a straight line connecting the two.  The first one is done for you.</w:t>
+        <w:t>Write the correct letter on the blank line for each number.</w:t>
       </w:r>
     </w:p>
     <w:p>
@@ -2437,7 +2437,7 @@
           <w:color w:val="E6A817"/>
           <w:sz w:val="20"/>
         </w:rPr>
-        <w:t xml:space="preserve">💡 Tip: </w:t>
+        <w:t xml:space="preserve">Tip: </w:t>
       </w:r>
       <w:r>
         <w:rPr>
@@ -2447,7 +2447,7 @@
           <w:color w:val="6B7B8D"/>
           <w:sz w:val="20"/>
         </w:rPr>
-        <w:t>Look for shared kanji between numbers you already know (e.g. 十 appears in 11, 12, 20…)</w:t>
+        <w:t>Numbers 11-19 all start with 十, so spot the ones digit after it.</w:t>
       </w:r>
     </w:p>
     <w:p>
@@ -2472,12 +2472,720 @@
           <w:color w:val="FFFFFF"/>
           <w:sz w:val="24"/>
         </w:rPr>
-        <w:t>Part 2 — Match the Numbers</w:t>
+        <w:t>Part 2 — Match the Number Meanings</w:t>
       </w:r>
     </w:p>
     <w:p>
       <w:pPr>
-        <w:spacing w:after="80"/>
+        <w:spacing w:before="20" w:after="40"/>
+      </w:pPr>
+      <w:r>
+        <w:rPr>
+          <w:rFonts w:ascii="Calibri" w:hAnsi="Calibri"/>
+          <w:b/>
+          <w:i w:val="0"/>
+          <w:color w:val="1A3A5C"/>
+          <w:sz w:val="22"/>
+        </w:rPr>
+        <w:t>Answer bank</w:t>
+      </w:r>
+      <w:r>
+        <w:rPr>
+          <w:rFonts w:ascii="Calibri" w:hAnsi="Calibri"/>
+          <w:b w:val="0"/>
+          <w:i w:val="0"/>
+          <w:color w:val="1A1A2E"/>
+          <w:sz w:val="20"/>
+        </w:rPr>
+        <w:t xml:space="preserve">  Write the correct letter for each number box below.</w:t>
+      </w:r>
+    </w:p>
+    <w:tbl>
+      <w:tblPr>
+        <w:tblStyle w:val="TableGrid"/>
+        <w:tblW w:type="auto" w:w="0"/>
+        <w:tblLook w:firstColumn="1" w:firstRow="1" w:lastColumn="0" w:lastRow="0" w:noHBand="0" w:noVBand="1" w:val="04A0"/>
+      </w:tblPr>
+      <w:tblGrid>
+        <w:gridCol w:w="2493"/>
+        <w:gridCol w:w="2493"/>
+        <w:gridCol w:w="2493"/>
+        <w:gridCol w:w="2493"/>
+      </w:tblGrid>
+      <w:tr>
+        <w:tc>
+          <w:tcPr>
+            <w:tcW w:type="dxa" w:w="2493"/>
+            <w:shd w:val="clear" w:color="auto" w:fill="F0F6FA"/>
+            <w:vAlign w:val="center"/>
+          </w:tcPr>
+          <w:p>
+            <w:pPr>
+              <w:spacing w:before="40" w:after="40"/>
+              <w:jc w:val="center"/>
+            </w:pPr>
+            <w:r>
+              <w:rPr>
+                <w:rFonts w:ascii="Calibri" w:hAnsi="Calibri"/>
+                <w:b/>
+                <w:i w:val="0"/>
+                <w:color w:val="007A87"/>
+                <w:sz w:val="20"/>
+              </w:rPr>
+              <w:t xml:space="preserve">A. </w:t>
+            </w:r>
+            <w:r>
+              <w:rPr>
+                <w:rFonts w:ascii="Calibri" w:hAnsi="Calibri"/>
+                <w:b w:val="0"/>
+                <w:i w:val="0"/>
+                <w:color w:val="1A1A2E"/>
+                <w:sz w:val="18"/>
+              </w:rPr>
+              <w:t>Twenty</w:t>
+            </w:r>
+          </w:p>
+        </w:tc>
+        <w:tc>
+          <w:tcPr>
+            <w:tcW w:type="dxa" w:w="2493"/>
+            <w:shd w:val="clear" w:color="auto" w:fill="F0F6FA"/>
+            <w:vAlign w:val="center"/>
+          </w:tcPr>
+          <w:p>
+            <w:pPr>
+              <w:spacing w:before="40" w:after="40"/>
+              <w:jc w:val="center"/>
+            </w:pPr>
+            <w:r>
+              <w:rPr>
+                <w:rFonts w:ascii="Calibri" w:hAnsi="Calibri"/>
+                <w:b/>
+                <w:i w:val="0"/>
+                <w:color w:val="007A87"/>
+                <w:sz w:val="20"/>
+              </w:rPr>
+              <w:t xml:space="preserve">B. </w:t>
+            </w:r>
+            <w:r>
+              <w:rPr>
+                <w:rFonts w:ascii="Calibri" w:hAnsi="Calibri"/>
+                <w:b w:val="0"/>
+                <w:i w:val="0"/>
+                <w:color w:val="1A1A2E"/>
+                <w:sz w:val="18"/>
+              </w:rPr>
+              <w:t>Six</w:t>
+            </w:r>
+          </w:p>
+        </w:tc>
+        <w:tc>
+          <w:tcPr>
+            <w:tcW w:type="dxa" w:w="2493"/>
+            <w:shd w:val="clear" w:color="auto" w:fill="F0F6FA"/>
+            <w:vAlign w:val="center"/>
+          </w:tcPr>
+          <w:p>
+            <w:pPr>
+              <w:spacing w:before="40" w:after="40"/>
+              <w:jc w:val="center"/>
+            </w:pPr>
+            <w:r>
+              <w:rPr>
+                <w:rFonts w:ascii="Calibri" w:hAnsi="Calibri"/>
+                <w:b/>
+                <w:i w:val="0"/>
+                <w:color w:val="007A87"/>
+                <w:sz w:val="20"/>
+              </w:rPr>
+              <w:t xml:space="preserve">C. </w:t>
+            </w:r>
+            <w:r>
+              <w:rPr>
+                <w:rFonts w:ascii="Calibri" w:hAnsi="Calibri"/>
+                <w:b w:val="0"/>
+                <w:i w:val="0"/>
+                <w:color w:val="1A1A2E"/>
+                <w:sz w:val="18"/>
+              </w:rPr>
+              <w:t>Fifteen</w:t>
+            </w:r>
+          </w:p>
+        </w:tc>
+        <w:tc>
+          <w:tcPr>
+            <w:tcW w:type="dxa" w:w="2493"/>
+            <w:shd w:val="clear" w:color="auto" w:fill="F0F6FA"/>
+            <w:vAlign w:val="center"/>
+          </w:tcPr>
+          <w:p>
+            <w:pPr>
+              <w:spacing w:before="40" w:after="40"/>
+              <w:jc w:val="center"/>
+            </w:pPr>
+            <w:r>
+              <w:rPr>
+                <w:rFonts w:ascii="Calibri" w:hAnsi="Calibri"/>
+                <w:b/>
+                <w:i w:val="0"/>
+                <w:color w:val="007A87"/>
+                <w:sz w:val="20"/>
+              </w:rPr>
+              <w:t xml:space="preserve">D. </w:t>
+            </w:r>
+            <w:r>
+              <w:rPr>
+                <w:rFonts w:ascii="Calibri" w:hAnsi="Calibri"/>
+                <w:b w:val="0"/>
+                <w:i w:val="0"/>
+                <w:color w:val="1A1A2E"/>
+                <w:sz w:val="18"/>
+              </w:rPr>
+              <w:t>Five</w:t>
+            </w:r>
+          </w:p>
+        </w:tc>
+      </w:tr>
+      <w:tr>
+        <w:tc>
+          <w:tcPr>
+            <w:tcW w:type="dxa" w:w="2493"/>
+            <w:shd w:val="clear" w:color="auto" w:fill="FFFFFF"/>
+            <w:vAlign w:val="center"/>
+          </w:tcPr>
+          <w:p>
+            <w:pPr>
+              <w:spacing w:before="40" w:after="40"/>
+              <w:jc w:val="center"/>
+            </w:pPr>
+            <w:r>
+              <w:rPr>
+                <w:rFonts w:ascii="Calibri" w:hAnsi="Calibri"/>
+                <w:b/>
+                <w:i w:val="0"/>
+                <w:color w:val="007A87"/>
+                <w:sz w:val="20"/>
+              </w:rPr>
+              <w:t xml:space="preserve">E. </w:t>
+            </w:r>
+            <w:r>
+              <w:rPr>
+                <w:rFonts w:ascii="Calibri" w:hAnsi="Calibri"/>
+                <w:b w:val="0"/>
+                <w:i w:val="0"/>
+                <w:color w:val="1A1A2E"/>
+                <w:sz w:val="18"/>
+              </w:rPr>
+              <w:t>Ten</w:t>
+            </w:r>
+          </w:p>
+        </w:tc>
+        <w:tc>
+          <w:tcPr>
+            <w:tcW w:type="dxa" w:w="2493"/>
+            <w:shd w:val="clear" w:color="auto" w:fill="FFFFFF"/>
+            <w:vAlign w:val="center"/>
+          </w:tcPr>
+          <w:p>
+            <w:pPr>
+              <w:spacing w:before="40" w:after="40"/>
+              <w:jc w:val="center"/>
+            </w:pPr>
+            <w:r>
+              <w:rPr>
+                <w:rFonts w:ascii="Calibri" w:hAnsi="Calibri"/>
+                <w:b/>
+                <w:i w:val="0"/>
+                <w:color w:val="007A87"/>
+                <w:sz w:val="20"/>
+              </w:rPr>
+              <w:t xml:space="preserve">F. </w:t>
+            </w:r>
+            <w:r>
+              <w:rPr>
+                <w:rFonts w:ascii="Calibri" w:hAnsi="Calibri"/>
+                <w:b w:val="0"/>
+                <w:i w:val="0"/>
+                <w:color w:val="1A1A2E"/>
+                <w:sz w:val="18"/>
+              </w:rPr>
+              <w:t>Fourteen</w:t>
+            </w:r>
+          </w:p>
+        </w:tc>
+        <w:tc>
+          <w:tcPr>
+            <w:tcW w:type="dxa" w:w="2493"/>
+            <w:shd w:val="clear" w:color="auto" w:fill="FFFFFF"/>
+            <w:vAlign w:val="center"/>
+          </w:tcPr>
+          <w:p>
+            <w:pPr>
+              <w:spacing w:before="40" w:after="40"/>
+              <w:jc w:val="center"/>
+            </w:pPr>
+            <w:r>
+              <w:rPr>
+                <w:rFonts w:ascii="Calibri" w:hAnsi="Calibri"/>
+                <w:b/>
+                <w:i w:val="0"/>
+                <w:color w:val="007A87"/>
+                <w:sz w:val="20"/>
+              </w:rPr>
+              <w:t xml:space="preserve">G. </w:t>
+            </w:r>
+            <w:r>
+              <w:rPr>
+                <w:rFonts w:ascii="Calibri" w:hAnsi="Calibri"/>
+                <w:b w:val="0"/>
+                <w:i w:val="0"/>
+                <w:color w:val="1A1A2E"/>
+                <w:sz w:val="18"/>
+              </w:rPr>
+              <w:t>Sixteen</w:t>
+            </w:r>
+          </w:p>
+        </w:tc>
+        <w:tc>
+          <w:tcPr>
+            <w:tcW w:type="dxa" w:w="2493"/>
+            <w:shd w:val="clear" w:color="auto" w:fill="FFFFFF"/>
+            <w:vAlign w:val="center"/>
+          </w:tcPr>
+          <w:p>
+            <w:pPr>
+              <w:spacing w:before="40" w:after="40"/>
+              <w:jc w:val="center"/>
+            </w:pPr>
+            <w:r>
+              <w:rPr>
+                <w:rFonts w:ascii="Calibri" w:hAnsi="Calibri"/>
+                <w:b/>
+                <w:i w:val="0"/>
+                <w:color w:val="007A87"/>
+                <w:sz w:val="20"/>
+              </w:rPr>
+              <w:t xml:space="preserve">H. </w:t>
+            </w:r>
+            <w:r>
+              <w:rPr>
+                <w:rFonts w:ascii="Calibri" w:hAnsi="Calibri"/>
+                <w:b w:val="0"/>
+                <w:i w:val="0"/>
+                <w:color w:val="1A1A2E"/>
+                <w:sz w:val="18"/>
+              </w:rPr>
+              <w:t>Nineteen</w:t>
+            </w:r>
+          </w:p>
+        </w:tc>
+      </w:tr>
+      <w:tr>
+        <w:tc>
+          <w:tcPr>
+            <w:tcW w:type="dxa" w:w="2493"/>
+            <w:shd w:val="clear" w:color="auto" w:fill="F0F6FA"/>
+            <w:vAlign w:val="center"/>
+          </w:tcPr>
+          <w:p>
+            <w:pPr>
+              <w:spacing w:before="40" w:after="40"/>
+              <w:jc w:val="center"/>
+            </w:pPr>
+            <w:r>
+              <w:rPr>
+                <w:rFonts w:ascii="Calibri" w:hAnsi="Calibri"/>
+                <w:b/>
+                <w:i w:val="0"/>
+                <w:color w:val="007A87"/>
+                <w:sz w:val="20"/>
+              </w:rPr>
+              <w:t xml:space="preserve">I. </w:t>
+            </w:r>
+            <w:r>
+              <w:rPr>
+                <w:rFonts w:ascii="Calibri" w:hAnsi="Calibri"/>
+                <w:b w:val="0"/>
+                <w:i w:val="0"/>
+                <w:color w:val="1A1A2E"/>
+                <w:sz w:val="18"/>
+              </w:rPr>
+              <w:t>Seven</w:t>
+            </w:r>
+          </w:p>
+        </w:tc>
+        <w:tc>
+          <w:tcPr>
+            <w:tcW w:type="dxa" w:w="2493"/>
+            <w:shd w:val="clear" w:color="auto" w:fill="F0F6FA"/>
+            <w:vAlign w:val="center"/>
+          </w:tcPr>
+          <w:p>
+            <w:pPr>
+              <w:spacing w:before="40" w:after="40"/>
+              <w:jc w:val="center"/>
+            </w:pPr>
+            <w:r>
+              <w:rPr>
+                <w:rFonts w:ascii="Calibri" w:hAnsi="Calibri"/>
+                <w:b/>
+                <w:i w:val="0"/>
+                <w:color w:val="007A87"/>
+                <w:sz w:val="20"/>
+              </w:rPr>
+              <w:t xml:space="preserve">J. </w:t>
+            </w:r>
+            <w:r>
+              <w:rPr>
+                <w:rFonts w:ascii="Calibri" w:hAnsi="Calibri"/>
+                <w:b w:val="0"/>
+                <w:i w:val="0"/>
+                <w:color w:val="1A1A2E"/>
+                <w:sz w:val="18"/>
+              </w:rPr>
+              <w:t>Thirteen</w:t>
+            </w:r>
+          </w:p>
+        </w:tc>
+        <w:tc>
+          <w:tcPr>
+            <w:tcW w:type="dxa" w:w="2493"/>
+            <w:shd w:val="clear" w:color="auto" w:fill="F0F6FA"/>
+            <w:vAlign w:val="center"/>
+          </w:tcPr>
+          <w:p>
+            <w:pPr>
+              <w:spacing w:before="40" w:after="40"/>
+              <w:jc w:val="center"/>
+            </w:pPr>
+            <w:r>
+              <w:rPr>
+                <w:rFonts w:ascii="Calibri" w:hAnsi="Calibri"/>
+                <w:b/>
+                <w:i w:val="0"/>
+                <w:color w:val="007A87"/>
+                <w:sz w:val="20"/>
+              </w:rPr>
+              <w:t xml:space="preserve">K. </w:t>
+            </w:r>
+            <w:r>
+              <w:rPr>
+                <w:rFonts w:ascii="Calibri" w:hAnsi="Calibri"/>
+                <w:b w:val="0"/>
+                <w:i w:val="0"/>
+                <w:color w:val="1A1A2E"/>
+                <w:sz w:val="18"/>
+              </w:rPr>
+              <w:t>Eighteen</w:t>
+            </w:r>
+          </w:p>
+        </w:tc>
+        <w:tc>
+          <w:tcPr>
+            <w:tcW w:type="dxa" w:w="2493"/>
+            <w:shd w:val="clear" w:color="auto" w:fill="F0F6FA"/>
+            <w:vAlign w:val="center"/>
+          </w:tcPr>
+          <w:p>
+            <w:pPr>
+              <w:spacing w:before="40" w:after="40"/>
+              <w:jc w:val="center"/>
+            </w:pPr>
+            <w:r>
+              <w:rPr>
+                <w:rFonts w:ascii="Calibri" w:hAnsi="Calibri"/>
+                <w:b/>
+                <w:i w:val="0"/>
+                <w:color w:val="007A87"/>
+                <w:sz w:val="20"/>
+              </w:rPr>
+              <w:t xml:space="preserve">L. </w:t>
+            </w:r>
+            <w:r>
+              <w:rPr>
+                <w:rFonts w:ascii="Calibri" w:hAnsi="Calibri"/>
+                <w:b w:val="0"/>
+                <w:i w:val="0"/>
+                <w:color w:val="1A1A2E"/>
+                <w:sz w:val="18"/>
+              </w:rPr>
+              <w:t>Eleven</w:t>
+            </w:r>
+          </w:p>
+        </w:tc>
+      </w:tr>
+      <w:tr>
+        <w:tc>
+          <w:tcPr>
+            <w:tcW w:type="dxa" w:w="2493"/>
+            <w:shd w:val="clear" w:color="auto" w:fill="FFFFFF"/>
+            <w:vAlign w:val="center"/>
+          </w:tcPr>
+          <w:p>
+            <w:pPr>
+              <w:spacing w:before="40" w:after="40"/>
+              <w:jc w:val="center"/>
+            </w:pPr>
+            <w:r>
+              <w:rPr>
+                <w:rFonts w:ascii="Calibri" w:hAnsi="Calibri"/>
+                <w:b/>
+                <w:i w:val="0"/>
+                <w:color w:val="007A87"/>
+                <w:sz w:val="20"/>
+              </w:rPr>
+              <w:t xml:space="preserve">M. </w:t>
+            </w:r>
+            <w:r>
+              <w:rPr>
+                <w:rFonts w:ascii="Calibri" w:hAnsi="Calibri"/>
+                <w:b w:val="0"/>
+                <w:i w:val="0"/>
+                <w:color w:val="1A1A2E"/>
+                <w:sz w:val="18"/>
+              </w:rPr>
+              <w:t>Two</w:t>
+            </w:r>
+          </w:p>
+        </w:tc>
+        <w:tc>
+          <w:tcPr>
+            <w:tcW w:type="dxa" w:w="2493"/>
+            <w:shd w:val="clear" w:color="auto" w:fill="FFFFFF"/>
+            <w:vAlign w:val="center"/>
+          </w:tcPr>
+          <w:p>
+            <w:pPr>
+              <w:spacing w:before="40" w:after="40"/>
+              <w:jc w:val="center"/>
+            </w:pPr>
+            <w:r>
+              <w:rPr>
+                <w:rFonts w:ascii="Calibri" w:hAnsi="Calibri"/>
+                <w:b/>
+                <w:i w:val="0"/>
+                <w:color w:val="007A87"/>
+                <w:sz w:val="20"/>
+              </w:rPr>
+              <w:t xml:space="preserve">N. </w:t>
+            </w:r>
+            <w:r>
+              <w:rPr>
+                <w:rFonts w:ascii="Calibri" w:hAnsi="Calibri"/>
+                <w:b w:val="0"/>
+                <w:i w:val="0"/>
+                <w:color w:val="1A1A2E"/>
+                <w:sz w:val="18"/>
+              </w:rPr>
+              <w:t>Twelve</w:t>
+            </w:r>
+          </w:p>
+        </w:tc>
+        <w:tc>
+          <w:tcPr>
+            <w:tcW w:type="dxa" w:w="2493"/>
+            <w:shd w:val="clear" w:color="auto" w:fill="FFFFFF"/>
+            <w:vAlign w:val="center"/>
+          </w:tcPr>
+          <w:p>
+            <w:pPr>
+              <w:spacing w:before="40" w:after="40"/>
+              <w:jc w:val="center"/>
+            </w:pPr>
+            <w:r>
+              <w:rPr>
+                <w:rFonts w:ascii="Calibri" w:hAnsi="Calibri"/>
+                <w:b/>
+                <w:i w:val="0"/>
+                <w:color w:val="007A87"/>
+                <w:sz w:val="20"/>
+              </w:rPr>
+              <w:t xml:space="preserve">O. </w:t>
+            </w:r>
+            <w:r>
+              <w:rPr>
+                <w:rFonts w:ascii="Calibri" w:hAnsi="Calibri"/>
+                <w:b w:val="0"/>
+                <w:i w:val="0"/>
+                <w:color w:val="1A1A2E"/>
+                <w:sz w:val="18"/>
+              </w:rPr>
+              <w:t>Three</w:t>
+            </w:r>
+          </w:p>
+        </w:tc>
+        <w:tc>
+          <w:tcPr>
+            <w:tcW w:type="dxa" w:w="2493"/>
+            <w:shd w:val="clear" w:color="auto" w:fill="FFFFFF"/>
+            <w:vAlign w:val="center"/>
+          </w:tcPr>
+          <w:p>
+            <w:pPr>
+              <w:spacing w:before="40" w:after="40"/>
+              <w:jc w:val="center"/>
+            </w:pPr>
+            <w:r>
+              <w:rPr>
+                <w:rFonts w:ascii="Calibri" w:hAnsi="Calibri"/>
+                <w:b/>
+                <w:i w:val="0"/>
+                <w:color w:val="007A87"/>
+                <w:sz w:val="20"/>
+              </w:rPr>
+              <w:t xml:space="preserve">P. </w:t>
+            </w:r>
+            <w:r>
+              <w:rPr>
+                <w:rFonts w:ascii="Calibri" w:hAnsi="Calibri"/>
+                <w:b w:val="0"/>
+                <w:i w:val="0"/>
+                <w:color w:val="1A1A2E"/>
+                <w:sz w:val="18"/>
+              </w:rPr>
+              <w:t>Seventeen</w:t>
+            </w:r>
+          </w:p>
+        </w:tc>
+      </w:tr>
+      <w:tr>
+        <w:tc>
+          <w:tcPr>
+            <w:tcW w:type="dxa" w:w="2493"/>
+            <w:shd w:val="clear" w:color="auto" w:fill="F0F6FA"/>
+            <w:vAlign w:val="center"/>
+          </w:tcPr>
+          <w:p>
+            <w:pPr>
+              <w:spacing w:before="40" w:after="40"/>
+              <w:jc w:val="center"/>
+            </w:pPr>
+            <w:r>
+              <w:rPr>
+                <w:rFonts w:ascii="Calibri" w:hAnsi="Calibri"/>
+                <w:b/>
+                <w:i w:val="0"/>
+                <w:color w:val="007A87"/>
+                <w:sz w:val="20"/>
+              </w:rPr>
+              <w:t xml:space="preserve">Q. </w:t>
+            </w:r>
+            <w:r>
+              <w:rPr>
+                <w:rFonts w:ascii="Calibri" w:hAnsi="Calibri"/>
+                <w:b w:val="0"/>
+                <w:i w:val="0"/>
+                <w:color w:val="1A1A2E"/>
+                <w:sz w:val="18"/>
+              </w:rPr>
+              <w:t>Eight</w:t>
+            </w:r>
+          </w:p>
+        </w:tc>
+        <w:tc>
+          <w:tcPr>
+            <w:tcW w:type="dxa" w:w="2493"/>
+            <w:shd w:val="clear" w:color="auto" w:fill="F0F6FA"/>
+            <w:vAlign w:val="center"/>
+          </w:tcPr>
+          <w:p>
+            <w:pPr>
+              <w:spacing w:before="40" w:after="40"/>
+              <w:jc w:val="center"/>
+            </w:pPr>
+            <w:r>
+              <w:rPr>
+                <w:rFonts w:ascii="Calibri" w:hAnsi="Calibri"/>
+                <w:b/>
+                <w:i w:val="0"/>
+                <w:color w:val="007A87"/>
+                <w:sz w:val="20"/>
+              </w:rPr>
+              <w:t xml:space="preserve">R. </w:t>
+            </w:r>
+            <w:r>
+              <w:rPr>
+                <w:rFonts w:ascii="Calibri" w:hAnsi="Calibri"/>
+                <w:b w:val="0"/>
+                <w:i w:val="0"/>
+                <w:color w:val="1A1A2E"/>
+                <w:sz w:val="18"/>
+              </w:rPr>
+              <w:t>Nine</w:t>
+            </w:r>
+          </w:p>
+        </w:tc>
+        <w:tc>
+          <w:tcPr>
+            <w:tcW w:type="dxa" w:w="2493"/>
+            <w:shd w:val="clear" w:color="auto" w:fill="F0F6FA"/>
+            <w:vAlign w:val="center"/>
+          </w:tcPr>
+          <w:p>
+            <w:pPr>
+              <w:spacing w:before="40" w:after="40"/>
+              <w:jc w:val="center"/>
+            </w:pPr>
+            <w:r>
+              <w:rPr>
+                <w:rFonts w:ascii="Calibri" w:hAnsi="Calibri"/>
+                <w:b/>
+                <w:i w:val="0"/>
+                <w:color w:val="007A87"/>
+                <w:sz w:val="20"/>
+              </w:rPr>
+              <w:t xml:space="preserve">S. </w:t>
+            </w:r>
+            <w:r>
+              <w:rPr>
+                <w:rFonts w:ascii="Calibri" w:hAnsi="Calibri"/>
+                <w:b w:val="0"/>
+                <w:i w:val="0"/>
+                <w:color w:val="1A1A2E"/>
+                <w:sz w:val="18"/>
+              </w:rPr>
+              <w:t>One</w:t>
+            </w:r>
+          </w:p>
+        </w:tc>
+        <w:tc>
+          <w:tcPr>
+            <w:tcW w:type="dxa" w:w="2493"/>
+            <w:shd w:val="clear" w:color="auto" w:fill="F0F6FA"/>
+            <w:vAlign w:val="center"/>
+          </w:tcPr>
+          <w:p>
+            <w:pPr>
+              <w:spacing w:before="40" w:after="40"/>
+              <w:jc w:val="center"/>
+            </w:pPr>
+            <w:r>
+              <w:rPr>
+                <w:rFonts w:ascii="Calibri" w:hAnsi="Calibri"/>
+                <w:b/>
+                <w:i w:val="0"/>
+                <w:color w:val="007A87"/>
+                <w:sz w:val="20"/>
+              </w:rPr>
+              <w:t xml:space="preserve">T. </w:t>
+            </w:r>
+            <w:r>
+              <w:rPr>
+                <w:rFonts w:ascii="Calibri" w:hAnsi="Calibri"/>
+                <w:b w:val="0"/>
+                <w:i w:val="0"/>
+                <w:color w:val="1A1A2E"/>
+                <w:sz w:val="18"/>
+              </w:rPr>
+              <w:t>Four</w:t>
+            </w:r>
+          </w:p>
+        </w:tc>
+      </w:tr>
+    </w:tbl>
+    <w:p>
+      <w:pPr>
+        <w:spacing w:after="40"/>
       </w:pPr>
     </w:p>
     <w:tbl>
@@ -2487,22 +3195,54 @@
         <w:tblLook w:firstColumn="1" w:firstRow="1" w:lastColumn="0" w:lastRow="0" w:noHBand="0" w:noVBand="1" w:val="04A0"/>
       </w:tblPr>
       <w:tblGrid>
-        <w:gridCol w:w="1994"/>
-        <w:gridCol w:w="1994"/>
-        <w:gridCol w:w="1994"/>
-        <w:gridCol w:w="1994"/>
-        <w:gridCol w:w="1994"/>
+        <w:gridCol w:w="4986"/>
+        <w:gridCol w:w="4986"/>
       </w:tblGrid>
       <w:tr>
         <w:tc>
           <w:tcPr>
-            <w:tcW w:type="dxa" w:w="1994"/>
-            <w:shd w:val="clear" w:color="auto" w:fill="1A3A5C"/>
+            <w:tcW w:type="dxa" w:w="4986"/>
+            <w:shd w:val="clear" w:color="auto" w:fill="D4F1F4"/>
             <w:vAlign w:val="center"/>
           </w:tcPr>
           <w:p>
             <w:pPr>
-              <w:spacing w:before="40" w:after="40"/>
+              <w:spacing w:before="40" w:after="0"/>
+            </w:pPr>
+            <w:r>
+              <w:rPr>
+                <w:rFonts w:ascii="Calibri" w:hAnsi="Calibri"/>
+                <w:b/>
+                <w:i w:val="0"/>
+                <w:color w:val="1A3A5C"/>
+                <w:sz w:val="20"/>
+              </w:rPr>
+              <w:t xml:space="preserve">1. </w:t>
+            </w:r>
+            <w:r>
+              <w:rPr>
+                <w:rFonts w:ascii="Calibri" w:hAnsi="Calibri"/>
+                <w:b/>
+                <w:i w:val="0"/>
+                <w:color w:val="007A87"/>
+                <w:sz w:val="18"/>
+              </w:rPr>
+              <w:t xml:space="preserve">Letter: </w:t>
+            </w:r>
+            <w:r>
+              <w:rPr>
+                <w:rFonts w:ascii="Calibri" w:hAnsi="Calibri"/>
+                <w:b w:val="0"/>
+                <w:i w:val="0"/>
+                <w:color w:val="1A1A2E"/>
+                <w:sz w:val="18"/>
+              </w:rPr>
+              <w:t>____</w:t>
+            </w:r>
+          </w:p>
+          <w:p>
+            <w:pPr>
+              <w:spacing w:before="20" w:after="40"/>
               <w:jc w:val="center"/>
             </w:pPr>
             <w:r>
@@ -2510,22 +3250,68 @@
                 <w:rFonts w:ascii="Calibri" w:hAnsi="Calibri"/>
                 <w:b/>
                 <w:i w:val="0"/>
-                <w:color w:val="FFFFFF"/>
+                <w:color w:val="1A3A5C"/>
+                <w:sz w:val="36"/>
+              </w:rPr>
+              <w:t>一</w:t>
+            </w:r>
+            <w:r>
+              <w:rPr>
+                <w:rFonts w:ascii="Calibri" w:hAnsi="Calibri"/>
+                <w:b w:val="0"/>
+                <w:i w:val="0"/>
+                <w:color w:val="007A87"/>
                 <w:sz w:val="20"/>
               </w:rPr>
-              <w:t>#</w:t>
+              <w:br/>
+              <w:t>いち</w:t>
             </w:r>
           </w:p>
         </w:tc>
         <w:tc>
           <w:tcPr>
-            <w:tcW w:type="dxa" w:w="1994"/>
-            <w:shd w:val="clear" w:color="auto" w:fill="1A3A5C"/>
+            <w:tcW w:type="dxa" w:w="4986"/>
+            <w:shd w:val="clear" w:color="auto" w:fill="D4F1F4"/>
             <w:vAlign w:val="center"/>
           </w:tcPr>
           <w:p>
             <w:pPr>
-              <w:spacing w:before="40" w:after="40"/>
+              <w:spacing w:before="40" w:after="0"/>
+            </w:pPr>
+            <w:r>
+              <w:rPr>
+                <w:rFonts w:ascii="Calibri" w:hAnsi="Calibri"/>
+                <w:b/>
+                <w:i w:val="0"/>
+                <w:color w:val="1A3A5C"/>
+                <w:sz w:val="20"/>
+              </w:rPr>
+              <w:t xml:space="preserve">2. </w:t>
+            </w:r>
+            <w:r>
+              <w:rPr>
+                <w:rFonts w:ascii="Calibri" w:hAnsi="Calibri"/>
+                <w:b/>
+                <w:i w:val="0"/>
+                <w:color w:val="007A87"/>
+                <w:sz w:val="18"/>
+              </w:rPr>
+              <w:t xml:space="preserve">Letter: </w:t>
+            </w:r>
+            <w:r>
+              <w:rPr>
+                <w:rFonts w:ascii="Calibri" w:hAnsi="Calibri"/>
+                <w:b w:val="0"/>
+                <w:i w:val="0"/>
+                <w:color w:val="1A1A2E"/>
+                <w:sz w:val="18"/>
+              </w:rPr>
+              <w:t>____</w:t>
+            </w:r>
+          </w:p>
+          <w:p>
+            <w:pPr>
+              <w:spacing w:before="20" w:after="40"/>
               <w:jc w:val="center"/>
             </w:pPr>
             <w:r>
@@ -2533,78 +3319,21 @@
                 <w:rFonts w:ascii="Calibri" w:hAnsi="Calibri"/>
                 <w:b/>
                 <w:i w:val="0"/>
-                <w:color w:val="FFFFFF"/>
+                <w:color w:val="1A3A5C"/>
+                <w:sz w:val="36"/>
+              </w:rPr>
+              <w:t>二</w:t>
+            </w:r>
+            <w:r>
+              <w:rPr>
+                <w:rFonts w:ascii="Calibri" w:hAnsi="Calibri"/>
+                <w:b w:val="0"/>
+                <w:i w:val="0"/>
+                <w:color w:val="007A87"/>
                 <w:sz w:val="20"/>
               </w:rPr>
-              <w:t>Japanese</w:t>
-            </w:r>
-          </w:p>
-        </w:tc>
-        <w:tc>
-          <w:tcPr>
-            <w:tcW w:type="dxa" w:w="1994"/>
-            <w:shd w:val="clear" w:color="auto" w:fill="1A3A5C"/>
-            <w:vAlign w:val="center"/>
-          </w:tcPr>
-          <w:p>
-            <w:pPr>
-              <w:spacing w:before="40" w:after="40"/>
-              <w:jc w:val="center"/>
-            </w:pPr>
-            <w:r>
-              <w:rPr>
-                <w:rFonts w:ascii="Calibri" w:hAnsi="Calibri"/>
-                <w:b/>
-                <w:i w:val="0"/>
-                <w:color w:val="FFFFFF"/>
-                <w:sz w:val="20"/>
-              </w:rPr>
-              <w:t>Hiragana</w:t>
-            </w:r>
-          </w:p>
-        </w:tc>
-        <w:tc>
-          <w:tcPr>
-            <w:tcW w:type="dxa" w:w="1994"/>
-            <w:shd w:val="clear" w:color="auto" w:fill="1A3A5C"/>
-            <w:vAlign w:val="center"/>
-          </w:tcPr>
-          <w:p>
-            <w:pPr>
-              <w:spacing w:before="40" w:after="40"/>
-              <w:jc w:val="center"/>
-            </w:pPr>
-            <w:r>
-              <w:rPr>
-                <w:rFonts w:ascii="Calibri" w:hAnsi="Calibri"/>
-                <w:b/>
-                <w:i w:val="0"/>
-                <w:color w:val="FFFFFF"/>
-                <w:sz w:val="20"/>
-              </w:rPr>
-            </w:r>
-          </w:p>
-        </w:tc>
-        <w:tc>
-          <w:tcPr>
-            <w:tcW w:type="dxa" w:w="1994"/>
-            <w:shd w:val="clear" w:color="auto" w:fill="1A3A5C"/>
-            <w:vAlign w:val="center"/>
-          </w:tcPr>
-          <w:p>
-            <w:pPr>
-              <w:spacing w:before="40" w:after="40"/>
-              <w:jc w:val="center"/>
-            </w:pPr>
-            <w:r>
-              <w:rPr>
-                <w:rFonts w:ascii="Calibri" w:hAnsi="Calibri"/>
-                <w:b/>
-                <w:i w:val="0"/>
-                <w:color w:val="FFFFFF"/>
-                <w:sz w:val="20"/>
-              </w:rPr>
-              <w:t>English</w:t>
+              <w:br/>
+              <w:t>に</w:t>
             </w:r>
           </w:p>
         </w:tc>
@@ -2612,13 +3341,48 @@
       <w:tr>
         <w:tc>
           <w:tcPr>
-            <w:tcW w:type="dxa" w:w="1994"/>
-            <w:shd w:val="clear" w:color="auto" w:fill="F0F6FA"/>
+            <w:tcW w:type="dxa" w:w="4986"/>
+            <w:shd w:val="clear" w:color="auto" w:fill="FFFFFF"/>
             <w:vAlign w:val="center"/>
           </w:tcPr>
           <w:p>
             <w:pPr>
-              <w:spacing w:before="60" w:after="60"/>
+              <w:spacing w:before="40" w:after="0"/>
+            </w:pPr>
+            <w:r>
+              <w:rPr>
+                <w:rFonts w:ascii="Calibri" w:hAnsi="Calibri"/>
+                <w:b/>
+                <w:i w:val="0"/>
+                <w:color w:val="1A3A5C"/>
+                <w:sz w:val="20"/>
+              </w:rPr>
+              <w:t xml:space="preserve">3. </w:t>
+            </w:r>
+            <w:r>
+              <w:rPr>
+                <w:rFonts w:ascii="Calibri" w:hAnsi="Calibri"/>
+                <w:b/>
+                <w:i w:val="0"/>
+                <w:color w:val="007A87"/>
+                <w:sz w:val="18"/>
+              </w:rPr>
+              <w:t xml:space="preserve">Letter: </w:t>
+            </w:r>
+            <w:r>
+              <w:rPr>
+                <w:rFonts w:ascii="Calibri" w:hAnsi="Calibri"/>
+                <w:b w:val="0"/>
+                <w:i w:val="0"/>
+                <w:color w:val="1A1A2E"/>
+                <w:sz w:val="18"/>
+              </w:rPr>
+              <w:t>____</w:t>
+            </w:r>
+          </w:p>
+          <w:p>
+            <w:pPr>
+              <w:spacing w:before="20" w:after="40"/>
               <w:jc w:val="center"/>
             </w:pPr>
             <w:r>
@@ -2627,21 +3391,67 @@
                 <w:b/>
                 <w:i w:val="0"/>
                 <w:color w:val="1A3A5C"/>
+                <w:sz w:val="36"/>
+              </w:rPr>
+              <w:t>三</w:t>
+            </w:r>
+            <w:r>
+              <w:rPr>
+                <w:rFonts w:ascii="Calibri" w:hAnsi="Calibri"/>
+                <w:b w:val="0"/>
+                <w:i w:val="0"/>
+                <w:color w:val="007A87"/>
                 <w:sz w:val="20"/>
               </w:rPr>
-              <w:t>1</w:t>
+              <w:br/>
+              <w:t>さん</w:t>
             </w:r>
           </w:p>
         </w:tc>
         <w:tc>
           <w:tcPr>
-            <w:tcW w:type="dxa" w:w="1994"/>
-            <w:shd w:val="clear" w:color="auto" w:fill="D4F1F4"/>
+            <w:tcW w:type="dxa" w:w="4986"/>
+            <w:shd w:val="clear" w:color="auto" w:fill="FFFFFF"/>
             <w:vAlign w:val="center"/>
           </w:tcPr>
           <w:p>
             <w:pPr>
-              <w:spacing w:before="80" w:after="80"/>
+              <w:spacing w:before="40" w:after="0"/>
+            </w:pPr>
+            <w:r>
+              <w:rPr>
+                <w:rFonts w:ascii="Calibri" w:hAnsi="Calibri"/>
+                <w:b/>
+                <w:i w:val="0"/>
+                <w:color w:val="1A3A5C"/>
+                <w:sz w:val="20"/>
+              </w:rPr>
+              <w:t xml:space="preserve">4. </w:t>
+            </w:r>
+            <w:r>
+              <w:rPr>
+                <w:rFonts w:ascii="Calibri" w:hAnsi="Calibri"/>
+                <w:b/>
+                <w:i w:val="0"/>
+                <w:color w:val="007A87"/>
+                <w:sz w:val="18"/>
+              </w:rPr>
+              <w:t xml:space="preserve">Letter: </w:t>
+            </w:r>
+            <w:r>
+              <w:rPr>
+                <w:rFonts w:ascii="Calibri" w:hAnsi="Calibri"/>
+                <w:b w:val="0"/>
+                <w:i w:val="0"/>
+                <w:color w:val="1A1A2E"/>
+                <w:sz w:val="18"/>
+              </w:rPr>
+              <w:t>____</w:t>
+            </w:r>
+          </w:p>
+          <w:p>
+            <w:pPr>
+              <w:spacing w:before="20" w:after="40"/>
               <w:jc w:val="center"/>
             </w:pPr>
             <w:r>
@@ -2652,73 +3462,18 @@
                 <w:color w:val="1A3A5C"/>
                 <w:sz w:val="36"/>
               </w:rPr>
-              <w:t>一</w:t>
-            </w:r>
-          </w:p>
-        </w:tc>
-        <w:tc>
-          <w:tcPr>
-            <w:tcW w:type="dxa" w:w="1994"/>
-            <w:shd w:val="clear" w:color="auto" w:fill="D4F1F4"/>
-            <w:vAlign w:val="center"/>
-          </w:tcPr>
-          <w:p>
-            <w:pPr>
-              <w:spacing w:before="80" w:after="80"/>
-            </w:pPr>
+              <w:t>四</w:t>
+            </w:r>
             <w:r>
               <w:rPr>
                 <w:rFonts w:ascii="Calibri" w:hAnsi="Calibri"/>
                 <w:b w:val="0"/>
-                <w:i/>
+                <w:i w:val="0"/>
                 <w:color w:val="007A87"/>
-                <w:sz w:val="22"/>
-              </w:rPr>
-              <w:t>いち</w:t>
-            </w:r>
-          </w:p>
-        </w:tc>
-        <w:tc>
-          <w:tcPr>
-            <w:tcW w:type="dxa" w:w="1994"/>
-            <w:shd w:val="clear" w:color="auto" w:fill="FFFFFF"/>
-          </w:tcPr>
-          <w:p>
-            <w:pPr>
-              <w:spacing w:before="80" w:after="80"/>
-            </w:pPr>
-            <w:r>
-              <w:rPr>
-                <w:rFonts w:ascii="Calibri" w:hAnsi="Calibri"/>
-                <w:b w:val="0"/>
-                <w:i/>
-                <w:color w:val="6B7B8D"/>
-                <w:sz w:val="16"/>
-              </w:rPr>
-              <w:t xml:space="preserve">  ←  draw line  →  </w:t>
-            </w:r>
-          </w:p>
-        </w:tc>
-        <w:tc>
-          <w:tcPr>
-            <w:tcW w:type="dxa" w:w="1994"/>
-            <w:shd w:val="clear" w:color="auto" w:fill="D4F1F4"/>
-            <w:vAlign w:val="center"/>
-          </w:tcPr>
-          <w:p>
-            <w:pPr>
-              <w:spacing w:before="80" w:after="80"/>
-              <w:jc w:val="center"/>
-            </w:pPr>
-            <w:r>
-              <w:rPr>
-                <w:rFonts w:ascii="Calibri" w:hAnsi="Calibri"/>
-                <w:b/>
-                <w:i w:val="0"/>
-                <w:color w:val="1A1A2E"/>
-                <w:sz w:val="22"/>
-              </w:rPr>
-              <w:t>Nine</w:t>
+                <w:sz w:val="20"/>
+              </w:rPr>
+              <w:br/>
+              <w:t>し / よん</w:t>
             </w:r>
           </w:p>
         </w:tc>
@@ -2726,13 +3481,48 @@
       <w:tr>
         <w:tc>
           <w:tcPr>
-            <w:tcW w:type="dxa" w:w="1994"/>
-            <w:shd w:val="clear" w:color="auto" w:fill="F0F6FA"/>
+            <w:tcW w:type="dxa" w:w="4986"/>
+            <w:shd w:val="clear" w:color="auto" w:fill="D4F1F4"/>
             <w:vAlign w:val="center"/>
           </w:tcPr>
           <w:p>
             <w:pPr>
-              <w:spacing w:before="60" w:after="60"/>
+              <w:spacing w:before="40" w:after="0"/>
+            </w:pPr>
+            <w:r>
+              <w:rPr>
+                <w:rFonts w:ascii="Calibri" w:hAnsi="Calibri"/>
+                <w:b/>
+                <w:i w:val="0"/>
+                <w:color w:val="1A3A5C"/>
+                <w:sz w:val="20"/>
+              </w:rPr>
+              <w:t xml:space="preserve">5. </w:t>
+            </w:r>
+            <w:r>
+              <w:rPr>
+                <w:rFonts w:ascii="Calibri" w:hAnsi="Calibri"/>
+                <w:b/>
+                <w:i w:val="0"/>
+                <w:color w:val="007A87"/>
+                <w:sz w:val="18"/>
+              </w:rPr>
+              <w:t xml:space="preserve">Letter: </w:t>
+            </w:r>
+            <w:r>
+              <w:rPr>
+                <w:rFonts w:ascii="Calibri" w:hAnsi="Calibri"/>
+                <w:b w:val="0"/>
+                <w:i w:val="0"/>
+                <w:color w:val="1A1A2E"/>
+                <w:sz w:val="18"/>
+              </w:rPr>
+              <w:t>____</w:t>
+            </w:r>
+          </w:p>
+          <w:p>
+            <w:pPr>
+              <w:spacing w:before="20" w:after="40"/>
               <w:jc w:val="center"/>
             </w:pPr>
             <w:r>
@@ -2741,21 +3531,67 @@
                 <w:b/>
                 <w:i w:val="0"/>
                 <w:color w:val="1A3A5C"/>
+                <w:sz w:val="36"/>
+              </w:rPr>
+              <w:t>五</w:t>
+            </w:r>
+            <w:r>
+              <w:rPr>
+                <w:rFonts w:ascii="Calibri" w:hAnsi="Calibri"/>
+                <w:b w:val="0"/>
+                <w:i w:val="0"/>
+                <w:color w:val="007A87"/>
                 <w:sz w:val="20"/>
               </w:rPr>
-              <w:t>2</w:t>
+              <w:br/>
+              <w:t>ご</w:t>
             </w:r>
           </w:p>
         </w:tc>
         <w:tc>
           <w:tcPr>
-            <w:tcW w:type="dxa" w:w="1994"/>
-            <w:shd w:val="clear" w:color="auto" w:fill="FFFFFF"/>
+            <w:tcW w:type="dxa" w:w="4986"/>
+            <w:shd w:val="clear" w:color="auto" w:fill="D4F1F4"/>
             <w:vAlign w:val="center"/>
           </w:tcPr>
           <w:p>
             <w:pPr>
-              <w:spacing w:before="80" w:after="80"/>
+              <w:spacing w:before="40" w:after="0"/>
+            </w:pPr>
+            <w:r>
+              <w:rPr>
+                <w:rFonts w:ascii="Calibri" w:hAnsi="Calibri"/>
+                <w:b/>
+                <w:i w:val="0"/>
+                <w:color w:val="1A3A5C"/>
+                <w:sz w:val="20"/>
+              </w:rPr>
+              <w:t xml:space="preserve">6. </w:t>
+            </w:r>
+            <w:r>
+              <w:rPr>
+                <w:rFonts w:ascii="Calibri" w:hAnsi="Calibri"/>
+                <w:b/>
+                <w:i w:val="0"/>
+                <w:color w:val="007A87"/>
+                <w:sz w:val="18"/>
+              </w:rPr>
+              <w:t xml:space="preserve">Letter: </w:t>
+            </w:r>
+            <w:r>
+              <w:rPr>
+                <w:rFonts w:ascii="Calibri" w:hAnsi="Calibri"/>
+                <w:b w:val="0"/>
+                <w:i w:val="0"/>
+                <w:color w:val="1A1A2E"/>
+                <w:sz w:val="18"/>
+              </w:rPr>
+              <w:t>____</w:t>
+            </w:r>
+          </w:p>
+          <w:p>
+            <w:pPr>
+              <w:spacing w:before="20" w:after="40"/>
               <w:jc w:val="center"/>
             </w:pPr>
             <w:r>
@@ -2766,73 +3602,18 @@
                 <w:color w:val="1A3A5C"/>
                 <w:sz w:val="36"/>
               </w:rPr>
-              <w:t>二</w:t>
-            </w:r>
-          </w:p>
-        </w:tc>
-        <w:tc>
-          <w:tcPr>
-            <w:tcW w:type="dxa" w:w="1994"/>
-            <w:shd w:val="clear" w:color="auto" w:fill="FFFFFF"/>
-            <w:vAlign w:val="center"/>
-          </w:tcPr>
-          <w:p>
-            <w:pPr>
-              <w:spacing w:before="80" w:after="80"/>
-            </w:pPr>
+              <w:t>六</w:t>
+            </w:r>
             <w:r>
               <w:rPr>
                 <w:rFonts w:ascii="Calibri" w:hAnsi="Calibri"/>
                 <w:b w:val="0"/>
-                <w:i/>
+                <w:i w:val="0"/>
                 <w:color w:val="007A87"/>
-                <w:sz w:val="22"/>
-              </w:rPr>
-              <w:t>に</w:t>
-            </w:r>
-          </w:p>
-        </w:tc>
-        <w:tc>
-          <w:tcPr>
-            <w:tcW w:type="dxa" w:w="1994"/>
-            <w:shd w:val="clear" w:color="auto" w:fill="FFFFFF"/>
-          </w:tcPr>
-          <w:p>
-            <w:pPr>
-              <w:spacing w:before="80" w:after="80"/>
-            </w:pPr>
-            <w:r>
-              <w:rPr>
-                <w:rFonts w:ascii="Calibri" w:hAnsi="Calibri"/>
-                <w:b w:val="0"/>
-                <w:i/>
-                <w:color w:val="6B7B8D"/>
-                <w:sz w:val="16"/>
-              </w:rPr>
-              <w:t xml:space="preserve">  ←  draw line  →  </w:t>
-            </w:r>
-          </w:p>
-        </w:tc>
-        <w:tc>
-          <w:tcPr>
-            <w:tcW w:type="dxa" w:w="1994"/>
-            <w:shd w:val="clear" w:color="auto" w:fill="FFFFFF"/>
-            <w:vAlign w:val="center"/>
-          </w:tcPr>
-          <w:p>
-            <w:pPr>
-              <w:spacing w:before="80" w:after="80"/>
-              <w:jc w:val="center"/>
-            </w:pPr>
-            <w:r>
-              <w:rPr>
-                <w:rFonts w:ascii="Calibri" w:hAnsi="Calibri"/>
-                <w:b/>
-                <w:i w:val="0"/>
-                <w:color w:val="1A1A2E"/>
-                <w:sz w:val="22"/>
-              </w:rPr>
-              <w:t>Eleven</w:t>
+                <w:sz w:val="20"/>
+              </w:rPr>
+              <w:br/>
+              <w:t>ろく</w:t>
             </w:r>
           </w:p>
         </w:tc>
@@ -2840,13 +3621,48 @@
       <w:tr>
         <w:tc>
           <w:tcPr>
-            <w:tcW w:type="dxa" w:w="1994"/>
-            <w:shd w:val="clear" w:color="auto" w:fill="F0F6FA"/>
+            <w:tcW w:type="dxa" w:w="4986"/>
+            <w:shd w:val="clear" w:color="auto" w:fill="FFFFFF"/>
             <w:vAlign w:val="center"/>
           </w:tcPr>
           <w:p>
             <w:pPr>
-              <w:spacing w:before="60" w:after="60"/>
+              <w:spacing w:before="40" w:after="0"/>
+            </w:pPr>
+            <w:r>
+              <w:rPr>
+                <w:rFonts w:ascii="Calibri" w:hAnsi="Calibri"/>
+                <w:b/>
+                <w:i w:val="0"/>
+                <w:color w:val="1A3A5C"/>
+                <w:sz w:val="20"/>
+              </w:rPr>
+              <w:t xml:space="preserve">7. </w:t>
+            </w:r>
+            <w:r>
+              <w:rPr>
+                <w:rFonts w:ascii="Calibri" w:hAnsi="Calibri"/>
+                <w:b/>
+                <w:i w:val="0"/>
+                <w:color w:val="007A87"/>
+                <w:sz w:val="18"/>
+              </w:rPr>
+              <w:t xml:space="preserve">Letter: </w:t>
+            </w:r>
+            <w:r>
+              <w:rPr>
+                <w:rFonts w:ascii="Calibri" w:hAnsi="Calibri"/>
+                <w:b w:val="0"/>
+                <w:i w:val="0"/>
+                <w:color w:val="1A1A2E"/>
+                <w:sz w:val="18"/>
+              </w:rPr>
+              <w:t>____</w:t>
+            </w:r>
+          </w:p>
+          <w:p>
+            <w:pPr>
+              <w:spacing w:before="20" w:after="40"/>
               <w:jc w:val="center"/>
             </w:pPr>
             <w:r>
@@ -2855,21 +3671,67 @@
                 <w:b/>
                 <w:i w:val="0"/>
                 <w:color w:val="1A3A5C"/>
+                <w:sz w:val="36"/>
+              </w:rPr>
+              <w:t>七</w:t>
+            </w:r>
+            <w:r>
+              <w:rPr>
+                <w:rFonts w:ascii="Calibri" w:hAnsi="Calibri"/>
+                <w:b w:val="0"/>
+                <w:i w:val="0"/>
+                <w:color w:val="007A87"/>
                 <w:sz w:val="20"/>
               </w:rPr>
-              <w:t>3</w:t>
+              <w:br/>
+              <w:t>しち / なな</w:t>
             </w:r>
           </w:p>
         </w:tc>
         <w:tc>
           <w:tcPr>
-            <w:tcW w:type="dxa" w:w="1994"/>
-            <w:shd w:val="clear" w:color="auto" w:fill="D4F1F4"/>
+            <w:tcW w:type="dxa" w:w="4986"/>
+            <w:shd w:val="clear" w:color="auto" w:fill="FFFFFF"/>
             <w:vAlign w:val="center"/>
           </w:tcPr>
           <w:p>
             <w:pPr>
-              <w:spacing w:before="80" w:after="80"/>
+              <w:spacing w:before="40" w:after="0"/>
+            </w:pPr>
+            <w:r>
+              <w:rPr>
+                <w:rFonts w:ascii="Calibri" w:hAnsi="Calibri"/>
+                <w:b/>
+                <w:i w:val="0"/>
+                <w:color w:val="1A3A5C"/>
+                <w:sz w:val="20"/>
+              </w:rPr>
+              <w:t xml:space="preserve">8. </w:t>
+            </w:r>
+            <w:r>
+              <w:rPr>
+                <w:rFonts w:ascii="Calibri" w:hAnsi="Calibri"/>
+                <w:b/>
+                <w:i w:val="0"/>
+                <w:color w:val="007A87"/>
+                <w:sz w:val="18"/>
+              </w:rPr>
+              <w:t xml:space="preserve">Letter: </w:t>
+            </w:r>
+            <w:r>
+              <w:rPr>
+                <w:rFonts w:ascii="Calibri" w:hAnsi="Calibri"/>
+                <w:b w:val="0"/>
+                <w:i w:val="0"/>
+                <w:color w:val="1A1A2E"/>
+                <w:sz w:val="18"/>
+              </w:rPr>
+              <w:t>____</w:t>
+            </w:r>
+          </w:p>
+          <w:p>
+            <w:pPr>
+              <w:spacing w:before="20" w:after="40"/>
               <w:jc w:val="center"/>
             </w:pPr>
             <w:r>
@@ -2880,73 +3742,18 @@
                 <w:color w:val="1A3A5C"/>
                 <w:sz w:val="36"/>
               </w:rPr>
-              <w:t>三</w:t>
-            </w:r>
-          </w:p>
-        </w:tc>
-        <w:tc>
-          <w:tcPr>
-            <w:tcW w:type="dxa" w:w="1994"/>
-            <w:shd w:val="clear" w:color="auto" w:fill="D4F1F4"/>
-            <w:vAlign w:val="center"/>
-          </w:tcPr>
-          <w:p>
-            <w:pPr>
-              <w:spacing w:before="80" w:after="80"/>
-            </w:pPr>
+              <w:t>八</w:t>
+            </w:r>
             <w:r>
               <w:rPr>
                 <w:rFonts w:ascii="Calibri" w:hAnsi="Calibri"/>
                 <w:b w:val="0"/>
-                <w:i/>
+                <w:i w:val="0"/>
                 <w:color w:val="007A87"/>
-                <w:sz w:val="22"/>
-              </w:rPr>
-              <w:t>さん</w:t>
-            </w:r>
-          </w:p>
-        </w:tc>
-        <w:tc>
-          <w:tcPr>
-            <w:tcW w:type="dxa" w:w="1994"/>
-            <w:shd w:val="clear" w:color="auto" w:fill="FFFFFF"/>
-          </w:tcPr>
-          <w:p>
-            <w:pPr>
-              <w:spacing w:before="80" w:after="80"/>
-            </w:pPr>
-            <w:r>
-              <w:rPr>
-                <w:rFonts w:ascii="Calibri" w:hAnsi="Calibri"/>
-                <w:b w:val="0"/>
-                <w:i/>
-                <w:color w:val="6B7B8D"/>
-                <w:sz w:val="16"/>
-              </w:rPr>
-              <w:t xml:space="preserve">  ←  draw line  →  </w:t>
-            </w:r>
-          </w:p>
-        </w:tc>
-        <w:tc>
-          <w:tcPr>
-            <w:tcW w:type="dxa" w:w="1994"/>
-            <w:shd w:val="clear" w:color="auto" w:fill="D4F1F4"/>
-            <w:vAlign w:val="center"/>
-          </w:tcPr>
-          <w:p>
-            <w:pPr>
-              <w:spacing w:before="80" w:after="80"/>
-              <w:jc w:val="center"/>
-            </w:pPr>
-            <w:r>
-              <w:rPr>
-                <w:rFonts w:ascii="Calibri" w:hAnsi="Calibri"/>
-                <w:b/>
-                <w:i w:val="0"/>
-                <w:color w:val="1A1A2E"/>
-                <w:sz w:val="22"/>
-              </w:rPr>
-              <w:t>Twelve</w:t>
+                <w:sz w:val="20"/>
+              </w:rPr>
+              <w:br/>
+              <w:t>はち</w:t>
             </w:r>
           </w:p>
         </w:tc>
@@ -2954,13 +3761,48 @@
       <w:tr>
         <w:tc>
           <w:tcPr>
-            <w:tcW w:type="dxa" w:w="1994"/>
-            <w:shd w:val="clear" w:color="auto" w:fill="F0F6FA"/>
+            <w:tcW w:type="dxa" w:w="4986"/>
+            <w:shd w:val="clear" w:color="auto" w:fill="D4F1F4"/>
             <w:vAlign w:val="center"/>
           </w:tcPr>
           <w:p>
             <w:pPr>
-              <w:spacing w:before="60" w:after="60"/>
+              <w:spacing w:before="40" w:after="0"/>
+            </w:pPr>
+            <w:r>
+              <w:rPr>
+                <w:rFonts w:ascii="Calibri" w:hAnsi="Calibri"/>
+                <w:b/>
+                <w:i w:val="0"/>
+                <w:color w:val="1A3A5C"/>
+                <w:sz w:val="20"/>
+              </w:rPr>
+              <w:t xml:space="preserve">9. </w:t>
+            </w:r>
+            <w:r>
+              <w:rPr>
+                <w:rFonts w:ascii="Calibri" w:hAnsi="Calibri"/>
+                <w:b/>
+                <w:i w:val="0"/>
+                <w:color w:val="007A87"/>
+                <w:sz w:val="18"/>
+              </w:rPr>
+              <w:t xml:space="preserve">Letter: </w:t>
+            </w:r>
+            <w:r>
+              <w:rPr>
+                <w:rFonts w:ascii="Calibri" w:hAnsi="Calibri"/>
+                <w:b w:val="0"/>
+                <w:i w:val="0"/>
+                <w:color w:val="1A1A2E"/>
+                <w:sz w:val="18"/>
+              </w:rPr>
+              <w:t>____</w:t>
+            </w:r>
+          </w:p>
+          <w:p>
+            <w:pPr>
+              <w:spacing w:before="20" w:after="40"/>
               <w:jc w:val="center"/>
             </w:pPr>
             <w:r>
@@ -2969,21 +3811,67 @@
                 <w:b/>
                 <w:i w:val="0"/>
                 <w:color w:val="1A3A5C"/>
+                <w:sz w:val="36"/>
+              </w:rPr>
+              <w:t>九</w:t>
+            </w:r>
+            <w:r>
+              <w:rPr>
+                <w:rFonts w:ascii="Calibri" w:hAnsi="Calibri"/>
+                <w:b w:val="0"/>
+                <w:i w:val="0"/>
+                <w:color w:val="007A87"/>
                 <w:sz w:val="20"/>
               </w:rPr>
-              <w:t>4</w:t>
+              <w:br/>
+              <w:t>く / きゅう</w:t>
             </w:r>
           </w:p>
         </w:tc>
         <w:tc>
           <w:tcPr>
-            <w:tcW w:type="dxa" w:w="1994"/>
-            <w:shd w:val="clear" w:color="auto" w:fill="FFFFFF"/>
+            <w:tcW w:type="dxa" w:w="4986"/>
+            <w:shd w:val="clear" w:color="auto" w:fill="D4F1F4"/>
             <w:vAlign w:val="center"/>
           </w:tcPr>
           <w:p>
             <w:pPr>
-              <w:spacing w:before="80" w:after="80"/>
+              <w:spacing w:before="40" w:after="0"/>
+            </w:pPr>
+            <w:r>
+              <w:rPr>
+                <w:rFonts w:ascii="Calibri" w:hAnsi="Calibri"/>
+                <w:b/>
+                <w:i w:val="0"/>
+                <w:color w:val="1A3A5C"/>
+                <w:sz w:val="20"/>
+              </w:rPr>
+              <w:t xml:space="preserve">10. </w:t>
+            </w:r>
+            <w:r>
+              <w:rPr>
+                <w:rFonts w:ascii="Calibri" w:hAnsi="Calibri"/>
+                <w:b/>
+                <w:i w:val="0"/>
+                <w:color w:val="007A87"/>
+                <w:sz w:val="18"/>
+              </w:rPr>
+              <w:t xml:space="preserve">Letter: </w:t>
+            </w:r>
+            <w:r>
+              <w:rPr>
+                <w:rFonts w:ascii="Calibri" w:hAnsi="Calibri"/>
+                <w:b w:val="0"/>
+                <w:i w:val="0"/>
+                <w:color w:val="1A1A2E"/>
+                <w:sz w:val="18"/>
+              </w:rPr>
+              <w:t>____</w:t>
+            </w:r>
+          </w:p>
+          <w:p>
+            <w:pPr>
+              <w:spacing w:before="20" w:after="40"/>
               <w:jc w:val="center"/>
             </w:pPr>
             <w:r>
@@ -2994,73 +3882,18 @@
                 <w:color w:val="1A3A5C"/>
                 <w:sz w:val="36"/>
               </w:rPr>
-              <w:t>四</w:t>
-            </w:r>
-          </w:p>
-        </w:tc>
-        <w:tc>
-          <w:tcPr>
-            <w:tcW w:type="dxa" w:w="1994"/>
-            <w:shd w:val="clear" w:color="auto" w:fill="FFFFFF"/>
-            <w:vAlign w:val="center"/>
-          </w:tcPr>
-          <w:p>
-            <w:pPr>
-              <w:spacing w:before="80" w:after="80"/>
-            </w:pPr>
+              <w:t>十</w:t>
+            </w:r>
             <w:r>
               <w:rPr>
                 <w:rFonts w:ascii="Calibri" w:hAnsi="Calibri"/>
                 <w:b w:val="0"/>
-                <w:i/>
+                <w:i w:val="0"/>
                 <w:color w:val="007A87"/>
-                <w:sz w:val="22"/>
-              </w:rPr>
-              <w:t>し / よん</w:t>
-            </w:r>
-          </w:p>
-        </w:tc>
-        <w:tc>
-          <w:tcPr>
-            <w:tcW w:type="dxa" w:w="1994"/>
-            <w:shd w:val="clear" w:color="auto" w:fill="FFFFFF"/>
-          </w:tcPr>
-          <w:p>
-            <w:pPr>
-              <w:spacing w:before="80" w:after="80"/>
-            </w:pPr>
-            <w:r>
-              <w:rPr>
-                <w:rFonts w:ascii="Calibri" w:hAnsi="Calibri"/>
-                <w:b w:val="0"/>
-                <w:i/>
-                <w:color w:val="6B7B8D"/>
-                <w:sz w:val="16"/>
-              </w:rPr>
-              <w:t xml:space="preserve">  ←  draw line  →  </w:t>
-            </w:r>
-          </w:p>
-        </w:tc>
-        <w:tc>
-          <w:tcPr>
-            <w:tcW w:type="dxa" w:w="1994"/>
-            <w:shd w:val="clear" w:color="auto" w:fill="FFFFFF"/>
-            <w:vAlign w:val="center"/>
-          </w:tcPr>
-          <w:p>
-            <w:pPr>
-              <w:spacing w:before="80" w:after="80"/>
-              <w:jc w:val="center"/>
-            </w:pPr>
-            <w:r>
-              <w:rPr>
-                <w:rFonts w:ascii="Calibri" w:hAnsi="Calibri"/>
-                <w:b/>
-                <w:i w:val="0"/>
-                <w:color w:val="1A1A2E"/>
-                <w:sz w:val="22"/>
-              </w:rPr>
-              <w:t>Three</w:t>
+                <w:sz w:val="20"/>
+              </w:rPr>
+              <w:br/>
+              <w:t>じゅう</w:t>
             </w:r>
           </w:p>
         </w:tc>
@@ -3068,13 +3901,48 @@
       <w:tr>
         <w:tc>
           <w:tcPr>
-            <w:tcW w:type="dxa" w:w="1994"/>
-            <w:shd w:val="clear" w:color="auto" w:fill="F0F6FA"/>
+            <w:tcW w:type="dxa" w:w="4986"/>
+            <w:shd w:val="clear" w:color="auto" w:fill="FFFFFF"/>
             <w:vAlign w:val="center"/>
           </w:tcPr>
           <w:p>
             <w:pPr>
-              <w:spacing w:before="60" w:after="60"/>
+              <w:spacing w:before="40" w:after="0"/>
+            </w:pPr>
+            <w:r>
+              <w:rPr>
+                <w:rFonts w:ascii="Calibri" w:hAnsi="Calibri"/>
+                <w:b/>
+                <w:i w:val="0"/>
+                <w:color w:val="1A3A5C"/>
+                <w:sz w:val="20"/>
+              </w:rPr>
+              <w:t xml:space="preserve">11. </w:t>
+            </w:r>
+            <w:r>
+              <w:rPr>
+                <w:rFonts w:ascii="Calibri" w:hAnsi="Calibri"/>
+                <w:b/>
+                <w:i w:val="0"/>
+                <w:color w:val="007A87"/>
+                <w:sz w:val="18"/>
+              </w:rPr>
+              <w:t xml:space="preserve">Letter: </w:t>
+            </w:r>
+            <w:r>
+              <w:rPr>
+                <w:rFonts w:ascii="Calibri" w:hAnsi="Calibri"/>
+                <w:b w:val="0"/>
+                <w:i w:val="0"/>
+                <w:color w:val="1A1A2E"/>
+                <w:sz w:val="18"/>
+              </w:rPr>
+              <w:t>____</w:t>
+            </w:r>
+          </w:p>
+          <w:p>
+            <w:pPr>
+              <w:spacing w:before="20" w:after="40"/>
               <w:jc w:val="center"/>
             </w:pPr>
             <w:r>
@@ -3083,21 +3951,67 @@
                 <w:b/>
                 <w:i w:val="0"/>
                 <w:color w:val="1A3A5C"/>
+                <w:sz w:val="36"/>
+              </w:rPr>
+              <w:t>十一</w:t>
+            </w:r>
+            <w:r>
+              <w:rPr>
+                <w:rFonts w:ascii="Calibri" w:hAnsi="Calibri"/>
+                <w:b w:val="0"/>
+                <w:i w:val="0"/>
+                <w:color w:val="007A87"/>
                 <w:sz w:val="20"/>
               </w:rPr>
-              <w:t>5</w:t>
+              <w:br/>
+              <w:t>じゅういち</w:t>
             </w:r>
           </w:p>
         </w:tc>
         <w:tc>
           <w:tcPr>
-            <w:tcW w:type="dxa" w:w="1994"/>
-            <w:shd w:val="clear" w:color="auto" w:fill="D4F1F4"/>
+            <w:tcW w:type="dxa" w:w="4986"/>
+            <w:shd w:val="clear" w:color="auto" w:fill="FFFFFF"/>
             <w:vAlign w:val="center"/>
           </w:tcPr>
           <w:p>
             <w:pPr>
-              <w:spacing w:before="80" w:after="80"/>
+              <w:spacing w:before="40" w:after="0"/>
+            </w:pPr>
+            <w:r>
+              <w:rPr>
+                <w:rFonts w:ascii="Calibri" w:hAnsi="Calibri"/>
+                <w:b/>
+                <w:i w:val="0"/>
+                <w:color w:val="1A3A5C"/>
+                <w:sz w:val="20"/>
+              </w:rPr>
+              <w:t xml:space="preserve">12. </w:t>
+            </w:r>
+            <w:r>
+              <w:rPr>
+                <w:rFonts w:ascii="Calibri" w:hAnsi="Calibri"/>
+                <w:b/>
+                <w:i w:val="0"/>
+                <w:color w:val="007A87"/>
+                <w:sz w:val="18"/>
+              </w:rPr>
+              <w:t xml:space="preserve">Letter: </w:t>
+            </w:r>
+            <w:r>
+              <w:rPr>
+                <w:rFonts w:ascii="Calibri" w:hAnsi="Calibri"/>
+                <w:b w:val="0"/>
+                <w:i w:val="0"/>
+                <w:color w:val="1A1A2E"/>
+                <w:sz w:val="18"/>
+              </w:rPr>
+              <w:t>____</w:t>
+            </w:r>
+          </w:p>
+          <w:p>
+            <w:pPr>
+              <w:spacing w:before="20" w:after="40"/>
               <w:jc w:val="center"/>
             </w:pPr>
             <w:r>
@@ -3108,73 +4022,18 @@
                 <w:color w:val="1A3A5C"/>
                 <w:sz w:val="36"/>
               </w:rPr>
-              <w:t>五</w:t>
-            </w:r>
-          </w:p>
-        </w:tc>
-        <w:tc>
-          <w:tcPr>
-            <w:tcW w:type="dxa" w:w="1994"/>
-            <w:shd w:val="clear" w:color="auto" w:fill="D4F1F4"/>
-            <w:vAlign w:val="center"/>
-          </w:tcPr>
-          <w:p>
-            <w:pPr>
-              <w:spacing w:before="80" w:after="80"/>
-            </w:pPr>
+              <w:t>十二</w:t>
+            </w:r>
             <w:r>
               <w:rPr>
                 <w:rFonts w:ascii="Calibri" w:hAnsi="Calibri"/>
                 <w:b w:val="0"/>
-                <w:i/>
+                <w:i w:val="0"/>
                 <w:color w:val="007A87"/>
-                <w:sz w:val="22"/>
-              </w:rPr>
-              <w:t>ご</w:t>
-            </w:r>
-          </w:p>
-        </w:tc>
-        <w:tc>
-          <w:tcPr>
-            <w:tcW w:type="dxa" w:w="1994"/>
-            <w:shd w:val="clear" w:color="auto" w:fill="FFFFFF"/>
-          </w:tcPr>
-          <w:p>
-            <w:pPr>
-              <w:spacing w:before="80" w:after="80"/>
-            </w:pPr>
-            <w:r>
-              <w:rPr>
-                <w:rFonts w:ascii="Calibri" w:hAnsi="Calibri"/>
-                <w:b w:val="0"/>
-                <w:i/>
-                <w:color w:val="6B7B8D"/>
-                <w:sz w:val="16"/>
-              </w:rPr>
-              <w:t xml:space="preserve">  ←  draw line  →  </w:t>
-            </w:r>
-          </w:p>
-        </w:tc>
-        <w:tc>
-          <w:tcPr>
-            <w:tcW w:type="dxa" w:w="1994"/>
-            <w:shd w:val="clear" w:color="auto" w:fill="D4F1F4"/>
-            <w:vAlign w:val="center"/>
-          </w:tcPr>
-          <w:p>
-            <w:pPr>
-              <w:spacing w:before="80" w:after="80"/>
-              <w:jc w:val="center"/>
-            </w:pPr>
-            <w:r>
-              <w:rPr>
-                <w:rFonts w:ascii="Calibri" w:hAnsi="Calibri"/>
-                <w:b/>
-                <w:i w:val="0"/>
-                <w:color w:val="1A1A2E"/>
-                <w:sz w:val="22"/>
-              </w:rPr>
-              <w:t>Eight</w:t>
+                <w:sz w:val="20"/>
+              </w:rPr>
+              <w:br/>
+              <w:t>じゅうに</w:t>
             </w:r>
           </w:p>
         </w:tc>
@@ -3182,13 +4041,48 @@
       <w:tr>
         <w:tc>
           <w:tcPr>
-            <w:tcW w:type="dxa" w:w="1994"/>
-            <w:shd w:val="clear" w:color="auto" w:fill="F0F6FA"/>
+            <w:tcW w:type="dxa" w:w="4986"/>
+            <w:shd w:val="clear" w:color="auto" w:fill="D4F1F4"/>
             <w:vAlign w:val="center"/>
           </w:tcPr>
           <w:p>
             <w:pPr>
-              <w:spacing w:before="60" w:after="60"/>
+              <w:spacing w:before="40" w:after="0"/>
+            </w:pPr>
+            <w:r>
+              <w:rPr>
+                <w:rFonts w:ascii="Calibri" w:hAnsi="Calibri"/>
+                <w:b/>
+                <w:i w:val="0"/>
+                <w:color w:val="1A3A5C"/>
+                <w:sz w:val="20"/>
+              </w:rPr>
+              <w:t xml:space="preserve">13. </w:t>
+            </w:r>
+            <w:r>
+              <w:rPr>
+                <w:rFonts w:ascii="Calibri" w:hAnsi="Calibri"/>
+                <w:b/>
+                <w:i w:val="0"/>
+                <w:color w:val="007A87"/>
+                <w:sz w:val="18"/>
+              </w:rPr>
+              <w:t xml:space="preserve">Letter: </w:t>
+            </w:r>
+            <w:r>
+              <w:rPr>
+                <w:rFonts w:ascii="Calibri" w:hAnsi="Calibri"/>
+                <w:b w:val="0"/>
+                <w:i w:val="0"/>
+                <w:color w:val="1A1A2E"/>
+                <w:sz w:val="18"/>
+              </w:rPr>
+              <w:t>____</w:t>
+            </w:r>
+          </w:p>
+          <w:p>
+            <w:pPr>
+              <w:spacing w:before="20" w:after="40"/>
               <w:jc w:val="center"/>
             </w:pPr>
             <w:r>
@@ -3197,21 +4091,67 @@
                 <w:b/>
                 <w:i w:val="0"/>
                 <w:color w:val="1A3A5C"/>
+                <w:sz w:val="36"/>
+              </w:rPr>
+              <w:t>十三</w:t>
+            </w:r>
+            <w:r>
+              <w:rPr>
+                <w:rFonts w:ascii="Calibri" w:hAnsi="Calibri"/>
+                <w:b w:val="0"/>
+                <w:i w:val="0"/>
+                <w:color w:val="007A87"/>
                 <w:sz w:val="20"/>
               </w:rPr>
-              <w:t>6</w:t>
+              <w:br/>
+              <w:t>じゅうさん</w:t>
             </w:r>
           </w:p>
         </w:tc>
         <w:tc>
           <w:tcPr>
-            <w:tcW w:type="dxa" w:w="1994"/>
-            <w:shd w:val="clear" w:color="auto" w:fill="FFFFFF"/>
+            <w:tcW w:type="dxa" w:w="4986"/>
+            <w:shd w:val="clear" w:color="auto" w:fill="D4F1F4"/>
             <w:vAlign w:val="center"/>
           </w:tcPr>
           <w:p>
             <w:pPr>
-              <w:spacing w:before="80" w:after="80"/>
+              <w:spacing w:before="40" w:after="0"/>
+            </w:pPr>
+            <w:r>
+              <w:rPr>
+                <w:rFonts w:ascii="Calibri" w:hAnsi="Calibri"/>
+                <w:b/>
+                <w:i w:val="0"/>
+                <w:color w:val="1A3A5C"/>
+                <w:sz w:val="20"/>
+              </w:rPr>
+              <w:t xml:space="preserve">14. </w:t>
+            </w:r>
+            <w:r>
+              <w:rPr>
+                <w:rFonts w:ascii="Calibri" w:hAnsi="Calibri"/>
+                <w:b/>
+                <w:i w:val="0"/>
+                <w:color w:val="007A87"/>
+                <w:sz w:val="18"/>
+              </w:rPr>
+              <w:t xml:space="preserve">Letter: </w:t>
+            </w:r>
+            <w:r>
+              <w:rPr>
+                <w:rFonts w:ascii="Calibri" w:hAnsi="Calibri"/>
+                <w:b w:val="0"/>
+                <w:i w:val="0"/>
+                <w:color w:val="1A1A2E"/>
+                <w:sz w:val="18"/>
+              </w:rPr>
+              <w:t>____</w:t>
+            </w:r>
+          </w:p>
+          <w:p>
+            <w:pPr>
+              <w:spacing w:before="20" w:after="40"/>
               <w:jc w:val="center"/>
             </w:pPr>
             <w:r>
@@ -3222,73 +4162,18 @@
                 <w:color w:val="1A3A5C"/>
                 <w:sz w:val="36"/>
               </w:rPr>
-              <w:t>六</w:t>
-            </w:r>
-          </w:p>
-        </w:tc>
-        <w:tc>
-          <w:tcPr>
-            <w:tcW w:type="dxa" w:w="1994"/>
-            <w:shd w:val="clear" w:color="auto" w:fill="FFFFFF"/>
-            <w:vAlign w:val="center"/>
-          </w:tcPr>
-          <w:p>
-            <w:pPr>
-              <w:spacing w:before="80" w:after="80"/>
-            </w:pPr>
+              <w:t>十四</w:t>
+            </w:r>
             <w:r>
               <w:rPr>
                 <w:rFonts w:ascii="Calibri" w:hAnsi="Calibri"/>
                 <w:b w:val="0"/>
-                <w:i/>
+                <w:i w:val="0"/>
                 <w:color w:val="007A87"/>
-                <w:sz w:val="22"/>
-              </w:rPr>
-              <w:t>ろく</w:t>
-            </w:r>
-          </w:p>
-        </w:tc>
-        <w:tc>
-          <w:tcPr>
-            <w:tcW w:type="dxa" w:w="1994"/>
-            <w:shd w:val="clear" w:color="auto" w:fill="FFFFFF"/>
-          </w:tcPr>
-          <w:p>
-            <w:pPr>
-              <w:spacing w:before="80" w:after="80"/>
-            </w:pPr>
-            <w:r>
-              <w:rPr>
-                <w:rFonts w:ascii="Calibri" w:hAnsi="Calibri"/>
-                <w:b w:val="0"/>
-                <w:i/>
-                <w:color w:val="6B7B8D"/>
-                <w:sz w:val="16"/>
-              </w:rPr>
-              <w:t xml:space="preserve">  ←  draw line  →  </w:t>
-            </w:r>
-          </w:p>
-        </w:tc>
-        <w:tc>
-          <w:tcPr>
-            <w:tcW w:type="dxa" w:w="1994"/>
-            <w:shd w:val="clear" w:color="auto" w:fill="FFFFFF"/>
-            <w:vAlign w:val="center"/>
-          </w:tcPr>
-          <w:p>
-            <w:pPr>
-              <w:spacing w:before="80" w:after="80"/>
-              <w:jc w:val="center"/>
-            </w:pPr>
-            <w:r>
-              <w:rPr>
-                <w:rFonts w:ascii="Calibri" w:hAnsi="Calibri"/>
-                <w:b/>
-                <w:i w:val="0"/>
-                <w:color w:val="1A1A2E"/>
-                <w:sz w:val="22"/>
-              </w:rPr>
-              <w:t>Four</w:t>
+                <w:sz w:val="20"/>
+              </w:rPr>
+              <w:br/>
+              <w:t>じゅうよん</w:t>
             </w:r>
           </w:p>
         </w:tc>
@@ -3296,13 +4181,48 @@
       <w:tr>
         <w:tc>
           <w:tcPr>
-            <w:tcW w:type="dxa" w:w="1994"/>
-            <w:shd w:val="clear" w:color="auto" w:fill="F0F6FA"/>
+            <w:tcW w:type="dxa" w:w="4986"/>
+            <w:shd w:val="clear" w:color="auto" w:fill="FFFFFF"/>
             <w:vAlign w:val="center"/>
           </w:tcPr>
           <w:p>
             <w:pPr>
-              <w:spacing w:before="60" w:after="60"/>
+              <w:spacing w:before="40" w:after="0"/>
+            </w:pPr>
+            <w:r>
+              <w:rPr>
+                <w:rFonts w:ascii="Calibri" w:hAnsi="Calibri"/>
+                <w:b/>
+                <w:i w:val="0"/>
+                <w:color w:val="1A3A5C"/>
+                <w:sz w:val="20"/>
+              </w:rPr>
+              <w:t xml:space="preserve">15. </w:t>
+            </w:r>
+            <w:r>
+              <w:rPr>
+                <w:rFonts w:ascii="Calibri" w:hAnsi="Calibri"/>
+                <w:b/>
+                <w:i w:val="0"/>
+                <w:color w:val="007A87"/>
+                <w:sz w:val="18"/>
+              </w:rPr>
+              <w:t xml:space="preserve">Letter: </w:t>
+            </w:r>
+            <w:r>
+              <w:rPr>
+                <w:rFonts w:ascii="Calibri" w:hAnsi="Calibri"/>
+                <w:b w:val="0"/>
+                <w:i w:val="0"/>
+                <w:color w:val="1A1A2E"/>
+                <w:sz w:val="18"/>
+              </w:rPr>
+              <w:t>____</w:t>
+            </w:r>
+          </w:p>
+          <w:p>
+            <w:pPr>
+              <w:spacing w:before="20" w:after="40"/>
               <w:jc w:val="center"/>
             </w:pPr>
             <w:r>
@@ -3311,21 +4231,67 @@
                 <w:b/>
                 <w:i w:val="0"/>
                 <w:color w:val="1A3A5C"/>
+                <w:sz w:val="36"/>
+              </w:rPr>
+              <w:t>十五</w:t>
+            </w:r>
+            <w:r>
+              <w:rPr>
+                <w:rFonts w:ascii="Calibri" w:hAnsi="Calibri"/>
+                <w:b w:val="0"/>
+                <w:i w:val="0"/>
+                <w:color w:val="007A87"/>
                 <w:sz w:val="20"/>
               </w:rPr>
-              <w:t>7</w:t>
+              <w:br/>
+              <w:t>じゅうご</w:t>
             </w:r>
           </w:p>
         </w:tc>
         <w:tc>
           <w:tcPr>
-            <w:tcW w:type="dxa" w:w="1994"/>
-            <w:shd w:val="clear" w:color="auto" w:fill="D4F1F4"/>
+            <w:tcW w:type="dxa" w:w="4986"/>
+            <w:shd w:val="clear" w:color="auto" w:fill="FFFFFF"/>
             <w:vAlign w:val="center"/>
           </w:tcPr>
           <w:p>
             <w:pPr>
-              <w:spacing w:before="80" w:after="80"/>
+              <w:spacing w:before="40" w:after="0"/>
+            </w:pPr>
+            <w:r>
+              <w:rPr>
+                <w:rFonts w:ascii="Calibri" w:hAnsi="Calibri"/>
+                <w:b/>
+                <w:i w:val="0"/>
+                <w:color w:val="1A3A5C"/>
+                <w:sz w:val="20"/>
+              </w:rPr>
+              <w:t xml:space="preserve">16. </w:t>
+            </w:r>
+            <w:r>
+              <w:rPr>
+                <w:rFonts w:ascii="Calibri" w:hAnsi="Calibri"/>
+                <w:b/>
+                <w:i w:val="0"/>
+                <w:color w:val="007A87"/>
+                <w:sz w:val="18"/>
+              </w:rPr>
+              <w:t xml:space="preserve">Letter: </w:t>
+            </w:r>
+            <w:r>
+              <w:rPr>
+                <w:rFonts w:ascii="Calibri" w:hAnsi="Calibri"/>
+                <w:b w:val="0"/>
+                <w:i w:val="0"/>
+                <w:color w:val="1A1A2E"/>
+                <w:sz w:val="18"/>
+              </w:rPr>
+              <w:t>____</w:t>
+            </w:r>
+          </w:p>
+          <w:p>
+            <w:pPr>
+              <w:spacing w:before="20" w:after="40"/>
               <w:jc w:val="center"/>
             </w:pPr>
             <w:r>
@@ -3336,73 +4302,18 @@
                 <w:color w:val="1A3A5C"/>
                 <w:sz w:val="36"/>
               </w:rPr>
-              <w:t>七</w:t>
-            </w:r>
-          </w:p>
-        </w:tc>
-        <w:tc>
-          <w:tcPr>
-            <w:tcW w:type="dxa" w:w="1994"/>
-            <w:shd w:val="clear" w:color="auto" w:fill="D4F1F4"/>
-            <w:vAlign w:val="center"/>
-          </w:tcPr>
-          <w:p>
-            <w:pPr>
-              <w:spacing w:before="80" w:after="80"/>
-            </w:pPr>
+              <w:t>十六</w:t>
+            </w:r>
             <w:r>
               <w:rPr>
                 <w:rFonts w:ascii="Calibri" w:hAnsi="Calibri"/>
                 <w:b w:val="0"/>
-                <w:i/>
+                <w:i w:val="0"/>
                 <w:color w:val="007A87"/>
-                <w:sz w:val="22"/>
-              </w:rPr>
-              <w:t>しち / なな</w:t>
-            </w:r>
-          </w:p>
-        </w:tc>
-        <w:tc>
-          <w:tcPr>
-            <w:tcW w:type="dxa" w:w="1994"/>
-            <w:shd w:val="clear" w:color="auto" w:fill="FFFFFF"/>
-          </w:tcPr>
-          <w:p>
-            <w:pPr>
-              <w:spacing w:before="80" w:after="80"/>
-            </w:pPr>
-            <w:r>
-              <w:rPr>
-                <w:rFonts w:ascii="Calibri" w:hAnsi="Calibri"/>
-                <w:b w:val="0"/>
-                <w:i/>
-                <w:color w:val="6B7B8D"/>
-                <w:sz w:val="16"/>
-              </w:rPr>
-              <w:t xml:space="preserve">  ←  draw line  →  </w:t>
-            </w:r>
-          </w:p>
-        </w:tc>
-        <w:tc>
-          <w:tcPr>
-            <w:tcW w:type="dxa" w:w="1994"/>
-            <w:shd w:val="clear" w:color="auto" w:fill="D4F1F4"/>
-            <w:vAlign w:val="center"/>
-          </w:tcPr>
-          <w:p>
-            <w:pPr>
-              <w:spacing w:before="80" w:after="80"/>
-              <w:jc w:val="center"/>
-            </w:pPr>
-            <w:r>
-              <w:rPr>
-                <w:rFonts w:ascii="Calibri" w:hAnsi="Calibri"/>
-                <w:b/>
-                <w:i w:val="0"/>
-                <w:color w:val="1A1A2E"/>
-                <w:sz w:val="22"/>
-              </w:rPr>
-              <w:t>Ten</w:t>
+                <w:sz w:val="20"/>
+              </w:rPr>
+              <w:br/>
+              <w:t>じゅうろく</w:t>
             </w:r>
           </w:p>
         </w:tc>
@@ -3410,13 +4321,48 @@
       <w:tr>
         <w:tc>
           <w:tcPr>
-            <w:tcW w:type="dxa" w:w="1994"/>
-            <w:shd w:val="clear" w:color="auto" w:fill="F0F6FA"/>
+            <w:tcW w:type="dxa" w:w="4986"/>
+            <w:shd w:val="clear" w:color="auto" w:fill="D4F1F4"/>
             <w:vAlign w:val="center"/>
           </w:tcPr>
           <w:p>
             <w:pPr>
-              <w:spacing w:before="60" w:after="60"/>
+              <w:spacing w:before="40" w:after="0"/>
+            </w:pPr>
+            <w:r>
+              <w:rPr>
+                <w:rFonts w:ascii="Calibri" w:hAnsi="Calibri"/>
+                <w:b/>
+                <w:i w:val="0"/>
+                <w:color w:val="1A3A5C"/>
+                <w:sz w:val="20"/>
+              </w:rPr>
+              <w:t xml:space="preserve">17. </w:t>
+            </w:r>
+            <w:r>
+              <w:rPr>
+                <w:rFonts w:ascii="Calibri" w:hAnsi="Calibri"/>
+                <w:b/>
+                <w:i w:val="0"/>
+                <w:color w:val="007A87"/>
+                <w:sz w:val="18"/>
+              </w:rPr>
+              <w:t xml:space="preserve">Letter: </w:t>
+            </w:r>
+            <w:r>
+              <w:rPr>
+                <w:rFonts w:ascii="Calibri" w:hAnsi="Calibri"/>
+                <w:b w:val="0"/>
+                <w:i w:val="0"/>
+                <w:color w:val="1A1A2E"/>
+                <w:sz w:val="18"/>
+              </w:rPr>
+              <w:t>____</w:t>
+            </w:r>
+          </w:p>
+          <w:p>
+            <w:pPr>
+              <w:spacing w:before="20" w:after="40"/>
               <w:jc w:val="center"/>
             </w:pPr>
             <w:r>
@@ -3425,21 +4371,67 @@
                 <w:b/>
                 <w:i w:val="0"/>
                 <w:color w:val="1A3A5C"/>
+                <w:sz w:val="36"/>
+              </w:rPr>
+              <w:t>十七</w:t>
+            </w:r>
+            <w:r>
+              <w:rPr>
+                <w:rFonts w:ascii="Calibri" w:hAnsi="Calibri"/>
+                <w:b w:val="0"/>
+                <w:i w:val="0"/>
+                <w:color w:val="007A87"/>
                 <w:sz w:val="20"/>
               </w:rPr>
-              <w:t>8</w:t>
+              <w:br/>
+              <w:t>じゅうなな</w:t>
             </w:r>
           </w:p>
         </w:tc>
         <w:tc>
           <w:tcPr>
-            <w:tcW w:type="dxa" w:w="1994"/>
-            <w:shd w:val="clear" w:color="auto" w:fill="FFFFFF"/>
+            <w:tcW w:type="dxa" w:w="4986"/>
+            <w:shd w:val="clear" w:color="auto" w:fill="D4F1F4"/>
             <w:vAlign w:val="center"/>
           </w:tcPr>
           <w:p>
             <w:pPr>
-              <w:spacing w:before="80" w:after="80"/>
+              <w:spacing w:before="40" w:after="0"/>
+            </w:pPr>
+            <w:r>
+              <w:rPr>
+                <w:rFonts w:ascii="Calibri" w:hAnsi="Calibri"/>
+                <w:b/>
+                <w:i w:val="0"/>
+                <w:color w:val="1A3A5C"/>
+                <w:sz w:val="20"/>
+              </w:rPr>
+              <w:t xml:space="preserve">18. </w:t>
+            </w:r>
+            <w:r>
+              <w:rPr>
+                <w:rFonts w:ascii="Calibri" w:hAnsi="Calibri"/>
+                <w:b/>
+                <w:i w:val="0"/>
+                <w:color w:val="007A87"/>
+                <w:sz w:val="18"/>
+              </w:rPr>
+              <w:t xml:space="preserve">Letter: </w:t>
+            </w:r>
+            <w:r>
+              <w:rPr>
+                <w:rFonts w:ascii="Calibri" w:hAnsi="Calibri"/>
+                <w:b w:val="0"/>
+                <w:i w:val="0"/>
+                <w:color w:val="1A1A2E"/>
+                <w:sz w:val="18"/>
+              </w:rPr>
+              <w:t>____</w:t>
+            </w:r>
+          </w:p>
+          <w:p>
+            <w:pPr>
+              <w:spacing w:before="20" w:after="40"/>
               <w:jc w:val="center"/>
             </w:pPr>
             <w:r>
@@ -3450,73 +4442,18 @@
                 <w:color w:val="1A3A5C"/>
                 <w:sz w:val="36"/>
               </w:rPr>
-              <w:t>八</w:t>
-            </w:r>
-          </w:p>
-        </w:tc>
-        <w:tc>
-          <w:tcPr>
-            <w:tcW w:type="dxa" w:w="1994"/>
-            <w:shd w:val="clear" w:color="auto" w:fill="FFFFFF"/>
-            <w:vAlign w:val="center"/>
-          </w:tcPr>
-          <w:p>
-            <w:pPr>
-              <w:spacing w:before="80" w:after="80"/>
-            </w:pPr>
+              <w:t>十八</w:t>
+            </w:r>
             <w:r>
               <w:rPr>
                 <w:rFonts w:ascii="Calibri" w:hAnsi="Calibri"/>
                 <w:b w:val="0"/>
-                <w:i/>
+                <w:i w:val="0"/>
                 <w:color w:val="007A87"/>
-                <w:sz w:val="22"/>
-              </w:rPr>
-              <w:t>はち</w:t>
-            </w:r>
-          </w:p>
-        </w:tc>
-        <w:tc>
-          <w:tcPr>
-            <w:tcW w:type="dxa" w:w="1994"/>
-            <w:shd w:val="clear" w:color="auto" w:fill="FFFFFF"/>
-          </w:tcPr>
-          <w:p>
-            <w:pPr>
-              <w:spacing w:before="80" w:after="80"/>
-            </w:pPr>
-            <w:r>
-              <w:rPr>
-                <w:rFonts w:ascii="Calibri" w:hAnsi="Calibri"/>
-                <w:b w:val="0"/>
-                <w:i/>
-                <w:color w:val="6B7B8D"/>
-                <w:sz w:val="16"/>
-              </w:rPr>
-              <w:t xml:space="preserve">  ←  draw line  →  </w:t>
-            </w:r>
-          </w:p>
-        </w:tc>
-        <w:tc>
-          <w:tcPr>
-            <w:tcW w:type="dxa" w:w="1994"/>
-            <w:shd w:val="clear" w:color="auto" w:fill="FFFFFF"/>
-            <w:vAlign w:val="center"/>
-          </w:tcPr>
-          <w:p>
-            <w:pPr>
-              <w:spacing w:before="80" w:after="80"/>
-              <w:jc w:val="center"/>
-            </w:pPr>
-            <w:r>
-              <w:rPr>
-                <w:rFonts w:ascii="Calibri" w:hAnsi="Calibri"/>
-                <w:b/>
-                <w:i w:val="0"/>
-                <w:color w:val="1A1A2E"/>
-                <w:sz w:val="22"/>
-              </w:rPr>
-              <w:t>Seven</w:t>
+                <w:sz w:val="20"/>
+              </w:rPr>
+              <w:br/>
+              <w:t>じゅうはち</w:t>
             </w:r>
           </w:p>
         </w:tc>
@@ -3524,150 +4461,48 @@
       <w:tr>
         <w:tc>
           <w:tcPr>
-            <w:tcW w:type="dxa" w:w="1994"/>
-            <w:shd w:val="clear" w:color="auto" w:fill="F0F6FA"/>
-            <w:vAlign w:val="center"/>
-          </w:tcPr>
-          <w:p>
-            <w:pPr>
-              <w:spacing w:before="60" w:after="60"/>
-              <w:jc w:val="center"/>
-            </w:pPr>
-            <w:r>
-              <w:rPr>
-                <w:rFonts w:ascii="Calibri" w:hAnsi="Calibri"/>
-                <w:b/>
-                <w:i w:val="0"/>
-                <w:color w:val="1A3A5C"/>
-                <w:sz w:val="20"/>
-              </w:rPr>
-              <w:t>9</w:t>
-            </w:r>
-          </w:p>
-        </w:tc>
-        <w:tc>
-          <w:tcPr>
-            <w:tcW w:type="dxa" w:w="1994"/>
-            <w:shd w:val="clear" w:color="auto" w:fill="D4F1F4"/>
-            <w:vAlign w:val="center"/>
-          </w:tcPr>
-          <w:p>
-            <w:pPr>
-              <w:spacing w:before="80" w:after="80"/>
-              <w:jc w:val="center"/>
-            </w:pPr>
-            <w:r>
-              <w:rPr>
-                <w:rFonts w:ascii="Calibri" w:hAnsi="Calibri"/>
-                <w:b/>
-                <w:i w:val="0"/>
-                <w:color w:val="1A3A5C"/>
-                <w:sz w:val="36"/>
-              </w:rPr>
-              <w:t>九</w:t>
-            </w:r>
-          </w:p>
-        </w:tc>
-        <w:tc>
-          <w:tcPr>
-            <w:tcW w:type="dxa" w:w="1994"/>
-            <w:shd w:val="clear" w:color="auto" w:fill="D4F1F4"/>
-            <w:vAlign w:val="center"/>
-          </w:tcPr>
-          <w:p>
-            <w:pPr>
-              <w:spacing w:before="80" w:after="80"/>
-            </w:pPr>
-            <w:r>
-              <w:rPr>
-                <w:rFonts w:ascii="Calibri" w:hAnsi="Calibri"/>
-                <w:b w:val="0"/>
-                <w:i/>
-                <w:color w:val="007A87"/>
-                <w:sz w:val="22"/>
-              </w:rPr>
-              <w:t>く / きゅう</w:t>
-            </w:r>
-          </w:p>
-        </w:tc>
-        <w:tc>
-          <w:tcPr>
-            <w:tcW w:type="dxa" w:w="1994"/>
-            <w:shd w:val="clear" w:color="auto" w:fill="FFFFFF"/>
-          </w:tcPr>
-          <w:p>
-            <w:pPr>
-              <w:spacing w:before="80" w:after="80"/>
-            </w:pPr>
-            <w:r>
-              <w:rPr>
-                <w:rFonts w:ascii="Calibri" w:hAnsi="Calibri"/>
-                <w:b w:val="0"/>
-                <w:i/>
-                <w:color w:val="6B7B8D"/>
-                <w:sz w:val="16"/>
-              </w:rPr>
-              <w:t xml:space="preserve">  ←  draw line  →  </w:t>
-            </w:r>
-          </w:p>
-        </w:tc>
-        <w:tc>
-          <w:tcPr>
-            <w:tcW w:type="dxa" w:w="1994"/>
-            <w:shd w:val="clear" w:color="auto" w:fill="D4F1F4"/>
-            <w:vAlign w:val="center"/>
-          </w:tcPr>
-          <w:p>
-            <w:pPr>
-              <w:spacing w:before="80" w:after="80"/>
-              <w:jc w:val="center"/>
-            </w:pPr>
-            <w:r>
-              <w:rPr>
-                <w:rFonts w:ascii="Calibri" w:hAnsi="Calibri"/>
-                <w:b/>
-                <w:i w:val="0"/>
-                <w:color w:val="1A1A2E"/>
-                <w:sz w:val="22"/>
-              </w:rPr>
-              <w:t>Two</w:t>
-            </w:r>
-          </w:p>
-        </w:tc>
-      </w:tr>
-      <w:tr>
-        <w:tc>
-          <w:tcPr>
-            <w:tcW w:type="dxa" w:w="1994"/>
-            <w:shd w:val="clear" w:color="auto" w:fill="F0F6FA"/>
-            <w:vAlign w:val="center"/>
-          </w:tcPr>
-          <w:p>
-            <w:pPr>
-              <w:spacing w:before="60" w:after="60"/>
-              <w:jc w:val="center"/>
-            </w:pPr>
-            <w:r>
-              <w:rPr>
-                <w:rFonts w:ascii="Calibri" w:hAnsi="Calibri"/>
-                <w:b/>
-                <w:i w:val="0"/>
-                <w:color w:val="1A3A5C"/>
-                <w:sz w:val="20"/>
-              </w:rPr>
-              <w:t>10</w:t>
-            </w:r>
-          </w:p>
-        </w:tc>
-        <w:tc>
-          <w:tcPr>
-            <w:tcW w:type="dxa" w:w="1994"/>
+            <w:tcW w:type="dxa" w:w="4986"/>
             <w:shd w:val="clear" w:color="auto" w:fill="FFFFFF"/>
             <w:vAlign w:val="center"/>
           </w:tcPr>
           <w:p>
             <w:pPr>
-              <w:spacing w:before="80" w:after="80"/>
+              <w:spacing w:before="40" w:after="0"/>
+            </w:pPr>
+            <w:r>
+              <w:rPr>
+                <w:rFonts w:ascii="Calibri" w:hAnsi="Calibri"/>
+                <w:b/>
+                <w:i w:val="0"/>
+                <w:color w:val="1A3A5C"/>
+                <w:sz w:val="20"/>
+              </w:rPr>
+              <w:t xml:space="preserve">19. </w:t>
+            </w:r>
+            <w:r>
+              <w:rPr>
+                <w:rFonts w:ascii="Calibri" w:hAnsi="Calibri"/>
+                <w:b/>
+                <w:i w:val="0"/>
+                <w:color w:val="007A87"/>
+                <w:sz w:val="18"/>
+              </w:rPr>
+              <w:t xml:space="preserve">Letter: </w:t>
+            </w:r>
+            <w:r>
+              <w:rPr>
+                <w:rFonts w:ascii="Calibri" w:hAnsi="Calibri"/>
+                <w:b w:val="0"/>
+                <w:i w:val="0"/>
+                <w:color w:val="1A1A2E"/>
+                <w:sz w:val="18"/>
+              </w:rPr>
+              <w:t>____</w:t>
+            </w:r>
+          </w:p>
+          <w:p>
+            <w:pPr>
+              <w:spacing w:before="20" w:after="40"/>
               <w:jc w:val="center"/>
             </w:pPr>
             <w:r>
@@ -3678,62 +4513,65 @@
                 <w:color w:val="1A3A5C"/>
                 <w:sz w:val="36"/>
               </w:rPr>
-              <w:t>十</w:t>
+              <w:t>十九</w:t>
+            </w:r>
+            <w:r>
+              <w:rPr>
+                <w:rFonts w:ascii="Calibri" w:hAnsi="Calibri"/>
+                <w:b w:val="0"/>
+                <w:i w:val="0"/>
+                <w:color w:val="007A87"/>
+                <w:sz w:val="20"/>
+              </w:rPr>
+              <w:br/>
+              <w:t>じゅうきゅう</w:t>
             </w:r>
           </w:p>
         </w:tc>
         <w:tc>
           <w:tcPr>
-            <w:tcW w:type="dxa" w:w="1994"/>
+            <w:tcW w:type="dxa" w:w="4986"/>
             <w:shd w:val="clear" w:color="auto" w:fill="FFFFFF"/>
             <w:vAlign w:val="center"/>
           </w:tcPr>
           <w:p>
             <w:pPr>
-              <w:spacing w:before="80" w:after="80"/>
+              <w:spacing w:before="40" w:after="0"/>
             </w:pPr>
             <w:r>
               <w:rPr>
                 <w:rFonts w:ascii="Calibri" w:hAnsi="Calibri"/>
+                <w:b/>
+                <w:i w:val="0"/>
+                <w:color w:val="1A3A5C"/>
+                <w:sz w:val="20"/>
+              </w:rPr>
+              <w:t xml:space="preserve">20. </w:t>
+            </w:r>
+            <w:r>
+              <w:rPr>
+                <w:rFonts w:ascii="Calibri" w:hAnsi="Calibri"/>
+                <w:b/>
+                <w:i w:val="0"/>
+                <w:color w:val="007A87"/>
+                <w:sz w:val="18"/>
+              </w:rPr>
+              <w:t xml:space="preserve">Letter: </w:t>
+            </w:r>
+            <w:r>
+              <w:rPr>
+                <w:rFonts w:ascii="Calibri" w:hAnsi="Calibri"/>
                 <w:b w:val="0"/>
-                <w:i/>
-                <w:color w:val="007A87"/>
-                <w:sz w:val="22"/>
-              </w:rPr>
-              <w:t>じゅう</w:t>
+                <w:i w:val="0"/>
+                <w:color w:val="1A1A2E"/>
+                <w:sz w:val="18"/>
+              </w:rPr>
+              <w:t>____</w:t>
             </w:r>
           </w:p>
-        </w:tc>
-        <w:tc>
-          <w:tcPr>
-            <w:tcW w:type="dxa" w:w="1994"/>
-            <w:shd w:val="clear" w:color="auto" w:fill="FFFFFF"/>
-          </w:tcPr>
           <w:p>
             <w:pPr>
-              <w:spacing w:before="80" w:after="80"/>
-            </w:pPr>
-            <w:r>
-              <w:rPr>
-                <w:rFonts w:ascii="Calibri" w:hAnsi="Calibri"/>
-                <w:b w:val="0"/>
-                <w:i/>
-                <w:color w:val="6B7B8D"/>
-                <w:sz w:val="16"/>
-              </w:rPr>
-              <w:t xml:space="preserve">  ←  draw line  →  </w:t>
-            </w:r>
-          </w:p>
-        </w:tc>
-        <w:tc>
-          <w:tcPr>
-            <w:tcW w:type="dxa" w:w="1994"/>
-            <w:shd w:val="clear" w:color="auto" w:fill="FFFFFF"/>
-            <w:vAlign w:val="center"/>
-          </w:tcPr>
-          <w:p>
-            <w:pPr>
-              <w:spacing w:before="80" w:after="80"/>
+              <w:spacing w:before="20" w:after="40"/>
               <w:jc w:val="center"/>
             </w:pPr>
             <w:r>
@@ -3741,238 +4579,21 @@
                 <w:rFonts w:ascii="Calibri" w:hAnsi="Calibri"/>
                 <w:b/>
                 <w:i w:val="0"/>
-                <w:color w:val="1A1A2E"/>
-                <w:sz w:val="22"/>
-              </w:rPr>
-              <w:t>Six</w:t>
-            </w:r>
-          </w:p>
-        </w:tc>
-      </w:tr>
-      <w:tr>
-        <w:tc>
-          <w:tcPr>
-            <w:tcW w:type="dxa" w:w="1994"/>
-            <w:shd w:val="clear" w:color="auto" w:fill="F0F6FA"/>
-            <w:vAlign w:val="center"/>
-          </w:tcPr>
-          <w:p>
-            <w:pPr>
-              <w:spacing w:before="60" w:after="60"/>
-              <w:jc w:val="center"/>
-            </w:pPr>
-            <w:r>
-              <w:rPr>
-                <w:rFonts w:ascii="Calibri" w:hAnsi="Calibri"/>
-                <w:b/>
-                <w:i w:val="0"/>
-                <w:color w:val="1A3A5C"/>
-                <w:sz w:val="20"/>
-              </w:rPr>
-              <w:t>11</w:t>
-            </w:r>
-          </w:p>
-        </w:tc>
-        <w:tc>
-          <w:tcPr>
-            <w:tcW w:type="dxa" w:w="1994"/>
-            <w:shd w:val="clear" w:color="auto" w:fill="D4F1F4"/>
-            <w:vAlign w:val="center"/>
-          </w:tcPr>
-          <w:p>
-            <w:pPr>
-              <w:spacing w:before="80" w:after="80"/>
-              <w:jc w:val="center"/>
-            </w:pPr>
-            <w:r>
-              <w:rPr>
-                <w:rFonts w:ascii="Calibri" w:hAnsi="Calibri"/>
-                <w:b/>
-                <w:i w:val="0"/>
                 <w:color w:val="1A3A5C"/>
                 <w:sz w:val="36"/>
               </w:rPr>
-              <w:t>十一</w:t>
-            </w:r>
-          </w:p>
-        </w:tc>
-        <w:tc>
-          <w:tcPr>
-            <w:tcW w:type="dxa" w:w="1994"/>
-            <w:shd w:val="clear" w:color="auto" w:fill="D4F1F4"/>
-            <w:vAlign w:val="center"/>
-          </w:tcPr>
-          <w:p>
-            <w:pPr>
-              <w:spacing w:before="80" w:after="80"/>
-            </w:pPr>
+              <w:t>二十</w:t>
+            </w:r>
             <w:r>
               <w:rPr>
                 <w:rFonts w:ascii="Calibri" w:hAnsi="Calibri"/>
                 <w:b w:val="0"/>
-                <w:i/>
+                <w:i w:val="0"/>
                 <w:color w:val="007A87"/>
-                <w:sz w:val="22"/>
-              </w:rPr>
-              <w:t>じゅういち</w:t>
-            </w:r>
-          </w:p>
-        </w:tc>
-        <w:tc>
-          <w:tcPr>
-            <w:tcW w:type="dxa" w:w="1994"/>
-            <w:shd w:val="clear" w:color="auto" w:fill="FFFFFF"/>
-          </w:tcPr>
-          <w:p>
-            <w:pPr>
-              <w:spacing w:before="80" w:after="80"/>
-            </w:pPr>
-            <w:r>
-              <w:rPr>
-                <w:rFonts w:ascii="Calibri" w:hAnsi="Calibri"/>
-                <w:b w:val="0"/>
-                <w:i/>
-                <w:color w:val="6B7B8D"/>
-                <w:sz w:val="16"/>
-              </w:rPr>
-              <w:t xml:space="preserve">  ←  draw line  →  </w:t>
-            </w:r>
-          </w:p>
-        </w:tc>
-        <w:tc>
-          <w:tcPr>
-            <w:tcW w:type="dxa" w:w="1994"/>
-            <w:shd w:val="clear" w:color="auto" w:fill="D4F1F4"/>
-            <w:vAlign w:val="center"/>
-          </w:tcPr>
-          <w:p>
-            <w:pPr>
-              <w:spacing w:before="80" w:after="80"/>
-              <w:jc w:val="center"/>
-            </w:pPr>
-            <w:r>
-              <w:rPr>
-                <w:rFonts w:ascii="Calibri" w:hAnsi="Calibri"/>
-                <w:b/>
-                <w:i w:val="0"/>
-                <w:color w:val="1A1A2E"/>
-                <w:sz w:val="22"/>
-              </w:rPr>
-              <w:t>Five</w:t>
-            </w:r>
-          </w:p>
-        </w:tc>
-      </w:tr>
-      <w:tr>
-        <w:tc>
-          <w:tcPr>
-            <w:tcW w:type="dxa" w:w="1994"/>
-            <w:shd w:val="clear" w:color="auto" w:fill="F0F6FA"/>
-            <w:vAlign w:val="center"/>
-          </w:tcPr>
-          <w:p>
-            <w:pPr>
-              <w:spacing w:before="60" w:after="60"/>
-              <w:jc w:val="center"/>
-            </w:pPr>
-            <w:r>
-              <w:rPr>
-                <w:rFonts w:ascii="Calibri" w:hAnsi="Calibri"/>
-                <w:b/>
-                <w:i w:val="0"/>
-                <w:color w:val="1A3A5C"/>
                 <w:sz w:val="20"/>
               </w:rPr>
-              <w:t>12</w:t>
-            </w:r>
-          </w:p>
-        </w:tc>
-        <w:tc>
-          <w:tcPr>
-            <w:tcW w:type="dxa" w:w="1994"/>
-            <w:shd w:val="clear" w:color="auto" w:fill="FFFFFF"/>
-            <w:vAlign w:val="center"/>
-          </w:tcPr>
-          <w:p>
-            <w:pPr>
-              <w:spacing w:before="80" w:after="80"/>
-              <w:jc w:val="center"/>
-            </w:pPr>
-            <w:r>
-              <w:rPr>
-                <w:rFonts w:ascii="Calibri" w:hAnsi="Calibri"/>
-                <w:b/>
-                <w:i w:val="0"/>
-                <w:color w:val="1A3A5C"/>
-                <w:sz w:val="36"/>
-              </w:rPr>
-              <w:t>十二</w:t>
-            </w:r>
-          </w:p>
-        </w:tc>
-        <w:tc>
-          <w:tcPr>
-            <w:tcW w:type="dxa" w:w="1994"/>
-            <w:shd w:val="clear" w:color="auto" w:fill="FFFFFF"/>
-            <w:vAlign w:val="center"/>
-          </w:tcPr>
-          <w:p>
-            <w:pPr>
-              <w:spacing w:before="80" w:after="80"/>
-            </w:pPr>
-            <w:r>
-              <w:rPr>
-                <w:rFonts w:ascii="Calibri" w:hAnsi="Calibri"/>
-                <w:b w:val="0"/>
-                <w:i/>
-                <w:color w:val="007A87"/>
-                <w:sz w:val="22"/>
-              </w:rPr>
-              <w:t>じゅうに</w:t>
-            </w:r>
-          </w:p>
-        </w:tc>
-        <w:tc>
-          <w:tcPr>
-            <w:tcW w:type="dxa" w:w="1994"/>
-            <w:shd w:val="clear" w:color="auto" w:fill="FFFFFF"/>
-          </w:tcPr>
-          <w:p>
-            <w:pPr>
-              <w:spacing w:before="80" w:after="80"/>
-            </w:pPr>
-            <w:r>
-              <w:rPr>
-                <w:rFonts w:ascii="Calibri" w:hAnsi="Calibri"/>
-                <w:b w:val="0"/>
-                <w:i/>
-                <w:color w:val="6B7B8D"/>
-                <w:sz w:val="16"/>
-              </w:rPr>
-              <w:t xml:space="preserve">  ←  draw line  →  </w:t>
-            </w:r>
-          </w:p>
-        </w:tc>
-        <w:tc>
-          <w:tcPr>
-            <w:tcW w:type="dxa" w:w="1994"/>
-            <w:shd w:val="clear" w:color="auto" w:fill="FFFFFF"/>
-            <w:vAlign w:val="center"/>
-          </w:tcPr>
-          <w:p>
-            <w:pPr>
-              <w:spacing w:before="80" w:after="80"/>
-              <w:jc w:val="center"/>
-            </w:pPr>
-            <w:r>
-              <w:rPr>
-                <w:rFonts w:ascii="Calibri" w:hAnsi="Calibri"/>
-                <w:b/>
-                <w:i w:val="0"/>
-                <w:color w:val="1A1A2E"/>
-                <w:sz w:val="22"/>
-              </w:rPr>
-              <w:t>One</w:t>
+              <w:br/>
+              <w:t>にじゅう</w:t>
             </w:r>
           </w:p>
         </w:tc>
@@ -3980,7 +4601,7 @@
     </w:tbl>
     <w:p>
       <w:pPr>
-        <w:spacing w:after="60"/>
+        <w:spacing w:after="40"/>
       </w:pPr>
     </w:p>
     <w:p>
@@ -3995,7 +4616,7 @@
           <w:color w:val="007A87"/>
           <w:sz w:val="24"/>
         </w:rPr>
-        <w:t>Quick Pronunciation Reminder</w:t>
+        <w:t>How the Numbers Work</w:t>
       </w:r>
     </w:p>
     <w:p>
@@ -4011,7 +4632,7 @@
           <w:color w:val="E6A817"/>
           <w:sz w:val="20"/>
         </w:rPr>
-        <w:t xml:space="preserve">▸  </w:t>
+        <w:t xml:space="preserve">- </w:t>
       </w:r>
       <w:r>
         <w:rPr>
@@ -4019,9 +4640,9 @@
           <w:b w:val="0"/>
           <w:i w:val="0"/>
           <w:color w:val="1A1A2E"/>
-          <w:sz w:val="20"/>
+          <w:sz w:val="16"/>
         </w:rPr>
-        <w:t>いち (ichi), に (ni), さん (san), し/よん (shi/yon), ご (go)</w:t>
+        <w:t>1-10 are the base numbers you memorize first: 一 いち, 二 に, 三 さん, 四 し/よん, 五 ご, 六 ろく, 七 しち/なな, 八 はち, 九 く/きゅう, 十 じゅう.</w:t>
       </w:r>
     </w:p>
     <w:p>
@@ -4037,7 +4658,7 @@
           <w:color w:val="E6A817"/>
           <w:sz w:val="20"/>
         </w:rPr>
-        <w:t xml:space="preserve">▸  </w:t>
+        <w:t xml:space="preserve">- </w:t>
       </w:r>
       <w:r>
         <w:rPr>
@@ -4045,9 +4666,9 @@
           <w:b w:val="0"/>
           <w:i w:val="0"/>
           <w:color w:val="1A1A2E"/>
-          <w:sz w:val="20"/>
+          <w:sz w:val="16"/>
         </w:rPr>
-        <w:t>ろく (roku), しち/なな (shichi/nana), はち (hachi), く/きゅう (ku/kyuu), じゅう (juu)</w:t>
+        <w:t>11-19 use 十 + the ones digit: 11 = 十一 (じゅういち), 14 = 十四 (じゅうよん), 19 = 十九 (じゅうきゅう).</w:t>
       </w:r>
     </w:p>
     <w:p>
@@ -4063,7 +4684,7 @@
           <w:color w:val="E6A817"/>
           <w:sz w:val="20"/>
         </w:rPr>
-        <w:t xml:space="preserve">▸  </w:t>
+        <w:t xml:space="preserve">- </w:t>
       </w:r>
       <w:r>
         <w:rPr>
@@ -4071,9 +4692,9 @@
           <w:b w:val="0"/>
           <w:i w:val="0"/>
           <w:color w:val="1A1A2E"/>
-          <w:sz w:val="20"/>
+          <w:sz w:val="16"/>
         </w:rPr>
-        <w:t>Pattern: 十一 = juu + ichi, 二十 = ni + juu, 百 = hyaku, 千 = sen</w:t>
+        <w:t>20 is 二十 (にじゅう). The same pattern keeps going: 21 = 二十一 (にじゅういち), 35 = 三十五 (さんじゅうご), 99 = 九十九 (きゅうじゅうきゅう), 100 = 百 (ひゃく), 1000 = 千 (せん).</w:t>
       </w:r>
     </w:p>
     <w:p>
@@ -6247,14 +6868,16 @@
         <w:tblLook w:firstColumn="1" w:firstRow="1" w:lastColumn="0" w:lastRow="0" w:noHBand="0" w:noVBand="1" w:val="04A0"/>
       </w:tblPr>
       <w:tblGrid>
-        <w:gridCol w:w="3324"/>
-        <w:gridCol w:w="3324"/>
-        <w:gridCol w:w="3324"/>
+        <w:gridCol w:w="1994"/>
+        <w:gridCol w:w="1994"/>
+        <w:gridCol w:w="1994"/>
+        <w:gridCol w:w="1994"/>
+        <w:gridCol w:w="1994"/>
       </w:tblGrid>
       <w:tr>
         <w:tc>
           <w:tcPr>
-            <w:tcW w:type="dxa" w:w="3324"/>
+            <w:tcW w:type="dxa" w:w="1994"/>
             <w:shd w:val="clear" w:color="auto" w:fill="007A87"/>
             <w:vAlign w:val="center"/>
           </w:tcPr>
@@ -6271,13 +6894,13 @@
                 <w:color w:val="FFFFFF"/>
                 <w:sz w:val="20"/>
               </w:rPr>
-              <w:t>Japanese</w:t>
+              <w:t>#</w:t>
             </w:r>
           </w:p>
         </w:tc>
         <w:tc>
           <w:tcPr>
-            <w:tcW w:type="dxa" w:w="3324"/>
+            <w:tcW w:type="dxa" w:w="1994"/>
             <w:shd w:val="clear" w:color="auto" w:fill="007A87"/>
             <w:vAlign w:val="center"/>
           </w:tcPr>
@@ -6294,13 +6917,13 @@
                 <w:color w:val="FFFFFF"/>
                 <w:sz w:val="20"/>
               </w:rPr>
-              <w:t>Hiragana</w:t>
+              <w:t>Kanji</w:t>
             </w:r>
           </w:p>
         </w:tc>
         <w:tc>
           <w:tcPr>
-            <w:tcW w:type="dxa" w:w="3324"/>
+            <w:tcW w:type="dxa" w:w="1994"/>
             <w:shd w:val="clear" w:color="auto" w:fill="007A87"/>
             <w:vAlign w:val="center"/>
           </w:tcPr>
@@ -6317,6 +6940,52 @@
                 <w:color w:val="FFFFFF"/>
                 <w:sz w:val="20"/>
               </w:rPr>
+              <w:t>Reading</w:t>
+            </w:r>
+          </w:p>
+        </w:tc>
+        <w:tc>
+          <w:tcPr>
+            <w:tcW w:type="dxa" w:w="1994"/>
+            <w:shd w:val="clear" w:color="auto" w:fill="007A87"/>
+            <w:vAlign w:val="center"/>
+          </w:tcPr>
+          <w:p>
+            <w:pPr>
+              <w:spacing w:before="40" w:after="40"/>
+              <w:jc w:val="center"/>
+            </w:pPr>
+            <w:r>
+              <w:rPr>
+                <w:rFonts w:ascii="Calibri" w:hAnsi="Calibri"/>
+                <w:b/>
+                <w:i w:val="0"/>
+                <w:color w:val="FFFFFF"/>
+                <w:sz w:val="20"/>
+              </w:rPr>
+              <w:t>Letter</w:t>
+            </w:r>
+          </w:p>
+        </w:tc>
+        <w:tc>
+          <w:tcPr>
+            <w:tcW w:type="dxa" w:w="1994"/>
+            <w:shd w:val="clear" w:color="auto" w:fill="007A87"/>
+            <w:vAlign w:val="center"/>
+          </w:tcPr>
+          <w:p>
+            <w:pPr>
+              <w:spacing w:before="40" w:after="40"/>
+              <w:jc w:val="center"/>
+            </w:pPr>
+            <w:r>
+              <w:rPr>
+                <w:rFonts w:ascii="Calibri" w:hAnsi="Calibri"/>
+                <w:b/>
+                <w:i w:val="0"/>
+                <w:color w:val="FFFFFF"/>
+                <w:sz w:val="20"/>
+              </w:rPr>
               <w:t>English</w:t>
             </w:r>
           </w:p>
@@ -6325,7 +6994,7 @@
       <w:tr>
         <w:tc>
           <w:tcPr>
-            <w:tcW w:type="dxa" w:w="3324"/>
+            <w:tcW w:type="dxa" w:w="1994"/>
             <w:shd w:val="clear" w:color="auto" w:fill="D4F1F4"/>
             <w:vAlign w:val="center"/>
           </w:tcPr>
@@ -6339,16 +7008,16 @@
                 <w:rFonts w:ascii="Calibri" w:hAnsi="Calibri"/>
                 <w:b/>
                 <w:i w:val="0"/>
-                <w:color w:val="007A87"/>
-                <w:sz w:val="28"/>
-              </w:rPr>
-              <w:t>一</w:t>
+                <w:color w:val="6B7B8D"/>
+                <w:sz w:val="18"/>
+              </w:rPr>
+              <w:t>1</w:t>
             </w:r>
           </w:p>
         </w:tc>
         <w:tc>
           <w:tcPr>
-            <w:tcW w:type="dxa" w:w="3324"/>
+            <w:tcW w:type="dxa" w:w="1994"/>
             <w:shd w:val="clear" w:color="auto" w:fill="D4F1F4"/>
             <w:vAlign w:val="center"/>
           </w:tcPr>
@@ -6360,18 +7029,18 @@
             <w:r>
               <w:rPr>
                 <w:rFonts w:ascii="Calibri" w:hAnsi="Calibri"/>
-                <w:b w:val="0"/>
-                <w:i w:val="0"/>
-                <w:color w:val="1A3A5C"/>
-                <w:sz w:val="22"/>
-              </w:rPr>
-              <w:t>いち</w:t>
+                <w:b/>
+                <w:i w:val="0"/>
+                <w:color w:val="007A87"/>
+                <w:sz w:val="28"/>
+              </w:rPr>
+              <w:t>一</w:t>
             </w:r>
           </w:p>
         </w:tc>
         <w:tc>
           <w:tcPr>
-            <w:tcW w:type="dxa" w:w="3324"/>
+            <w:tcW w:type="dxa" w:w="1994"/>
             <w:shd w:val="clear" w:color="auto" w:fill="D4F1F4"/>
             <w:vAlign w:val="center"/>
           </w:tcPr>
@@ -6385,8 +7054,54 @@
                 <w:rFonts w:ascii="Calibri" w:hAnsi="Calibri"/>
                 <w:b w:val="0"/>
                 <w:i w:val="0"/>
+                <w:color w:val="1A3A5C"/>
+                <w:sz w:val="20"/>
+              </w:rPr>
+              <w:t>いち</w:t>
+            </w:r>
+          </w:p>
+        </w:tc>
+        <w:tc>
+          <w:tcPr>
+            <w:tcW w:type="dxa" w:w="1994"/>
+            <w:shd w:val="clear" w:color="auto" w:fill="D4F1F4"/>
+            <w:vAlign w:val="center"/>
+          </w:tcPr>
+          <w:p>
+            <w:pPr>
+              <w:spacing w:before="60" w:after="60"/>
+              <w:jc w:val="center"/>
+            </w:pPr>
+            <w:r>
+              <w:rPr>
+                <w:rFonts w:ascii="Calibri" w:hAnsi="Calibri"/>
+                <w:b/>
+                <w:i w:val="0"/>
+                <w:color w:val="007A87"/>
+                <w:sz w:val="20"/>
+              </w:rPr>
+              <w:t>S</w:t>
+            </w:r>
+          </w:p>
+        </w:tc>
+        <w:tc>
+          <w:tcPr>
+            <w:tcW w:type="dxa" w:w="1994"/>
+            <w:shd w:val="clear" w:color="auto" w:fill="D4F1F4"/>
+            <w:vAlign w:val="center"/>
+          </w:tcPr>
+          <w:p>
+            <w:pPr>
+              <w:spacing w:before="60" w:after="60"/>
+              <w:jc w:val="center"/>
+            </w:pPr>
+            <w:r>
+              <w:rPr>
+                <w:rFonts w:ascii="Calibri" w:hAnsi="Calibri"/>
+                <w:b w:val="0"/>
+                <w:i w:val="0"/>
                 <w:color w:val="1A1A2E"/>
-                <w:sz w:val="22"/>
+                <w:sz w:val="20"/>
               </w:rPr>
               <w:t>One</w:t>
             </w:r>
@@ -6396,7 +7111,7 @@
       <w:tr>
         <w:tc>
           <w:tcPr>
-            <w:tcW w:type="dxa" w:w="3324"/>
+            <w:tcW w:type="dxa" w:w="1994"/>
             <w:shd w:val="clear" w:color="auto" w:fill="FFFFFF"/>
             <w:vAlign w:val="center"/>
           </w:tcPr>
@@ -6410,16 +7125,16 @@
                 <w:rFonts w:ascii="Calibri" w:hAnsi="Calibri"/>
                 <w:b/>
                 <w:i w:val="0"/>
-                <w:color w:val="007A87"/>
-                <w:sz w:val="28"/>
-              </w:rPr>
-              <w:t>二</w:t>
+                <w:color w:val="6B7B8D"/>
+                <w:sz w:val="18"/>
+              </w:rPr>
+              <w:t>2</w:t>
             </w:r>
           </w:p>
         </w:tc>
         <w:tc>
           <w:tcPr>
-            <w:tcW w:type="dxa" w:w="3324"/>
+            <w:tcW w:type="dxa" w:w="1994"/>
             <w:shd w:val="clear" w:color="auto" w:fill="FFFFFF"/>
             <w:vAlign w:val="center"/>
           </w:tcPr>
@@ -6431,18 +7146,18 @@
             <w:r>
               <w:rPr>
                 <w:rFonts w:ascii="Calibri" w:hAnsi="Calibri"/>
-                <w:b w:val="0"/>
-                <w:i w:val="0"/>
-                <w:color w:val="1A3A5C"/>
-                <w:sz w:val="22"/>
-              </w:rPr>
-              <w:t>に</w:t>
+                <w:b/>
+                <w:i w:val="0"/>
+                <w:color w:val="007A87"/>
+                <w:sz w:val="28"/>
+              </w:rPr>
+              <w:t>二</w:t>
             </w:r>
           </w:p>
         </w:tc>
         <w:tc>
           <w:tcPr>
-            <w:tcW w:type="dxa" w:w="3324"/>
+            <w:tcW w:type="dxa" w:w="1994"/>
             <w:shd w:val="clear" w:color="auto" w:fill="FFFFFF"/>
             <w:vAlign w:val="center"/>
           </w:tcPr>
@@ -6456,8 +7171,54 @@
                 <w:rFonts w:ascii="Calibri" w:hAnsi="Calibri"/>
                 <w:b w:val="0"/>
                 <w:i w:val="0"/>
+                <w:color w:val="1A3A5C"/>
+                <w:sz w:val="20"/>
+              </w:rPr>
+              <w:t>に</w:t>
+            </w:r>
+          </w:p>
+        </w:tc>
+        <w:tc>
+          <w:tcPr>
+            <w:tcW w:type="dxa" w:w="1994"/>
+            <w:shd w:val="clear" w:color="auto" w:fill="FFFFFF"/>
+            <w:vAlign w:val="center"/>
+          </w:tcPr>
+          <w:p>
+            <w:pPr>
+              <w:spacing w:before="60" w:after="60"/>
+              <w:jc w:val="center"/>
+            </w:pPr>
+            <w:r>
+              <w:rPr>
+                <w:rFonts w:ascii="Calibri" w:hAnsi="Calibri"/>
+                <w:b/>
+                <w:i w:val="0"/>
+                <w:color w:val="007A87"/>
+                <w:sz w:val="20"/>
+              </w:rPr>
+              <w:t>M</w:t>
+            </w:r>
+          </w:p>
+        </w:tc>
+        <w:tc>
+          <w:tcPr>
+            <w:tcW w:type="dxa" w:w="1994"/>
+            <w:shd w:val="clear" w:color="auto" w:fill="FFFFFF"/>
+            <w:vAlign w:val="center"/>
+          </w:tcPr>
+          <w:p>
+            <w:pPr>
+              <w:spacing w:before="60" w:after="60"/>
+              <w:jc w:val="center"/>
+            </w:pPr>
+            <w:r>
+              <w:rPr>
+                <w:rFonts w:ascii="Calibri" w:hAnsi="Calibri"/>
+                <w:b w:val="0"/>
+                <w:i w:val="0"/>
                 <w:color w:val="1A1A2E"/>
-                <w:sz w:val="22"/>
+                <w:sz w:val="20"/>
               </w:rPr>
               <w:t>Two</w:t>
             </w:r>
@@ -6467,7 +7228,7 @@
       <w:tr>
         <w:tc>
           <w:tcPr>
-            <w:tcW w:type="dxa" w:w="3324"/>
+            <w:tcW w:type="dxa" w:w="1994"/>
             <w:shd w:val="clear" w:color="auto" w:fill="D4F1F4"/>
             <w:vAlign w:val="center"/>
           </w:tcPr>
@@ -6481,16 +7242,16 @@
                 <w:rFonts w:ascii="Calibri" w:hAnsi="Calibri"/>
                 <w:b/>
                 <w:i w:val="0"/>
-                <w:color w:val="007A87"/>
-                <w:sz w:val="28"/>
-              </w:rPr>
-              <w:t>三</w:t>
+                <w:color w:val="6B7B8D"/>
+                <w:sz w:val="18"/>
+              </w:rPr>
+              <w:t>3</w:t>
             </w:r>
           </w:p>
         </w:tc>
         <w:tc>
           <w:tcPr>
-            <w:tcW w:type="dxa" w:w="3324"/>
+            <w:tcW w:type="dxa" w:w="1994"/>
             <w:shd w:val="clear" w:color="auto" w:fill="D4F1F4"/>
             <w:vAlign w:val="center"/>
           </w:tcPr>
@@ -6502,18 +7263,18 @@
             <w:r>
               <w:rPr>
                 <w:rFonts w:ascii="Calibri" w:hAnsi="Calibri"/>
-                <w:b w:val="0"/>
-                <w:i w:val="0"/>
-                <w:color w:val="1A3A5C"/>
-                <w:sz w:val="22"/>
-              </w:rPr>
-              <w:t>さん</w:t>
+                <w:b/>
+                <w:i w:val="0"/>
+                <w:color w:val="007A87"/>
+                <w:sz w:val="28"/>
+              </w:rPr>
+              <w:t>三</w:t>
             </w:r>
           </w:p>
         </w:tc>
         <w:tc>
           <w:tcPr>
-            <w:tcW w:type="dxa" w:w="3324"/>
+            <w:tcW w:type="dxa" w:w="1994"/>
             <w:shd w:val="clear" w:color="auto" w:fill="D4F1F4"/>
             <w:vAlign w:val="center"/>
           </w:tcPr>
@@ -6527,8 +7288,54 @@
                 <w:rFonts w:ascii="Calibri" w:hAnsi="Calibri"/>
                 <w:b w:val="0"/>
                 <w:i w:val="0"/>
+                <w:color w:val="1A3A5C"/>
+                <w:sz w:val="20"/>
+              </w:rPr>
+              <w:t>さん</w:t>
+            </w:r>
+          </w:p>
+        </w:tc>
+        <w:tc>
+          <w:tcPr>
+            <w:tcW w:type="dxa" w:w="1994"/>
+            <w:shd w:val="clear" w:color="auto" w:fill="D4F1F4"/>
+            <w:vAlign w:val="center"/>
+          </w:tcPr>
+          <w:p>
+            <w:pPr>
+              <w:spacing w:before="60" w:after="60"/>
+              <w:jc w:val="center"/>
+            </w:pPr>
+            <w:r>
+              <w:rPr>
+                <w:rFonts w:ascii="Calibri" w:hAnsi="Calibri"/>
+                <w:b/>
+                <w:i w:val="0"/>
+                <w:color w:val="007A87"/>
+                <w:sz w:val="20"/>
+              </w:rPr>
+              <w:t>O</w:t>
+            </w:r>
+          </w:p>
+        </w:tc>
+        <w:tc>
+          <w:tcPr>
+            <w:tcW w:type="dxa" w:w="1994"/>
+            <w:shd w:val="clear" w:color="auto" w:fill="D4F1F4"/>
+            <w:vAlign w:val="center"/>
+          </w:tcPr>
+          <w:p>
+            <w:pPr>
+              <w:spacing w:before="60" w:after="60"/>
+              <w:jc w:val="center"/>
+            </w:pPr>
+            <w:r>
+              <w:rPr>
+                <w:rFonts w:ascii="Calibri" w:hAnsi="Calibri"/>
+                <w:b w:val="0"/>
+                <w:i w:val="0"/>
                 <w:color w:val="1A1A2E"/>
-                <w:sz w:val="22"/>
+                <w:sz w:val="20"/>
               </w:rPr>
               <w:t>Three</w:t>
             </w:r>
@@ -6538,7 +7345,7 @@
       <w:tr>
         <w:tc>
           <w:tcPr>
-            <w:tcW w:type="dxa" w:w="3324"/>
+            <w:tcW w:type="dxa" w:w="1994"/>
             <w:shd w:val="clear" w:color="auto" w:fill="FFFFFF"/>
             <w:vAlign w:val="center"/>
           </w:tcPr>
@@ -6552,16 +7359,16 @@
                 <w:rFonts w:ascii="Calibri" w:hAnsi="Calibri"/>
                 <w:b/>
                 <w:i w:val="0"/>
-                <w:color w:val="007A87"/>
-                <w:sz w:val="28"/>
-              </w:rPr>
-              <w:t>四</w:t>
+                <w:color w:val="6B7B8D"/>
+                <w:sz w:val="18"/>
+              </w:rPr>
+              <w:t>4</w:t>
             </w:r>
           </w:p>
         </w:tc>
         <w:tc>
           <w:tcPr>
-            <w:tcW w:type="dxa" w:w="3324"/>
+            <w:tcW w:type="dxa" w:w="1994"/>
             <w:shd w:val="clear" w:color="auto" w:fill="FFFFFF"/>
             <w:vAlign w:val="center"/>
           </w:tcPr>
@@ -6573,18 +7380,18 @@
             <w:r>
               <w:rPr>
                 <w:rFonts w:ascii="Calibri" w:hAnsi="Calibri"/>
-                <w:b w:val="0"/>
-                <w:i w:val="0"/>
-                <w:color w:val="1A3A5C"/>
-                <w:sz w:val="22"/>
-              </w:rPr>
-              <w:t>し / よん</w:t>
+                <w:b/>
+                <w:i w:val="0"/>
+                <w:color w:val="007A87"/>
+                <w:sz w:val="28"/>
+              </w:rPr>
+              <w:t>四</w:t>
             </w:r>
           </w:p>
         </w:tc>
         <w:tc>
           <w:tcPr>
-            <w:tcW w:type="dxa" w:w="3324"/>
+            <w:tcW w:type="dxa" w:w="1994"/>
             <w:shd w:val="clear" w:color="auto" w:fill="FFFFFF"/>
             <w:vAlign w:val="center"/>
           </w:tcPr>
@@ -6598,8 +7405,54 @@
                 <w:rFonts w:ascii="Calibri" w:hAnsi="Calibri"/>
                 <w:b w:val="0"/>
                 <w:i w:val="0"/>
+                <w:color w:val="1A3A5C"/>
+                <w:sz w:val="20"/>
+              </w:rPr>
+              <w:t>し / よん</w:t>
+            </w:r>
+          </w:p>
+        </w:tc>
+        <w:tc>
+          <w:tcPr>
+            <w:tcW w:type="dxa" w:w="1994"/>
+            <w:shd w:val="clear" w:color="auto" w:fill="FFFFFF"/>
+            <w:vAlign w:val="center"/>
+          </w:tcPr>
+          <w:p>
+            <w:pPr>
+              <w:spacing w:before="60" w:after="60"/>
+              <w:jc w:val="center"/>
+            </w:pPr>
+            <w:r>
+              <w:rPr>
+                <w:rFonts w:ascii="Calibri" w:hAnsi="Calibri"/>
+                <w:b/>
+                <w:i w:val="0"/>
+                <w:color w:val="007A87"/>
+                <w:sz w:val="20"/>
+              </w:rPr>
+              <w:t>T</w:t>
+            </w:r>
+          </w:p>
+        </w:tc>
+        <w:tc>
+          <w:tcPr>
+            <w:tcW w:type="dxa" w:w="1994"/>
+            <w:shd w:val="clear" w:color="auto" w:fill="FFFFFF"/>
+            <w:vAlign w:val="center"/>
+          </w:tcPr>
+          <w:p>
+            <w:pPr>
+              <w:spacing w:before="60" w:after="60"/>
+              <w:jc w:val="center"/>
+            </w:pPr>
+            <w:r>
+              <w:rPr>
+                <w:rFonts w:ascii="Calibri" w:hAnsi="Calibri"/>
+                <w:b w:val="0"/>
+                <w:i w:val="0"/>
                 <w:color w:val="1A1A2E"/>
-                <w:sz w:val="22"/>
+                <w:sz w:val="20"/>
               </w:rPr>
               <w:t>Four</w:t>
             </w:r>
@@ -6609,7 +7462,7 @@
       <w:tr>
         <w:tc>
           <w:tcPr>
-            <w:tcW w:type="dxa" w:w="3324"/>
+            <w:tcW w:type="dxa" w:w="1994"/>
             <w:shd w:val="clear" w:color="auto" w:fill="D4F1F4"/>
             <w:vAlign w:val="center"/>
           </w:tcPr>
@@ -6623,16 +7476,16 @@
                 <w:rFonts w:ascii="Calibri" w:hAnsi="Calibri"/>
                 <w:b/>
                 <w:i w:val="0"/>
-                <w:color w:val="007A87"/>
-                <w:sz w:val="28"/>
-              </w:rPr>
-              <w:t>五</w:t>
+                <w:color w:val="6B7B8D"/>
+                <w:sz w:val="18"/>
+              </w:rPr>
+              <w:t>5</w:t>
             </w:r>
           </w:p>
         </w:tc>
         <w:tc>
           <w:tcPr>
-            <w:tcW w:type="dxa" w:w="3324"/>
+            <w:tcW w:type="dxa" w:w="1994"/>
             <w:shd w:val="clear" w:color="auto" w:fill="D4F1F4"/>
             <w:vAlign w:val="center"/>
           </w:tcPr>
@@ -6644,18 +7497,18 @@
             <w:r>
               <w:rPr>
                 <w:rFonts w:ascii="Calibri" w:hAnsi="Calibri"/>
-                <w:b w:val="0"/>
-                <w:i w:val="0"/>
-                <w:color w:val="1A3A5C"/>
-                <w:sz w:val="22"/>
-              </w:rPr>
-              <w:t>ご</w:t>
+                <w:b/>
+                <w:i w:val="0"/>
+                <w:color w:val="007A87"/>
+                <w:sz w:val="28"/>
+              </w:rPr>
+              <w:t>五</w:t>
             </w:r>
           </w:p>
         </w:tc>
         <w:tc>
           <w:tcPr>
-            <w:tcW w:type="dxa" w:w="3324"/>
+            <w:tcW w:type="dxa" w:w="1994"/>
             <w:shd w:val="clear" w:color="auto" w:fill="D4F1F4"/>
             <w:vAlign w:val="center"/>
           </w:tcPr>
@@ -6669,8 +7522,54 @@
                 <w:rFonts w:ascii="Calibri" w:hAnsi="Calibri"/>
                 <w:b w:val="0"/>
                 <w:i w:val="0"/>
+                <w:color w:val="1A3A5C"/>
+                <w:sz w:val="20"/>
+              </w:rPr>
+              <w:t>ご</w:t>
+            </w:r>
+          </w:p>
+        </w:tc>
+        <w:tc>
+          <w:tcPr>
+            <w:tcW w:type="dxa" w:w="1994"/>
+            <w:shd w:val="clear" w:color="auto" w:fill="D4F1F4"/>
+            <w:vAlign w:val="center"/>
+          </w:tcPr>
+          <w:p>
+            <w:pPr>
+              <w:spacing w:before="60" w:after="60"/>
+              <w:jc w:val="center"/>
+            </w:pPr>
+            <w:r>
+              <w:rPr>
+                <w:rFonts w:ascii="Calibri" w:hAnsi="Calibri"/>
+                <w:b/>
+                <w:i w:val="0"/>
+                <w:color w:val="007A87"/>
+                <w:sz w:val="20"/>
+              </w:rPr>
+              <w:t>D</w:t>
+            </w:r>
+          </w:p>
+        </w:tc>
+        <w:tc>
+          <w:tcPr>
+            <w:tcW w:type="dxa" w:w="1994"/>
+            <w:shd w:val="clear" w:color="auto" w:fill="D4F1F4"/>
+            <w:vAlign w:val="center"/>
+          </w:tcPr>
+          <w:p>
+            <w:pPr>
+              <w:spacing w:before="60" w:after="60"/>
+              <w:jc w:val="center"/>
+            </w:pPr>
+            <w:r>
+              <w:rPr>
+                <w:rFonts w:ascii="Calibri" w:hAnsi="Calibri"/>
+                <w:b w:val="0"/>
+                <w:i w:val="0"/>
                 <w:color w:val="1A1A2E"/>
-                <w:sz w:val="22"/>
+                <w:sz w:val="20"/>
               </w:rPr>
               <w:t>Five</w:t>
             </w:r>
@@ -6680,7 +7579,7 @@
       <w:tr>
         <w:tc>
           <w:tcPr>
-            <w:tcW w:type="dxa" w:w="3324"/>
+            <w:tcW w:type="dxa" w:w="1994"/>
             <w:shd w:val="clear" w:color="auto" w:fill="FFFFFF"/>
             <w:vAlign w:val="center"/>
           </w:tcPr>
@@ -6694,16 +7593,16 @@
                 <w:rFonts w:ascii="Calibri" w:hAnsi="Calibri"/>
                 <w:b/>
                 <w:i w:val="0"/>
-                <w:color w:val="007A87"/>
-                <w:sz w:val="28"/>
-              </w:rPr>
-              <w:t>六</w:t>
+                <w:color w:val="6B7B8D"/>
+                <w:sz w:val="18"/>
+              </w:rPr>
+              <w:t>6</w:t>
             </w:r>
           </w:p>
         </w:tc>
         <w:tc>
           <w:tcPr>
-            <w:tcW w:type="dxa" w:w="3324"/>
+            <w:tcW w:type="dxa" w:w="1994"/>
             <w:shd w:val="clear" w:color="auto" w:fill="FFFFFF"/>
             <w:vAlign w:val="center"/>
           </w:tcPr>
@@ -6715,18 +7614,18 @@
             <w:r>
               <w:rPr>
                 <w:rFonts w:ascii="Calibri" w:hAnsi="Calibri"/>
-                <w:b w:val="0"/>
-                <w:i w:val="0"/>
-                <w:color w:val="1A3A5C"/>
-                <w:sz w:val="22"/>
-              </w:rPr>
-              <w:t>ろく</w:t>
+                <w:b/>
+                <w:i w:val="0"/>
+                <w:color w:val="007A87"/>
+                <w:sz w:val="28"/>
+              </w:rPr>
+              <w:t>六</w:t>
             </w:r>
           </w:p>
         </w:tc>
         <w:tc>
           <w:tcPr>
-            <w:tcW w:type="dxa" w:w="3324"/>
+            <w:tcW w:type="dxa" w:w="1994"/>
             <w:shd w:val="clear" w:color="auto" w:fill="FFFFFF"/>
             <w:vAlign w:val="center"/>
           </w:tcPr>
@@ -6740,8 +7639,54 @@
                 <w:rFonts w:ascii="Calibri" w:hAnsi="Calibri"/>
                 <w:b w:val="0"/>
                 <w:i w:val="0"/>
+                <w:color w:val="1A3A5C"/>
+                <w:sz w:val="20"/>
+              </w:rPr>
+              <w:t>ろく</w:t>
+            </w:r>
+          </w:p>
+        </w:tc>
+        <w:tc>
+          <w:tcPr>
+            <w:tcW w:type="dxa" w:w="1994"/>
+            <w:shd w:val="clear" w:color="auto" w:fill="FFFFFF"/>
+            <w:vAlign w:val="center"/>
+          </w:tcPr>
+          <w:p>
+            <w:pPr>
+              <w:spacing w:before="60" w:after="60"/>
+              <w:jc w:val="center"/>
+            </w:pPr>
+            <w:r>
+              <w:rPr>
+                <w:rFonts w:ascii="Calibri" w:hAnsi="Calibri"/>
+                <w:b/>
+                <w:i w:val="0"/>
+                <w:color w:val="007A87"/>
+                <w:sz w:val="20"/>
+              </w:rPr>
+              <w:t>B</w:t>
+            </w:r>
+          </w:p>
+        </w:tc>
+        <w:tc>
+          <w:tcPr>
+            <w:tcW w:type="dxa" w:w="1994"/>
+            <w:shd w:val="clear" w:color="auto" w:fill="FFFFFF"/>
+            <w:vAlign w:val="center"/>
+          </w:tcPr>
+          <w:p>
+            <w:pPr>
+              <w:spacing w:before="60" w:after="60"/>
+              <w:jc w:val="center"/>
+            </w:pPr>
+            <w:r>
+              <w:rPr>
+                <w:rFonts w:ascii="Calibri" w:hAnsi="Calibri"/>
+                <w:b w:val="0"/>
+                <w:i w:val="0"/>
                 <w:color w:val="1A1A2E"/>
-                <w:sz w:val="22"/>
+                <w:sz w:val="20"/>
               </w:rPr>
               <w:t>Six</w:t>
             </w:r>
@@ -6751,7 +7696,7 @@
       <w:tr>
         <w:tc>
           <w:tcPr>
-            <w:tcW w:type="dxa" w:w="3324"/>
+            <w:tcW w:type="dxa" w:w="1994"/>
             <w:shd w:val="clear" w:color="auto" w:fill="D4F1F4"/>
             <w:vAlign w:val="center"/>
           </w:tcPr>
@@ -6765,16 +7710,16 @@
                 <w:rFonts w:ascii="Calibri" w:hAnsi="Calibri"/>
                 <w:b/>
                 <w:i w:val="0"/>
-                <w:color w:val="007A87"/>
-                <w:sz w:val="28"/>
-              </w:rPr>
-              <w:t>七</w:t>
+                <w:color w:val="6B7B8D"/>
+                <w:sz w:val="18"/>
+              </w:rPr>
+              <w:t>7</w:t>
             </w:r>
           </w:p>
         </w:tc>
         <w:tc>
           <w:tcPr>
-            <w:tcW w:type="dxa" w:w="3324"/>
+            <w:tcW w:type="dxa" w:w="1994"/>
             <w:shd w:val="clear" w:color="auto" w:fill="D4F1F4"/>
             <w:vAlign w:val="center"/>
           </w:tcPr>
@@ -6786,18 +7731,18 @@
             <w:r>
               <w:rPr>
                 <w:rFonts w:ascii="Calibri" w:hAnsi="Calibri"/>
-                <w:b w:val="0"/>
-                <w:i w:val="0"/>
-                <w:color w:val="1A3A5C"/>
-                <w:sz w:val="22"/>
-              </w:rPr>
-              <w:t>しち / なな</w:t>
+                <w:b/>
+                <w:i w:val="0"/>
+                <w:color w:val="007A87"/>
+                <w:sz w:val="28"/>
+              </w:rPr>
+              <w:t>七</w:t>
             </w:r>
           </w:p>
         </w:tc>
         <w:tc>
           <w:tcPr>
-            <w:tcW w:type="dxa" w:w="3324"/>
+            <w:tcW w:type="dxa" w:w="1994"/>
             <w:shd w:val="clear" w:color="auto" w:fill="D4F1F4"/>
             <w:vAlign w:val="center"/>
           </w:tcPr>
@@ -6811,8 +7756,54 @@
                 <w:rFonts w:ascii="Calibri" w:hAnsi="Calibri"/>
                 <w:b w:val="0"/>
                 <w:i w:val="0"/>
+                <w:color w:val="1A3A5C"/>
+                <w:sz w:val="20"/>
+              </w:rPr>
+              <w:t>しち / なな</w:t>
+            </w:r>
+          </w:p>
+        </w:tc>
+        <w:tc>
+          <w:tcPr>
+            <w:tcW w:type="dxa" w:w="1994"/>
+            <w:shd w:val="clear" w:color="auto" w:fill="D4F1F4"/>
+            <w:vAlign w:val="center"/>
+          </w:tcPr>
+          <w:p>
+            <w:pPr>
+              <w:spacing w:before="60" w:after="60"/>
+              <w:jc w:val="center"/>
+            </w:pPr>
+            <w:r>
+              <w:rPr>
+                <w:rFonts w:ascii="Calibri" w:hAnsi="Calibri"/>
+                <w:b/>
+                <w:i w:val="0"/>
+                <w:color w:val="007A87"/>
+                <w:sz w:val="20"/>
+              </w:rPr>
+              <w:t>I</w:t>
+            </w:r>
+          </w:p>
+        </w:tc>
+        <w:tc>
+          <w:tcPr>
+            <w:tcW w:type="dxa" w:w="1994"/>
+            <w:shd w:val="clear" w:color="auto" w:fill="D4F1F4"/>
+            <w:vAlign w:val="center"/>
+          </w:tcPr>
+          <w:p>
+            <w:pPr>
+              <w:spacing w:before="60" w:after="60"/>
+              <w:jc w:val="center"/>
+            </w:pPr>
+            <w:r>
+              <w:rPr>
+                <w:rFonts w:ascii="Calibri" w:hAnsi="Calibri"/>
+                <w:b w:val="0"/>
+                <w:i w:val="0"/>
                 <w:color w:val="1A1A2E"/>
-                <w:sz w:val="22"/>
+                <w:sz w:val="20"/>
               </w:rPr>
               <w:t>Seven</w:t>
             </w:r>
@@ -6822,7 +7813,7 @@
       <w:tr>
         <w:tc>
           <w:tcPr>
-            <w:tcW w:type="dxa" w:w="3324"/>
+            <w:tcW w:type="dxa" w:w="1994"/>
             <w:shd w:val="clear" w:color="auto" w:fill="FFFFFF"/>
             <w:vAlign w:val="center"/>
           </w:tcPr>
@@ -6836,16 +7827,16 @@
                 <w:rFonts w:ascii="Calibri" w:hAnsi="Calibri"/>
                 <w:b/>
                 <w:i w:val="0"/>
-                <w:color w:val="007A87"/>
-                <w:sz w:val="28"/>
-              </w:rPr>
-              <w:t>八</w:t>
+                <w:color w:val="6B7B8D"/>
+                <w:sz w:val="18"/>
+              </w:rPr>
+              <w:t>8</w:t>
             </w:r>
           </w:p>
         </w:tc>
         <w:tc>
           <w:tcPr>
-            <w:tcW w:type="dxa" w:w="3324"/>
+            <w:tcW w:type="dxa" w:w="1994"/>
             <w:shd w:val="clear" w:color="auto" w:fill="FFFFFF"/>
             <w:vAlign w:val="center"/>
           </w:tcPr>
@@ -6857,18 +7848,18 @@
             <w:r>
               <w:rPr>
                 <w:rFonts w:ascii="Calibri" w:hAnsi="Calibri"/>
-                <w:b w:val="0"/>
-                <w:i w:val="0"/>
-                <w:color w:val="1A3A5C"/>
-                <w:sz w:val="22"/>
-              </w:rPr>
-              <w:t>はち</w:t>
+                <w:b/>
+                <w:i w:val="0"/>
+                <w:color w:val="007A87"/>
+                <w:sz w:val="28"/>
+              </w:rPr>
+              <w:t>八</w:t>
             </w:r>
           </w:p>
         </w:tc>
         <w:tc>
           <w:tcPr>
-            <w:tcW w:type="dxa" w:w="3324"/>
+            <w:tcW w:type="dxa" w:w="1994"/>
             <w:shd w:val="clear" w:color="auto" w:fill="FFFFFF"/>
             <w:vAlign w:val="center"/>
           </w:tcPr>
@@ -6882,8 +7873,54 @@
                 <w:rFonts w:ascii="Calibri" w:hAnsi="Calibri"/>
                 <w:b w:val="0"/>
                 <w:i w:val="0"/>
+                <w:color w:val="1A3A5C"/>
+                <w:sz w:val="20"/>
+              </w:rPr>
+              <w:t>はち</w:t>
+            </w:r>
+          </w:p>
+        </w:tc>
+        <w:tc>
+          <w:tcPr>
+            <w:tcW w:type="dxa" w:w="1994"/>
+            <w:shd w:val="clear" w:color="auto" w:fill="FFFFFF"/>
+            <w:vAlign w:val="center"/>
+          </w:tcPr>
+          <w:p>
+            <w:pPr>
+              <w:spacing w:before="60" w:after="60"/>
+              <w:jc w:val="center"/>
+            </w:pPr>
+            <w:r>
+              <w:rPr>
+                <w:rFonts w:ascii="Calibri" w:hAnsi="Calibri"/>
+                <w:b/>
+                <w:i w:val="0"/>
+                <w:color w:val="007A87"/>
+                <w:sz w:val="20"/>
+              </w:rPr>
+              <w:t>Q</w:t>
+            </w:r>
+          </w:p>
+        </w:tc>
+        <w:tc>
+          <w:tcPr>
+            <w:tcW w:type="dxa" w:w="1994"/>
+            <w:shd w:val="clear" w:color="auto" w:fill="FFFFFF"/>
+            <w:vAlign w:val="center"/>
+          </w:tcPr>
+          <w:p>
+            <w:pPr>
+              <w:spacing w:before="60" w:after="60"/>
+              <w:jc w:val="center"/>
+            </w:pPr>
+            <w:r>
+              <w:rPr>
+                <w:rFonts w:ascii="Calibri" w:hAnsi="Calibri"/>
+                <w:b w:val="0"/>
+                <w:i w:val="0"/>
                 <w:color w:val="1A1A2E"/>
-                <w:sz w:val="22"/>
+                <w:sz w:val="20"/>
               </w:rPr>
               <w:t>Eight</w:t>
             </w:r>
@@ -6893,7 +7930,7 @@
       <w:tr>
         <w:tc>
           <w:tcPr>
-            <w:tcW w:type="dxa" w:w="3324"/>
+            <w:tcW w:type="dxa" w:w="1994"/>
             <w:shd w:val="clear" w:color="auto" w:fill="D4F1F4"/>
             <w:vAlign w:val="center"/>
           </w:tcPr>
@@ -6907,16 +7944,16 @@
                 <w:rFonts w:ascii="Calibri" w:hAnsi="Calibri"/>
                 <w:b/>
                 <w:i w:val="0"/>
-                <w:color w:val="007A87"/>
-                <w:sz w:val="28"/>
-              </w:rPr>
-              <w:t>九</w:t>
+                <w:color w:val="6B7B8D"/>
+                <w:sz w:val="18"/>
+              </w:rPr>
+              <w:t>9</w:t>
             </w:r>
           </w:p>
         </w:tc>
         <w:tc>
           <w:tcPr>
-            <w:tcW w:type="dxa" w:w="3324"/>
+            <w:tcW w:type="dxa" w:w="1994"/>
             <w:shd w:val="clear" w:color="auto" w:fill="D4F1F4"/>
             <w:vAlign w:val="center"/>
           </w:tcPr>
@@ -6928,18 +7965,18 @@
             <w:r>
               <w:rPr>
                 <w:rFonts w:ascii="Calibri" w:hAnsi="Calibri"/>
-                <w:b w:val="0"/>
-                <w:i w:val="0"/>
-                <w:color w:val="1A3A5C"/>
-                <w:sz w:val="22"/>
-              </w:rPr>
-              <w:t>く / きゅう</w:t>
+                <w:b/>
+                <w:i w:val="0"/>
+                <w:color w:val="007A87"/>
+                <w:sz w:val="28"/>
+              </w:rPr>
+              <w:t>九</w:t>
             </w:r>
           </w:p>
         </w:tc>
         <w:tc>
           <w:tcPr>
-            <w:tcW w:type="dxa" w:w="3324"/>
+            <w:tcW w:type="dxa" w:w="1994"/>
             <w:shd w:val="clear" w:color="auto" w:fill="D4F1F4"/>
             <w:vAlign w:val="center"/>
           </w:tcPr>
@@ -6953,8 +7990,54 @@
                 <w:rFonts w:ascii="Calibri" w:hAnsi="Calibri"/>
                 <w:b w:val="0"/>
                 <w:i w:val="0"/>
+                <w:color w:val="1A3A5C"/>
+                <w:sz w:val="20"/>
+              </w:rPr>
+              <w:t>く / きゅう</w:t>
+            </w:r>
+          </w:p>
+        </w:tc>
+        <w:tc>
+          <w:tcPr>
+            <w:tcW w:type="dxa" w:w="1994"/>
+            <w:shd w:val="clear" w:color="auto" w:fill="D4F1F4"/>
+            <w:vAlign w:val="center"/>
+          </w:tcPr>
+          <w:p>
+            <w:pPr>
+              <w:spacing w:before="60" w:after="60"/>
+              <w:jc w:val="center"/>
+            </w:pPr>
+            <w:r>
+              <w:rPr>
+                <w:rFonts w:ascii="Calibri" w:hAnsi="Calibri"/>
+                <w:b/>
+                <w:i w:val="0"/>
+                <w:color w:val="007A87"/>
+                <w:sz w:val="20"/>
+              </w:rPr>
+              <w:t>R</w:t>
+            </w:r>
+          </w:p>
+        </w:tc>
+        <w:tc>
+          <w:tcPr>
+            <w:tcW w:type="dxa" w:w="1994"/>
+            <w:shd w:val="clear" w:color="auto" w:fill="D4F1F4"/>
+            <w:vAlign w:val="center"/>
+          </w:tcPr>
+          <w:p>
+            <w:pPr>
+              <w:spacing w:before="60" w:after="60"/>
+              <w:jc w:val="center"/>
+            </w:pPr>
+            <w:r>
+              <w:rPr>
+                <w:rFonts w:ascii="Calibri" w:hAnsi="Calibri"/>
+                <w:b w:val="0"/>
+                <w:i w:val="0"/>
                 <w:color w:val="1A1A2E"/>
-                <w:sz w:val="22"/>
+                <w:sz w:val="20"/>
               </w:rPr>
               <w:t>Nine</w:t>
             </w:r>
@@ -6964,7 +8047,7 @@
       <w:tr>
         <w:tc>
           <w:tcPr>
-            <w:tcW w:type="dxa" w:w="3324"/>
+            <w:tcW w:type="dxa" w:w="1994"/>
             <w:shd w:val="clear" w:color="auto" w:fill="FFFFFF"/>
             <w:vAlign w:val="center"/>
           </w:tcPr>
@@ -6978,16 +8061,16 @@
                 <w:rFonts w:ascii="Calibri" w:hAnsi="Calibri"/>
                 <w:b/>
                 <w:i w:val="0"/>
-                <w:color w:val="007A87"/>
-                <w:sz w:val="28"/>
-              </w:rPr>
-              <w:t>十</w:t>
+                <w:color w:val="6B7B8D"/>
+                <w:sz w:val="18"/>
+              </w:rPr>
+              <w:t>10</w:t>
             </w:r>
           </w:p>
         </w:tc>
         <w:tc>
           <w:tcPr>
-            <w:tcW w:type="dxa" w:w="3324"/>
+            <w:tcW w:type="dxa" w:w="1994"/>
             <w:shd w:val="clear" w:color="auto" w:fill="FFFFFF"/>
             <w:vAlign w:val="center"/>
           </w:tcPr>
@@ -6999,18 +8082,18 @@
             <w:r>
               <w:rPr>
                 <w:rFonts w:ascii="Calibri" w:hAnsi="Calibri"/>
-                <w:b w:val="0"/>
-                <w:i w:val="0"/>
-                <w:color w:val="1A3A5C"/>
-                <w:sz w:val="22"/>
-              </w:rPr>
-              <w:t>じゅう</w:t>
+                <w:b/>
+                <w:i w:val="0"/>
+                <w:color w:val="007A87"/>
+                <w:sz w:val="28"/>
+              </w:rPr>
+              <w:t>十</w:t>
             </w:r>
           </w:p>
         </w:tc>
         <w:tc>
           <w:tcPr>
-            <w:tcW w:type="dxa" w:w="3324"/>
+            <w:tcW w:type="dxa" w:w="1994"/>
             <w:shd w:val="clear" w:color="auto" w:fill="FFFFFF"/>
             <w:vAlign w:val="center"/>
           </w:tcPr>
@@ -7024,8 +8107,54 @@
                 <w:rFonts w:ascii="Calibri" w:hAnsi="Calibri"/>
                 <w:b w:val="0"/>
                 <w:i w:val="0"/>
+                <w:color w:val="1A3A5C"/>
+                <w:sz w:val="20"/>
+              </w:rPr>
+              <w:t>じゅう</w:t>
+            </w:r>
+          </w:p>
+        </w:tc>
+        <w:tc>
+          <w:tcPr>
+            <w:tcW w:type="dxa" w:w="1994"/>
+            <w:shd w:val="clear" w:color="auto" w:fill="FFFFFF"/>
+            <w:vAlign w:val="center"/>
+          </w:tcPr>
+          <w:p>
+            <w:pPr>
+              <w:spacing w:before="60" w:after="60"/>
+              <w:jc w:val="center"/>
+            </w:pPr>
+            <w:r>
+              <w:rPr>
+                <w:rFonts w:ascii="Calibri" w:hAnsi="Calibri"/>
+                <w:b/>
+                <w:i w:val="0"/>
+                <w:color w:val="007A87"/>
+                <w:sz w:val="20"/>
+              </w:rPr>
+              <w:t>E</w:t>
+            </w:r>
+          </w:p>
+        </w:tc>
+        <w:tc>
+          <w:tcPr>
+            <w:tcW w:type="dxa" w:w="1994"/>
+            <w:shd w:val="clear" w:color="auto" w:fill="FFFFFF"/>
+            <w:vAlign w:val="center"/>
+          </w:tcPr>
+          <w:p>
+            <w:pPr>
+              <w:spacing w:before="60" w:after="60"/>
+              <w:jc w:val="center"/>
+            </w:pPr>
+            <w:r>
+              <w:rPr>
+                <w:rFonts w:ascii="Calibri" w:hAnsi="Calibri"/>
+                <w:b w:val="0"/>
+                <w:i w:val="0"/>
                 <w:color w:val="1A1A2E"/>
-                <w:sz w:val="22"/>
+                <w:sz w:val="20"/>
               </w:rPr>
               <w:t>Ten</w:t>
             </w:r>
@@ -7035,7 +8164,7 @@
       <w:tr>
         <w:tc>
           <w:tcPr>
-            <w:tcW w:type="dxa" w:w="3324"/>
+            <w:tcW w:type="dxa" w:w="1994"/>
             <w:shd w:val="clear" w:color="auto" w:fill="D4F1F4"/>
             <w:vAlign w:val="center"/>
           </w:tcPr>
@@ -7049,16 +8178,16 @@
                 <w:rFonts w:ascii="Calibri" w:hAnsi="Calibri"/>
                 <w:b/>
                 <w:i w:val="0"/>
-                <w:color w:val="007A87"/>
-                <w:sz w:val="28"/>
-              </w:rPr>
-              <w:t>十一</w:t>
+                <w:color w:val="6B7B8D"/>
+                <w:sz w:val="18"/>
+              </w:rPr>
+              <w:t>11</w:t>
             </w:r>
           </w:p>
         </w:tc>
         <w:tc>
           <w:tcPr>
-            <w:tcW w:type="dxa" w:w="3324"/>
+            <w:tcW w:type="dxa" w:w="1994"/>
             <w:shd w:val="clear" w:color="auto" w:fill="D4F1F4"/>
             <w:vAlign w:val="center"/>
           </w:tcPr>
@@ -7070,18 +8199,18 @@
             <w:r>
               <w:rPr>
                 <w:rFonts w:ascii="Calibri" w:hAnsi="Calibri"/>
-                <w:b w:val="0"/>
-                <w:i w:val="0"/>
-                <w:color w:val="1A3A5C"/>
-                <w:sz w:val="22"/>
-              </w:rPr>
-              <w:t>じゅういち</w:t>
+                <w:b/>
+                <w:i w:val="0"/>
+                <w:color w:val="007A87"/>
+                <w:sz w:val="28"/>
+              </w:rPr>
+              <w:t>十一</w:t>
             </w:r>
           </w:p>
         </w:tc>
         <w:tc>
           <w:tcPr>
-            <w:tcW w:type="dxa" w:w="3324"/>
+            <w:tcW w:type="dxa" w:w="1994"/>
             <w:shd w:val="clear" w:color="auto" w:fill="D4F1F4"/>
             <w:vAlign w:val="center"/>
           </w:tcPr>
@@ -7095,8 +8224,54 @@
                 <w:rFonts w:ascii="Calibri" w:hAnsi="Calibri"/>
                 <w:b w:val="0"/>
                 <w:i w:val="0"/>
+                <w:color w:val="1A3A5C"/>
+                <w:sz w:val="20"/>
+              </w:rPr>
+              <w:t>じゅういち</w:t>
+            </w:r>
+          </w:p>
+        </w:tc>
+        <w:tc>
+          <w:tcPr>
+            <w:tcW w:type="dxa" w:w="1994"/>
+            <w:shd w:val="clear" w:color="auto" w:fill="D4F1F4"/>
+            <w:vAlign w:val="center"/>
+          </w:tcPr>
+          <w:p>
+            <w:pPr>
+              <w:spacing w:before="60" w:after="60"/>
+              <w:jc w:val="center"/>
+            </w:pPr>
+            <w:r>
+              <w:rPr>
+                <w:rFonts w:ascii="Calibri" w:hAnsi="Calibri"/>
+                <w:b/>
+                <w:i w:val="0"/>
+                <w:color w:val="007A87"/>
+                <w:sz w:val="20"/>
+              </w:rPr>
+              <w:t>L</w:t>
+            </w:r>
+          </w:p>
+        </w:tc>
+        <w:tc>
+          <w:tcPr>
+            <w:tcW w:type="dxa" w:w="1994"/>
+            <w:shd w:val="clear" w:color="auto" w:fill="D4F1F4"/>
+            <w:vAlign w:val="center"/>
+          </w:tcPr>
+          <w:p>
+            <w:pPr>
+              <w:spacing w:before="60" w:after="60"/>
+              <w:jc w:val="center"/>
+            </w:pPr>
+            <w:r>
+              <w:rPr>
+                <w:rFonts w:ascii="Calibri" w:hAnsi="Calibri"/>
+                <w:b w:val="0"/>
+                <w:i w:val="0"/>
                 <w:color w:val="1A1A2E"/>
-                <w:sz w:val="22"/>
+                <w:sz w:val="20"/>
               </w:rPr>
               <w:t>Eleven</w:t>
             </w:r>
@@ -7106,7 +8281,7 @@
       <w:tr>
         <w:tc>
           <w:tcPr>
-            <w:tcW w:type="dxa" w:w="3324"/>
+            <w:tcW w:type="dxa" w:w="1994"/>
             <w:shd w:val="clear" w:color="auto" w:fill="FFFFFF"/>
             <w:vAlign w:val="center"/>
           </w:tcPr>
@@ -7120,16 +8295,16 @@
                 <w:rFonts w:ascii="Calibri" w:hAnsi="Calibri"/>
                 <w:b/>
                 <w:i w:val="0"/>
-                <w:color w:val="007A87"/>
-                <w:sz w:val="28"/>
-              </w:rPr>
-              <w:t>十二</w:t>
+                <w:color w:val="6B7B8D"/>
+                <w:sz w:val="18"/>
+              </w:rPr>
+              <w:t>12</w:t>
             </w:r>
           </w:p>
         </w:tc>
         <w:tc>
           <w:tcPr>
-            <w:tcW w:type="dxa" w:w="3324"/>
+            <w:tcW w:type="dxa" w:w="1994"/>
             <w:shd w:val="clear" w:color="auto" w:fill="FFFFFF"/>
             <w:vAlign w:val="center"/>
           </w:tcPr>
@@ -7141,18 +8316,18 @@
             <w:r>
               <w:rPr>
                 <w:rFonts w:ascii="Calibri" w:hAnsi="Calibri"/>
-                <w:b w:val="0"/>
-                <w:i w:val="0"/>
-                <w:color w:val="1A3A5C"/>
-                <w:sz w:val="22"/>
-              </w:rPr>
-              <w:t>じゅうに</w:t>
+                <w:b/>
+                <w:i w:val="0"/>
+                <w:color w:val="007A87"/>
+                <w:sz w:val="28"/>
+              </w:rPr>
+              <w:t>十二</w:t>
             </w:r>
           </w:p>
         </w:tc>
         <w:tc>
           <w:tcPr>
-            <w:tcW w:type="dxa" w:w="3324"/>
+            <w:tcW w:type="dxa" w:w="1994"/>
             <w:shd w:val="clear" w:color="auto" w:fill="FFFFFF"/>
             <w:vAlign w:val="center"/>
           </w:tcPr>
@@ -7166,10 +8341,992 @@
                 <w:rFonts w:ascii="Calibri" w:hAnsi="Calibri"/>
                 <w:b w:val="0"/>
                 <w:i w:val="0"/>
+                <w:color w:val="1A3A5C"/>
+                <w:sz w:val="20"/>
+              </w:rPr>
+              <w:t>じゅうに</w:t>
+            </w:r>
+          </w:p>
+        </w:tc>
+        <w:tc>
+          <w:tcPr>
+            <w:tcW w:type="dxa" w:w="1994"/>
+            <w:shd w:val="clear" w:color="auto" w:fill="FFFFFF"/>
+            <w:vAlign w:val="center"/>
+          </w:tcPr>
+          <w:p>
+            <w:pPr>
+              <w:spacing w:before="60" w:after="60"/>
+              <w:jc w:val="center"/>
+            </w:pPr>
+            <w:r>
+              <w:rPr>
+                <w:rFonts w:ascii="Calibri" w:hAnsi="Calibri"/>
+                <w:b/>
+                <w:i w:val="0"/>
+                <w:color w:val="007A87"/>
+                <w:sz w:val="20"/>
+              </w:rPr>
+              <w:t>N</w:t>
+            </w:r>
+          </w:p>
+        </w:tc>
+        <w:tc>
+          <w:tcPr>
+            <w:tcW w:type="dxa" w:w="1994"/>
+            <w:shd w:val="clear" w:color="auto" w:fill="FFFFFF"/>
+            <w:vAlign w:val="center"/>
+          </w:tcPr>
+          <w:p>
+            <w:pPr>
+              <w:spacing w:before="60" w:after="60"/>
+              <w:jc w:val="center"/>
+            </w:pPr>
+            <w:r>
+              <w:rPr>
+                <w:rFonts w:ascii="Calibri" w:hAnsi="Calibri"/>
+                <w:b w:val="0"/>
+                <w:i w:val="0"/>
                 <w:color w:val="1A1A2E"/>
-                <w:sz w:val="22"/>
+                <w:sz w:val="20"/>
               </w:rPr>
               <w:t>Twelve</w:t>
+            </w:r>
+          </w:p>
+        </w:tc>
+      </w:tr>
+      <w:tr>
+        <w:tc>
+          <w:tcPr>
+            <w:tcW w:type="dxa" w:w="1994"/>
+            <w:shd w:val="clear" w:color="auto" w:fill="D4F1F4"/>
+            <w:vAlign w:val="center"/>
+          </w:tcPr>
+          <w:p>
+            <w:pPr>
+              <w:spacing w:before="60" w:after="60"/>
+              <w:jc w:val="center"/>
+            </w:pPr>
+            <w:r>
+              <w:rPr>
+                <w:rFonts w:ascii="Calibri" w:hAnsi="Calibri"/>
+                <w:b/>
+                <w:i w:val="0"/>
+                <w:color w:val="6B7B8D"/>
+                <w:sz w:val="18"/>
+              </w:rPr>
+              <w:t>13</w:t>
+            </w:r>
+          </w:p>
+        </w:tc>
+        <w:tc>
+          <w:tcPr>
+            <w:tcW w:type="dxa" w:w="1994"/>
+            <w:shd w:val="clear" w:color="auto" w:fill="D4F1F4"/>
+            <w:vAlign w:val="center"/>
+          </w:tcPr>
+          <w:p>
+            <w:pPr>
+              <w:spacing w:before="60" w:after="60"/>
+              <w:jc w:val="center"/>
+            </w:pPr>
+            <w:r>
+              <w:rPr>
+                <w:rFonts w:ascii="Calibri" w:hAnsi="Calibri"/>
+                <w:b/>
+                <w:i w:val="0"/>
+                <w:color w:val="007A87"/>
+                <w:sz w:val="28"/>
+              </w:rPr>
+              <w:t>十三</w:t>
+            </w:r>
+          </w:p>
+        </w:tc>
+        <w:tc>
+          <w:tcPr>
+            <w:tcW w:type="dxa" w:w="1994"/>
+            <w:shd w:val="clear" w:color="auto" w:fill="D4F1F4"/>
+            <w:vAlign w:val="center"/>
+          </w:tcPr>
+          <w:p>
+            <w:pPr>
+              <w:spacing w:before="60" w:after="60"/>
+              <w:jc w:val="center"/>
+            </w:pPr>
+            <w:r>
+              <w:rPr>
+                <w:rFonts w:ascii="Calibri" w:hAnsi="Calibri"/>
+                <w:b w:val="0"/>
+                <w:i w:val="0"/>
+                <w:color w:val="1A3A5C"/>
+                <w:sz w:val="20"/>
+              </w:rPr>
+              <w:t>じゅうさん</w:t>
+            </w:r>
+          </w:p>
+        </w:tc>
+        <w:tc>
+          <w:tcPr>
+            <w:tcW w:type="dxa" w:w="1994"/>
+            <w:shd w:val="clear" w:color="auto" w:fill="D4F1F4"/>
+            <w:vAlign w:val="center"/>
+          </w:tcPr>
+          <w:p>
+            <w:pPr>
+              <w:spacing w:before="60" w:after="60"/>
+              <w:jc w:val="center"/>
+            </w:pPr>
+            <w:r>
+              <w:rPr>
+                <w:rFonts w:ascii="Calibri" w:hAnsi="Calibri"/>
+                <w:b/>
+                <w:i w:val="0"/>
+                <w:color w:val="007A87"/>
+                <w:sz w:val="20"/>
+              </w:rPr>
+              <w:t>J</w:t>
+            </w:r>
+          </w:p>
+        </w:tc>
+        <w:tc>
+          <w:tcPr>
+            <w:tcW w:type="dxa" w:w="1994"/>
+            <w:shd w:val="clear" w:color="auto" w:fill="D4F1F4"/>
+            <w:vAlign w:val="center"/>
+          </w:tcPr>
+          <w:p>
+            <w:pPr>
+              <w:spacing w:before="60" w:after="60"/>
+              <w:jc w:val="center"/>
+            </w:pPr>
+            <w:r>
+              <w:rPr>
+                <w:rFonts w:ascii="Calibri" w:hAnsi="Calibri"/>
+                <w:b w:val="0"/>
+                <w:i w:val="0"/>
+                <w:color w:val="1A1A2E"/>
+                <w:sz w:val="20"/>
+              </w:rPr>
+              <w:t>Thirteen</w:t>
+            </w:r>
+          </w:p>
+        </w:tc>
+      </w:tr>
+      <w:tr>
+        <w:tc>
+          <w:tcPr>
+            <w:tcW w:type="dxa" w:w="1994"/>
+            <w:shd w:val="clear" w:color="auto" w:fill="FFFFFF"/>
+            <w:vAlign w:val="center"/>
+          </w:tcPr>
+          <w:p>
+            <w:pPr>
+              <w:spacing w:before="60" w:after="60"/>
+              <w:jc w:val="center"/>
+            </w:pPr>
+            <w:r>
+              <w:rPr>
+                <w:rFonts w:ascii="Calibri" w:hAnsi="Calibri"/>
+                <w:b/>
+                <w:i w:val="0"/>
+                <w:color w:val="6B7B8D"/>
+                <w:sz w:val="18"/>
+              </w:rPr>
+              <w:t>14</w:t>
+            </w:r>
+          </w:p>
+        </w:tc>
+        <w:tc>
+          <w:tcPr>
+            <w:tcW w:type="dxa" w:w="1994"/>
+            <w:shd w:val="clear" w:color="auto" w:fill="FFFFFF"/>
+            <w:vAlign w:val="center"/>
+          </w:tcPr>
+          <w:p>
+            <w:pPr>
+              <w:spacing w:before="60" w:after="60"/>
+              <w:jc w:val="center"/>
+            </w:pPr>
+            <w:r>
+              <w:rPr>
+                <w:rFonts w:ascii="Calibri" w:hAnsi="Calibri"/>
+                <w:b/>
+                <w:i w:val="0"/>
+                <w:color w:val="007A87"/>
+                <w:sz w:val="28"/>
+              </w:rPr>
+              <w:t>十四</w:t>
+            </w:r>
+          </w:p>
+        </w:tc>
+        <w:tc>
+          <w:tcPr>
+            <w:tcW w:type="dxa" w:w="1994"/>
+            <w:shd w:val="clear" w:color="auto" w:fill="FFFFFF"/>
+            <w:vAlign w:val="center"/>
+          </w:tcPr>
+          <w:p>
+            <w:pPr>
+              <w:spacing w:before="60" w:after="60"/>
+              <w:jc w:val="center"/>
+            </w:pPr>
+            <w:r>
+              <w:rPr>
+                <w:rFonts w:ascii="Calibri" w:hAnsi="Calibri"/>
+                <w:b w:val="0"/>
+                <w:i w:val="0"/>
+                <w:color w:val="1A3A5C"/>
+                <w:sz w:val="20"/>
+              </w:rPr>
+              <w:t>じゅうよん</w:t>
+            </w:r>
+          </w:p>
+        </w:tc>
+        <w:tc>
+          <w:tcPr>
+            <w:tcW w:type="dxa" w:w="1994"/>
+            <w:shd w:val="clear" w:color="auto" w:fill="FFFFFF"/>
+            <w:vAlign w:val="center"/>
+          </w:tcPr>
+          <w:p>
+            <w:pPr>
+              <w:spacing w:before="60" w:after="60"/>
+              <w:jc w:val="center"/>
+            </w:pPr>
+            <w:r>
+              <w:rPr>
+                <w:rFonts w:ascii="Calibri" w:hAnsi="Calibri"/>
+                <w:b/>
+                <w:i w:val="0"/>
+                <w:color w:val="007A87"/>
+                <w:sz w:val="20"/>
+              </w:rPr>
+              <w:t>F</w:t>
+            </w:r>
+          </w:p>
+        </w:tc>
+        <w:tc>
+          <w:tcPr>
+            <w:tcW w:type="dxa" w:w="1994"/>
+            <w:shd w:val="clear" w:color="auto" w:fill="FFFFFF"/>
+            <w:vAlign w:val="center"/>
+          </w:tcPr>
+          <w:p>
+            <w:pPr>
+              <w:spacing w:before="60" w:after="60"/>
+              <w:jc w:val="center"/>
+            </w:pPr>
+            <w:r>
+              <w:rPr>
+                <w:rFonts w:ascii="Calibri" w:hAnsi="Calibri"/>
+                <w:b w:val="0"/>
+                <w:i w:val="0"/>
+                <w:color w:val="1A1A2E"/>
+                <w:sz w:val="20"/>
+              </w:rPr>
+              <w:t>Fourteen</w:t>
+            </w:r>
+          </w:p>
+        </w:tc>
+      </w:tr>
+      <w:tr>
+        <w:tc>
+          <w:tcPr>
+            <w:tcW w:type="dxa" w:w="1994"/>
+            <w:shd w:val="clear" w:color="auto" w:fill="D4F1F4"/>
+            <w:vAlign w:val="center"/>
+          </w:tcPr>
+          <w:p>
+            <w:pPr>
+              <w:spacing w:before="60" w:after="60"/>
+              <w:jc w:val="center"/>
+            </w:pPr>
+            <w:r>
+              <w:rPr>
+                <w:rFonts w:ascii="Calibri" w:hAnsi="Calibri"/>
+                <w:b/>
+                <w:i w:val="0"/>
+                <w:color w:val="6B7B8D"/>
+                <w:sz w:val="18"/>
+              </w:rPr>
+              <w:t>15</w:t>
+            </w:r>
+          </w:p>
+        </w:tc>
+        <w:tc>
+          <w:tcPr>
+            <w:tcW w:type="dxa" w:w="1994"/>
+            <w:shd w:val="clear" w:color="auto" w:fill="D4F1F4"/>
+            <w:vAlign w:val="center"/>
+          </w:tcPr>
+          <w:p>
+            <w:pPr>
+              <w:spacing w:before="60" w:after="60"/>
+              <w:jc w:val="center"/>
+            </w:pPr>
+            <w:r>
+              <w:rPr>
+                <w:rFonts w:ascii="Calibri" w:hAnsi="Calibri"/>
+                <w:b/>
+                <w:i w:val="0"/>
+                <w:color w:val="007A87"/>
+                <w:sz w:val="28"/>
+              </w:rPr>
+              <w:t>十五</w:t>
+            </w:r>
+          </w:p>
+        </w:tc>
+        <w:tc>
+          <w:tcPr>
+            <w:tcW w:type="dxa" w:w="1994"/>
+            <w:shd w:val="clear" w:color="auto" w:fill="D4F1F4"/>
+            <w:vAlign w:val="center"/>
+          </w:tcPr>
+          <w:p>
+            <w:pPr>
+              <w:spacing w:before="60" w:after="60"/>
+              <w:jc w:val="center"/>
+            </w:pPr>
+            <w:r>
+              <w:rPr>
+                <w:rFonts w:ascii="Calibri" w:hAnsi="Calibri"/>
+                <w:b w:val="0"/>
+                <w:i w:val="0"/>
+                <w:color w:val="1A3A5C"/>
+                <w:sz w:val="20"/>
+              </w:rPr>
+              <w:t>じゅうご</w:t>
+            </w:r>
+          </w:p>
+        </w:tc>
+        <w:tc>
+          <w:tcPr>
+            <w:tcW w:type="dxa" w:w="1994"/>
+            <w:shd w:val="clear" w:color="auto" w:fill="D4F1F4"/>
+            <w:vAlign w:val="center"/>
+          </w:tcPr>
+          <w:p>
+            <w:pPr>
+              <w:spacing w:before="60" w:after="60"/>
+              <w:jc w:val="center"/>
+            </w:pPr>
+            <w:r>
+              <w:rPr>
+                <w:rFonts w:ascii="Calibri" w:hAnsi="Calibri"/>
+                <w:b/>
+                <w:i w:val="0"/>
+                <w:color w:val="007A87"/>
+                <w:sz w:val="20"/>
+              </w:rPr>
+              <w:t>C</w:t>
+            </w:r>
+          </w:p>
+        </w:tc>
+        <w:tc>
+          <w:tcPr>
+            <w:tcW w:type="dxa" w:w="1994"/>
+            <w:shd w:val="clear" w:color="auto" w:fill="D4F1F4"/>
+            <w:vAlign w:val="center"/>
+          </w:tcPr>
+          <w:p>
+            <w:pPr>
+              <w:spacing w:before="60" w:after="60"/>
+              <w:jc w:val="center"/>
+            </w:pPr>
+            <w:r>
+              <w:rPr>
+                <w:rFonts w:ascii="Calibri" w:hAnsi="Calibri"/>
+                <w:b w:val="0"/>
+                <w:i w:val="0"/>
+                <w:color w:val="1A1A2E"/>
+                <w:sz w:val="20"/>
+              </w:rPr>
+              <w:t>Fifteen</w:t>
+            </w:r>
+          </w:p>
+        </w:tc>
+      </w:tr>
+      <w:tr>
+        <w:tc>
+          <w:tcPr>
+            <w:tcW w:type="dxa" w:w="1994"/>
+            <w:shd w:val="clear" w:color="auto" w:fill="FFFFFF"/>
+            <w:vAlign w:val="center"/>
+          </w:tcPr>
+          <w:p>
+            <w:pPr>
+              <w:spacing w:before="60" w:after="60"/>
+              <w:jc w:val="center"/>
+            </w:pPr>
+            <w:r>
+              <w:rPr>
+                <w:rFonts w:ascii="Calibri" w:hAnsi="Calibri"/>
+                <w:b/>
+                <w:i w:val="0"/>
+                <w:color w:val="6B7B8D"/>
+                <w:sz w:val="18"/>
+              </w:rPr>
+              <w:t>16</w:t>
+            </w:r>
+          </w:p>
+        </w:tc>
+        <w:tc>
+          <w:tcPr>
+            <w:tcW w:type="dxa" w:w="1994"/>
+            <w:shd w:val="clear" w:color="auto" w:fill="FFFFFF"/>
+            <w:vAlign w:val="center"/>
+          </w:tcPr>
+          <w:p>
+            <w:pPr>
+              <w:spacing w:before="60" w:after="60"/>
+              <w:jc w:val="center"/>
+            </w:pPr>
+            <w:r>
+              <w:rPr>
+                <w:rFonts w:ascii="Calibri" w:hAnsi="Calibri"/>
+                <w:b/>
+                <w:i w:val="0"/>
+                <w:color w:val="007A87"/>
+                <w:sz w:val="28"/>
+              </w:rPr>
+              <w:t>十六</w:t>
+            </w:r>
+          </w:p>
+        </w:tc>
+        <w:tc>
+          <w:tcPr>
+            <w:tcW w:type="dxa" w:w="1994"/>
+            <w:shd w:val="clear" w:color="auto" w:fill="FFFFFF"/>
+            <w:vAlign w:val="center"/>
+          </w:tcPr>
+          <w:p>
+            <w:pPr>
+              <w:spacing w:before="60" w:after="60"/>
+              <w:jc w:val="center"/>
+            </w:pPr>
+            <w:r>
+              <w:rPr>
+                <w:rFonts w:ascii="Calibri" w:hAnsi="Calibri"/>
+                <w:b w:val="0"/>
+                <w:i w:val="0"/>
+                <w:color w:val="1A3A5C"/>
+                <w:sz w:val="20"/>
+              </w:rPr>
+              <w:t>じゅうろく</w:t>
+            </w:r>
+          </w:p>
+        </w:tc>
+        <w:tc>
+          <w:tcPr>
+            <w:tcW w:type="dxa" w:w="1994"/>
+            <w:shd w:val="clear" w:color="auto" w:fill="FFFFFF"/>
+            <w:vAlign w:val="center"/>
+          </w:tcPr>
+          <w:p>
+            <w:pPr>
+              <w:spacing w:before="60" w:after="60"/>
+              <w:jc w:val="center"/>
+            </w:pPr>
+            <w:r>
+              <w:rPr>
+                <w:rFonts w:ascii="Calibri" w:hAnsi="Calibri"/>
+                <w:b/>
+                <w:i w:val="0"/>
+                <w:color w:val="007A87"/>
+                <w:sz w:val="20"/>
+              </w:rPr>
+              <w:t>G</w:t>
+            </w:r>
+          </w:p>
+        </w:tc>
+        <w:tc>
+          <w:tcPr>
+            <w:tcW w:type="dxa" w:w="1994"/>
+            <w:shd w:val="clear" w:color="auto" w:fill="FFFFFF"/>
+            <w:vAlign w:val="center"/>
+          </w:tcPr>
+          <w:p>
+            <w:pPr>
+              <w:spacing w:before="60" w:after="60"/>
+              <w:jc w:val="center"/>
+            </w:pPr>
+            <w:r>
+              <w:rPr>
+                <w:rFonts w:ascii="Calibri" w:hAnsi="Calibri"/>
+                <w:b w:val="0"/>
+                <w:i w:val="0"/>
+                <w:color w:val="1A1A2E"/>
+                <w:sz w:val="20"/>
+              </w:rPr>
+              <w:t>Sixteen</w:t>
+            </w:r>
+          </w:p>
+        </w:tc>
+      </w:tr>
+      <w:tr>
+        <w:tc>
+          <w:tcPr>
+            <w:tcW w:type="dxa" w:w="1994"/>
+            <w:shd w:val="clear" w:color="auto" w:fill="D4F1F4"/>
+            <w:vAlign w:val="center"/>
+          </w:tcPr>
+          <w:p>
+            <w:pPr>
+              <w:spacing w:before="60" w:after="60"/>
+              <w:jc w:val="center"/>
+            </w:pPr>
+            <w:r>
+              <w:rPr>
+                <w:rFonts w:ascii="Calibri" w:hAnsi="Calibri"/>
+                <w:b/>
+                <w:i w:val="0"/>
+                <w:color w:val="6B7B8D"/>
+                <w:sz w:val="18"/>
+              </w:rPr>
+              <w:t>17</w:t>
+            </w:r>
+          </w:p>
+        </w:tc>
+        <w:tc>
+          <w:tcPr>
+            <w:tcW w:type="dxa" w:w="1994"/>
+            <w:shd w:val="clear" w:color="auto" w:fill="D4F1F4"/>
+            <w:vAlign w:val="center"/>
+          </w:tcPr>
+          <w:p>
+            <w:pPr>
+              <w:spacing w:before="60" w:after="60"/>
+              <w:jc w:val="center"/>
+            </w:pPr>
+            <w:r>
+              <w:rPr>
+                <w:rFonts w:ascii="Calibri" w:hAnsi="Calibri"/>
+                <w:b/>
+                <w:i w:val="0"/>
+                <w:color w:val="007A87"/>
+                <w:sz w:val="28"/>
+              </w:rPr>
+              <w:t>十七</w:t>
+            </w:r>
+          </w:p>
+        </w:tc>
+        <w:tc>
+          <w:tcPr>
+            <w:tcW w:type="dxa" w:w="1994"/>
+            <w:shd w:val="clear" w:color="auto" w:fill="D4F1F4"/>
+            <w:vAlign w:val="center"/>
+          </w:tcPr>
+          <w:p>
+            <w:pPr>
+              <w:spacing w:before="60" w:after="60"/>
+              <w:jc w:val="center"/>
+            </w:pPr>
+            <w:r>
+              <w:rPr>
+                <w:rFonts w:ascii="Calibri" w:hAnsi="Calibri"/>
+                <w:b w:val="0"/>
+                <w:i w:val="0"/>
+                <w:color w:val="1A3A5C"/>
+                <w:sz w:val="20"/>
+              </w:rPr>
+              <w:t>じゅうなな</w:t>
+            </w:r>
+          </w:p>
+        </w:tc>
+        <w:tc>
+          <w:tcPr>
+            <w:tcW w:type="dxa" w:w="1994"/>
+            <w:shd w:val="clear" w:color="auto" w:fill="D4F1F4"/>
+            <w:vAlign w:val="center"/>
+          </w:tcPr>
+          <w:p>
+            <w:pPr>
+              <w:spacing w:before="60" w:after="60"/>
+              <w:jc w:val="center"/>
+            </w:pPr>
+            <w:r>
+              <w:rPr>
+                <w:rFonts w:ascii="Calibri" w:hAnsi="Calibri"/>
+                <w:b/>
+                <w:i w:val="0"/>
+                <w:color w:val="007A87"/>
+                <w:sz w:val="20"/>
+              </w:rPr>
+              <w:t>P</w:t>
+            </w:r>
+          </w:p>
+        </w:tc>
+        <w:tc>
+          <w:tcPr>
+            <w:tcW w:type="dxa" w:w="1994"/>
+            <w:shd w:val="clear" w:color="auto" w:fill="D4F1F4"/>
+            <w:vAlign w:val="center"/>
+          </w:tcPr>
+          <w:p>
+            <w:pPr>
+              <w:spacing w:before="60" w:after="60"/>
+              <w:jc w:val="center"/>
+            </w:pPr>
+            <w:r>
+              <w:rPr>
+                <w:rFonts w:ascii="Calibri" w:hAnsi="Calibri"/>
+                <w:b w:val="0"/>
+                <w:i w:val="0"/>
+                <w:color w:val="1A1A2E"/>
+                <w:sz w:val="20"/>
+              </w:rPr>
+              <w:t>Seventeen</w:t>
+            </w:r>
+          </w:p>
+        </w:tc>
+      </w:tr>
+      <w:tr>
+        <w:tc>
+          <w:tcPr>
+            <w:tcW w:type="dxa" w:w="1994"/>
+            <w:shd w:val="clear" w:color="auto" w:fill="FFFFFF"/>
+            <w:vAlign w:val="center"/>
+          </w:tcPr>
+          <w:p>
+            <w:pPr>
+              <w:spacing w:before="60" w:after="60"/>
+              <w:jc w:val="center"/>
+            </w:pPr>
+            <w:r>
+              <w:rPr>
+                <w:rFonts w:ascii="Calibri" w:hAnsi="Calibri"/>
+                <w:b/>
+                <w:i w:val="0"/>
+                <w:color w:val="6B7B8D"/>
+                <w:sz w:val="18"/>
+              </w:rPr>
+              <w:t>18</w:t>
+            </w:r>
+          </w:p>
+        </w:tc>
+        <w:tc>
+          <w:tcPr>
+            <w:tcW w:type="dxa" w:w="1994"/>
+            <w:shd w:val="clear" w:color="auto" w:fill="FFFFFF"/>
+            <w:vAlign w:val="center"/>
+          </w:tcPr>
+          <w:p>
+            <w:pPr>
+              <w:spacing w:before="60" w:after="60"/>
+              <w:jc w:val="center"/>
+            </w:pPr>
+            <w:r>
+              <w:rPr>
+                <w:rFonts w:ascii="Calibri" w:hAnsi="Calibri"/>
+                <w:b/>
+                <w:i w:val="0"/>
+                <w:color w:val="007A87"/>
+                <w:sz w:val="28"/>
+              </w:rPr>
+              <w:t>十八</w:t>
+            </w:r>
+          </w:p>
+        </w:tc>
+        <w:tc>
+          <w:tcPr>
+            <w:tcW w:type="dxa" w:w="1994"/>
+            <w:shd w:val="clear" w:color="auto" w:fill="FFFFFF"/>
+            <w:vAlign w:val="center"/>
+          </w:tcPr>
+          <w:p>
+            <w:pPr>
+              <w:spacing w:before="60" w:after="60"/>
+              <w:jc w:val="center"/>
+            </w:pPr>
+            <w:r>
+              <w:rPr>
+                <w:rFonts w:ascii="Calibri" w:hAnsi="Calibri"/>
+                <w:b w:val="0"/>
+                <w:i w:val="0"/>
+                <w:color w:val="1A3A5C"/>
+                <w:sz w:val="20"/>
+              </w:rPr>
+              <w:t>じゅうはち</w:t>
+            </w:r>
+          </w:p>
+        </w:tc>
+        <w:tc>
+          <w:tcPr>
+            <w:tcW w:type="dxa" w:w="1994"/>
+            <w:shd w:val="clear" w:color="auto" w:fill="FFFFFF"/>
+            <w:vAlign w:val="center"/>
+          </w:tcPr>
+          <w:p>
+            <w:pPr>
+              <w:spacing w:before="60" w:after="60"/>
+              <w:jc w:val="center"/>
+            </w:pPr>
+            <w:r>
+              <w:rPr>
+                <w:rFonts w:ascii="Calibri" w:hAnsi="Calibri"/>
+                <w:b/>
+                <w:i w:val="0"/>
+                <w:color w:val="007A87"/>
+                <w:sz w:val="20"/>
+              </w:rPr>
+              <w:t>K</w:t>
+            </w:r>
+          </w:p>
+        </w:tc>
+        <w:tc>
+          <w:tcPr>
+            <w:tcW w:type="dxa" w:w="1994"/>
+            <w:shd w:val="clear" w:color="auto" w:fill="FFFFFF"/>
+            <w:vAlign w:val="center"/>
+          </w:tcPr>
+          <w:p>
+            <w:pPr>
+              <w:spacing w:before="60" w:after="60"/>
+              <w:jc w:val="center"/>
+            </w:pPr>
+            <w:r>
+              <w:rPr>
+                <w:rFonts w:ascii="Calibri" w:hAnsi="Calibri"/>
+                <w:b w:val="0"/>
+                <w:i w:val="0"/>
+                <w:color w:val="1A1A2E"/>
+                <w:sz w:val="20"/>
+              </w:rPr>
+              <w:t>Eighteen</w:t>
+            </w:r>
+          </w:p>
+        </w:tc>
+      </w:tr>
+      <w:tr>
+        <w:tc>
+          <w:tcPr>
+            <w:tcW w:type="dxa" w:w="1994"/>
+            <w:shd w:val="clear" w:color="auto" w:fill="D4F1F4"/>
+            <w:vAlign w:val="center"/>
+          </w:tcPr>
+          <w:p>
+            <w:pPr>
+              <w:spacing w:before="60" w:after="60"/>
+              <w:jc w:val="center"/>
+            </w:pPr>
+            <w:r>
+              <w:rPr>
+                <w:rFonts w:ascii="Calibri" w:hAnsi="Calibri"/>
+                <w:b/>
+                <w:i w:val="0"/>
+                <w:color w:val="6B7B8D"/>
+                <w:sz w:val="18"/>
+              </w:rPr>
+              <w:t>19</w:t>
+            </w:r>
+          </w:p>
+        </w:tc>
+        <w:tc>
+          <w:tcPr>
+            <w:tcW w:type="dxa" w:w="1994"/>
+            <w:shd w:val="clear" w:color="auto" w:fill="D4F1F4"/>
+            <w:vAlign w:val="center"/>
+          </w:tcPr>
+          <w:p>
+            <w:pPr>
+              <w:spacing w:before="60" w:after="60"/>
+              <w:jc w:val="center"/>
+            </w:pPr>
+            <w:r>
+              <w:rPr>
+                <w:rFonts w:ascii="Calibri" w:hAnsi="Calibri"/>
+                <w:b/>
+                <w:i w:val="0"/>
+                <w:color w:val="007A87"/>
+                <w:sz w:val="28"/>
+              </w:rPr>
+              <w:t>十九</w:t>
+            </w:r>
+          </w:p>
+        </w:tc>
+        <w:tc>
+          <w:tcPr>
+            <w:tcW w:type="dxa" w:w="1994"/>
+            <w:shd w:val="clear" w:color="auto" w:fill="D4F1F4"/>
+            <w:vAlign w:val="center"/>
+          </w:tcPr>
+          <w:p>
+            <w:pPr>
+              <w:spacing w:before="60" w:after="60"/>
+              <w:jc w:val="center"/>
+            </w:pPr>
+            <w:r>
+              <w:rPr>
+                <w:rFonts w:ascii="Calibri" w:hAnsi="Calibri"/>
+                <w:b w:val="0"/>
+                <w:i w:val="0"/>
+                <w:color w:val="1A3A5C"/>
+                <w:sz w:val="20"/>
+              </w:rPr>
+              <w:t>じゅうきゅう</w:t>
+            </w:r>
+          </w:p>
+        </w:tc>
+        <w:tc>
+          <w:tcPr>
+            <w:tcW w:type="dxa" w:w="1994"/>
+            <w:shd w:val="clear" w:color="auto" w:fill="D4F1F4"/>
+            <w:vAlign w:val="center"/>
+          </w:tcPr>
+          <w:p>
+            <w:pPr>
+              <w:spacing w:before="60" w:after="60"/>
+              <w:jc w:val="center"/>
+            </w:pPr>
+            <w:r>
+              <w:rPr>
+                <w:rFonts w:ascii="Calibri" w:hAnsi="Calibri"/>
+                <w:b/>
+                <w:i w:val="0"/>
+                <w:color w:val="007A87"/>
+                <w:sz w:val="20"/>
+              </w:rPr>
+              <w:t>H</w:t>
+            </w:r>
+          </w:p>
+        </w:tc>
+        <w:tc>
+          <w:tcPr>
+            <w:tcW w:type="dxa" w:w="1994"/>
+            <w:shd w:val="clear" w:color="auto" w:fill="D4F1F4"/>
+            <w:vAlign w:val="center"/>
+          </w:tcPr>
+          <w:p>
+            <w:pPr>
+              <w:spacing w:before="60" w:after="60"/>
+              <w:jc w:val="center"/>
+            </w:pPr>
+            <w:r>
+              <w:rPr>
+                <w:rFonts w:ascii="Calibri" w:hAnsi="Calibri"/>
+                <w:b w:val="0"/>
+                <w:i w:val="0"/>
+                <w:color w:val="1A1A2E"/>
+                <w:sz w:val="20"/>
+              </w:rPr>
+              <w:t>Nineteen</w:t>
+            </w:r>
+          </w:p>
+        </w:tc>
+      </w:tr>
+      <w:tr>
+        <w:tc>
+          <w:tcPr>
+            <w:tcW w:type="dxa" w:w="1994"/>
+            <w:shd w:val="clear" w:color="auto" w:fill="FFFFFF"/>
+            <w:vAlign w:val="center"/>
+          </w:tcPr>
+          <w:p>
+            <w:pPr>
+              <w:spacing w:before="60" w:after="60"/>
+              <w:jc w:val="center"/>
+            </w:pPr>
+            <w:r>
+              <w:rPr>
+                <w:rFonts w:ascii="Calibri" w:hAnsi="Calibri"/>
+                <w:b/>
+                <w:i w:val="0"/>
+                <w:color w:val="6B7B8D"/>
+                <w:sz w:val="18"/>
+              </w:rPr>
+              <w:t>20</w:t>
+            </w:r>
+          </w:p>
+        </w:tc>
+        <w:tc>
+          <w:tcPr>
+            <w:tcW w:type="dxa" w:w="1994"/>
+            <w:shd w:val="clear" w:color="auto" w:fill="FFFFFF"/>
+            <w:vAlign w:val="center"/>
+          </w:tcPr>
+          <w:p>
+            <w:pPr>
+              <w:spacing w:before="60" w:after="60"/>
+              <w:jc w:val="center"/>
+            </w:pPr>
+            <w:r>
+              <w:rPr>
+                <w:rFonts w:ascii="Calibri" w:hAnsi="Calibri"/>
+                <w:b/>
+                <w:i w:val="0"/>
+                <w:color w:val="007A87"/>
+                <w:sz w:val="28"/>
+              </w:rPr>
+              <w:t>二十</w:t>
+            </w:r>
+          </w:p>
+        </w:tc>
+        <w:tc>
+          <w:tcPr>
+            <w:tcW w:type="dxa" w:w="1994"/>
+            <w:shd w:val="clear" w:color="auto" w:fill="FFFFFF"/>
+            <w:vAlign w:val="center"/>
+          </w:tcPr>
+          <w:p>
+            <w:pPr>
+              <w:spacing w:before="60" w:after="60"/>
+              <w:jc w:val="center"/>
+            </w:pPr>
+            <w:r>
+              <w:rPr>
+                <w:rFonts w:ascii="Calibri" w:hAnsi="Calibri"/>
+                <w:b w:val="0"/>
+                <w:i w:val="0"/>
+                <w:color w:val="1A3A5C"/>
+                <w:sz w:val="20"/>
+              </w:rPr>
+              <w:t>にじゅう</w:t>
+            </w:r>
+          </w:p>
+        </w:tc>
+        <w:tc>
+          <w:tcPr>
+            <w:tcW w:type="dxa" w:w="1994"/>
+            <w:shd w:val="clear" w:color="auto" w:fill="FFFFFF"/>
+            <w:vAlign w:val="center"/>
+          </w:tcPr>
+          <w:p>
+            <w:pPr>
+              <w:spacing w:before="60" w:after="60"/>
+              <w:jc w:val="center"/>
+            </w:pPr>
+            <w:r>
+              <w:rPr>
+                <w:rFonts w:ascii="Calibri" w:hAnsi="Calibri"/>
+                <w:b/>
+                <w:i w:val="0"/>
+                <w:color w:val="007A87"/>
+                <w:sz w:val="20"/>
+              </w:rPr>
+              <w:t>A</w:t>
+            </w:r>
+          </w:p>
+        </w:tc>
+        <w:tc>
+          <w:tcPr>
+            <w:tcW w:type="dxa" w:w="1994"/>
+            <w:shd w:val="clear" w:color="auto" w:fill="FFFFFF"/>
+            <w:vAlign w:val="center"/>
+          </w:tcPr>
+          <w:p>
+            <w:pPr>
+              <w:spacing w:before="60" w:after="60"/>
+              <w:jc w:val="center"/>
+            </w:pPr>
+            <w:r>
+              <w:rPr>
+                <w:rFonts w:ascii="Calibri" w:hAnsi="Calibri"/>
+                <w:b w:val="0"/>
+                <w:i w:val="0"/>
+                <w:color w:val="1A1A2E"/>
+                <w:sz w:val="20"/>
+              </w:rPr>
+              <w:t>Twenty</w:t>
             </w:r>
           </w:p>
         </w:tc>
@@ -7226,7 +9383,7 @@
           <w:color w:val="1A1A2E"/>
           <w:sz w:val="20"/>
         </w:rPr>
-        <w:t>Count aloud 1–10 as a class, then backwards.</w:t>
+        <w:t>Count aloud 1–20 as a class, then backwards in pairs.</w:t>
       </w:r>
     </w:p>
     <w:p>
@@ -7252,7 +9409,7 @@
           <w:color w:val="1A1A2E"/>
           <w:sz w:val="20"/>
         </w:rPr>
-        <w:t>Show kanji card; students call out the English or romaji.</w:t>
+        <w:t>Show a kanji card; students call out the English or hiragana reading.</w:t>
       </w:r>
     </w:p>
     <w:p>
@@ -7304,7 +9461,7 @@
           <w:color w:val="1A1A2E"/>
           <w:sz w:val="20"/>
         </w:rPr>
-        <w:t>Partners compare drawn lines and discuss any differences.</w:t>
+        <w:t>Partners compare answer letters and explain how they matched each number.</w:t>
       </w:r>
     </w:p>
     <w:p>

--- a/japanese_docs/japanese_numbers_worksheet.docx
+++ b/japanese_docs/japanese_numbers_worksheet.docx
@@ -409,1904 +409,2184 @@
         <w:t>Part 1 — Write the Numbers</w:t>
       </w:r>
     </w:p>
-    <w:p>
-      <w:pPr>
-        <w:spacing w:before="60" w:after="0"/>
-      </w:pPr>
-      <w:r>
-        <w:rPr>
-          <w:rFonts w:ascii="Calibri" w:hAnsi="Calibri"/>
-          <w:b/>
-          <w:i w:val="0"/>
-          <w:color w:val="007A87"/>
-          <w:sz w:val="20"/>
-        </w:rPr>
-        <w:t xml:space="preserve"> 1.  </w:t>
-      </w:r>
-      <w:r>
-        <w:rPr>
-          <w:rFonts w:ascii="Calibri" w:hAnsi="Calibri"/>
-          <w:b w:val="0"/>
-          <w:i w:val="0"/>
-          <w:color w:val="1A1A2E"/>
-          <w:sz w:val="20"/>
-        </w:rPr>
-        <w:t>1  — One</w:t>
-      </w:r>
-    </w:p>
-    <w:p>
-      <w:pPr>
-        <w:spacing w:before="0" w:after="0"/>
-        <w:ind w:left="567"/>
-      </w:pPr>
-      <w:r>
-        <w:rPr>
-          <w:rFonts w:ascii="Calibri" w:hAnsi="Calibri"/>
-          <w:b/>
-          <w:i w:val="0"/>
-          <w:color w:val="007A87"/>
-          <w:sz w:val="18"/>
-        </w:rPr>
-        <w:t xml:space="preserve">Kanji:    </w:t>
-      </w:r>
-      <w:r>
-        <w:rPr>
-          <w:rFonts w:ascii="Calibri" w:hAnsi="Calibri"/>
-          <w:b w:val="0"/>
-          <w:i w:val="0"/>
-          <w:color w:val="1A1A2E"/>
-          <w:sz w:val="18"/>
-        </w:rPr>
-        <w:t>___________________________________</w:t>
-      </w:r>
-    </w:p>
-    <w:p>
-      <w:pPr>
-        <w:spacing w:before="0" w:after="0"/>
-        <w:ind w:left="567"/>
-      </w:pPr>
-      <w:r>
-        <w:rPr>
-          <w:rFonts w:ascii="Calibri" w:hAnsi="Calibri"/>
-          <w:b/>
-          <w:i w:val="0"/>
-          <w:color w:val="007A87"/>
-          <w:sz w:val="18"/>
-        </w:rPr>
-        <w:t>Hiragana:</w:t>
-      </w:r>
-      <w:r>
-        <w:rPr>
-          <w:rFonts w:ascii="Calibri" w:hAnsi="Calibri"/>
-          <w:b w:val="0"/>
-          <w:i w:val="0"/>
-          <w:color w:val="1A1A2E"/>
-          <w:sz w:val="18"/>
-        </w:rPr>
-        <w:t>___________________________________</w:t>
-      </w:r>
-    </w:p>
-    <w:p>
-      <w:pPr>
-        <w:spacing w:before="0" w:after="0"/>
-        <w:ind w:left="567"/>
-      </w:pPr>
-      <w:r>
-        <w:rPr>
-          <w:rFonts w:ascii="Calibri" w:hAnsi="Calibri"/>
-          <w:b/>
-          <w:i w:val="0"/>
-          <w:color w:val="007A87"/>
-          <w:sz w:val="18"/>
-        </w:rPr>
-        <w:t xml:space="preserve">Romaji:  </w:t>
-      </w:r>
-      <w:r>
-        <w:rPr>
-          <w:rFonts w:ascii="Calibri" w:hAnsi="Calibri"/>
-          <w:b w:val="0"/>
-          <w:i w:val="0"/>
-          <w:color w:val="1A1A2E"/>
-          <w:sz w:val="18"/>
-        </w:rPr>
-        <w:t>___________________________________</w:t>
-      </w:r>
-      <w:r>
-        <w:rPr>
-          <w:rFonts w:ascii="Calibri" w:hAnsi="Calibri"/>
-          <w:b w:val="0"/>
-          <w:i/>
-          <w:color w:val="6B7B8D"/>
-          <w:sz w:val="16"/>
-        </w:rPr>
-        <w:t xml:space="preserve">  (ichi)</w:t>
-      </w:r>
-    </w:p>
-    <w:p>
-      <w:pPr>
-        <w:spacing w:before="60" w:after="0"/>
-      </w:pPr>
-      <w:r>
-        <w:rPr>
-          <w:rFonts w:ascii="Calibri" w:hAnsi="Calibri"/>
-          <w:b/>
-          <w:i w:val="0"/>
-          <w:color w:val="007A87"/>
-          <w:sz w:val="20"/>
-        </w:rPr>
-        <w:t xml:space="preserve"> 2.  </w:t>
-      </w:r>
-      <w:r>
-        <w:rPr>
-          <w:rFonts w:ascii="Calibri" w:hAnsi="Calibri"/>
-          <w:b w:val="0"/>
-          <w:i w:val="0"/>
-          <w:color w:val="1A1A2E"/>
-          <w:sz w:val="20"/>
-        </w:rPr>
-        <w:t>2  — Two</w:t>
-      </w:r>
-    </w:p>
-    <w:p>
-      <w:pPr>
-        <w:spacing w:before="0" w:after="0"/>
-        <w:ind w:left="567"/>
-      </w:pPr>
-      <w:r>
-        <w:rPr>
-          <w:rFonts w:ascii="Calibri" w:hAnsi="Calibri"/>
-          <w:b/>
-          <w:i w:val="0"/>
-          <w:color w:val="007A87"/>
-          <w:sz w:val="18"/>
-        </w:rPr>
-        <w:t xml:space="preserve">Kanji:    </w:t>
-      </w:r>
-      <w:r>
-        <w:rPr>
-          <w:rFonts w:ascii="Calibri" w:hAnsi="Calibri"/>
-          <w:b w:val="0"/>
-          <w:i w:val="0"/>
-          <w:color w:val="1A1A2E"/>
-          <w:sz w:val="18"/>
-        </w:rPr>
-        <w:t>___________________________________</w:t>
-      </w:r>
-    </w:p>
-    <w:p>
-      <w:pPr>
-        <w:spacing w:before="0" w:after="0"/>
-        <w:ind w:left="567"/>
-      </w:pPr>
-      <w:r>
-        <w:rPr>
-          <w:rFonts w:ascii="Calibri" w:hAnsi="Calibri"/>
-          <w:b/>
-          <w:i w:val="0"/>
-          <w:color w:val="007A87"/>
-          <w:sz w:val="18"/>
-        </w:rPr>
-        <w:t>Hiragana:</w:t>
-      </w:r>
-      <w:r>
-        <w:rPr>
-          <w:rFonts w:ascii="Calibri" w:hAnsi="Calibri"/>
-          <w:b w:val="0"/>
-          <w:i w:val="0"/>
-          <w:color w:val="1A1A2E"/>
-          <w:sz w:val="18"/>
-        </w:rPr>
-        <w:t>___________________________________</w:t>
-      </w:r>
-    </w:p>
-    <w:p>
-      <w:pPr>
-        <w:spacing w:before="0" w:after="0"/>
-        <w:ind w:left="567"/>
-      </w:pPr>
-      <w:r>
-        <w:rPr>
-          <w:rFonts w:ascii="Calibri" w:hAnsi="Calibri"/>
-          <w:b/>
-          <w:i w:val="0"/>
-          <w:color w:val="007A87"/>
-          <w:sz w:val="18"/>
-        </w:rPr>
-        <w:t xml:space="preserve">Romaji:  </w:t>
-      </w:r>
-      <w:r>
-        <w:rPr>
-          <w:rFonts w:ascii="Calibri" w:hAnsi="Calibri"/>
-          <w:b w:val="0"/>
-          <w:i w:val="0"/>
-          <w:color w:val="1A1A2E"/>
-          <w:sz w:val="18"/>
-        </w:rPr>
-        <w:t>___________________________________</w:t>
-      </w:r>
-      <w:r>
-        <w:rPr>
-          <w:rFonts w:ascii="Calibri" w:hAnsi="Calibri"/>
-          <w:b w:val="0"/>
-          <w:i/>
-          <w:color w:val="6B7B8D"/>
-          <w:sz w:val="16"/>
-        </w:rPr>
-        <w:t xml:space="preserve">  (ni)</w:t>
-      </w:r>
-    </w:p>
-    <w:p>
-      <w:pPr>
-        <w:spacing w:before="60" w:after="0"/>
-      </w:pPr>
-      <w:r>
-        <w:rPr>
-          <w:rFonts w:ascii="Calibri" w:hAnsi="Calibri"/>
-          <w:b/>
-          <w:i w:val="0"/>
-          <w:color w:val="007A87"/>
-          <w:sz w:val="20"/>
-        </w:rPr>
-        <w:t xml:space="preserve"> 3.  </w:t>
-      </w:r>
-      <w:r>
-        <w:rPr>
-          <w:rFonts w:ascii="Calibri" w:hAnsi="Calibri"/>
-          <w:b w:val="0"/>
-          <w:i w:val="0"/>
-          <w:color w:val="1A1A2E"/>
-          <w:sz w:val="20"/>
-        </w:rPr>
-        <w:t>3  — Three</w:t>
-      </w:r>
-    </w:p>
-    <w:p>
-      <w:pPr>
-        <w:spacing w:before="0" w:after="0"/>
-        <w:ind w:left="567"/>
-      </w:pPr>
-      <w:r>
-        <w:rPr>
-          <w:rFonts w:ascii="Calibri" w:hAnsi="Calibri"/>
-          <w:b/>
-          <w:i w:val="0"/>
-          <w:color w:val="007A87"/>
-          <w:sz w:val="18"/>
-        </w:rPr>
-        <w:t xml:space="preserve">Kanji:    </w:t>
-      </w:r>
-      <w:r>
-        <w:rPr>
-          <w:rFonts w:ascii="Calibri" w:hAnsi="Calibri"/>
-          <w:b w:val="0"/>
-          <w:i w:val="0"/>
-          <w:color w:val="1A1A2E"/>
-          <w:sz w:val="18"/>
-        </w:rPr>
-        <w:t>___________________________________</w:t>
-      </w:r>
-    </w:p>
-    <w:p>
-      <w:pPr>
-        <w:spacing w:before="0" w:after="0"/>
-        <w:ind w:left="567"/>
-      </w:pPr>
-      <w:r>
-        <w:rPr>
-          <w:rFonts w:ascii="Calibri" w:hAnsi="Calibri"/>
-          <w:b/>
-          <w:i w:val="0"/>
-          <w:color w:val="007A87"/>
-          <w:sz w:val="18"/>
-        </w:rPr>
-        <w:t>Hiragana:</w:t>
-      </w:r>
-      <w:r>
-        <w:rPr>
-          <w:rFonts w:ascii="Calibri" w:hAnsi="Calibri"/>
-          <w:b w:val="0"/>
-          <w:i w:val="0"/>
-          <w:color w:val="1A1A2E"/>
-          <w:sz w:val="18"/>
-        </w:rPr>
-        <w:t>___________________________________</w:t>
-      </w:r>
-    </w:p>
-    <w:p>
-      <w:pPr>
-        <w:spacing w:before="0" w:after="0"/>
-        <w:ind w:left="567"/>
-      </w:pPr>
-      <w:r>
-        <w:rPr>
-          <w:rFonts w:ascii="Calibri" w:hAnsi="Calibri"/>
-          <w:b/>
-          <w:i w:val="0"/>
-          <w:color w:val="007A87"/>
-          <w:sz w:val="18"/>
-        </w:rPr>
-        <w:t xml:space="preserve">Romaji:  </w:t>
-      </w:r>
-      <w:r>
-        <w:rPr>
-          <w:rFonts w:ascii="Calibri" w:hAnsi="Calibri"/>
-          <w:b w:val="0"/>
-          <w:i w:val="0"/>
-          <w:color w:val="1A1A2E"/>
-          <w:sz w:val="18"/>
-        </w:rPr>
-        <w:t>___________________________________</w:t>
-      </w:r>
-      <w:r>
-        <w:rPr>
-          <w:rFonts w:ascii="Calibri" w:hAnsi="Calibri"/>
-          <w:b w:val="0"/>
-          <w:i/>
-          <w:color w:val="6B7B8D"/>
-          <w:sz w:val="16"/>
-        </w:rPr>
-        <w:t xml:space="preserve">  (san)</w:t>
-      </w:r>
-    </w:p>
-    <w:p>
-      <w:pPr>
-        <w:spacing w:before="60" w:after="0"/>
-      </w:pPr>
-      <w:r>
-        <w:rPr>
-          <w:rFonts w:ascii="Calibri" w:hAnsi="Calibri"/>
-          <w:b/>
-          <w:i w:val="0"/>
-          <w:color w:val="007A87"/>
-          <w:sz w:val="20"/>
-        </w:rPr>
-        <w:t xml:space="preserve"> 4.  </w:t>
-      </w:r>
-      <w:r>
-        <w:rPr>
-          <w:rFonts w:ascii="Calibri" w:hAnsi="Calibri"/>
-          <w:b w:val="0"/>
-          <w:i w:val="0"/>
-          <w:color w:val="1A1A2E"/>
-          <w:sz w:val="20"/>
-        </w:rPr>
-        <w:t>4  — Four</w:t>
-      </w:r>
-      <w:r>
-        <w:rPr>
-          <w:rFonts w:ascii="Calibri" w:hAnsi="Calibri"/>
-          <w:b w:val="0"/>
-          <w:i/>
-          <w:color w:val="6B7B8D"/>
-          <w:sz w:val="16"/>
-        </w:rPr>
-        <w:t xml:space="preserve">  ★ Both are used; よん is safer in daily speech.</w:t>
-      </w:r>
-    </w:p>
-    <w:p>
-      <w:pPr>
-        <w:spacing w:before="0" w:after="0"/>
-        <w:ind w:left="567"/>
-      </w:pPr>
-      <w:r>
-        <w:rPr>
-          <w:rFonts w:ascii="Calibri" w:hAnsi="Calibri"/>
-          <w:b/>
-          <w:i w:val="0"/>
-          <w:color w:val="007A87"/>
-          <w:sz w:val="18"/>
-        </w:rPr>
-        <w:t xml:space="preserve">Kanji:    </w:t>
-      </w:r>
-      <w:r>
-        <w:rPr>
-          <w:rFonts w:ascii="Calibri" w:hAnsi="Calibri"/>
-          <w:b w:val="0"/>
-          <w:i w:val="0"/>
-          <w:color w:val="1A1A2E"/>
-          <w:sz w:val="18"/>
-        </w:rPr>
-        <w:t>___________________________________</w:t>
-      </w:r>
-    </w:p>
-    <w:p>
-      <w:pPr>
-        <w:spacing w:before="0" w:after="0"/>
-        <w:ind w:left="567"/>
-      </w:pPr>
-      <w:r>
-        <w:rPr>
-          <w:rFonts w:ascii="Calibri" w:hAnsi="Calibri"/>
-          <w:b/>
-          <w:i w:val="0"/>
-          <w:color w:val="007A87"/>
-          <w:sz w:val="18"/>
-        </w:rPr>
-        <w:t>Hiragana:</w:t>
-      </w:r>
-      <w:r>
-        <w:rPr>
-          <w:rFonts w:ascii="Calibri" w:hAnsi="Calibri"/>
-          <w:b w:val="0"/>
-          <w:i w:val="0"/>
-          <w:color w:val="1A1A2E"/>
-          <w:sz w:val="18"/>
-        </w:rPr>
-        <w:t>___________________________________</w:t>
-      </w:r>
-    </w:p>
-    <w:p>
-      <w:pPr>
-        <w:spacing w:before="0" w:after="0"/>
-        <w:ind w:left="567"/>
-      </w:pPr>
-      <w:r>
-        <w:rPr>
-          <w:rFonts w:ascii="Calibri" w:hAnsi="Calibri"/>
-          <w:b/>
-          <w:i w:val="0"/>
-          <w:color w:val="007A87"/>
-          <w:sz w:val="18"/>
-        </w:rPr>
-        <w:t xml:space="preserve">Romaji:  </w:t>
-      </w:r>
-      <w:r>
-        <w:rPr>
-          <w:rFonts w:ascii="Calibri" w:hAnsi="Calibri"/>
-          <w:b w:val="0"/>
-          <w:i w:val="0"/>
-          <w:color w:val="1A1A2E"/>
-          <w:sz w:val="18"/>
-        </w:rPr>
-        <w:t>___________________________________</w:t>
-      </w:r>
-      <w:r>
-        <w:rPr>
-          <w:rFonts w:ascii="Calibri" w:hAnsi="Calibri"/>
-          <w:b w:val="0"/>
-          <w:i/>
-          <w:color w:val="6B7B8D"/>
-          <w:sz w:val="16"/>
-        </w:rPr>
-        <w:t xml:space="preserve">  (shi / yon)</w:t>
-      </w:r>
-    </w:p>
-    <w:p>
-      <w:pPr>
-        <w:spacing w:before="60" w:after="0"/>
-      </w:pPr>
-      <w:r>
-        <w:rPr>
-          <w:rFonts w:ascii="Calibri" w:hAnsi="Calibri"/>
-          <w:b/>
-          <w:i w:val="0"/>
-          <w:color w:val="007A87"/>
-          <w:sz w:val="20"/>
-        </w:rPr>
-        <w:t xml:space="preserve"> 5.  </w:t>
-      </w:r>
-      <w:r>
-        <w:rPr>
-          <w:rFonts w:ascii="Calibri" w:hAnsi="Calibri"/>
-          <w:b w:val="0"/>
-          <w:i w:val="0"/>
-          <w:color w:val="1A1A2E"/>
-          <w:sz w:val="20"/>
-        </w:rPr>
-        <w:t>5  — Five</w:t>
-      </w:r>
-    </w:p>
-    <w:p>
-      <w:pPr>
-        <w:spacing w:before="0" w:after="0"/>
-        <w:ind w:left="567"/>
-      </w:pPr>
-      <w:r>
-        <w:rPr>
-          <w:rFonts w:ascii="Calibri" w:hAnsi="Calibri"/>
-          <w:b/>
-          <w:i w:val="0"/>
-          <w:color w:val="007A87"/>
-          <w:sz w:val="18"/>
-        </w:rPr>
-        <w:t xml:space="preserve">Kanji:    </w:t>
-      </w:r>
-      <w:r>
-        <w:rPr>
-          <w:rFonts w:ascii="Calibri" w:hAnsi="Calibri"/>
-          <w:b w:val="0"/>
-          <w:i w:val="0"/>
-          <w:color w:val="1A1A2E"/>
-          <w:sz w:val="18"/>
-        </w:rPr>
-        <w:t>___________________________________</w:t>
-      </w:r>
-    </w:p>
-    <w:p>
-      <w:pPr>
-        <w:spacing w:before="0" w:after="0"/>
-        <w:ind w:left="567"/>
-      </w:pPr>
-      <w:r>
-        <w:rPr>
-          <w:rFonts w:ascii="Calibri" w:hAnsi="Calibri"/>
-          <w:b/>
-          <w:i w:val="0"/>
-          <w:color w:val="007A87"/>
-          <w:sz w:val="18"/>
-        </w:rPr>
-        <w:t>Hiragana:</w:t>
-      </w:r>
-      <w:r>
-        <w:rPr>
-          <w:rFonts w:ascii="Calibri" w:hAnsi="Calibri"/>
-          <w:b w:val="0"/>
-          <w:i w:val="0"/>
-          <w:color w:val="1A1A2E"/>
-          <w:sz w:val="18"/>
-        </w:rPr>
-        <w:t>___________________________________</w:t>
-      </w:r>
-    </w:p>
-    <w:p>
-      <w:pPr>
-        <w:spacing w:before="0" w:after="0"/>
-        <w:ind w:left="567"/>
-      </w:pPr>
-      <w:r>
-        <w:rPr>
-          <w:rFonts w:ascii="Calibri" w:hAnsi="Calibri"/>
-          <w:b/>
-          <w:i w:val="0"/>
-          <w:color w:val="007A87"/>
-          <w:sz w:val="18"/>
-        </w:rPr>
-        <w:t xml:space="preserve">Romaji:  </w:t>
-      </w:r>
-      <w:r>
-        <w:rPr>
-          <w:rFonts w:ascii="Calibri" w:hAnsi="Calibri"/>
-          <w:b w:val="0"/>
-          <w:i w:val="0"/>
-          <w:color w:val="1A1A2E"/>
-          <w:sz w:val="18"/>
-        </w:rPr>
-        <w:t>___________________________________</w:t>
-      </w:r>
-      <w:r>
-        <w:rPr>
-          <w:rFonts w:ascii="Calibri" w:hAnsi="Calibri"/>
-          <w:b w:val="0"/>
-          <w:i/>
-          <w:color w:val="6B7B8D"/>
-          <w:sz w:val="16"/>
-        </w:rPr>
-        <w:t xml:space="preserve">  (go)</w:t>
-      </w:r>
-    </w:p>
-    <w:p>
-      <w:pPr>
-        <w:spacing w:before="60" w:after="0"/>
-      </w:pPr>
-      <w:r>
-        <w:rPr>
-          <w:rFonts w:ascii="Calibri" w:hAnsi="Calibri"/>
-          <w:b/>
-          <w:i w:val="0"/>
-          <w:color w:val="007A87"/>
-          <w:sz w:val="20"/>
-        </w:rPr>
-        <w:t xml:space="preserve"> 6.  </w:t>
-      </w:r>
-      <w:r>
-        <w:rPr>
-          <w:rFonts w:ascii="Calibri" w:hAnsi="Calibri"/>
-          <w:b w:val="0"/>
-          <w:i w:val="0"/>
-          <w:color w:val="1A1A2E"/>
-          <w:sz w:val="20"/>
-        </w:rPr>
-        <w:t>6  — Six</w:t>
-      </w:r>
-    </w:p>
-    <w:p>
-      <w:pPr>
-        <w:spacing w:before="0" w:after="0"/>
-        <w:ind w:left="567"/>
-      </w:pPr>
-      <w:r>
-        <w:rPr>
-          <w:rFonts w:ascii="Calibri" w:hAnsi="Calibri"/>
-          <w:b/>
-          <w:i w:val="0"/>
-          <w:color w:val="007A87"/>
-          <w:sz w:val="18"/>
-        </w:rPr>
-        <w:t xml:space="preserve">Kanji:    </w:t>
-      </w:r>
-      <w:r>
-        <w:rPr>
-          <w:rFonts w:ascii="Calibri" w:hAnsi="Calibri"/>
-          <w:b w:val="0"/>
-          <w:i w:val="0"/>
-          <w:color w:val="1A1A2E"/>
-          <w:sz w:val="18"/>
-        </w:rPr>
-        <w:t>___________________________________</w:t>
-      </w:r>
-    </w:p>
-    <w:p>
-      <w:pPr>
-        <w:spacing w:before="0" w:after="0"/>
-        <w:ind w:left="567"/>
-      </w:pPr>
-      <w:r>
-        <w:rPr>
-          <w:rFonts w:ascii="Calibri" w:hAnsi="Calibri"/>
-          <w:b/>
-          <w:i w:val="0"/>
-          <w:color w:val="007A87"/>
-          <w:sz w:val="18"/>
-        </w:rPr>
-        <w:t>Hiragana:</w:t>
-      </w:r>
-      <w:r>
-        <w:rPr>
-          <w:rFonts w:ascii="Calibri" w:hAnsi="Calibri"/>
-          <w:b w:val="0"/>
-          <w:i w:val="0"/>
-          <w:color w:val="1A1A2E"/>
-          <w:sz w:val="18"/>
-        </w:rPr>
-        <w:t>___________________________________</w:t>
-      </w:r>
-    </w:p>
-    <w:p>
-      <w:pPr>
-        <w:spacing w:before="0" w:after="0"/>
-        <w:ind w:left="567"/>
-      </w:pPr>
-      <w:r>
-        <w:rPr>
-          <w:rFonts w:ascii="Calibri" w:hAnsi="Calibri"/>
-          <w:b/>
-          <w:i w:val="0"/>
-          <w:color w:val="007A87"/>
-          <w:sz w:val="18"/>
-        </w:rPr>
-        <w:t xml:space="preserve">Romaji:  </w:t>
-      </w:r>
-      <w:r>
-        <w:rPr>
-          <w:rFonts w:ascii="Calibri" w:hAnsi="Calibri"/>
-          <w:b w:val="0"/>
-          <w:i w:val="0"/>
-          <w:color w:val="1A1A2E"/>
-          <w:sz w:val="18"/>
-        </w:rPr>
-        <w:t>___________________________________</w:t>
-      </w:r>
-      <w:r>
-        <w:rPr>
-          <w:rFonts w:ascii="Calibri" w:hAnsi="Calibri"/>
-          <w:b w:val="0"/>
-          <w:i/>
-          <w:color w:val="6B7B8D"/>
-          <w:sz w:val="16"/>
-        </w:rPr>
-        <w:t xml:space="preserve">  (roku)</w:t>
-      </w:r>
-    </w:p>
-    <w:p>
-      <w:pPr>
-        <w:spacing w:before="60" w:after="0"/>
-      </w:pPr>
-      <w:r>
-        <w:rPr>
-          <w:rFonts w:ascii="Calibri" w:hAnsi="Calibri"/>
-          <w:b/>
-          <w:i w:val="0"/>
-          <w:color w:val="007A87"/>
-          <w:sz w:val="20"/>
-        </w:rPr>
-        <w:t xml:space="preserve"> 7.  </w:t>
-      </w:r>
-      <w:r>
-        <w:rPr>
-          <w:rFonts w:ascii="Calibri" w:hAnsi="Calibri"/>
-          <w:b w:val="0"/>
-          <w:i w:val="0"/>
-          <w:color w:val="1A1A2E"/>
-          <w:sz w:val="20"/>
-        </w:rPr>
-        <w:t>7  — Seven</w:t>
-      </w:r>
-      <w:r>
-        <w:rPr>
-          <w:rFonts w:ascii="Calibri" w:hAnsi="Calibri"/>
-          <w:b w:val="0"/>
-          <w:i/>
-          <w:color w:val="6B7B8D"/>
-          <w:sz w:val="16"/>
-        </w:rPr>
-        <w:t xml:space="preserve">  ★ なな is more common in daily speech.</w:t>
-      </w:r>
-    </w:p>
-    <w:p>
-      <w:pPr>
-        <w:spacing w:before="0" w:after="0"/>
-        <w:ind w:left="567"/>
-      </w:pPr>
-      <w:r>
-        <w:rPr>
-          <w:rFonts w:ascii="Calibri" w:hAnsi="Calibri"/>
-          <w:b/>
-          <w:i w:val="0"/>
-          <w:color w:val="007A87"/>
-          <w:sz w:val="18"/>
-        </w:rPr>
-        <w:t xml:space="preserve">Kanji:    </w:t>
-      </w:r>
-      <w:r>
-        <w:rPr>
-          <w:rFonts w:ascii="Calibri" w:hAnsi="Calibri"/>
-          <w:b w:val="0"/>
-          <w:i w:val="0"/>
-          <w:color w:val="1A1A2E"/>
-          <w:sz w:val="18"/>
-        </w:rPr>
-        <w:t>___________________________________</w:t>
-      </w:r>
-    </w:p>
-    <w:p>
-      <w:pPr>
-        <w:spacing w:before="0" w:after="0"/>
-        <w:ind w:left="567"/>
-      </w:pPr>
-      <w:r>
-        <w:rPr>
-          <w:rFonts w:ascii="Calibri" w:hAnsi="Calibri"/>
-          <w:b/>
-          <w:i w:val="0"/>
-          <w:color w:val="007A87"/>
-          <w:sz w:val="18"/>
-        </w:rPr>
-        <w:t>Hiragana:</w:t>
-      </w:r>
-      <w:r>
-        <w:rPr>
-          <w:rFonts w:ascii="Calibri" w:hAnsi="Calibri"/>
-          <w:b w:val="0"/>
-          <w:i w:val="0"/>
-          <w:color w:val="1A1A2E"/>
-          <w:sz w:val="18"/>
-        </w:rPr>
-        <w:t>___________________________________</w:t>
-      </w:r>
-    </w:p>
-    <w:p>
-      <w:pPr>
-        <w:spacing w:before="0" w:after="0"/>
-        <w:ind w:left="567"/>
-      </w:pPr>
-      <w:r>
-        <w:rPr>
-          <w:rFonts w:ascii="Calibri" w:hAnsi="Calibri"/>
-          <w:b/>
-          <w:i w:val="0"/>
-          <w:color w:val="007A87"/>
-          <w:sz w:val="18"/>
-        </w:rPr>
-        <w:t xml:space="preserve">Romaji:  </w:t>
-      </w:r>
-      <w:r>
-        <w:rPr>
-          <w:rFonts w:ascii="Calibri" w:hAnsi="Calibri"/>
-          <w:b w:val="0"/>
-          <w:i w:val="0"/>
-          <w:color w:val="1A1A2E"/>
-          <w:sz w:val="18"/>
-        </w:rPr>
-        <w:t>___________________________________</w:t>
-      </w:r>
-      <w:r>
-        <w:rPr>
-          <w:rFonts w:ascii="Calibri" w:hAnsi="Calibri"/>
-          <w:b w:val="0"/>
-          <w:i/>
-          <w:color w:val="6B7B8D"/>
-          <w:sz w:val="16"/>
-        </w:rPr>
-        <w:t xml:space="preserve">  (shichi / nana)</w:t>
-      </w:r>
-    </w:p>
-    <w:p>
-      <w:pPr>
-        <w:spacing w:before="60" w:after="0"/>
-      </w:pPr>
-      <w:r>
-        <w:rPr>
-          <w:rFonts w:ascii="Calibri" w:hAnsi="Calibri"/>
-          <w:b/>
-          <w:i w:val="0"/>
-          <w:color w:val="007A87"/>
-          <w:sz w:val="20"/>
-        </w:rPr>
-        <w:t xml:space="preserve"> 8.  </w:t>
-      </w:r>
-      <w:r>
-        <w:rPr>
-          <w:rFonts w:ascii="Calibri" w:hAnsi="Calibri"/>
-          <w:b w:val="0"/>
-          <w:i w:val="0"/>
-          <w:color w:val="1A1A2E"/>
-          <w:sz w:val="20"/>
-        </w:rPr>
-        <w:t>8  — Eight</w:t>
-      </w:r>
-    </w:p>
-    <w:p>
-      <w:pPr>
-        <w:spacing w:before="0" w:after="0"/>
-        <w:ind w:left="567"/>
-      </w:pPr>
-      <w:r>
-        <w:rPr>
-          <w:rFonts w:ascii="Calibri" w:hAnsi="Calibri"/>
-          <w:b/>
-          <w:i w:val="0"/>
-          <w:color w:val="007A87"/>
-          <w:sz w:val="18"/>
-        </w:rPr>
-        <w:t xml:space="preserve">Kanji:    </w:t>
-      </w:r>
-      <w:r>
-        <w:rPr>
-          <w:rFonts w:ascii="Calibri" w:hAnsi="Calibri"/>
-          <w:b w:val="0"/>
-          <w:i w:val="0"/>
-          <w:color w:val="1A1A2E"/>
-          <w:sz w:val="18"/>
-        </w:rPr>
-        <w:t>___________________________________</w:t>
-      </w:r>
-    </w:p>
-    <w:p>
-      <w:pPr>
-        <w:spacing w:before="0" w:after="0"/>
-        <w:ind w:left="567"/>
-      </w:pPr>
-      <w:r>
-        <w:rPr>
-          <w:rFonts w:ascii="Calibri" w:hAnsi="Calibri"/>
-          <w:b/>
-          <w:i w:val="0"/>
-          <w:color w:val="007A87"/>
-          <w:sz w:val="18"/>
-        </w:rPr>
-        <w:t>Hiragana:</w:t>
-      </w:r>
-      <w:r>
-        <w:rPr>
-          <w:rFonts w:ascii="Calibri" w:hAnsi="Calibri"/>
-          <w:b w:val="0"/>
-          <w:i w:val="0"/>
-          <w:color w:val="1A1A2E"/>
-          <w:sz w:val="18"/>
-        </w:rPr>
-        <w:t>___________________________________</w:t>
-      </w:r>
-    </w:p>
-    <w:p>
-      <w:pPr>
-        <w:spacing w:before="0" w:after="0"/>
-        <w:ind w:left="567"/>
-      </w:pPr>
-      <w:r>
-        <w:rPr>
-          <w:rFonts w:ascii="Calibri" w:hAnsi="Calibri"/>
-          <w:b/>
-          <w:i w:val="0"/>
-          <w:color w:val="007A87"/>
-          <w:sz w:val="18"/>
-        </w:rPr>
-        <w:t xml:space="preserve">Romaji:  </w:t>
-      </w:r>
-      <w:r>
-        <w:rPr>
-          <w:rFonts w:ascii="Calibri" w:hAnsi="Calibri"/>
-          <w:b w:val="0"/>
-          <w:i w:val="0"/>
-          <w:color w:val="1A1A2E"/>
-          <w:sz w:val="18"/>
-        </w:rPr>
-        <w:t>___________________________________</w:t>
-      </w:r>
-      <w:r>
-        <w:rPr>
-          <w:rFonts w:ascii="Calibri" w:hAnsi="Calibri"/>
-          <w:b w:val="0"/>
-          <w:i/>
-          <w:color w:val="6B7B8D"/>
-          <w:sz w:val="16"/>
-        </w:rPr>
-        <w:t xml:space="preserve">  (hachi)</w:t>
-      </w:r>
-    </w:p>
-    <w:p>
-      <w:pPr>
-        <w:spacing w:before="60" w:after="0"/>
-      </w:pPr>
-      <w:r>
-        <w:rPr>
-          <w:rFonts w:ascii="Calibri" w:hAnsi="Calibri"/>
-          <w:b/>
-          <w:i w:val="0"/>
-          <w:color w:val="007A87"/>
-          <w:sz w:val="20"/>
-        </w:rPr>
-        <w:t xml:space="preserve"> 9.  </w:t>
-      </w:r>
-      <w:r>
-        <w:rPr>
-          <w:rFonts w:ascii="Calibri" w:hAnsi="Calibri"/>
-          <w:b w:val="0"/>
-          <w:i w:val="0"/>
-          <w:color w:val="1A1A2E"/>
-          <w:sz w:val="20"/>
-        </w:rPr>
-        <w:t>9  — Nine</w:t>
-      </w:r>
-      <w:r>
-        <w:rPr>
-          <w:rFonts w:ascii="Calibri" w:hAnsi="Calibri"/>
-          <w:b w:val="0"/>
-          <w:i/>
-          <w:color w:val="6B7B8D"/>
-          <w:sz w:val="16"/>
-        </w:rPr>
-        <w:t xml:space="preserve">  ★ きゅう is preferred in most contexts.</w:t>
-      </w:r>
-    </w:p>
-    <w:p>
-      <w:pPr>
-        <w:spacing w:before="0" w:after="0"/>
-        <w:ind w:left="567"/>
-      </w:pPr>
-      <w:r>
-        <w:rPr>
-          <w:rFonts w:ascii="Calibri" w:hAnsi="Calibri"/>
-          <w:b/>
-          <w:i w:val="0"/>
-          <w:color w:val="007A87"/>
-          <w:sz w:val="18"/>
-        </w:rPr>
-        <w:t xml:space="preserve">Kanji:    </w:t>
-      </w:r>
-      <w:r>
-        <w:rPr>
-          <w:rFonts w:ascii="Calibri" w:hAnsi="Calibri"/>
-          <w:b w:val="0"/>
-          <w:i w:val="0"/>
-          <w:color w:val="1A1A2E"/>
-          <w:sz w:val="18"/>
-        </w:rPr>
-        <w:t>___________________________________</w:t>
-      </w:r>
-    </w:p>
-    <w:p>
-      <w:pPr>
-        <w:spacing w:before="0" w:after="0"/>
-        <w:ind w:left="567"/>
-      </w:pPr>
-      <w:r>
-        <w:rPr>
-          <w:rFonts w:ascii="Calibri" w:hAnsi="Calibri"/>
-          <w:b/>
-          <w:i w:val="0"/>
-          <w:color w:val="007A87"/>
-          <w:sz w:val="18"/>
-        </w:rPr>
-        <w:t>Hiragana:</w:t>
-      </w:r>
-      <w:r>
-        <w:rPr>
-          <w:rFonts w:ascii="Calibri" w:hAnsi="Calibri"/>
-          <w:b w:val="0"/>
-          <w:i w:val="0"/>
-          <w:color w:val="1A1A2E"/>
-          <w:sz w:val="18"/>
-        </w:rPr>
-        <w:t>___________________________________</w:t>
-      </w:r>
-    </w:p>
-    <w:p>
-      <w:pPr>
-        <w:spacing w:before="0" w:after="0"/>
-        <w:ind w:left="567"/>
-      </w:pPr>
-      <w:r>
-        <w:rPr>
-          <w:rFonts w:ascii="Calibri" w:hAnsi="Calibri"/>
-          <w:b/>
-          <w:i w:val="0"/>
-          <w:color w:val="007A87"/>
-          <w:sz w:val="18"/>
-        </w:rPr>
-        <w:t xml:space="preserve">Romaji:  </w:t>
-      </w:r>
-      <w:r>
-        <w:rPr>
-          <w:rFonts w:ascii="Calibri" w:hAnsi="Calibri"/>
-          <w:b w:val="0"/>
-          <w:i w:val="0"/>
-          <w:color w:val="1A1A2E"/>
-          <w:sz w:val="18"/>
-        </w:rPr>
-        <w:t>___________________________________</w:t>
-      </w:r>
-      <w:r>
-        <w:rPr>
-          <w:rFonts w:ascii="Calibri" w:hAnsi="Calibri"/>
-          <w:b w:val="0"/>
-          <w:i/>
-          <w:color w:val="6B7B8D"/>
-          <w:sz w:val="16"/>
-        </w:rPr>
-        <w:t xml:space="preserve">  (ku / kyuu)</w:t>
-      </w:r>
-    </w:p>
-    <w:p>
-      <w:pPr>
-        <w:spacing w:before="60" w:after="0"/>
-      </w:pPr>
-      <w:r>
-        <w:rPr>
-          <w:rFonts w:ascii="Calibri" w:hAnsi="Calibri"/>
-          <w:b/>
-          <w:i w:val="0"/>
-          <w:color w:val="007A87"/>
-          <w:sz w:val="20"/>
-        </w:rPr>
-        <w:t xml:space="preserve">10.  </w:t>
-      </w:r>
-      <w:r>
-        <w:rPr>
-          <w:rFonts w:ascii="Calibri" w:hAnsi="Calibri"/>
-          <w:b w:val="0"/>
-          <w:i w:val="0"/>
-          <w:color w:val="1A1A2E"/>
-          <w:sz w:val="20"/>
-        </w:rPr>
-        <w:t>10 — Ten</w:t>
-      </w:r>
-    </w:p>
-    <w:p>
-      <w:pPr>
-        <w:spacing w:before="0" w:after="0"/>
-        <w:ind w:left="567"/>
-      </w:pPr>
-      <w:r>
-        <w:rPr>
-          <w:rFonts w:ascii="Calibri" w:hAnsi="Calibri"/>
-          <w:b/>
-          <w:i w:val="0"/>
-          <w:color w:val="007A87"/>
-          <w:sz w:val="18"/>
-        </w:rPr>
-        <w:t xml:space="preserve">Kanji:    </w:t>
-      </w:r>
-      <w:r>
-        <w:rPr>
-          <w:rFonts w:ascii="Calibri" w:hAnsi="Calibri"/>
-          <w:b w:val="0"/>
-          <w:i w:val="0"/>
-          <w:color w:val="1A1A2E"/>
-          <w:sz w:val="18"/>
-        </w:rPr>
-        <w:t>___________________________________</w:t>
-      </w:r>
-    </w:p>
-    <w:p>
-      <w:pPr>
-        <w:spacing w:before="0" w:after="0"/>
-        <w:ind w:left="567"/>
-      </w:pPr>
-      <w:r>
-        <w:rPr>
-          <w:rFonts w:ascii="Calibri" w:hAnsi="Calibri"/>
-          <w:b/>
-          <w:i w:val="0"/>
-          <w:color w:val="007A87"/>
-          <w:sz w:val="18"/>
-        </w:rPr>
-        <w:t>Hiragana:</w:t>
-      </w:r>
-      <w:r>
-        <w:rPr>
-          <w:rFonts w:ascii="Calibri" w:hAnsi="Calibri"/>
-          <w:b w:val="0"/>
-          <w:i w:val="0"/>
-          <w:color w:val="1A1A2E"/>
-          <w:sz w:val="18"/>
-        </w:rPr>
-        <w:t>___________________________________</w:t>
-      </w:r>
-    </w:p>
-    <w:p>
-      <w:pPr>
-        <w:spacing w:before="0" w:after="0"/>
-        <w:ind w:left="567"/>
-      </w:pPr>
-      <w:r>
-        <w:rPr>
-          <w:rFonts w:ascii="Calibri" w:hAnsi="Calibri"/>
-          <w:b/>
-          <w:i w:val="0"/>
-          <w:color w:val="007A87"/>
-          <w:sz w:val="18"/>
-        </w:rPr>
-        <w:t xml:space="preserve">Romaji:  </w:t>
-      </w:r>
-      <w:r>
-        <w:rPr>
-          <w:rFonts w:ascii="Calibri" w:hAnsi="Calibri"/>
-          <w:b w:val="0"/>
-          <w:i w:val="0"/>
-          <w:color w:val="1A1A2E"/>
-          <w:sz w:val="18"/>
-        </w:rPr>
-        <w:t>___________________________________</w:t>
-      </w:r>
-      <w:r>
-        <w:rPr>
-          <w:rFonts w:ascii="Calibri" w:hAnsi="Calibri"/>
-          <w:b w:val="0"/>
-          <w:i/>
-          <w:color w:val="6B7B8D"/>
-          <w:sz w:val="16"/>
-        </w:rPr>
-        <w:t xml:space="preserve">  (juu)</w:t>
-      </w:r>
-    </w:p>
-    <w:p>
-      <w:pPr>
-        <w:spacing w:before="60" w:after="0"/>
-      </w:pPr>
-      <w:r>
-        <w:rPr>
-          <w:rFonts w:ascii="Calibri" w:hAnsi="Calibri"/>
-          <w:b/>
-          <w:i w:val="0"/>
-          <w:color w:val="007A87"/>
-          <w:sz w:val="20"/>
-        </w:rPr>
-        <w:t xml:space="preserve">11.  </w:t>
-      </w:r>
-      <w:r>
-        <w:rPr>
-          <w:rFonts w:ascii="Calibri" w:hAnsi="Calibri"/>
-          <w:b w:val="0"/>
-          <w:i w:val="0"/>
-          <w:color w:val="1A1A2E"/>
-          <w:sz w:val="20"/>
-        </w:rPr>
-        <w:t>11 — Eleven</w:t>
-      </w:r>
-      <w:r>
-        <w:rPr>
-          <w:rFonts w:ascii="Calibri" w:hAnsi="Calibri"/>
-          <w:b w:val="0"/>
-          <w:i/>
-          <w:color w:val="6B7B8D"/>
-          <w:sz w:val="16"/>
-        </w:rPr>
-        <w:t xml:space="preserve">  ★ Ten + one.</w:t>
-      </w:r>
-    </w:p>
-    <w:p>
-      <w:pPr>
-        <w:spacing w:before="0" w:after="0"/>
-        <w:ind w:left="567"/>
-      </w:pPr>
-      <w:r>
-        <w:rPr>
-          <w:rFonts w:ascii="Calibri" w:hAnsi="Calibri"/>
-          <w:b/>
-          <w:i w:val="0"/>
-          <w:color w:val="007A87"/>
-          <w:sz w:val="18"/>
-        </w:rPr>
-        <w:t xml:space="preserve">Kanji:    </w:t>
-      </w:r>
-      <w:r>
-        <w:rPr>
-          <w:rFonts w:ascii="Calibri" w:hAnsi="Calibri"/>
-          <w:b w:val="0"/>
-          <w:i w:val="0"/>
-          <w:color w:val="1A1A2E"/>
-          <w:sz w:val="18"/>
-        </w:rPr>
-        <w:t>___________________________________</w:t>
-      </w:r>
-    </w:p>
-    <w:p>
-      <w:pPr>
-        <w:spacing w:before="0" w:after="0"/>
-        <w:ind w:left="567"/>
-      </w:pPr>
-      <w:r>
-        <w:rPr>
-          <w:rFonts w:ascii="Calibri" w:hAnsi="Calibri"/>
-          <w:b/>
-          <w:i w:val="0"/>
-          <w:color w:val="007A87"/>
-          <w:sz w:val="18"/>
-        </w:rPr>
-        <w:t>Hiragana:</w:t>
-      </w:r>
-      <w:r>
-        <w:rPr>
-          <w:rFonts w:ascii="Calibri" w:hAnsi="Calibri"/>
-          <w:b w:val="0"/>
-          <w:i w:val="0"/>
-          <w:color w:val="1A1A2E"/>
-          <w:sz w:val="18"/>
-        </w:rPr>
-        <w:t>___________________________________</w:t>
-      </w:r>
-    </w:p>
-    <w:p>
-      <w:pPr>
-        <w:spacing w:before="0" w:after="0"/>
-        <w:ind w:left="567"/>
-      </w:pPr>
-      <w:r>
-        <w:rPr>
-          <w:rFonts w:ascii="Calibri" w:hAnsi="Calibri"/>
-          <w:b/>
-          <w:i w:val="0"/>
-          <w:color w:val="007A87"/>
-          <w:sz w:val="18"/>
-        </w:rPr>
-        <w:t xml:space="preserve">Romaji:  </w:t>
-      </w:r>
-      <w:r>
-        <w:rPr>
-          <w:rFonts w:ascii="Calibri" w:hAnsi="Calibri"/>
-          <w:b w:val="0"/>
-          <w:i w:val="0"/>
-          <w:color w:val="1A1A2E"/>
-          <w:sz w:val="18"/>
-        </w:rPr>
-        <w:t>___________________________________</w:t>
-      </w:r>
-      <w:r>
-        <w:rPr>
-          <w:rFonts w:ascii="Calibri" w:hAnsi="Calibri"/>
-          <w:b w:val="0"/>
-          <w:i/>
-          <w:color w:val="6B7B8D"/>
-          <w:sz w:val="16"/>
-        </w:rPr>
-        <w:t xml:space="preserve">  (juu-ichi)</w:t>
-      </w:r>
-    </w:p>
-    <w:p>
-      <w:pPr>
-        <w:spacing w:before="60" w:after="0"/>
-      </w:pPr>
-      <w:r>
-        <w:rPr>
-          <w:rFonts w:ascii="Calibri" w:hAnsi="Calibri"/>
-          <w:b/>
-          <w:i w:val="0"/>
-          <w:color w:val="007A87"/>
-          <w:sz w:val="20"/>
-        </w:rPr>
-        <w:t xml:space="preserve">12.  </w:t>
-      </w:r>
-      <w:r>
-        <w:rPr>
-          <w:rFonts w:ascii="Calibri" w:hAnsi="Calibri"/>
-          <w:b w:val="0"/>
-          <w:i w:val="0"/>
-          <w:color w:val="1A1A2E"/>
-          <w:sz w:val="20"/>
-        </w:rPr>
-        <w:t>12 — Twelve</w:t>
-      </w:r>
-      <w:r>
-        <w:rPr>
-          <w:rFonts w:ascii="Calibri" w:hAnsi="Calibri"/>
-          <w:b w:val="0"/>
-          <w:i/>
-          <w:color w:val="6B7B8D"/>
-          <w:sz w:val="16"/>
-        </w:rPr>
-        <w:t xml:space="preserve">  ★ Ten + two.</w:t>
-      </w:r>
-    </w:p>
-    <w:p>
-      <w:pPr>
-        <w:spacing w:before="0" w:after="0"/>
-        <w:ind w:left="567"/>
-      </w:pPr>
-      <w:r>
-        <w:rPr>
-          <w:rFonts w:ascii="Calibri" w:hAnsi="Calibri"/>
-          <w:b/>
-          <w:i w:val="0"/>
-          <w:color w:val="007A87"/>
-          <w:sz w:val="18"/>
-        </w:rPr>
-        <w:t xml:space="preserve">Kanji:    </w:t>
-      </w:r>
-      <w:r>
-        <w:rPr>
-          <w:rFonts w:ascii="Calibri" w:hAnsi="Calibri"/>
-          <w:b w:val="0"/>
-          <w:i w:val="0"/>
-          <w:color w:val="1A1A2E"/>
-          <w:sz w:val="18"/>
-        </w:rPr>
-        <w:t>___________________________________</w:t>
-      </w:r>
-    </w:p>
-    <w:p>
-      <w:pPr>
-        <w:spacing w:before="0" w:after="0"/>
-        <w:ind w:left="567"/>
-      </w:pPr>
-      <w:r>
-        <w:rPr>
-          <w:rFonts w:ascii="Calibri" w:hAnsi="Calibri"/>
-          <w:b/>
-          <w:i w:val="0"/>
-          <w:color w:val="007A87"/>
-          <w:sz w:val="18"/>
-        </w:rPr>
-        <w:t>Hiragana:</w:t>
-      </w:r>
-      <w:r>
-        <w:rPr>
-          <w:rFonts w:ascii="Calibri" w:hAnsi="Calibri"/>
-          <w:b w:val="0"/>
-          <w:i w:val="0"/>
-          <w:color w:val="1A1A2E"/>
-          <w:sz w:val="18"/>
-        </w:rPr>
-        <w:t>___________________________________</w:t>
-      </w:r>
-    </w:p>
-    <w:p>
-      <w:pPr>
-        <w:spacing w:before="0" w:after="0"/>
-        <w:ind w:left="567"/>
-      </w:pPr>
-      <w:r>
-        <w:rPr>
-          <w:rFonts w:ascii="Calibri" w:hAnsi="Calibri"/>
-          <w:b/>
-          <w:i w:val="0"/>
-          <w:color w:val="007A87"/>
-          <w:sz w:val="18"/>
-        </w:rPr>
-        <w:t xml:space="preserve">Romaji:  </w:t>
-      </w:r>
-      <w:r>
-        <w:rPr>
-          <w:rFonts w:ascii="Calibri" w:hAnsi="Calibri"/>
-          <w:b w:val="0"/>
-          <w:i w:val="0"/>
-          <w:color w:val="1A1A2E"/>
-          <w:sz w:val="18"/>
-        </w:rPr>
-        <w:t>___________________________________</w:t>
-      </w:r>
-      <w:r>
-        <w:rPr>
-          <w:rFonts w:ascii="Calibri" w:hAnsi="Calibri"/>
-          <w:b w:val="0"/>
-          <w:i/>
-          <w:color w:val="6B7B8D"/>
-          <w:sz w:val="16"/>
-        </w:rPr>
-        <w:t xml:space="preserve">  (juu-ni)</w:t>
-      </w:r>
-    </w:p>
-    <w:p>
-      <w:pPr>
-        <w:spacing w:before="60" w:after="0"/>
-      </w:pPr>
-      <w:r>
-        <w:rPr>
-          <w:rFonts w:ascii="Calibri" w:hAnsi="Calibri"/>
-          <w:b/>
-          <w:i w:val="0"/>
-          <w:color w:val="007A87"/>
-          <w:sz w:val="20"/>
-        </w:rPr>
-        <w:t xml:space="preserve">13.  </w:t>
-      </w:r>
-      <w:r>
-        <w:rPr>
-          <w:rFonts w:ascii="Calibri" w:hAnsi="Calibri"/>
-          <w:b w:val="0"/>
-          <w:i w:val="0"/>
-          <w:color w:val="1A1A2E"/>
-          <w:sz w:val="20"/>
-        </w:rPr>
-        <w:t>20 — Twenty</w:t>
-      </w:r>
-      <w:r>
-        <w:rPr>
-          <w:rFonts w:ascii="Calibri" w:hAnsi="Calibri"/>
-          <w:b w:val="0"/>
-          <w:i/>
-          <w:color w:val="6B7B8D"/>
-          <w:sz w:val="16"/>
-        </w:rPr>
-        <w:t xml:space="preserve">  ★ Two × ten.</w:t>
-      </w:r>
-    </w:p>
-    <w:p>
-      <w:pPr>
-        <w:spacing w:before="0" w:after="0"/>
-        <w:ind w:left="567"/>
-      </w:pPr>
-      <w:r>
-        <w:rPr>
-          <w:rFonts w:ascii="Calibri" w:hAnsi="Calibri"/>
-          <w:b/>
-          <w:i w:val="0"/>
-          <w:color w:val="007A87"/>
-          <w:sz w:val="18"/>
-        </w:rPr>
-        <w:t xml:space="preserve">Kanji:    </w:t>
-      </w:r>
-      <w:r>
-        <w:rPr>
-          <w:rFonts w:ascii="Calibri" w:hAnsi="Calibri"/>
-          <w:b w:val="0"/>
-          <w:i w:val="0"/>
-          <w:color w:val="1A1A2E"/>
-          <w:sz w:val="18"/>
-        </w:rPr>
-        <w:t>___________________________________</w:t>
-      </w:r>
-    </w:p>
-    <w:p>
-      <w:pPr>
-        <w:spacing w:before="0" w:after="0"/>
-        <w:ind w:left="567"/>
-      </w:pPr>
-      <w:r>
-        <w:rPr>
-          <w:rFonts w:ascii="Calibri" w:hAnsi="Calibri"/>
-          <w:b/>
-          <w:i w:val="0"/>
-          <w:color w:val="007A87"/>
-          <w:sz w:val="18"/>
-        </w:rPr>
-        <w:t>Hiragana:</w:t>
-      </w:r>
-      <w:r>
-        <w:rPr>
-          <w:rFonts w:ascii="Calibri" w:hAnsi="Calibri"/>
-          <w:b w:val="0"/>
-          <w:i w:val="0"/>
-          <w:color w:val="1A1A2E"/>
-          <w:sz w:val="18"/>
-        </w:rPr>
-        <w:t>___________________________________</w:t>
-      </w:r>
-    </w:p>
-    <w:p>
-      <w:pPr>
-        <w:spacing w:before="0" w:after="0"/>
-        <w:ind w:left="567"/>
-      </w:pPr>
-      <w:r>
-        <w:rPr>
-          <w:rFonts w:ascii="Calibri" w:hAnsi="Calibri"/>
-          <w:b/>
-          <w:i w:val="0"/>
-          <w:color w:val="007A87"/>
-          <w:sz w:val="18"/>
-        </w:rPr>
-        <w:t xml:space="preserve">Romaji:  </w:t>
-      </w:r>
-      <w:r>
-        <w:rPr>
-          <w:rFonts w:ascii="Calibri" w:hAnsi="Calibri"/>
-          <w:b w:val="0"/>
-          <w:i w:val="0"/>
-          <w:color w:val="1A1A2E"/>
-          <w:sz w:val="18"/>
-        </w:rPr>
-        <w:t>___________________________________</w:t>
-      </w:r>
-      <w:r>
-        <w:rPr>
-          <w:rFonts w:ascii="Calibri" w:hAnsi="Calibri"/>
-          <w:b w:val="0"/>
-          <w:i/>
-          <w:color w:val="6B7B8D"/>
-          <w:sz w:val="16"/>
-        </w:rPr>
-        <w:t xml:space="preserve">  (ni-juu)</w:t>
-      </w:r>
-    </w:p>
-    <w:p>
-      <w:pPr>
-        <w:spacing w:before="60" w:after="0"/>
-      </w:pPr>
-      <w:r>
-        <w:rPr>
-          <w:rFonts w:ascii="Calibri" w:hAnsi="Calibri"/>
-          <w:b/>
-          <w:i w:val="0"/>
-          <w:color w:val="007A87"/>
-          <w:sz w:val="20"/>
-        </w:rPr>
-        <w:t xml:space="preserve">14.  </w:t>
-      </w:r>
-      <w:r>
-        <w:rPr>
-          <w:rFonts w:ascii="Calibri" w:hAnsi="Calibri"/>
-          <w:b w:val="0"/>
-          <w:i w:val="0"/>
-          <w:color w:val="1A1A2E"/>
-          <w:sz w:val="20"/>
-        </w:rPr>
-        <w:t>30 — Thirty</w:t>
-      </w:r>
-      <w:r>
-        <w:rPr>
-          <w:rFonts w:ascii="Calibri" w:hAnsi="Calibri"/>
-          <w:b w:val="0"/>
-          <w:i/>
-          <w:color w:val="6B7B8D"/>
-          <w:sz w:val="16"/>
-        </w:rPr>
-        <w:t xml:space="preserve">  ★ Three × ten.</w:t>
-      </w:r>
-    </w:p>
-    <w:p>
-      <w:pPr>
-        <w:spacing w:before="0" w:after="0"/>
-        <w:ind w:left="567"/>
-      </w:pPr>
-      <w:r>
-        <w:rPr>
-          <w:rFonts w:ascii="Calibri" w:hAnsi="Calibri"/>
-          <w:b/>
-          <w:i w:val="0"/>
-          <w:color w:val="007A87"/>
-          <w:sz w:val="18"/>
-        </w:rPr>
-        <w:t xml:space="preserve">Kanji:    </w:t>
-      </w:r>
-      <w:r>
-        <w:rPr>
-          <w:rFonts w:ascii="Calibri" w:hAnsi="Calibri"/>
-          <w:b w:val="0"/>
-          <w:i w:val="0"/>
-          <w:color w:val="1A1A2E"/>
-          <w:sz w:val="18"/>
-        </w:rPr>
-        <w:t>___________________________________</w:t>
-      </w:r>
-    </w:p>
-    <w:p>
-      <w:pPr>
-        <w:spacing w:before="0" w:after="0"/>
-        <w:ind w:left="567"/>
-      </w:pPr>
-      <w:r>
-        <w:rPr>
-          <w:rFonts w:ascii="Calibri" w:hAnsi="Calibri"/>
-          <w:b/>
-          <w:i w:val="0"/>
-          <w:color w:val="007A87"/>
-          <w:sz w:val="18"/>
-        </w:rPr>
-        <w:t>Hiragana:</w:t>
-      </w:r>
-      <w:r>
-        <w:rPr>
-          <w:rFonts w:ascii="Calibri" w:hAnsi="Calibri"/>
-          <w:b w:val="0"/>
-          <w:i w:val="0"/>
-          <w:color w:val="1A1A2E"/>
-          <w:sz w:val="18"/>
-        </w:rPr>
-        <w:t>___________________________________</w:t>
-      </w:r>
-    </w:p>
-    <w:p>
-      <w:pPr>
-        <w:spacing w:before="0" w:after="0"/>
-        <w:ind w:left="567"/>
-      </w:pPr>
-      <w:r>
-        <w:rPr>
-          <w:rFonts w:ascii="Calibri" w:hAnsi="Calibri"/>
-          <w:b/>
-          <w:i w:val="0"/>
-          <w:color w:val="007A87"/>
-          <w:sz w:val="18"/>
-        </w:rPr>
-        <w:t xml:space="preserve">Romaji:  </w:t>
-      </w:r>
-      <w:r>
-        <w:rPr>
-          <w:rFonts w:ascii="Calibri" w:hAnsi="Calibri"/>
-          <w:b w:val="0"/>
-          <w:i w:val="0"/>
-          <w:color w:val="1A1A2E"/>
-          <w:sz w:val="18"/>
-        </w:rPr>
-        <w:t>___________________________________</w:t>
-      </w:r>
-      <w:r>
-        <w:rPr>
-          <w:rFonts w:ascii="Calibri" w:hAnsi="Calibri"/>
-          <w:b w:val="0"/>
-          <w:i/>
-          <w:color w:val="6B7B8D"/>
-          <w:sz w:val="16"/>
-        </w:rPr>
-        <w:t xml:space="preserve">  (san-juu)</w:t>
-      </w:r>
-    </w:p>
-    <w:p>
-      <w:pPr>
-        <w:spacing w:before="60" w:after="0"/>
-      </w:pPr>
-      <w:r>
-        <w:rPr>
-          <w:rFonts w:ascii="Calibri" w:hAnsi="Calibri"/>
-          <w:b/>
-          <w:i w:val="0"/>
-          <w:color w:val="007A87"/>
-          <w:sz w:val="20"/>
-        </w:rPr>
-        <w:t xml:space="preserve">15.  </w:t>
-      </w:r>
-      <w:r>
-        <w:rPr>
-          <w:rFonts w:ascii="Calibri" w:hAnsi="Calibri"/>
-          <w:b w:val="0"/>
-          <w:i w:val="0"/>
-          <w:color w:val="1A1A2E"/>
-          <w:sz w:val="20"/>
-        </w:rPr>
-        <w:t>100 — One hundred</w:t>
-      </w:r>
-      <w:r>
-        <w:rPr>
-          <w:rFonts w:ascii="Calibri" w:hAnsi="Calibri"/>
-          <w:b w:val="0"/>
-          <w:i/>
-          <w:color w:val="6B7B8D"/>
-          <w:sz w:val="16"/>
-        </w:rPr>
-        <w:t xml:space="preserve">  ★ New counter word.</w:t>
-      </w:r>
-    </w:p>
-    <w:p>
-      <w:pPr>
-        <w:spacing w:before="0" w:after="0"/>
-        <w:ind w:left="567"/>
-      </w:pPr>
-      <w:r>
-        <w:rPr>
-          <w:rFonts w:ascii="Calibri" w:hAnsi="Calibri"/>
-          <w:b/>
-          <w:i w:val="0"/>
-          <w:color w:val="007A87"/>
-          <w:sz w:val="18"/>
-        </w:rPr>
-        <w:t xml:space="preserve">Kanji:    </w:t>
-      </w:r>
-      <w:r>
-        <w:rPr>
-          <w:rFonts w:ascii="Calibri" w:hAnsi="Calibri"/>
-          <w:b w:val="0"/>
-          <w:i w:val="0"/>
-          <w:color w:val="1A1A2E"/>
-          <w:sz w:val="18"/>
-        </w:rPr>
-        <w:t>___________________________________</w:t>
-      </w:r>
-    </w:p>
-    <w:p>
-      <w:pPr>
-        <w:spacing w:before="0" w:after="0"/>
-        <w:ind w:left="567"/>
-      </w:pPr>
-      <w:r>
-        <w:rPr>
-          <w:rFonts w:ascii="Calibri" w:hAnsi="Calibri"/>
-          <w:b/>
-          <w:i w:val="0"/>
-          <w:color w:val="007A87"/>
-          <w:sz w:val="18"/>
-        </w:rPr>
-        <w:t>Hiragana:</w:t>
-      </w:r>
-      <w:r>
-        <w:rPr>
-          <w:rFonts w:ascii="Calibri" w:hAnsi="Calibri"/>
-          <w:b w:val="0"/>
-          <w:i w:val="0"/>
-          <w:color w:val="1A1A2E"/>
-          <w:sz w:val="18"/>
-        </w:rPr>
-        <w:t>___________________________________</w:t>
-      </w:r>
-    </w:p>
-    <w:p>
-      <w:pPr>
-        <w:spacing w:before="0" w:after="0"/>
-        <w:ind w:left="567"/>
-      </w:pPr>
-      <w:r>
-        <w:rPr>
-          <w:rFonts w:ascii="Calibri" w:hAnsi="Calibri"/>
-          <w:b/>
-          <w:i w:val="0"/>
-          <w:color w:val="007A87"/>
-          <w:sz w:val="18"/>
-        </w:rPr>
-        <w:t xml:space="preserve">Romaji:  </w:t>
-      </w:r>
-      <w:r>
-        <w:rPr>
-          <w:rFonts w:ascii="Calibri" w:hAnsi="Calibri"/>
-          <w:b w:val="0"/>
-          <w:i w:val="0"/>
-          <w:color w:val="1A1A2E"/>
-          <w:sz w:val="18"/>
-        </w:rPr>
-        <w:t>___________________________________</w:t>
-      </w:r>
-      <w:r>
-        <w:rPr>
-          <w:rFonts w:ascii="Calibri" w:hAnsi="Calibri"/>
-          <w:b w:val="0"/>
-          <w:i/>
-          <w:color w:val="6B7B8D"/>
-          <w:sz w:val="16"/>
-        </w:rPr>
-        <w:t xml:space="preserve">  (hyaku)</w:t>
-      </w:r>
-    </w:p>
-    <w:p>
-      <w:pPr>
-        <w:spacing w:before="60" w:after="0"/>
-      </w:pPr>
-      <w:r>
-        <w:rPr>
-          <w:rFonts w:ascii="Calibri" w:hAnsi="Calibri"/>
-          <w:b/>
-          <w:i w:val="0"/>
-          <w:color w:val="007A87"/>
-          <w:sz w:val="20"/>
-        </w:rPr>
-        <w:t xml:space="preserve">16.  </w:t>
-      </w:r>
-      <w:r>
-        <w:rPr>
-          <w:rFonts w:ascii="Calibri" w:hAnsi="Calibri"/>
-          <w:b w:val="0"/>
-          <w:i w:val="0"/>
-          <w:color w:val="1A1A2E"/>
-          <w:sz w:val="20"/>
-        </w:rPr>
-        <w:t>1000 — One thousand</w:t>
-      </w:r>
-      <w:r>
-        <w:rPr>
-          <w:rFonts w:ascii="Calibri" w:hAnsi="Calibri"/>
-          <w:b w:val="0"/>
-          <w:i/>
-          <w:color w:val="6B7B8D"/>
-          <w:sz w:val="16"/>
-        </w:rPr>
-        <w:t xml:space="preserve">  ★ New counter word.</w:t>
-      </w:r>
-    </w:p>
-    <w:p>
-      <w:pPr>
-        <w:spacing w:before="0" w:after="0"/>
-        <w:ind w:left="567"/>
-      </w:pPr>
-      <w:r>
-        <w:rPr>
-          <w:rFonts w:ascii="Calibri" w:hAnsi="Calibri"/>
-          <w:b/>
-          <w:i w:val="0"/>
-          <w:color w:val="007A87"/>
-          <w:sz w:val="18"/>
-        </w:rPr>
-        <w:t xml:space="preserve">Kanji:    </w:t>
-      </w:r>
-      <w:r>
-        <w:rPr>
-          <w:rFonts w:ascii="Calibri" w:hAnsi="Calibri"/>
-          <w:b w:val="0"/>
-          <w:i w:val="0"/>
-          <w:color w:val="1A1A2E"/>
-          <w:sz w:val="18"/>
-        </w:rPr>
-        <w:t>___________________________________</w:t>
-      </w:r>
-    </w:p>
-    <w:p>
-      <w:pPr>
-        <w:spacing w:before="0" w:after="0"/>
-        <w:ind w:left="567"/>
-      </w:pPr>
-      <w:r>
-        <w:rPr>
-          <w:rFonts w:ascii="Calibri" w:hAnsi="Calibri"/>
-          <w:b/>
-          <w:i w:val="0"/>
-          <w:color w:val="007A87"/>
-          <w:sz w:val="18"/>
-        </w:rPr>
-        <w:t>Hiragana:</w:t>
-      </w:r>
-      <w:r>
-        <w:rPr>
-          <w:rFonts w:ascii="Calibri" w:hAnsi="Calibri"/>
-          <w:b w:val="0"/>
-          <w:i w:val="0"/>
-          <w:color w:val="1A1A2E"/>
-          <w:sz w:val="18"/>
-        </w:rPr>
-        <w:t>___________________________________</w:t>
-      </w:r>
-    </w:p>
-    <w:p>
-      <w:pPr>
-        <w:spacing w:before="0" w:after="0"/>
-        <w:ind w:left="567"/>
-      </w:pPr>
-      <w:r>
-        <w:rPr>
-          <w:rFonts w:ascii="Calibri" w:hAnsi="Calibri"/>
-          <w:b/>
-          <w:i w:val="0"/>
-          <w:color w:val="007A87"/>
-          <w:sz w:val="18"/>
-        </w:rPr>
-        <w:t xml:space="preserve">Romaji:  </w:t>
-      </w:r>
-      <w:r>
-        <w:rPr>
-          <w:rFonts w:ascii="Calibri" w:hAnsi="Calibri"/>
-          <w:b w:val="0"/>
-          <w:i w:val="0"/>
-          <w:color w:val="1A1A2E"/>
-          <w:sz w:val="18"/>
-        </w:rPr>
-        <w:t>___________________________________</w:t>
-      </w:r>
-      <w:r>
-        <w:rPr>
-          <w:rFonts w:ascii="Calibri" w:hAnsi="Calibri"/>
-          <w:b w:val="0"/>
-          <w:i/>
-          <w:color w:val="6B7B8D"/>
-          <w:sz w:val="16"/>
-        </w:rPr>
-        <w:t xml:space="preserve">  (sen)</w:t>
-      </w:r>
-    </w:p>
+    <w:tbl>
+      <w:tblPr>
+        <w:tblStyle w:val="TableGrid"/>
+        <w:tblW w:type="auto" w:w="0"/>
+        <w:tblLook w:firstColumn="1" w:firstRow="1" w:lastColumn="0" w:lastRow="0" w:noHBand="0" w:noVBand="1" w:val="04A0"/>
+      </w:tblPr>
+      <w:tblGrid>
+        <w:gridCol w:w="4986"/>
+        <w:gridCol w:w="4986"/>
+      </w:tblGrid>
+      <w:tr>
+        <w:tc>
+          <w:tcPr>
+            <w:tcW w:type="dxa" w:w="4986"/>
+            <w:tcBorders>
+              <w:top w:val="nil"/>
+              <w:left w:val="nil"/>
+              <w:bottom w:val="nil"/>
+              <w:right w:val="nil"/>
+            </w:tcBorders>
+            <w:shd w:val="clear" w:color="auto" w:fill="F0F6FA"/>
+            <w:vAlign w:val="top"/>
+          </w:tcPr>
+          <w:p>
+            <w:pPr>
+              <w:spacing w:before="40" w:after="0"/>
+            </w:pPr>
+            <w:r>
+              <w:rPr>
+                <w:rFonts w:ascii="Calibri" w:hAnsi="Calibri"/>
+                <w:b/>
+                <w:i w:val="0"/>
+                <w:color w:val="007A87"/>
+                <w:sz w:val="20"/>
+              </w:rPr>
+              <w:t xml:space="preserve">1. </w:t>
+            </w:r>
+            <w:r>
+              <w:rPr>
+                <w:rFonts w:ascii="Calibri" w:hAnsi="Calibri"/>
+                <w:b w:val="0"/>
+                <w:i w:val="0"/>
+                <w:color w:val="1A1A2E"/>
+                <w:sz w:val="20"/>
+              </w:rPr>
+              <w:t>1  — One</w:t>
+            </w:r>
+          </w:p>
+          <w:p>
+            <w:pPr>
+              <w:spacing w:before="0" w:after="0"/>
+              <w:ind w:left="113"/>
+            </w:pPr>
+            <w:r>
+              <w:rPr>
+                <w:rFonts w:ascii="Calibri" w:hAnsi="Calibri"/>
+                <w:b/>
+                <w:i w:val="0"/>
+                <w:color w:val="007A87"/>
+                <w:sz w:val="18"/>
+              </w:rPr>
+              <w:t xml:space="preserve">Kanji:    </w:t>
+            </w:r>
+            <w:r>
+              <w:rPr>
+                <w:rFonts w:ascii="Calibri" w:hAnsi="Calibri"/>
+                <w:b w:val="0"/>
+                <w:i w:val="0"/>
+                <w:color w:val="1A1A2E"/>
+                <w:sz w:val="18"/>
+              </w:rPr>
+              <w:t>_____________________</w:t>
+            </w:r>
+          </w:p>
+          <w:p>
+            <w:pPr>
+              <w:spacing w:before="0" w:after="0"/>
+              <w:ind w:left="113"/>
+            </w:pPr>
+            <w:r>
+              <w:rPr>
+                <w:rFonts w:ascii="Calibri" w:hAnsi="Calibri"/>
+                <w:b/>
+                <w:i w:val="0"/>
+                <w:color w:val="007A87"/>
+                <w:sz w:val="18"/>
+              </w:rPr>
+              <w:t>Hiragana:</w:t>
+            </w:r>
+            <w:r>
+              <w:rPr>
+                <w:rFonts w:ascii="Calibri" w:hAnsi="Calibri"/>
+                <w:b w:val="0"/>
+                <w:i w:val="0"/>
+                <w:color w:val="1A1A2E"/>
+                <w:sz w:val="18"/>
+              </w:rPr>
+              <w:t>_____________________</w:t>
+            </w:r>
+          </w:p>
+          <w:p>
+            <w:pPr>
+              <w:spacing w:before="0" w:after="0"/>
+              <w:ind w:left="113"/>
+            </w:pPr>
+            <w:r>
+              <w:rPr>
+                <w:rFonts w:ascii="Calibri" w:hAnsi="Calibri"/>
+                <w:b/>
+                <w:i w:val="0"/>
+                <w:color w:val="007A87"/>
+                <w:sz w:val="18"/>
+              </w:rPr>
+              <w:t xml:space="preserve">Romaji:  </w:t>
+            </w:r>
+            <w:r>
+              <w:rPr>
+                <w:rFonts w:ascii="Calibri" w:hAnsi="Calibri"/>
+                <w:b w:val="0"/>
+                <w:i w:val="0"/>
+                <w:color w:val="1A1A2E"/>
+                <w:sz w:val="18"/>
+              </w:rPr>
+              <w:t>_____________________</w:t>
+            </w:r>
+            <w:r>
+              <w:rPr>
+                <w:rFonts w:ascii="Calibri" w:hAnsi="Calibri"/>
+                <w:b w:val="0"/>
+                <w:i/>
+                <w:color w:val="6B7B8D"/>
+                <w:sz w:val="14"/>
+              </w:rPr>
+              <w:t xml:space="preserve">  (ichi)</w:t>
+            </w:r>
+          </w:p>
+        </w:tc>
+        <w:tc>
+          <w:tcPr>
+            <w:tcW w:type="dxa" w:w="4986"/>
+            <w:tcBorders>
+              <w:top w:val="nil"/>
+              <w:left w:val="nil"/>
+              <w:bottom w:val="nil"/>
+              <w:right w:val="nil"/>
+            </w:tcBorders>
+            <w:shd w:val="clear" w:color="auto" w:fill="F0F6FA"/>
+            <w:vAlign w:val="top"/>
+          </w:tcPr>
+          <w:p>
+            <w:pPr>
+              <w:spacing w:before="40" w:after="0"/>
+            </w:pPr>
+            <w:r>
+              <w:rPr>
+                <w:rFonts w:ascii="Calibri" w:hAnsi="Calibri"/>
+                <w:b/>
+                <w:i w:val="0"/>
+                <w:color w:val="007A87"/>
+                <w:sz w:val="20"/>
+              </w:rPr>
+              <w:t xml:space="preserve">2. </w:t>
+            </w:r>
+            <w:r>
+              <w:rPr>
+                <w:rFonts w:ascii="Calibri" w:hAnsi="Calibri"/>
+                <w:b w:val="0"/>
+                <w:i w:val="0"/>
+                <w:color w:val="1A1A2E"/>
+                <w:sz w:val="20"/>
+              </w:rPr>
+              <w:t>2  — Two</w:t>
+            </w:r>
+          </w:p>
+          <w:p>
+            <w:pPr>
+              <w:spacing w:before="0" w:after="0"/>
+              <w:ind w:left="113"/>
+            </w:pPr>
+            <w:r>
+              <w:rPr>
+                <w:rFonts w:ascii="Calibri" w:hAnsi="Calibri"/>
+                <w:b/>
+                <w:i w:val="0"/>
+                <w:color w:val="007A87"/>
+                <w:sz w:val="18"/>
+              </w:rPr>
+              <w:t xml:space="preserve">Kanji:    </w:t>
+            </w:r>
+            <w:r>
+              <w:rPr>
+                <w:rFonts w:ascii="Calibri" w:hAnsi="Calibri"/>
+                <w:b w:val="0"/>
+                <w:i w:val="0"/>
+                <w:color w:val="1A1A2E"/>
+                <w:sz w:val="18"/>
+              </w:rPr>
+              <w:t>_____________________</w:t>
+            </w:r>
+          </w:p>
+          <w:p>
+            <w:pPr>
+              <w:spacing w:before="0" w:after="0"/>
+              <w:ind w:left="113"/>
+            </w:pPr>
+            <w:r>
+              <w:rPr>
+                <w:rFonts w:ascii="Calibri" w:hAnsi="Calibri"/>
+                <w:b/>
+                <w:i w:val="0"/>
+                <w:color w:val="007A87"/>
+                <w:sz w:val="18"/>
+              </w:rPr>
+              <w:t>Hiragana:</w:t>
+            </w:r>
+            <w:r>
+              <w:rPr>
+                <w:rFonts w:ascii="Calibri" w:hAnsi="Calibri"/>
+                <w:b w:val="0"/>
+                <w:i w:val="0"/>
+                <w:color w:val="1A1A2E"/>
+                <w:sz w:val="18"/>
+              </w:rPr>
+              <w:t>_____________________</w:t>
+            </w:r>
+          </w:p>
+          <w:p>
+            <w:pPr>
+              <w:spacing w:before="0" w:after="0"/>
+              <w:ind w:left="113"/>
+            </w:pPr>
+            <w:r>
+              <w:rPr>
+                <w:rFonts w:ascii="Calibri" w:hAnsi="Calibri"/>
+                <w:b/>
+                <w:i w:val="0"/>
+                <w:color w:val="007A87"/>
+                <w:sz w:val="18"/>
+              </w:rPr>
+              <w:t xml:space="preserve">Romaji:  </w:t>
+            </w:r>
+            <w:r>
+              <w:rPr>
+                <w:rFonts w:ascii="Calibri" w:hAnsi="Calibri"/>
+                <w:b w:val="0"/>
+                <w:i w:val="0"/>
+                <w:color w:val="1A1A2E"/>
+                <w:sz w:val="18"/>
+              </w:rPr>
+              <w:t>_____________________</w:t>
+            </w:r>
+            <w:r>
+              <w:rPr>
+                <w:rFonts w:ascii="Calibri" w:hAnsi="Calibri"/>
+                <w:b w:val="0"/>
+                <w:i/>
+                <w:color w:val="6B7B8D"/>
+                <w:sz w:val="14"/>
+              </w:rPr>
+              <w:t xml:space="preserve">  (ni)</w:t>
+            </w:r>
+          </w:p>
+        </w:tc>
+      </w:tr>
+      <w:tr>
+        <w:tc>
+          <w:tcPr>
+            <w:tcW w:type="dxa" w:w="4986"/>
+            <w:tcBorders>
+              <w:top w:val="nil"/>
+              <w:left w:val="nil"/>
+              <w:bottom w:val="nil"/>
+              <w:right w:val="nil"/>
+            </w:tcBorders>
+            <w:shd w:val="clear" w:color="auto" w:fill="FFFFFF"/>
+            <w:vAlign w:val="top"/>
+          </w:tcPr>
+          <w:p>
+            <w:pPr>
+              <w:spacing w:before="40" w:after="0"/>
+            </w:pPr>
+            <w:r>
+              <w:rPr>
+                <w:rFonts w:ascii="Calibri" w:hAnsi="Calibri"/>
+                <w:b/>
+                <w:i w:val="0"/>
+                <w:color w:val="007A87"/>
+                <w:sz w:val="20"/>
+              </w:rPr>
+              <w:t xml:space="preserve">3. </w:t>
+            </w:r>
+            <w:r>
+              <w:rPr>
+                <w:rFonts w:ascii="Calibri" w:hAnsi="Calibri"/>
+                <w:b w:val="0"/>
+                <w:i w:val="0"/>
+                <w:color w:val="1A1A2E"/>
+                <w:sz w:val="20"/>
+              </w:rPr>
+              <w:t>3  — Three</w:t>
+            </w:r>
+          </w:p>
+          <w:p>
+            <w:pPr>
+              <w:spacing w:before="0" w:after="0"/>
+              <w:ind w:left="113"/>
+            </w:pPr>
+            <w:r>
+              <w:rPr>
+                <w:rFonts w:ascii="Calibri" w:hAnsi="Calibri"/>
+                <w:b/>
+                <w:i w:val="0"/>
+                <w:color w:val="007A87"/>
+                <w:sz w:val="18"/>
+              </w:rPr>
+              <w:t xml:space="preserve">Kanji:    </w:t>
+            </w:r>
+            <w:r>
+              <w:rPr>
+                <w:rFonts w:ascii="Calibri" w:hAnsi="Calibri"/>
+                <w:b w:val="0"/>
+                <w:i w:val="0"/>
+                <w:color w:val="1A1A2E"/>
+                <w:sz w:val="18"/>
+              </w:rPr>
+              <w:t>_____________________</w:t>
+            </w:r>
+          </w:p>
+          <w:p>
+            <w:pPr>
+              <w:spacing w:before="0" w:after="0"/>
+              <w:ind w:left="113"/>
+            </w:pPr>
+            <w:r>
+              <w:rPr>
+                <w:rFonts w:ascii="Calibri" w:hAnsi="Calibri"/>
+                <w:b/>
+                <w:i w:val="0"/>
+                <w:color w:val="007A87"/>
+                <w:sz w:val="18"/>
+              </w:rPr>
+              <w:t>Hiragana:</w:t>
+            </w:r>
+            <w:r>
+              <w:rPr>
+                <w:rFonts w:ascii="Calibri" w:hAnsi="Calibri"/>
+                <w:b w:val="0"/>
+                <w:i w:val="0"/>
+                <w:color w:val="1A1A2E"/>
+                <w:sz w:val="18"/>
+              </w:rPr>
+              <w:t>_____________________</w:t>
+            </w:r>
+          </w:p>
+          <w:p>
+            <w:pPr>
+              <w:spacing w:before="0" w:after="0"/>
+              <w:ind w:left="113"/>
+            </w:pPr>
+            <w:r>
+              <w:rPr>
+                <w:rFonts w:ascii="Calibri" w:hAnsi="Calibri"/>
+                <w:b/>
+                <w:i w:val="0"/>
+                <w:color w:val="007A87"/>
+                <w:sz w:val="18"/>
+              </w:rPr>
+              <w:t xml:space="preserve">Romaji:  </w:t>
+            </w:r>
+            <w:r>
+              <w:rPr>
+                <w:rFonts w:ascii="Calibri" w:hAnsi="Calibri"/>
+                <w:b w:val="0"/>
+                <w:i w:val="0"/>
+                <w:color w:val="1A1A2E"/>
+                <w:sz w:val="18"/>
+              </w:rPr>
+              <w:t>_____________________</w:t>
+            </w:r>
+            <w:r>
+              <w:rPr>
+                <w:rFonts w:ascii="Calibri" w:hAnsi="Calibri"/>
+                <w:b w:val="0"/>
+                <w:i/>
+                <w:color w:val="6B7B8D"/>
+                <w:sz w:val="14"/>
+              </w:rPr>
+              <w:t xml:space="preserve">  (san)</w:t>
+            </w:r>
+          </w:p>
+        </w:tc>
+        <w:tc>
+          <w:tcPr>
+            <w:tcW w:type="dxa" w:w="4986"/>
+            <w:tcBorders>
+              <w:top w:val="nil"/>
+              <w:left w:val="nil"/>
+              <w:bottom w:val="nil"/>
+              <w:right w:val="nil"/>
+            </w:tcBorders>
+            <w:shd w:val="clear" w:color="auto" w:fill="FFFFFF"/>
+            <w:vAlign w:val="top"/>
+          </w:tcPr>
+          <w:p>
+            <w:pPr>
+              <w:spacing w:before="40" w:after="0"/>
+            </w:pPr>
+            <w:r>
+              <w:rPr>
+                <w:rFonts w:ascii="Calibri" w:hAnsi="Calibri"/>
+                <w:b/>
+                <w:i w:val="0"/>
+                <w:color w:val="007A87"/>
+                <w:sz w:val="20"/>
+              </w:rPr>
+              <w:t xml:space="preserve">4. </w:t>
+            </w:r>
+            <w:r>
+              <w:rPr>
+                <w:rFonts w:ascii="Calibri" w:hAnsi="Calibri"/>
+                <w:b w:val="0"/>
+                <w:i w:val="0"/>
+                <w:color w:val="1A1A2E"/>
+                <w:sz w:val="20"/>
+              </w:rPr>
+              <w:t>4  — Four</w:t>
+            </w:r>
+          </w:p>
+          <w:p>
+            <w:pPr>
+              <w:spacing w:before="0" w:after="20"/>
+            </w:pPr>
+            <w:r>
+              <w:rPr>
+                <w:rFonts w:ascii="Calibri" w:hAnsi="Calibri"/>
+                <w:b w:val="0"/>
+                <w:i/>
+                <w:color w:val="6B7B8D"/>
+                <w:sz w:val="14"/>
+              </w:rPr>
+              <w:t>★ Both are used; よん is safer in daily speech.</w:t>
+            </w:r>
+          </w:p>
+          <w:p>
+            <w:pPr>
+              <w:spacing w:before="0" w:after="0"/>
+              <w:ind w:left="113"/>
+            </w:pPr>
+            <w:r>
+              <w:rPr>
+                <w:rFonts w:ascii="Calibri" w:hAnsi="Calibri"/>
+                <w:b/>
+                <w:i w:val="0"/>
+                <w:color w:val="007A87"/>
+                <w:sz w:val="18"/>
+              </w:rPr>
+              <w:t xml:space="preserve">Kanji:    </w:t>
+            </w:r>
+            <w:r>
+              <w:rPr>
+                <w:rFonts w:ascii="Calibri" w:hAnsi="Calibri"/>
+                <w:b w:val="0"/>
+                <w:i w:val="0"/>
+                <w:color w:val="1A1A2E"/>
+                <w:sz w:val="18"/>
+              </w:rPr>
+              <w:t>_____________________</w:t>
+            </w:r>
+          </w:p>
+          <w:p>
+            <w:pPr>
+              <w:spacing w:before="0" w:after="0"/>
+              <w:ind w:left="113"/>
+            </w:pPr>
+            <w:r>
+              <w:rPr>
+                <w:rFonts w:ascii="Calibri" w:hAnsi="Calibri"/>
+                <w:b/>
+                <w:i w:val="0"/>
+                <w:color w:val="007A87"/>
+                <w:sz w:val="18"/>
+              </w:rPr>
+              <w:t>Hiragana:</w:t>
+            </w:r>
+            <w:r>
+              <w:rPr>
+                <w:rFonts w:ascii="Calibri" w:hAnsi="Calibri"/>
+                <w:b w:val="0"/>
+                <w:i w:val="0"/>
+                <w:color w:val="1A1A2E"/>
+                <w:sz w:val="18"/>
+              </w:rPr>
+              <w:t>_____________________</w:t>
+            </w:r>
+          </w:p>
+          <w:p>
+            <w:pPr>
+              <w:spacing w:before="0" w:after="0"/>
+              <w:ind w:left="113"/>
+            </w:pPr>
+            <w:r>
+              <w:rPr>
+                <w:rFonts w:ascii="Calibri" w:hAnsi="Calibri"/>
+                <w:b/>
+                <w:i w:val="0"/>
+                <w:color w:val="007A87"/>
+                <w:sz w:val="18"/>
+              </w:rPr>
+              <w:t xml:space="preserve">Romaji:  </w:t>
+            </w:r>
+            <w:r>
+              <w:rPr>
+                <w:rFonts w:ascii="Calibri" w:hAnsi="Calibri"/>
+                <w:b w:val="0"/>
+                <w:i w:val="0"/>
+                <w:color w:val="1A1A2E"/>
+                <w:sz w:val="18"/>
+              </w:rPr>
+              <w:t>_____________________</w:t>
+            </w:r>
+            <w:r>
+              <w:rPr>
+                <w:rFonts w:ascii="Calibri" w:hAnsi="Calibri"/>
+                <w:b w:val="0"/>
+                <w:i/>
+                <w:color w:val="6B7B8D"/>
+                <w:sz w:val="14"/>
+              </w:rPr>
+              <w:t xml:space="preserve">  (shi / yon)</w:t>
+            </w:r>
+          </w:p>
+        </w:tc>
+      </w:tr>
+      <w:tr>
+        <w:tc>
+          <w:tcPr>
+            <w:tcW w:type="dxa" w:w="4986"/>
+            <w:tcBorders>
+              <w:top w:val="nil"/>
+              <w:left w:val="nil"/>
+              <w:bottom w:val="nil"/>
+              <w:right w:val="nil"/>
+            </w:tcBorders>
+            <w:shd w:val="clear" w:color="auto" w:fill="F0F6FA"/>
+            <w:vAlign w:val="top"/>
+          </w:tcPr>
+          <w:p>
+            <w:pPr>
+              <w:spacing w:before="40" w:after="0"/>
+            </w:pPr>
+            <w:r>
+              <w:rPr>
+                <w:rFonts w:ascii="Calibri" w:hAnsi="Calibri"/>
+                <w:b/>
+                <w:i w:val="0"/>
+                <w:color w:val="007A87"/>
+                <w:sz w:val="20"/>
+              </w:rPr>
+              <w:t xml:space="preserve">5. </w:t>
+            </w:r>
+            <w:r>
+              <w:rPr>
+                <w:rFonts w:ascii="Calibri" w:hAnsi="Calibri"/>
+                <w:b w:val="0"/>
+                <w:i w:val="0"/>
+                <w:color w:val="1A1A2E"/>
+                <w:sz w:val="20"/>
+              </w:rPr>
+              <w:t>5  — Five</w:t>
+            </w:r>
+          </w:p>
+          <w:p>
+            <w:pPr>
+              <w:spacing w:before="0" w:after="0"/>
+              <w:ind w:left="113"/>
+            </w:pPr>
+            <w:r>
+              <w:rPr>
+                <w:rFonts w:ascii="Calibri" w:hAnsi="Calibri"/>
+                <w:b/>
+                <w:i w:val="0"/>
+                <w:color w:val="007A87"/>
+                <w:sz w:val="18"/>
+              </w:rPr>
+              <w:t xml:space="preserve">Kanji:    </w:t>
+            </w:r>
+            <w:r>
+              <w:rPr>
+                <w:rFonts w:ascii="Calibri" w:hAnsi="Calibri"/>
+                <w:b w:val="0"/>
+                <w:i w:val="0"/>
+                <w:color w:val="1A1A2E"/>
+                <w:sz w:val="18"/>
+              </w:rPr>
+              <w:t>_____________________</w:t>
+            </w:r>
+          </w:p>
+          <w:p>
+            <w:pPr>
+              <w:spacing w:before="0" w:after="0"/>
+              <w:ind w:left="113"/>
+            </w:pPr>
+            <w:r>
+              <w:rPr>
+                <w:rFonts w:ascii="Calibri" w:hAnsi="Calibri"/>
+                <w:b/>
+                <w:i w:val="0"/>
+                <w:color w:val="007A87"/>
+                <w:sz w:val="18"/>
+              </w:rPr>
+              <w:t>Hiragana:</w:t>
+            </w:r>
+            <w:r>
+              <w:rPr>
+                <w:rFonts w:ascii="Calibri" w:hAnsi="Calibri"/>
+                <w:b w:val="0"/>
+                <w:i w:val="0"/>
+                <w:color w:val="1A1A2E"/>
+                <w:sz w:val="18"/>
+              </w:rPr>
+              <w:t>_____________________</w:t>
+            </w:r>
+          </w:p>
+          <w:p>
+            <w:pPr>
+              <w:spacing w:before="0" w:after="0"/>
+              <w:ind w:left="113"/>
+            </w:pPr>
+            <w:r>
+              <w:rPr>
+                <w:rFonts w:ascii="Calibri" w:hAnsi="Calibri"/>
+                <w:b/>
+                <w:i w:val="0"/>
+                <w:color w:val="007A87"/>
+                <w:sz w:val="18"/>
+              </w:rPr>
+              <w:t xml:space="preserve">Romaji:  </w:t>
+            </w:r>
+            <w:r>
+              <w:rPr>
+                <w:rFonts w:ascii="Calibri" w:hAnsi="Calibri"/>
+                <w:b w:val="0"/>
+                <w:i w:val="0"/>
+                <w:color w:val="1A1A2E"/>
+                <w:sz w:val="18"/>
+              </w:rPr>
+              <w:t>_____________________</w:t>
+            </w:r>
+            <w:r>
+              <w:rPr>
+                <w:rFonts w:ascii="Calibri" w:hAnsi="Calibri"/>
+                <w:b w:val="0"/>
+                <w:i/>
+                <w:color w:val="6B7B8D"/>
+                <w:sz w:val="14"/>
+              </w:rPr>
+              <w:t xml:space="preserve">  (go)</w:t>
+            </w:r>
+          </w:p>
+        </w:tc>
+        <w:tc>
+          <w:tcPr>
+            <w:tcW w:type="dxa" w:w="4986"/>
+            <w:tcBorders>
+              <w:top w:val="nil"/>
+              <w:left w:val="nil"/>
+              <w:bottom w:val="nil"/>
+              <w:right w:val="nil"/>
+            </w:tcBorders>
+            <w:shd w:val="clear" w:color="auto" w:fill="F0F6FA"/>
+            <w:vAlign w:val="top"/>
+          </w:tcPr>
+          <w:p>
+            <w:pPr>
+              <w:spacing w:before="40" w:after="0"/>
+            </w:pPr>
+            <w:r>
+              <w:rPr>
+                <w:rFonts w:ascii="Calibri" w:hAnsi="Calibri"/>
+                <w:b/>
+                <w:i w:val="0"/>
+                <w:color w:val="007A87"/>
+                <w:sz w:val="20"/>
+              </w:rPr>
+              <w:t xml:space="preserve">6. </w:t>
+            </w:r>
+            <w:r>
+              <w:rPr>
+                <w:rFonts w:ascii="Calibri" w:hAnsi="Calibri"/>
+                <w:b w:val="0"/>
+                <w:i w:val="0"/>
+                <w:color w:val="1A1A2E"/>
+                <w:sz w:val="20"/>
+              </w:rPr>
+              <w:t>6  — Six</w:t>
+            </w:r>
+          </w:p>
+          <w:p>
+            <w:pPr>
+              <w:spacing w:before="0" w:after="0"/>
+              <w:ind w:left="113"/>
+            </w:pPr>
+            <w:r>
+              <w:rPr>
+                <w:rFonts w:ascii="Calibri" w:hAnsi="Calibri"/>
+                <w:b/>
+                <w:i w:val="0"/>
+                <w:color w:val="007A87"/>
+                <w:sz w:val="18"/>
+              </w:rPr>
+              <w:t xml:space="preserve">Kanji:    </w:t>
+            </w:r>
+            <w:r>
+              <w:rPr>
+                <w:rFonts w:ascii="Calibri" w:hAnsi="Calibri"/>
+                <w:b w:val="0"/>
+                <w:i w:val="0"/>
+                <w:color w:val="1A1A2E"/>
+                <w:sz w:val="18"/>
+              </w:rPr>
+              <w:t>_____________________</w:t>
+            </w:r>
+          </w:p>
+          <w:p>
+            <w:pPr>
+              <w:spacing w:before="0" w:after="0"/>
+              <w:ind w:left="113"/>
+            </w:pPr>
+            <w:r>
+              <w:rPr>
+                <w:rFonts w:ascii="Calibri" w:hAnsi="Calibri"/>
+                <w:b/>
+                <w:i w:val="0"/>
+                <w:color w:val="007A87"/>
+                <w:sz w:val="18"/>
+              </w:rPr>
+              <w:t>Hiragana:</w:t>
+            </w:r>
+            <w:r>
+              <w:rPr>
+                <w:rFonts w:ascii="Calibri" w:hAnsi="Calibri"/>
+                <w:b w:val="0"/>
+                <w:i w:val="0"/>
+                <w:color w:val="1A1A2E"/>
+                <w:sz w:val="18"/>
+              </w:rPr>
+              <w:t>_____________________</w:t>
+            </w:r>
+          </w:p>
+          <w:p>
+            <w:pPr>
+              <w:spacing w:before="0" w:after="0"/>
+              <w:ind w:left="113"/>
+            </w:pPr>
+            <w:r>
+              <w:rPr>
+                <w:rFonts w:ascii="Calibri" w:hAnsi="Calibri"/>
+                <w:b/>
+                <w:i w:val="0"/>
+                <w:color w:val="007A87"/>
+                <w:sz w:val="18"/>
+              </w:rPr>
+              <w:t xml:space="preserve">Romaji:  </w:t>
+            </w:r>
+            <w:r>
+              <w:rPr>
+                <w:rFonts w:ascii="Calibri" w:hAnsi="Calibri"/>
+                <w:b w:val="0"/>
+                <w:i w:val="0"/>
+                <w:color w:val="1A1A2E"/>
+                <w:sz w:val="18"/>
+              </w:rPr>
+              <w:t>_____________________</w:t>
+            </w:r>
+            <w:r>
+              <w:rPr>
+                <w:rFonts w:ascii="Calibri" w:hAnsi="Calibri"/>
+                <w:b w:val="0"/>
+                <w:i/>
+                <w:color w:val="6B7B8D"/>
+                <w:sz w:val="14"/>
+              </w:rPr>
+              <w:t xml:space="preserve">  (roku)</w:t>
+            </w:r>
+          </w:p>
+        </w:tc>
+      </w:tr>
+      <w:tr>
+        <w:tc>
+          <w:tcPr>
+            <w:tcW w:type="dxa" w:w="4986"/>
+            <w:tcBorders>
+              <w:top w:val="nil"/>
+              <w:left w:val="nil"/>
+              <w:bottom w:val="nil"/>
+              <w:right w:val="nil"/>
+            </w:tcBorders>
+            <w:shd w:val="clear" w:color="auto" w:fill="FFFFFF"/>
+            <w:vAlign w:val="top"/>
+          </w:tcPr>
+          <w:p>
+            <w:pPr>
+              <w:spacing w:before="40" w:after="0"/>
+            </w:pPr>
+            <w:r>
+              <w:rPr>
+                <w:rFonts w:ascii="Calibri" w:hAnsi="Calibri"/>
+                <w:b/>
+                <w:i w:val="0"/>
+                <w:color w:val="007A87"/>
+                <w:sz w:val="20"/>
+              </w:rPr>
+              <w:t xml:space="preserve">7. </w:t>
+            </w:r>
+            <w:r>
+              <w:rPr>
+                <w:rFonts w:ascii="Calibri" w:hAnsi="Calibri"/>
+                <w:b w:val="0"/>
+                <w:i w:val="0"/>
+                <w:color w:val="1A1A2E"/>
+                <w:sz w:val="20"/>
+              </w:rPr>
+              <w:t>7  — Seven</w:t>
+            </w:r>
+          </w:p>
+          <w:p>
+            <w:pPr>
+              <w:spacing w:before="0" w:after="20"/>
+            </w:pPr>
+            <w:r>
+              <w:rPr>
+                <w:rFonts w:ascii="Calibri" w:hAnsi="Calibri"/>
+                <w:b w:val="0"/>
+                <w:i/>
+                <w:color w:val="6B7B8D"/>
+                <w:sz w:val="14"/>
+              </w:rPr>
+              <w:t>★ なな is more common in daily speech.</w:t>
+            </w:r>
+          </w:p>
+          <w:p>
+            <w:pPr>
+              <w:spacing w:before="0" w:after="0"/>
+              <w:ind w:left="113"/>
+            </w:pPr>
+            <w:r>
+              <w:rPr>
+                <w:rFonts w:ascii="Calibri" w:hAnsi="Calibri"/>
+                <w:b/>
+                <w:i w:val="0"/>
+                <w:color w:val="007A87"/>
+                <w:sz w:val="18"/>
+              </w:rPr>
+              <w:t xml:space="preserve">Kanji:    </w:t>
+            </w:r>
+            <w:r>
+              <w:rPr>
+                <w:rFonts w:ascii="Calibri" w:hAnsi="Calibri"/>
+                <w:b w:val="0"/>
+                <w:i w:val="0"/>
+                <w:color w:val="1A1A2E"/>
+                <w:sz w:val="18"/>
+              </w:rPr>
+              <w:t>_____________________</w:t>
+            </w:r>
+          </w:p>
+          <w:p>
+            <w:pPr>
+              <w:spacing w:before="0" w:after="0"/>
+              <w:ind w:left="113"/>
+            </w:pPr>
+            <w:r>
+              <w:rPr>
+                <w:rFonts w:ascii="Calibri" w:hAnsi="Calibri"/>
+                <w:b/>
+                <w:i w:val="0"/>
+                <w:color w:val="007A87"/>
+                <w:sz w:val="18"/>
+              </w:rPr>
+              <w:t>Hiragana:</w:t>
+            </w:r>
+            <w:r>
+              <w:rPr>
+                <w:rFonts w:ascii="Calibri" w:hAnsi="Calibri"/>
+                <w:b w:val="0"/>
+                <w:i w:val="0"/>
+                <w:color w:val="1A1A2E"/>
+                <w:sz w:val="18"/>
+              </w:rPr>
+              <w:t>_____________________</w:t>
+            </w:r>
+          </w:p>
+          <w:p>
+            <w:pPr>
+              <w:spacing w:before="0" w:after="0"/>
+              <w:ind w:left="113"/>
+            </w:pPr>
+            <w:r>
+              <w:rPr>
+                <w:rFonts w:ascii="Calibri" w:hAnsi="Calibri"/>
+                <w:b/>
+                <w:i w:val="0"/>
+                <w:color w:val="007A87"/>
+                <w:sz w:val="18"/>
+              </w:rPr>
+              <w:t xml:space="preserve">Romaji:  </w:t>
+            </w:r>
+            <w:r>
+              <w:rPr>
+                <w:rFonts w:ascii="Calibri" w:hAnsi="Calibri"/>
+                <w:b w:val="0"/>
+                <w:i w:val="0"/>
+                <w:color w:val="1A1A2E"/>
+                <w:sz w:val="18"/>
+              </w:rPr>
+              <w:t>_____________________</w:t>
+            </w:r>
+            <w:r>
+              <w:rPr>
+                <w:rFonts w:ascii="Calibri" w:hAnsi="Calibri"/>
+                <w:b w:val="0"/>
+                <w:i/>
+                <w:color w:val="6B7B8D"/>
+                <w:sz w:val="14"/>
+              </w:rPr>
+              <w:t xml:space="preserve">  (shichi / nana)</w:t>
+            </w:r>
+          </w:p>
+        </w:tc>
+        <w:tc>
+          <w:tcPr>
+            <w:tcW w:type="dxa" w:w="4986"/>
+            <w:tcBorders>
+              <w:top w:val="nil"/>
+              <w:left w:val="nil"/>
+              <w:bottom w:val="nil"/>
+              <w:right w:val="nil"/>
+            </w:tcBorders>
+            <w:shd w:val="clear" w:color="auto" w:fill="FFFFFF"/>
+            <w:vAlign w:val="top"/>
+          </w:tcPr>
+          <w:p>
+            <w:pPr>
+              <w:spacing w:before="40" w:after="0"/>
+            </w:pPr>
+            <w:r>
+              <w:rPr>
+                <w:rFonts w:ascii="Calibri" w:hAnsi="Calibri"/>
+                <w:b/>
+                <w:i w:val="0"/>
+                <w:color w:val="007A87"/>
+                <w:sz w:val="20"/>
+              </w:rPr>
+              <w:t xml:space="preserve">8. </w:t>
+            </w:r>
+            <w:r>
+              <w:rPr>
+                <w:rFonts w:ascii="Calibri" w:hAnsi="Calibri"/>
+                <w:b w:val="0"/>
+                <w:i w:val="0"/>
+                <w:color w:val="1A1A2E"/>
+                <w:sz w:val="20"/>
+              </w:rPr>
+              <w:t>8  — Eight</w:t>
+            </w:r>
+          </w:p>
+          <w:p>
+            <w:pPr>
+              <w:spacing w:before="0" w:after="0"/>
+              <w:ind w:left="113"/>
+            </w:pPr>
+            <w:r>
+              <w:rPr>
+                <w:rFonts w:ascii="Calibri" w:hAnsi="Calibri"/>
+                <w:b/>
+                <w:i w:val="0"/>
+                <w:color w:val="007A87"/>
+                <w:sz w:val="18"/>
+              </w:rPr>
+              <w:t xml:space="preserve">Kanji:    </w:t>
+            </w:r>
+            <w:r>
+              <w:rPr>
+                <w:rFonts w:ascii="Calibri" w:hAnsi="Calibri"/>
+                <w:b w:val="0"/>
+                <w:i w:val="0"/>
+                <w:color w:val="1A1A2E"/>
+                <w:sz w:val="18"/>
+              </w:rPr>
+              <w:t>_____________________</w:t>
+            </w:r>
+          </w:p>
+          <w:p>
+            <w:pPr>
+              <w:spacing w:before="0" w:after="0"/>
+              <w:ind w:left="113"/>
+            </w:pPr>
+            <w:r>
+              <w:rPr>
+                <w:rFonts w:ascii="Calibri" w:hAnsi="Calibri"/>
+                <w:b/>
+                <w:i w:val="0"/>
+                <w:color w:val="007A87"/>
+                <w:sz w:val="18"/>
+              </w:rPr>
+              <w:t>Hiragana:</w:t>
+            </w:r>
+            <w:r>
+              <w:rPr>
+                <w:rFonts w:ascii="Calibri" w:hAnsi="Calibri"/>
+                <w:b w:val="0"/>
+                <w:i w:val="0"/>
+                <w:color w:val="1A1A2E"/>
+                <w:sz w:val="18"/>
+              </w:rPr>
+              <w:t>_____________________</w:t>
+            </w:r>
+          </w:p>
+          <w:p>
+            <w:pPr>
+              <w:spacing w:before="0" w:after="0"/>
+              <w:ind w:left="113"/>
+            </w:pPr>
+            <w:r>
+              <w:rPr>
+                <w:rFonts w:ascii="Calibri" w:hAnsi="Calibri"/>
+                <w:b/>
+                <w:i w:val="0"/>
+                <w:color w:val="007A87"/>
+                <w:sz w:val="18"/>
+              </w:rPr>
+              <w:t xml:space="preserve">Romaji:  </w:t>
+            </w:r>
+            <w:r>
+              <w:rPr>
+                <w:rFonts w:ascii="Calibri" w:hAnsi="Calibri"/>
+                <w:b w:val="0"/>
+                <w:i w:val="0"/>
+                <w:color w:val="1A1A2E"/>
+                <w:sz w:val="18"/>
+              </w:rPr>
+              <w:t>_____________________</w:t>
+            </w:r>
+            <w:r>
+              <w:rPr>
+                <w:rFonts w:ascii="Calibri" w:hAnsi="Calibri"/>
+                <w:b w:val="0"/>
+                <w:i/>
+                <w:color w:val="6B7B8D"/>
+                <w:sz w:val="14"/>
+              </w:rPr>
+              <w:t xml:space="preserve">  (hachi)</w:t>
+            </w:r>
+          </w:p>
+        </w:tc>
+      </w:tr>
+      <w:tr>
+        <w:tc>
+          <w:tcPr>
+            <w:tcW w:type="dxa" w:w="4986"/>
+            <w:tcBorders>
+              <w:top w:val="nil"/>
+              <w:left w:val="nil"/>
+              <w:bottom w:val="nil"/>
+              <w:right w:val="nil"/>
+            </w:tcBorders>
+            <w:shd w:val="clear" w:color="auto" w:fill="F0F6FA"/>
+            <w:vAlign w:val="top"/>
+          </w:tcPr>
+          <w:p>
+            <w:pPr>
+              <w:spacing w:before="40" w:after="0"/>
+            </w:pPr>
+            <w:r>
+              <w:rPr>
+                <w:rFonts w:ascii="Calibri" w:hAnsi="Calibri"/>
+                <w:b/>
+                <w:i w:val="0"/>
+                <w:color w:val="007A87"/>
+                <w:sz w:val="20"/>
+              </w:rPr>
+              <w:t xml:space="preserve">9. </w:t>
+            </w:r>
+            <w:r>
+              <w:rPr>
+                <w:rFonts w:ascii="Calibri" w:hAnsi="Calibri"/>
+                <w:b w:val="0"/>
+                <w:i w:val="0"/>
+                <w:color w:val="1A1A2E"/>
+                <w:sz w:val="20"/>
+              </w:rPr>
+              <w:t>9  — Nine</w:t>
+            </w:r>
+          </w:p>
+          <w:p>
+            <w:pPr>
+              <w:spacing w:before="0" w:after="20"/>
+            </w:pPr>
+            <w:r>
+              <w:rPr>
+                <w:rFonts w:ascii="Calibri" w:hAnsi="Calibri"/>
+                <w:b w:val="0"/>
+                <w:i/>
+                <w:color w:val="6B7B8D"/>
+                <w:sz w:val="14"/>
+              </w:rPr>
+              <w:t>★ きゅう is preferred in most contexts.</w:t>
+            </w:r>
+          </w:p>
+          <w:p>
+            <w:pPr>
+              <w:spacing w:before="0" w:after="0"/>
+              <w:ind w:left="113"/>
+            </w:pPr>
+            <w:r>
+              <w:rPr>
+                <w:rFonts w:ascii="Calibri" w:hAnsi="Calibri"/>
+                <w:b/>
+                <w:i w:val="0"/>
+                <w:color w:val="007A87"/>
+                <w:sz w:val="18"/>
+              </w:rPr>
+              <w:t xml:space="preserve">Kanji:    </w:t>
+            </w:r>
+            <w:r>
+              <w:rPr>
+                <w:rFonts w:ascii="Calibri" w:hAnsi="Calibri"/>
+                <w:b w:val="0"/>
+                <w:i w:val="0"/>
+                <w:color w:val="1A1A2E"/>
+                <w:sz w:val="18"/>
+              </w:rPr>
+              <w:t>_____________________</w:t>
+            </w:r>
+          </w:p>
+          <w:p>
+            <w:pPr>
+              <w:spacing w:before="0" w:after="0"/>
+              <w:ind w:left="113"/>
+            </w:pPr>
+            <w:r>
+              <w:rPr>
+                <w:rFonts w:ascii="Calibri" w:hAnsi="Calibri"/>
+                <w:b/>
+                <w:i w:val="0"/>
+                <w:color w:val="007A87"/>
+                <w:sz w:val="18"/>
+              </w:rPr>
+              <w:t>Hiragana:</w:t>
+            </w:r>
+            <w:r>
+              <w:rPr>
+                <w:rFonts w:ascii="Calibri" w:hAnsi="Calibri"/>
+                <w:b w:val="0"/>
+                <w:i w:val="0"/>
+                <w:color w:val="1A1A2E"/>
+                <w:sz w:val="18"/>
+              </w:rPr>
+              <w:t>_____________________</w:t>
+            </w:r>
+          </w:p>
+          <w:p>
+            <w:pPr>
+              <w:spacing w:before="0" w:after="0"/>
+              <w:ind w:left="113"/>
+            </w:pPr>
+            <w:r>
+              <w:rPr>
+                <w:rFonts w:ascii="Calibri" w:hAnsi="Calibri"/>
+                <w:b/>
+                <w:i w:val="0"/>
+                <w:color w:val="007A87"/>
+                <w:sz w:val="18"/>
+              </w:rPr>
+              <w:t xml:space="preserve">Romaji:  </w:t>
+            </w:r>
+            <w:r>
+              <w:rPr>
+                <w:rFonts w:ascii="Calibri" w:hAnsi="Calibri"/>
+                <w:b w:val="0"/>
+                <w:i w:val="0"/>
+                <w:color w:val="1A1A2E"/>
+                <w:sz w:val="18"/>
+              </w:rPr>
+              <w:t>_____________________</w:t>
+            </w:r>
+            <w:r>
+              <w:rPr>
+                <w:rFonts w:ascii="Calibri" w:hAnsi="Calibri"/>
+                <w:b w:val="0"/>
+                <w:i/>
+                <w:color w:val="6B7B8D"/>
+                <w:sz w:val="14"/>
+              </w:rPr>
+              <w:t xml:space="preserve">  (ku / kyuu)</w:t>
+            </w:r>
+          </w:p>
+        </w:tc>
+        <w:tc>
+          <w:tcPr>
+            <w:tcW w:type="dxa" w:w="4986"/>
+            <w:tcBorders>
+              <w:top w:val="nil"/>
+              <w:left w:val="nil"/>
+              <w:bottom w:val="nil"/>
+              <w:right w:val="nil"/>
+            </w:tcBorders>
+            <w:shd w:val="clear" w:color="auto" w:fill="F0F6FA"/>
+            <w:vAlign w:val="top"/>
+          </w:tcPr>
+          <w:p>
+            <w:pPr>
+              <w:spacing w:before="40" w:after="0"/>
+            </w:pPr>
+            <w:r>
+              <w:rPr>
+                <w:rFonts w:ascii="Calibri" w:hAnsi="Calibri"/>
+                <w:b/>
+                <w:i w:val="0"/>
+                <w:color w:val="007A87"/>
+                <w:sz w:val="20"/>
+              </w:rPr>
+              <w:t xml:space="preserve">10. </w:t>
+            </w:r>
+            <w:r>
+              <w:rPr>
+                <w:rFonts w:ascii="Calibri" w:hAnsi="Calibri"/>
+                <w:b w:val="0"/>
+                <w:i w:val="0"/>
+                <w:color w:val="1A1A2E"/>
+                <w:sz w:val="20"/>
+              </w:rPr>
+              <w:t>10 — Ten</w:t>
+            </w:r>
+          </w:p>
+          <w:p>
+            <w:pPr>
+              <w:spacing w:before="0" w:after="0"/>
+              <w:ind w:left="113"/>
+            </w:pPr>
+            <w:r>
+              <w:rPr>
+                <w:rFonts w:ascii="Calibri" w:hAnsi="Calibri"/>
+                <w:b/>
+                <w:i w:val="0"/>
+                <w:color w:val="007A87"/>
+                <w:sz w:val="18"/>
+              </w:rPr>
+              <w:t xml:space="preserve">Kanji:    </w:t>
+            </w:r>
+            <w:r>
+              <w:rPr>
+                <w:rFonts w:ascii="Calibri" w:hAnsi="Calibri"/>
+                <w:b w:val="0"/>
+                <w:i w:val="0"/>
+                <w:color w:val="1A1A2E"/>
+                <w:sz w:val="18"/>
+              </w:rPr>
+              <w:t>_____________________</w:t>
+            </w:r>
+          </w:p>
+          <w:p>
+            <w:pPr>
+              <w:spacing w:before="0" w:after="0"/>
+              <w:ind w:left="113"/>
+            </w:pPr>
+            <w:r>
+              <w:rPr>
+                <w:rFonts w:ascii="Calibri" w:hAnsi="Calibri"/>
+                <w:b/>
+                <w:i w:val="0"/>
+                <w:color w:val="007A87"/>
+                <w:sz w:val="18"/>
+              </w:rPr>
+              <w:t>Hiragana:</w:t>
+            </w:r>
+            <w:r>
+              <w:rPr>
+                <w:rFonts w:ascii="Calibri" w:hAnsi="Calibri"/>
+                <w:b w:val="0"/>
+                <w:i w:val="0"/>
+                <w:color w:val="1A1A2E"/>
+                <w:sz w:val="18"/>
+              </w:rPr>
+              <w:t>_____________________</w:t>
+            </w:r>
+          </w:p>
+          <w:p>
+            <w:pPr>
+              <w:spacing w:before="0" w:after="0"/>
+              <w:ind w:left="113"/>
+            </w:pPr>
+            <w:r>
+              <w:rPr>
+                <w:rFonts w:ascii="Calibri" w:hAnsi="Calibri"/>
+                <w:b/>
+                <w:i w:val="0"/>
+                <w:color w:val="007A87"/>
+                <w:sz w:val="18"/>
+              </w:rPr>
+              <w:t xml:space="preserve">Romaji:  </w:t>
+            </w:r>
+            <w:r>
+              <w:rPr>
+                <w:rFonts w:ascii="Calibri" w:hAnsi="Calibri"/>
+                <w:b w:val="0"/>
+                <w:i w:val="0"/>
+                <w:color w:val="1A1A2E"/>
+                <w:sz w:val="18"/>
+              </w:rPr>
+              <w:t>_____________________</w:t>
+            </w:r>
+            <w:r>
+              <w:rPr>
+                <w:rFonts w:ascii="Calibri" w:hAnsi="Calibri"/>
+                <w:b w:val="0"/>
+                <w:i/>
+                <w:color w:val="6B7B8D"/>
+                <w:sz w:val="14"/>
+              </w:rPr>
+              <w:t xml:space="preserve">  (juu)</w:t>
+            </w:r>
+          </w:p>
+        </w:tc>
+      </w:tr>
+      <w:tr>
+        <w:tc>
+          <w:tcPr>
+            <w:tcW w:type="dxa" w:w="4986"/>
+            <w:tcBorders>
+              <w:top w:val="nil"/>
+              <w:left w:val="nil"/>
+              <w:bottom w:val="nil"/>
+              <w:right w:val="nil"/>
+            </w:tcBorders>
+            <w:shd w:val="clear" w:color="auto" w:fill="FFFFFF"/>
+            <w:vAlign w:val="top"/>
+          </w:tcPr>
+          <w:p>
+            <w:pPr>
+              <w:spacing w:before="40" w:after="0"/>
+            </w:pPr>
+            <w:r>
+              <w:rPr>
+                <w:rFonts w:ascii="Calibri" w:hAnsi="Calibri"/>
+                <w:b/>
+                <w:i w:val="0"/>
+                <w:color w:val="007A87"/>
+                <w:sz w:val="20"/>
+              </w:rPr>
+              <w:t xml:space="preserve">11. </w:t>
+            </w:r>
+            <w:r>
+              <w:rPr>
+                <w:rFonts w:ascii="Calibri" w:hAnsi="Calibri"/>
+                <w:b w:val="0"/>
+                <w:i w:val="0"/>
+                <w:color w:val="1A1A2E"/>
+                <w:sz w:val="20"/>
+              </w:rPr>
+              <w:t>11 — Eleven</w:t>
+            </w:r>
+          </w:p>
+          <w:p>
+            <w:pPr>
+              <w:spacing w:before="0" w:after="20"/>
+            </w:pPr>
+            <w:r>
+              <w:rPr>
+                <w:rFonts w:ascii="Calibri" w:hAnsi="Calibri"/>
+                <w:b w:val="0"/>
+                <w:i/>
+                <w:color w:val="6B7B8D"/>
+                <w:sz w:val="14"/>
+              </w:rPr>
+              <w:t>★ Ten + one.</w:t>
+            </w:r>
+          </w:p>
+          <w:p>
+            <w:pPr>
+              <w:spacing w:before="0" w:after="0"/>
+              <w:ind w:left="113"/>
+            </w:pPr>
+            <w:r>
+              <w:rPr>
+                <w:rFonts w:ascii="Calibri" w:hAnsi="Calibri"/>
+                <w:b/>
+                <w:i w:val="0"/>
+                <w:color w:val="007A87"/>
+                <w:sz w:val="18"/>
+              </w:rPr>
+              <w:t xml:space="preserve">Kanji:    </w:t>
+            </w:r>
+            <w:r>
+              <w:rPr>
+                <w:rFonts w:ascii="Calibri" w:hAnsi="Calibri"/>
+                <w:b w:val="0"/>
+                <w:i w:val="0"/>
+                <w:color w:val="1A1A2E"/>
+                <w:sz w:val="18"/>
+              </w:rPr>
+              <w:t>_____________________</w:t>
+            </w:r>
+          </w:p>
+          <w:p>
+            <w:pPr>
+              <w:spacing w:before="0" w:after="0"/>
+              <w:ind w:left="113"/>
+            </w:pPr>
+            <w:r>
+              <w:rPr>
+                <w:rFonts w:ascii="Calibri" w:hAnsi="Calibri"/>
+                <w:b/>
+                <w:i w:val="0"/>
+                <w:color w:val="007A87"/>
+                <w:sz w:val="18"/>
+              </w:rPr>
+              <w:t>Hiragana:</w:t>
+            </w:r>
+            <w:r>
+              <w:rPr>
+                <w:rFonts w:ascii="Calibri" w:hAnsi="Calibri"/>
+                <w:b w:val="0"/>
+                <w:i w:val="0"/>
+                <w:color w:val="1A1A2E"/>
+                <w:sz w:val="18"/>
+              </w:rPr>
+              <w:t>_____________________</w:t>
+            </w:r>
+          </w:p>
+          <w:p>
+            <w:pPr>
+              <w:spacing w:before="0" w:after="0"/>
+              <w:ind w:left="113"/>
+            </w:pPr>
+            <w:r>
+              <w:rPr>
+                <w:rFonts w:ascii="Calibri" w:hAnsi="Calibri"/>
+                <w:b/>
+                <w:i w:val="0"/>
+                <w:color w:val="007A87"/>
+                <w:sz w:val="18"/>
+              </w:rPr>
+              <w:t xml:space="preserve">Romaji:  </w:t>
+            </w:r>
+            <w:r>
+              <w:rPr>
+                <w:rFonts w:ascii="Calibri" w:hAnsi="Calibri"/>
+                <w:b w:val="0"/>
+                <w:i w:val="0"/>
+                <w:color w:val="1A1A2E"/>
+                <w:sz w:val="18"/>
+              </w:rPr>
+              <w:t>_____________________</w:t>
+            </w:r>
+            <w:r>
+              <w:rPr>
+                <w:rFonts w:ascii="Calibri" w:hAnsi="Calibri"/>
+                <w:b w:val="0"/>
+                <w:i/>
+                <w:color w:val="6B7B8D"/>
+                <w:sz w:val="14"/>
+              </w:rPr>
+              <w:t xml:space="preserve">  (juu-ichi)</w:t>
+            </w:r>
+          </w:p>
+        </w:tc>
+        <w:tc>
+          <w:tcPr>
+            <w:tcW w:type="dxa" w:w="4986"/>
+            <w:tcBorders>
+              <w:top w:val="nil"/>
+              <w:left w:val="nil"/>
+              <w:bottom w:val="nil"/>
+              <w:right w:val="nil"/>
+            </w:tcBorders>
+            <w:shd w:val="clear" w:color="auto" w:fill="FFFFFF"/>
+            <w:vAlign w:val="top"/>
+          </w:tcPr>
+          <w:p>
+            <w:pPr>
+              <w:spacing w:before="40" w:after="0"/>
+            </w:pPr>
+            <w:r>
+              <w:rPr>
+                <w:rFonts w:ascii="Calibri" w:hAnsi="Calibri"/>
+                <w:b/>
+                <w:i w:val="0"/>
+                <w:color w:val="007A87"/>
+                <w:sz w:val="20"/>
+              </w:rPr>
+              <w:t xml:space="preserve">12. </w:t>
+            </w:r>
+            <w:r>
+              <w:rPr>
+                <w:rFonts w:ascii="Calibri" w:hAnsi="Calibri"/>
+                <w:b w:val="0"/>
+                <w:i w:val="0"/>
+                <w:color w:val="1A1A2E"/>
+                <w:sz w:val="20"/>
+              </w:rPr>
+              <w:t>12 — Twelve</w:t>
+            </w:r>
+          </w:p>
+          <w:p>
+            <w:pPr>
+              <w:spacing w:before="0" w:after="20"/>
+            </w:pPr>
+            <w:r>
+              <w:rPr>
+                <w:rFonts w:ascii="Calibri" w:hAnsi="Calibri"/>
+                <w:b w:val="0"/>
+                <w:i/>
+                <w:color w:val="6B7B8D"/>
+                <w:sz w:val="14"/>
+              </w:rPr>
+              <w:t>★ Ten + two.</w:t>
+            </w:r>
+          </w:p>
+          <w:p>
+            <w:pPr>
+              <w:spacing w:before="0" w:after="0"/>
+              <w:ind w:left="113"/>
+            </w:pPr>
+            <w:r>
+              <w:rPr>
+                <w:rFonts w:ascii="Calibri" w:hAnsi="Calibri"/>
+                <w:b/>
+                <w:i w:val="0"/>
+                <w:color w:val="007A87"/>
+                <w:sz w:val="18"/>
+              </w:rPr>
+              <w:t xml:space="preserve">Kanji:    </w:t>
+            </w:r>
+            <w:r>
+              <w:rPr>
+                <w:rFonts w:ascii="Calibri" w:hAnsi="Calibri"/>
+                <w:b w:val="0"/>
+                <w:i w:val="0"/>
+                <w:color w:val="1A1A2E"/>
+                <w:sz w:val="18"/>
+              </w:rPr>
+              <w:t>_____________________</w:t>
+            </w:r>
+          </w:p>
+          <w:p>
+            <w:pPr>
+              <w:spacing w:before="0" w:after="0"/>
+              <w:ind w:left="113"/>
+            </w:pPr>
+            <w:r>
+              <w:rPr>
+                <w:rFonts w:ascii="Calibri" w:hAnsi="Calibri"/>
+                <w:b/>
+                <w:i w:val="0"/>
+                <w:color w:val="007A87"/>
+                <w:sz w:val="18"/>
+              </w:rPr>
+              <w:t>Hiragana:</w:t>
+            </w:r>
+            <w:r>
+              <w:rPr>
+                <w:rFonts w:ascii="Calibri" w:hAnsi="Calibri"/>
+                <w:b w:val="0"/>
+                <w:i w:val="0"/>
+                <w:color w:val="1A1A2E"/>
+                <w:sz w:val="18"/>
+              </w:rPr>
+              <w:t>_____________________</w:t>
+            </w:r>
+          </w:p>
+          <w:p>
+            <w:pPr>
+              <w:spacing w:before="0" w:after="0"/>
+              <w:ind w:left="113"/>
+            </w:pPr>
+            <w:r>
+              <w:rPr>
+                <w:rFonts w:ascii="Calibri" w:hAnsi="Calibri"/>
+                <w:b/>
+                <w:i w:val="0"/>
+                <w:color w:val="007A87"/>
+                <w:sz w:val="18"/>
+              </w:rPr>
+              <w:t xml:space="preserve">Romaji:  </w:t>
+            </w:r>
+            <w:r>
+              <w:rPr>
+                <w:rFonts w:ascii="Calibri" w:hAnsi="Calibri"/>
+                <w:b w:val="0"/>
+                <w:i w:val="0"/>
+                <w:color w:val="1A1A2E"/>
+                <w:sz w:val="18"/>
+              </w:rPr>
+              <w:t>_____________________</w:t>
+            </w:r>
+            <w:r>
+              <w:rPr>
+                <w:rFonts w:ascii="Calibri" w:hAnsi="Calibri"/>
+                <w:b w:val="0"/>
+                <w:i/>
+                <w:color w:val="6B7B8D"/>
+                <w:sz w:val="14"/>
+              </w:rPr>
+              <w:t xml:space="preserve">  (juu-ni)</w:t>
+            </w:r>
+          </w:p>
+        </w:tc>
+      </w:tr>
+      <w:tr>
+        <w:tc>
+          <w:tcPr>
+            <w:tcW w:type="dxa" w:w="4986"/>
+            <w:tcBorders>
+              <w:top w:val="nil"/>
+              <w:left w:val="nil"/>
+              <w:bottom w:val="nil"/>
+              <w:right w:val="nil"/>
+            </w:tcBorders>
+            <w:shd w:val="clear" w:color="auto" w:fill="F0F6FA"/>
+            <w:vAlign w:val="top"/>
+          </w:tcPr>
+          <w:p>
+            <w:pPr>
+              <w:spacing w:before="40" w:after="0"/>
+            </w:pPr>
+            <w:r>
+              <w:rPr>
+                <w:rFonts w:ascii="Calibri" w:hAnsi="Calibri"/>
+                <w:b/>
+                <w:i w:val="0"/>
+                <w:color w:val="007A87"/>
+                <w:sz w:val="20"/>
+              </w:rPr>
+              <w:t xml:space="preserve">13. </w:t>
+            </w:r>
+            <w:r>
+              <w:rPr>
+                <w:rFonts w:ascii="Calibri" w:hAnsi="Calibri"/>
+                <w:b w:val="0"/>
+                <w:i w:val="0"/>
+                <w:color w:val="1A1A2E"/>
+                <w:sz w:val="20"/>
+              </w:rPr>
+              <w:t>20 — Twenty</w:t>
+            </w:r>
+          </w:p>
+          <w:p>
+            <w:pPr>
+              <w:spacing w:before="0" w:after="20"/>
+            </w:pPr>
+            <w:r>
+              <w:rPr>
+                <w:rFonts w:ascii="Calibri" w:hAnsi="Calibri"/>
+                <w:b w:val="0"/>
+                <w:i/>
+                <w:color w:val="6B7B8D"/>
+                <w:sz w:val="14"/>
+              </w:rPr>
+              <w:t>★ Two × ten.</w:t>
+            </w:r>
+          </w:p>
+          <w:p>
+            <w:pPr>
+              <w:spacing w:before="0" w:after="0"/>
+              <w:ind w:left="113"/>
+            </w:pPr>
+            <w:r>
+              <w:rPr>
+                <w:rFonts w:ascii="Calibri" w:hAnsi="Calibri"/>
+                <w:b/>
+                <w:i w:val="0"/>
+                <w:color w:val="007A87"/>
+                <w:sz w:val="18"/>
+              </w:rPr>
+              <w:t xml:space="preserve">Kanji:    </w:t>
+            </w:r>
+            <w:r>
+              <w:rPr>
+                <w:rFonts w:ascii="Calibri" w:hAnsi="Calibri"/>
+                <w:b w:val="0"/>
+                <w:i w:val="0"/>
+                <w:color w:val="1A1A2E"/>
+                <w:sz w:val="18"/>
+              </w:rPr>
+              <w:t>_____________________</w:t>
+            </w:r>
+          </w:p>
+          <w:p>
+            <w:pPr>
+              <w:spacing w:before="0" w:after="0"/>
+              <w:ind w:left="113"/>
+            </w:pPr>
+            <w:r>
+              <w:rPr>
+                <w:rFonts w:ascii="Calibri" w:hAnsi="Calibri"/>
+                <w:b/>
+                <w:i w:val="0"/>
+                <w:color w:val="007A87"/>
+                <w:sz w:val="18"/>
+              </w:rPr>
+              <w:t>Hiragana:</w:t>
+            </w:r>
+            <w:r>
+              <w:rPr>
+                <w:rFonts w:ascii="Calibri" w:hAnsi="Calibri"/>
+                <w:b w:val="0"/>
+                <w:i w:val="0"/>
+                <w:color w:val="1A1A2E"/>
+                <w:sz w:val="18"/>
+              </w:rPr>
+              <w:t>_____________________</w:t>
+            </w:r>
+          </w:p>
+          <w:p>
+            <w:pPr>
+              <w:spacing w:before="0" w:after="0"/>
+              <w:ind w:left="113"/>
+            </w:pPr>
+            <w:r>
+              <w:rPr>
+                <w:rFonts w:ascii="Calibri" w:hAnsi="Calibri"/>
+                <w:b/>
+                <w:i w:val="0"/>
+                <w:color w:val="007A87"/>
+                <w:sz w:val="18"/>
+              </w:rPr>
+              <w:t xml:space="preserve">Romaji:  </w:t>
+            </w:r>
+            <w:r>
+              <w:rPr>
+                <w:rFonts w:ascii="Calibri" w:hAnsi="Calibri"/>
+                <w:b w:val="0"/>
+                <w:i w:val="0"/>
+                <w:color w:val="1A1A2E"/>
+                <w:sz w:val="18"/>
+              </w:rPr>
+              <w:t>_____________________</w:t>
+            </w:r>
+            <w:r>
+              <w:rPr>
+                <w:rFonts w:ascii="Calibri" w:hAnsi="Calibri"/>
+                <w:b w:val="0"/>
+                <w:i/>
+                <w:color w:val="6B7B8D"/>
+                <w:sz w:val="14"/>
+              </w:rPr>
+              <w:t xml:space="preserve">  (ni-juu)</w:t>
+            </w:r>
+          </w:p>
+        </w:tc>
+        <w:tc>
+          <w:tcPr>
+            <w:tcW w:type="dxa" w:w="4986"/>
+            <w:tcBorders>
+              <w:top w:val="nil"/>
+              <w:left w:val="nil"/>
+              <w:bottom w:val="nil"/>
+              <w:right w:val="nil"/>
+            </w:tcBorders>
+            <w:shd w:val="clear" w:color="auto" w:fill="F0F6FA"/>
+            <w:vAlign w:val="top"/>
+          </w:tcPr>
+          <w:p>
+            <w:pPr>
+              <w:spacing w:before="40" w:after="0"/>
+            </w:pPr>
+            <w:r>
+              <w:rPr>
+                <w:rFonts w:ascii="Calibri" w:hAnsi="Calibri"/>
+                <w:b/>
+                <w:i w:val="0"/>
+                <w:color w:val="007A87"/>
+                <w:sz w:val="20"/>
+              </w:rPr>
+              <w:t xml:space="preserve">14. </w:t>
+            </w:r>
+            <w:r>
+              <w:rPr>
+                <w:rFonts w:ascii="Calibri" w:hAnsi="Calibri"/>
+                <w:b w:val="0"/>
+                <w:i w:val="0"/>
+                <w:color w:val="1A1A2E"/>
+                <w:sz w:val="20"/>
+              </w:rPr>
+              <w:t>30 — Thirty</w:t>
+            </w:r>
+          </w:p>
+          <w:p>
+            <w:pPr>
+              <w:spacing w:before="0" w:after="20"/>
+            </w:pPr>
+            <w:r>
+              <w:rPr>
+                <w:rFonts w:ascii="Calibri" w:hAnsi="Calibri"/>
+                <w:b w:val="0"/>
+                <w:i/>
+                <w:color w:val="6B7B8D"/>
+                <w:sz w:val="14"/>
+              </w:rPr>
+              <w:t>★ Three × ten.</w:t>
+            </w:r>
+          </w:p>
+          <w:p>
+            <w:pPr>
+              <w:spacing w:before="0" w:after="0"/>
+              <w:ind w:left="113"/>
+            </w:pPr>
+            <w:r>
+              <w:rPr>
+                <w:rFonts w:ascii="Calibri" w:hAnsi="Calibri"/>
+                <w:b/>
+                <w:i w:val="0"/>
+                <w:color w:val="007A87"/>
+                <w:sz w:val="18"/>
+              </w:rPr>
+              <w:t xml:space="preserve">Kanji:    </w:t>
+            </w:r>
+            <w:r>
+              <w:rPr>
+                <w:rFonts w:ascii="Calibri" w:hAnsi="Calibri"/>
+                <w:b w:val="0"/>
+                <w:i w:val="0"/>
+                <w:color w:val="1A1A2E"/>
+                <w:sz w:val="18"/>
+              </w:rPr>
+              <w:t>_____________________</w:t>
+            </w:r>
+          </w:p>
+          <w:p>
+            <w:pPr>
+              <w:spacing w:before="0" w:after="0"/>
+              <w:ind w:left="113"/>
+            </w:pPr>
+            <w:r>
+              <w:rPr>
+                <w:rFonts w:ascii="Calibri" w:hAnsi="Calibri"/>
+                <w:b/>
+                <w:i w:val="0"/>
+                <w:color w:val="007A87"/>
+                <w:sz w:val="18"/>
+              </w:rPr>
+              <w:t>Hiragana:</w:t>
+            </w:r>
+            <w:r>
+              <w:rPr>
+                <w:rFonts w:ascii="Calibri" w:hAnsi="Calibri"/>
+                <w:b w:val="0"/>
+                <w:i w:val="0"/>
+                <w:color w:val="1A1A2E"/>
+                <w:sz w:val="18"/>
+              </w:rPr>
+              <w:t>_____________________</w:t>
+            </w:r>
+          </w:p>
+          <w:p>
+            <w:pPr>
+              <w:spacing w:before="0" w:after="0"/>
+              <w:ind w:left="113"/>
+            </w:pPr>
+            <w:r>
+              <w:rPr>
+                <w:rFonts w:ascii="Calibri" w:hAnsi="Calibri"/>
+                <w:b/>
+                <w:i w:val="0"/>
+                <w:color w:val="007A87"/>
+                <w:sz w:val="18"/>
+              </w:rPr>
+              <w:t xml:space="preserve">Romaji:  </w:t>
+            </w:r>
+            <w:r>
+              <w:rPr>
+                <w:rFonts w:ascii="Calibri" w:hAnsi="Calibri"/>
+                <w:b w:val="0"/>
+                <w:i w:val="0"/>
+                <w:color w:val="1A1A2E"/>
+                <w:sz w:val="18"/>
+              </w:rPr>
+              <w:t>_____________________</w:t>
+            </w:r>
+            <w:r>
+              <w:rPr>
+                <w:rFonts w:ascii="Calibri" w:hAnsi="Calibri"/>
+                <w:b w:val="0"/>
+                <w:i/>
+                <w:color w:val="6B7B8D"/>
+                <w:sz w:val="14"/>
+              </w:rPr>
+              <w:t xml:space="preserve">  (san-juu)</w:t>
+            </w:r>
+          </w:p>
+        </w:tc>
+      </w:tr>
+      <w:tr>
+        <w:tc>
+          <w:tcPr>
+            <w:tcW w:type="dxa" w:w="4986"/>
+            <w:tcBorders>
+              <w:top w:val="nil"/>
+              <w:left w:val="nil"/>
+              <w:bottom w:val="nil"/>
+              <w:right w:val="nil"/>
+            </w:tcBorders>
+            <w:shd w:val="clear" w:color="auto" w:fill="FFFFFF"/>
+            <w:vAlign w:val="top"/>
+          </w:tcPr>
+          <w:p>
+            <w:pPr>
+              <w:spacing w:before="40" w:after="0"/>
+            </w:pPr>
+            <w:r>
+              <w:rPr>
+                <w:rFonts w:ascii="Calibri" w:hAnsi="Calibri"/>
+                <w:b/>
+                <w:i w:val="0"/>
+                <w:color w:val="007A87"/>
+                <w:sz w:val="20"/>
+              </w:rPr>
+              <w:t xml:space="preserve">15. </w:t>
+            </w:r>
+            <w:r>
+              <w:rPr>
+                <w:rFonts w:ascii="Calibri" w:hAnsi="Calibri"/>
+                <w:b w:val="0"/>
+                <w:i w:val="0"/>
+                <w:color w:val="1A1A2E"/>
+                <w:sz w:val="20"/>
+              </w:rPr>
+              <w:t>100 — One hundred</w:t>
+            </w:r>
+          </w:p>
+          <w:p>
+            <w:pPr>
+              <w:spacing w:before="0" w:after="20"/>
+            </w:pPr>
+            <w:r>
+              <w:rPr>
+                <w:rFonts w:ascii="Calibri" w:hAnsi="Calibri"/>
+                <w:b w:val="0"/>
+                <w:i/>
+                <w:color w:val="6B7B8D"/>
+                <w:sz w:val="14"/>
+              </w:rPr>
+              <w:t>★ New counter word.</w:t>
+            </w:r>
+          </w:p>
+          <w:p>
+            <w:pPr>
+              <w:spacing w:before="0" w:after="0"/>
+              <w:ind w:left="113"/>
+            </w:pPr>
+            <w:r>
+              <w:rPr>
+                <w:rFonts w:ascii="Calibri" w:hAnsi="Calibri"/>
+                <w:b/>
+                <w:i w:val="0"/>
+                <w:color w:val="007A87"/>
+                <w:sz w:val="18"/>
+              </w:rPr>
+              <w:t xml:space="preserve">Kanji:    </w:t>
+            </w:r>
+            <w:r>
+              <w:rPr>
+                <w:rFonts w:ascii="Calibri" w:hAnsi="Calibri"/>
+                <w:b w:val="0"/>
+                <w:i w:val="0"/>
+                <w:color w:val="1A1A2E"/>
+                <w:sz w:val="18"/>
+              </w:rPr>
+              <w:t>_____________________</w:t>
+            </w:r>
+          </w:p>
+          <w:p>
+            <w:pPr>
+              <w:spacing w:before="0" w:after="0"/>
+              <w:ind w:left="113"/>
+            </w:pPr>
+            <w:r>
+              <w:rPr>
+                <w:rFonts w:ascii="Calibri" w:hAnsi="Calibri"/>
+                <w:b/>
+                <w:i w:val="0"/>
+                <w:color w:val="007A87"/>
+                <w:sz w:val="18"/>
+              </w:rPr>
+              <w:t>Hiragana:</w:t>
+            </w:r>
+            <w:r>
+              <w:rPr>
+                <w:rFonts w:ascii="Calibri" w:hAnsi="Calibri"/>
+                <w:b w:val="0"/>
+                <w:i w:val="0"/>
+                <w:color w:val="1A1A2E"/>
+                <w:sz w:val="18"/>
+              </w:rPr>
+              <w:t>_____________________</w:t>
+            </w:r>
+          </w:p>
+          <w:p>
+            <w:pPr>
+              <w:spacing w:before="0" w:after="0"/>
+              <w:ind w:left="113"/>
+            </w:pPr>
+            <w:r>
+              <w:rPr>
+                <w:rFonts w:ascii="Calibri" w:hAnsi="Calibri"/>
+                <w:b/>
+                <w:i w:val="0"/>
+                <w:color w:val="007A87"/>
+                <w:sz w:val="18"/>
+              </w:rPr>
+              <w:t xml:space="preserve">Romaji:  </w:t>
+            </w:r>
+            <w:r>
+              <w:rPr>
+                <w:rFonts w:ascii="Calibri" w:hAnsi="Calibri"/>
+                <w:b w:val="0"/>
+                <w:i w:val="0"/>
+                <w:color w:val="1A1A2E"/>
+                <w:sz w:val="18"/>
+              </w:rPr>
+              <w:t>_____________________</w:t>
+            </w:r>
+            <w:r>
+              <w:rPr>
+                <w:rFonts w:ascii="Calibri" w:hAnsi="Calibri"/>
+                <w:b w:val="0"/>
+                <w:i/>
+                <w:color w:val="6B7B8D"/>
+                <w:sz w:val="14"/>
+              </w:rPr>
+              <w:t xml:space="preserve">  (hyaku)</w:t>
+            </w:r>
+          </w:p>
+        </w:tc>
+        <w:tc>
+          <w:tcPr>
+            <w:tcW w:type="dxa" w:w="4986"/>
+            <w:tcBorders>
+              <w:top w:val="nil"/>
+              <w:left w:val="nil"/>
+              <w:bottom w:val="nil"/>
+              <w:right w:val="nil"/>
+            </w:tcBorders>
+            <w:shd w:val="clear" w:color="auto" w:fill="FFFFFF"/>
+            <w:vAlign w:val="top"/>
+          </w:tcPr>
+          <w:p>
+            <w:pPr>
+              <w:spacing w:before="40" w:after="0"/>
+            </w:pPr>
+            <w:r>
+              <w:rPr>
+                <w:rFonts w:ascii="Calibri" w:hAnsi="Calibri"/>
+                <w:b/>
+                <w:i w:val="0"/>
+                <w:color w:val="007A87"/>
+                <w:sz w:val="20"/>
+              </w:rPr>
+              <w:t xml:space="preserve">16. </w:t>
+            </w:r>
+            <w:r>
+              <w:rPr>
+                <w:rFonts w:ascii="Calibri" w:hAnsi="Calibri"/>
+                <w:b w:val="0"/>
+                <w:i w:val="0"/>
+                <w:color w:val="1A1A2E"/>
+                <w:sz w:val="20"/>
+              </w:rPr>
+              <w:t>1000 — One thousand</w:t>
+            </w:r>
+          </w:p>
+          <w:p>
+            <w:pPr>
+              <w:spacing w:before="0" w:after="20"/>
+            </w:pPr>
+            <w:r>
+              <w:rPr>
+                <w:rFonts w:ascii="Calibri" w:hAnsi="Calibri"/>
+                <w:b w:val="0"/>
+                <w:i/>
+                <w:color w:val="6B7B8D"/>
+                <w:sz w:val="14"/>
+              </w:rPr>
+              <w:t>★ New counter word.</w:t>
+            </w:r>
+          </w:p>
+          <w:p>
+            <w:pPr>
+              <w:spacing w:before="0" w:after="0"/>
+              <w:ind w:left="113"/>
+            </w:pPr>
+            <w:r>
+              <w:rPr>
+                <w:rFonts w:ascii="Calibri" w:hAnsi="Calibri"/>
+                <w:b/>
+                <w:i w:val="0"/>
+                <w:color w:val="007A87"/>
+                <w:sz w:val="18"/>
+              </w:rPr>
+              <w:t xml:space="preserve">Kanji:    </w:t>
+            </w:r>
+            <w:r>
+              <w:rPr>
+                <w:rFonts w:ascii="Calibri" w:hAnsi="Calibri"/>
+                <w:b w:val="0"/>
+                <w:i w:val="0"/>
+                <w:color w:val="1A1A2E"/>
+                <w:sz w:val="18"/>
+              </w:rPr>
+              <w:t>_____________________</w:t>
+            </w:r>
+          </w:p>
+          <w:p>
+            <w:pPr>
+              <w:spacing w:before="0" w:after="0"/>
+              <w:ind w:left="113"/>
+            </w:pPr>
+            <w:r>
+              <w:rPr>
+                <w:rFonts w:ascii="Calibri" w:hAnsi="Calibri"/>
+                <w:b/>
+                <w:i w:val="0"/>
+                <w:color w:val="007A87"/>
+                <w:sz w:val="18"/>
+              </w:rPr>
+              <w:t>Hiragana:</w:t>
+            </w:r>
+            <w:r>
+              <w:rPr>
+                <w:rFonts w:ascii="Calibri" w:hAnsi="Calibri"/>
+                <w:b w:val="0"/>
+                <w:i w:val="0"/>
+                <w:color w:val="1A1A2E"/>
+                <w:sz w:val="18"/>
+              </w:rPr>
+              <w:t>_____________________</w:t>
+            </w:r>
+          </w:p>
+          <w:p>
+            <w:pPr>
+              <w:spacing w:before="0" w:after="0"/>
+              <w:ind w:left="113"/>
+            </w:pPr>
+            <w:r>
+              <w:rPr>
+                <w:rFonts w:ascii="Calibri" w:hAnsi="Calibri"/>
+                <w:b/>
+                <w:i w:val="0"/>
+                <w:color w:val="007A87"/>
+                <w:sz w:val="18"/>
+              </w:rPr>
+              <w:t xml:space="preserve">Romaji:  </w:t>
+            </w:r>
+            <w:r>
+              <w:rPr>
+                <w:rFonts w:ascii="Calibri" w:hAnsi="Calibri"/>
+                <w:b w:val="0"/>
+                <w:i w:val="0"/>
+                <w:color w:val="1A1A2E"/>
+                <w:sz w:val="18"/>
+              </w:rPr>
+              <w:t>_____________________</w:t>
+            </w:r>
+            <w:r>
+              <w:rPr>
+                <w:rFonts w:ascii="Calibri" w:hAnsi="Calibri"/>
+                <w:b w:val="0"/>
+                <w:i/>
+                <w:color w:val="6B7B8D"/>
+                <w:sz w:val="14"/>
+              </w:rPr>
+              <w:t xml:space="preserve">  (sen)</w:t>
+            </w:r>
+          </w:p>
+        </w:tc>
+      </w:tr>
+    </w:tbl>
     <w:p>
       <w:pPr>
         <w:spacing w:before="0" w:after="0"/>

--- a/japanese_docs/japanese_numbers_worksheet.docx
+++ b/japanese_docs/japanese_numbers_worksheet.docx
@@ -413,6 +413,7 @@
       <w:tblPr>
         <w:tblStyle w:val="TableGrid"/>
         <w:tblW w:type="auto" w:w="0"/>
+        <w:tblLayout w:type="fixed"/>
         <w:tblLook w:firstColumn="1" w:firstRow="1" w:lastColumn="0" w:lastRow="0" w:noHBand="0" w:noVBand="1" w:val="04A0"/>
       </w:tblPr>
       <w:tblGrid>
@@ -422,7 +423,7 @@
       <w:tr>
         <w:tc>
           <w:tcPr>
-            <w:tcW w:type="dxa" w:w="4986"/>
+            <w:tcW w:type="dxa" w:w="4706"/>
             <w:tcBorders>
               <w:top w:val="nil"/>
               <w:left w:val="nil"/>
@@ -548,7 +549,7 @@
         </w:tc>
         <w:tc>
           <w:tcPr>
-            <w:tcW w:type="dxa" w:w="4986"/>
+            <w:tcW w:type="dxa" w:w="4706"/>
             <w:tcBorders>
               <w:top w:val="nil"/>
               <w:left w:val="nil"/>
@@ -676,7 +677,7 @@
       <w:tr>
         <w:tc>
           <w:tcPr>
-            <w:tcW w:type="dxa" w:w="4986"/>
+            <w:tcW w:type="dxa" w:w="4706"/>
             <w:tcBorders>
               <w:top w:val="nil"/>
               <w:left w:val="nil"/>
@@ -802,7 +803,7 @@
         </w:tc>
         <w:tc>
           <w:tcPr>
-            <w:tcW w:type="dxa" w:w="4986"/>
+            <w:tcW w:type="dxa" w:w="4706"/>
             <w:tcBorders>
               <w:top w:val="nil"/>
               <w:left w:val="nil"/>
@@ -945,7 +946,7 @@
       <w:tr>
         <w:tc>
           <w:tcPr>
-            <w:tcW w:type="dxa" w:w="4986"/>
+            <w:tcW w:type="dxa" w:w="4706"/>
             <w:tcBorders>
               <w:top w:val="nil"/>
               <w:left w:val="nil"/>
@@ -1071,7 +1072,7 @@
         </w:tc>
         <w:tc>
           <w:tcPr>
-            <w:tcW w:type="dxa" w:w="4986"/>
+            <w:tcW w:type="dxa" w:w="4706"/>
             <w:tcBorders>
               <w:top w:val="nil"/>
               <w:left w:val="nil"/>
@@ -1199,7 +1200,7 @@
       <w:tr>
         <w:tc>
           <w:tcPr>
-            <w:tcW w:type="dxa" w:w="4986"/>
+            <w:tcW w:type="dxa" w:w="4706"/>
             <w:tcBorders>
               <w:top w:val="nil"/>
               <w:left w:val="nil"/>
@@ -1340,7 +1341,7 @@
         </w:tc>
         <w:tc>
           <w:tcPr>
-            <w:tcW w:type="dxa" w:w="4986"/>
+            <w:tcW w:type="dxa" w:w="4706"/>
             <w:tcBorders>
               <w:top w:val="nil"/>
               <w:left w:val="nil"/>
@@ -1468,7 +1469,7 @@
       <w:tr>
         <w:tc>
           <w:tcPr>
-            <w:tcW w:type="dxa" w:w="4986"/>
+            <w:tcW w:type="dxa" w:w="4706"/>
             <w:tcBorders>
               <w:top w:val="nil"/>
               <w:left w:val="nil"/>
@@ -1609,7 +1610,7 @@
         </w:tc>
         <w:tc>
           <w:tcPr>
-            <w:tcW w:type="dxa" w:w="4986"/>
+            <w:tcW w:type="dxa" w:w="4706"/>
             <w:tcBorders>
               <w:top w:val="nil"/>
               <w:left w:val="nil"/>
@@ -1737,7 +1738,7 @@
       <w:tr>
         <w:tc>
           <w:tcPr>
-            <w:tcW w:type="dxa" w:w="4986"/>
+            <w:tcW w:type="dxa" w:w="4706"/>
             <w:tcBorders>
               <w:top w:val="nil"/>
               <w:left w:val="nil"/>
@@ -1878,7 +1879,7 @@
         </w:tc>
         <w:tc>
           <w:tcPr>
-            <w:tcW w:type="dxa" w:w="4986"/>
+            <w:tcW w:type="dxa" w:w="4706"/>
             <w:tcBorders>
               <w:top w:val="nil"/>
               <w:left w:val="nil"/>
@@ -2021,7 +2022,7 @@
       <w:tr>
         <w:tc>
           <w:tcPr>
-            <w:tcW w:type="dxa" w:w="4986"/>
+            <w:tcW w:type="dxa" w:w="4706"/>
             <w:tcBorders>
               <w:top w:val="nil"/>
               <w:left w:val="nil"/>
@@ -2162,7 +2163,7 @@
         </w:tc>
         <w:tc>
           <w:tcPr>
-            <w:tcW w:type="dxa" w:w="4986"/>
+            <w:tcW w:type="dxa" w:w="4706"/>
             <w:tcBorders>
               <w:top w:val="nil"/>
               <w:left w:val="nil"/>
@@ -2305,7 +2306,7 @@
       <w:tr>
         <w:tc>
           <w:tcPr>
-            <w:tcW w:type="dxa" w:w="4986"/>
+            <w:tcW w:type="dxa" w:w="4706"/>
             <w:tcBorders>
               <w:top w:val="nil"/>
               <w:left w:val="nil"/>
@@ -2446,7 +2447,7 @@
         </w:tc>
         <w:tc>
           <w:tcPr>
-            <w:tcW w:type="dxa" w:w="4986"/>
+            <w:tcW w:type="dxa" w:w="4706"/>
             <w:tcBorders>
               <w:top w:val="nil"/>
               <w:left w:val="nil"/>

--- a/japanese_docs/japanese_numbers_worksheet.docx
+++ b/japanese_docs/japanese_numbers_worksheet.docx
@@ -66,7 +66,7 @@
                 <w:color w:val="FFFFFF"/>
                 <w:sz w:val="20"/>
               </w:rPr>
-              <w:t>Student Worksheet  ·  Page 1 of 3</w:t>
+              <w:t>Student Worksheet  ·  Page 1 of 7</w:t>
             </w:r>
           </w:p>
         </w:tc>
@@ -227,173 +227,6 @@
     </w:p>
     <w:p>
       <w:pPr>
-        <w:spacing w:before="120" w:after="40"/>
-      </w:pPr>
-      <w:r>
-        <w:rPr>
-          <w:rFonts w:ascii="Calibri" w:hAnsi="Calibri"/>
-          <w:b/>
-          <w:i w:val="0"/>
-          <w:color w:val="1A3A5C"/>
-          <w:sz w:val="28"/>
-        </w:rPr>
-        <w:t>Learning Objectives</w:t>
-      </w:r>
-    </w:p>
-    <w:p>
-      <w:pPr>
-        <w:pStyle w:val="ListBullet"/>
-        <w:spacing w:before="0" w:after="20"/>
-        <w:ind w:left="340"/>
-      </w:pPr>
-      <w:r>
-        <w:rPr>
-          <w:rFonts w:ascii="Calibri" w:hAnsi="Calibri"/>
-          <w:b w:val="0"/>
-          <w:i w:val="0"/>
-          <w:color w:val="1A1A2E"/>
-          <w:sz w:val="20"/>
-        </w:rPr>
-        <w:t>Read and write Japanese numbers 1–1,000 in kanji and hiragana.</w:t>
-      </w:r>
-    </w:p>
-    <w:p>
-      <w:pPr>
-        <w:pStyle w:val="ListBullet"/>
-        <w:spacing w:before="0" w:after="20"/>
-        <w:ind w:left="340"/>
-      </w:pPr>
-      <w:r>
-        <w:rPr>
-          <w:rFonts w:ascii="Calibri" w:hAnsi="Calibri"/>
-          <w:b w:val="0"/>
-          <w:i w:val="0"/>
-          <w:color w:val="1A1A2E"/>
-          <w:sz w:val="20"/>
-        </w:rPr>
-        <w:t>Learn the romaji (romanized) pronunciation for each number.</w:t>
-      </w:r>
-    </w:p>
-    <w:p>
-      <w:pPr>
-        <w:pStyle w:val="ListBullet"/>
-        <w:spacing w:before="0" w:after="20"/>
-        <w:ind w:left="340"/>
-      </w:pPr>
-      <w:r>
-        <w:rPr>
-          <w:rFonts w:ascii="Calibri" w:hAnsi="Calibri"/>
-          <w:b w:val="0"/>
-          <w:i w:val="0"/>
-          <w:color w:val="1A1A2E"/>
-          <w:sz w:val="20"/>
-        </w:rPr>
-        <w:t>Understand the building-block pattern: 十 (juu), 百 (hyaku), 千 (sen).</w:t>
-      </w:r>
-    </w:p>
-    <w:p>
-      <w:pPr>
-        <w:spacing w:before="120" w:after="40"/>
-      </w:pPr>
-      <w:r>
-        <w:rPr>
-          <w:rFonts w:ascii="Calibri" w:hAnsi="Calibri"/>
-          <w:b/>
-          <w:i w:val="0"/>
-          <w:color w:val="1A3A5C"/>
-          <w:sz w:val="28"/>
-        </w:rPr>
-        <w:t>Instructions — Part 1</w:t>
-      </w:r>
-    </w:p>
-    <w:p>
-      <w:pPr>
-        <w:spacing w:before="0" w:after="20"/>
-        <w:ind w:left="340"/>
-      </w:pPr>
-      <w:r>
-        <w:rPr>
-          <w:rFonts w:ascii="Calibri" w:hAnsi="Calibri"/>
-          <w:b/>
-          <w:i w:val="0"/>
-          <w:color w:val="007A87"/>
-          <w:sz w:val="20"/>
-        </w:rPr>
-        <w:t xml:space="preserve">1. </w:t>
-      </w:r>
-      <w:r>
-        <w:rPr>
-          <w:rFonts w:ascii="Calibri" w:hAnsi="Calibri"/>
-          <w:b w:val="0"/>
-          <w:i w:val="0"/>
-          <w:color w:val="1A1A2E"/>
-          <w:sz w:val="20"/>
-        </w:rPr>
-        <w:t>Write the kanji (Chinese-origin numeral) on the first line.</w:t>
-      </w:r>
-    </w:p>
-    <w:p>
-      <w:pPr>
-        <w:spacing w:before="0" w:after="20"/>
-        <w:ind w:left="340"/>
-      </w:pPr>
-      <w:r>
-        <w:rPr>
-          <w:rFonts w:ascii="Calibri" w:hAnsi="Calibri"/>
-          <w:b/>
-          <w:i w:val="0"/>
-          <w:color w:val="007A87"/>
-          <w:sz w:val="20"/>
-        </w:rPr>
-        <w:t xml:space="preserve">2. </w:t>
-      </w:r>
-      <w:r>
-        <w:rPr>
-          <w:rFonts w:ascii="Calibri" w:hAnsi="Calibri"/>
-          <w:b w:val="0"/>
-          <w:i w:val="0"/>
-          <w:color w:val="1A1A2E"/>
-          <w:sz w:val="20"/>
-        </w:rPr>
-        <w:t>Write the hiragana reading on the second line.</w:t>
-      </w:r>
-    </w:p>
-    <w:p>
-      <w:pPr>
-        <w:spacing w:before="0" w:after="20"/>
-        <w:ind w:left="340"/>
-      </w:pPr>
-      <w:r>
-        <w:rPr>
-          <w:rFonts w:ascii="Calibri" w:hAnsi="Calibri"/>
-          <w:b/>
-          <w:i w:val="0"/>
-          <w:color w:val="007A87"/>
-          <w:sz w:val="20"/>
-        </w:rPr>
-        <w:t xml:space="preserve">3. </w:t>
-      </w:r>
-      <w:r>
-        <w:rPr>
-          <w:rFonts w:ascii="Calibri" w:hAnsi="Calibri"/>
-          <w:b w:val="0"/>
-          <w:i w:val="0"/>
-          <w:color w:val="1A1A2E"/>
-          <w:sz w:val="20"/>
-        </w:rPr>
-        <w:t>Write the romaji on the third line.  Hints are in parentheses.</w:t>
-      </w:r>
-    </w:p>
-    <w:p>
-      <w:pPr>
-        <w:spacing w:before="20" w:after="20"/>
-        <w:pBdr>
-          <w:bottom w:val="single" w:sz="4" w:space="1" w:color="007A87"/>
-        </w:pBdr>
-      </w:pPr>
-    </w:p>
-    <w:p>
-      <w:pPr>
         <w:spacing w:before="60" w:after="40"/>
         <w:ind w:left="170"/>
         <w:shd w:val="clear" w:color="auto" w:fill="1A3A5C"/>
@@ -406,7 +239,42 @@
           <w:color w:val="FFFFFF"/>
           <w:sz w:val="24"/>
         </w:rPr>
-        <w:t>Part 1 — Write the Numbers</w:t>
+        <w:t>Page 1 — Kanji Writing Practice</w:t>
+      </w:r>
+    </w:p>
+    <w:p>
+      <w:pPr>
+        <w:spacing w:before="20" w:after="40"/>
+      </w:pPr>
+      <w:r>
+        <w:rPr>
+          <w:rFonts w:ascii="Calibri" w:hAnsi="Calibri"/>
+          <w:b w:val="0"/>
+          <w:i w:val="0"/>
+          <w:color w:val="1A1A2E"/>
+          <w:sz w:val="20"/>
+        </w:rPr>
+        <w:t xml:space="preserve">Write only </w:t>
+      </w:r>
+      <w:r>
+        <w:rPr>
+          <w:rFonts w:ascii="Calibri" w:hAnsi="Calibri"/>
+          <w:b/>
+          <w:i w:val="0"/>
+          <w:color w:val="007A87"/>
+          <w:sz w:val="20"/>
+        </w:rPr>
+        <w:t>Kanji</w:t>
+      </w:r>
+      <w:r>
+        <w:rPr>
+          <w:rFonts w:ascii="Calibri" w:hAnsi="Calibri"/>
+          <w:b w:val="0"/>
+          <w:i w:val="0"/>
+          <w:color w:val="1A1A2E"/>
+          <w:sz w:val="20"/>
+        </w:rPr>
+        <w:t xml:space="preserve"> for each English number below.</w:t>
       </w:r>
     </w:p>
     <w:tbl>
@@ -460,7 +328,7 @@
           </w:p>
           <w:p>
             <w:pPr>
-              <w:spacing w:before="0" w:after="0"/>
+              <w:spacing w:before="0" w:after="20"/>
               <w:ind w:left="113"/>
             </w:pPr>
             <w:r>
@@ -471,7 +339,7 @@
                 <w:color w:val="007A87"/>
                 <w:sz w:val="18"/>
               </w:rPr>
-              <w:t xml:space="preserve">Kanji:    </w:t>
+              <w:t xml:space="preserve">Kanji: </w:t>
             </w:r>
             <w:r>
               <w:rPr>
@@ -481,69 +349,7 @@
                 <w:color w:val="1A1A2E"/>
                 <w:sz w:val="18"/>
               </w:rPr>
-              <w:t>_____________________</w:t>
-            </w:r>
-          </w:p>
-          <w:p>
-            <w:pPr>
-              <w:spacing w:before="0" w:after="0"/>
-              <w:ind w:left="113"/>
-            </w:pPr>
-            <w:r>
-              <w:rPr>
-                <w:rFonts w:ascii="Calibri" w:hAnsi="Calibri"/>
-                <w:b/>
-                <w:i w:val="0"/>
-                <w:color w:val="007A87"/>
-                <w:sz w:val="18"/>
-              </w:rPr>
-              <w:t>Hiragana:</w:t>
-            </w:r>
-            <w:r>
-              <w:rPr>
-                <w:rFonts w:ascii="Calibri" w:hAnsi="Calibri"/>
-                <w:b w:val="0"/>
-                <w:i w:val="0"/>
-                <w:color w:val="1A1A2E"/>
-                <w:sz w:val="18"/>
-              </w:rPr>
-              <w:t>_____________________</w:t>
-            </w:r>
-          </w:p>
-          <w:p>
-            <w:pPr>
-              <w:spacing w:before="0" w:after="0"/>
-              <w:ind w:left="113"/>
-            </w:pPr>
-            <w:r>
-              <w:rPr>
-                <w:rFonts w:ascii="Calibri" w:hAnsi="Calibri"/>
-                <w:b/>
-                <w:i w:val="0"/>
-                <w:color w:val="007A87"/>
-                <w:sz w:val="18"/>
-              </w:rPr>
-              <w:t xml:space="preserve">Romaji:  </w:t>
-            </w:r>
-            <w:r>
-              <w:rPr>
-                <w:rFonts w:ascii="Calibri" w:hAnsi="Calibri"/>
-                <w:b w:val="0"/>
-                <w:i w:val="0"/>
-                <w:color w:val="1A1A2E"/>
-                <w:sz w:val="18"/>
-              </w:rPr>
-              <w:t>_____________________</w:t>
-            </w:r>
-            <w:r>
-              <w:rPr>
-                <w:rFonts w:ascii="Calibri" w:hAnsi="Calibri"/>
-                <w:b w:val="0"/>
-                <w:i/>
-                <w:color w:val="6B7B8D"/>
-                <w:sz w:val="14"/>
-              </w:rPr>
-              <w:t xml:space="preserve">  (ichi)</w:t>
+              <w:t>______________________</w:t>
             </w:r>
           </w:p>
         </w:tc>
@@ -586,7 +392,7 @@
           </w:p>
           <w:p>
             <w:pPr>
-              <w:spacing w:before="0" w:after="0"/>
+              <w:spacing w:before="0" w:after="20"/>
               <w:ind w:left="113"/>
             </w:pPr>
             <w:r>
@@ -597,7 +403,7 @@
                 <w:color w:val="007A87"/>
                 <w:sz w:val="18"/>
               </w:rPr>
-              <w:t xml:space="preserve">Kanji:    </w:t>
+              <w:t xml:space="preserve">Kanji: </w:t>
             </w:r>
             <w:r>
               <w:rPr>
@@ -607,69 +413,7 @@
                 <w:color w:val="1A1A2E"/>
                 <w:sz w:val="18"/>
               </w:rPr>
-              <w:t>_____________________</w:t>
-            </w:r>
-          </w:p>
-          <w:p>
-            <w:pPr>
-              <w:spacing w:before="0" w:after="0"/>
-              <w:ind w:left="113"/>
-            </w:pPr>
-            <w:r>
-              <w:rPr>
-                <w:rFonts w:ascii="Calibri" w:hAnsi="Calibri"/>
-                <w:b/>
-                <w:i w:val="0"/>
-                <w:color w:val="007A87"/>
-                <w:sz w:val="18"/>
-              </w:rPr>
-              <w:t>Hiragana:</w:t>
-            </w:r>
-            <w:r>
-              <w:rPr>
-                <w:rFonts w:ascii="Calibri" w:hAnsi="Calibri"/>
-                <w:b w:val="0"/>
-                <w:i w:val="0"/>
-                <w:color w:val="1A1A2E"/>
-                <w:sz w:val="18"/>
-              </w:rPr>
-              <w:t>_____________________</w:t>
-            </w:r>
-          </w:p>
-          <w:p>
-            <w:pPr>
-              <w:spacing w:before="0" w:after="0"/>
-              <w:ind w:left="113"/>
-            </w:pPr>
-            <w:r>
-              <w:rPr>
-                <w:rFonts w:ascii="Calibri" w:hAnsi="Calibri"/>
-                <w:b/>
-                <w:i w:val="0"/>
-                <w:color w:val="007A87"/>
-                <w:sz w:val="18"/>
-              </w:rPr>
-              <w:t xml:space="preserve">Romaji:  </w:t>
-            </w:r>
-            <w:r>
-              <w:rPr>
-                <w:rFonts w:ascii="Calibri" w:hAnsi="Calibri"/>
-                <w:b w:val="0"/>
-                <w:i w:val="0"/>
-                <w:color w:val="1A1A2E"/>
-                <w:sz w:val="18"/>
-              </w:rPr>
-              <w:t>_____________________</w:t>
-            </w:r>
-            <w:r>
-              <w:rPr>
-                <w:rFonts w:ascii="Calibri" w:hAnsi="Calibri"/>
-                <w:b w:val="0"/>
-                <w:i/>
-                <w:color w:val="6B7B8D"/>
-                <w:sz w:val="14"/>
-              </w:rPr>
-              <w:t xml:space="preserve">  (ni)</w:t>
+              <w:t>______________________</w:t>
             </w:r>
           </w:p>
         </w:tc>
@@ -714,7 +458,7 @@
           </w:p>
           <w:p>
             <w:pPr>
-              <w:spacing w:before="0" w:after="0"/>
+              <w:spacing w:before="0" w:after="20"/>
               <w:ind w:left="113"/>
             </w:pPr>
             <w:r>
@@ -725,7 +469,7 @@
                 <w:color w:val="007A87"/>
                 <w:sz w:val="18"/>
               </w:rPr>
-              <w:t xml:space="preserve">Kanji:    </w:t>
+              <w:t xml:space="preserve">Kanji: </w:t>
             </w:r>
             <w:r>
               <w:rPr>
@@ -735,69 +479,7 @@
                 <w:color w:val="1A1A2E"/>
                 <w:sz w:val="18"/>
               </w:rPr>
-              <w:t>_____________________</w:t>
-            </w:r>
-          </w:p>
-          <w:p>
-            <w:pPr>
-              <w:spacing w:before="0" w:after="0"/>
-              <w:ind w:left="113"/>
-            </w:pPr>
-            <w:r>
-              <w:rPr>
-                <w:rFonts w:ascii="Calibri" w:hAnsi="Calibri"/>
-                <w:b/>
-                <w:i w:val="0"/>
-                <w:color w:val="007A87"/>
-                <w:sz w:val="18"/>
-              </w:rPr>
-              <w:t>Hiragana:</w:t>
-            </w:r>
-            <w:r>
-              <w:rPr>
-                <w:rFonts w:ascii="Calibri" w:hAnsi="Calibri"/>
-                <w:b w:val="0"/>
-                <w:i w:val="0"/>
-                <w:color w:val="1A1A2E"/>
-                <w:sz w:val="18"/>
-              </w:rPr>
-              <w:t>_____________________</w:t>
-            </w:r>
-          </w:p>
-          <w:p>
-            <w:pPr>
-              <w:spacing w:before="0" w:after="0"/>
-              <w:ind w:left="113"/>
-            </w:pPr>
-            <w:r>
-              <w:rPr>
-                <w:rFonts w:ascii="Calibri" w:hAnsi="Calibri"/>
-                <w:b/>
-                <w:i w:val="0"/>
-                <w:color w:val="007A87"/>
-                <w:sz w:val="18"/>
-              </w:rPr>
-              <w:t xml:space="preserve">Romaji:  </w:t>
-            </w:r>
-            <w:r>
-              <w:rPr>
-                <w:rFonts w:ascii="Calibri" w:hAnsi="Calibri"/>
-                <w:b w:val="0"/>
-                <w:i w:val="0"/>
-                <w:color w:val="1A1A2E"/>
-                <w:sz w:val="18"/>
-              </w:rPr>
-              <w:t>_____________________</w:t>
-            </w:r>
-            <w:r>
-              <w:rPr>
-                <w:rFonts w:ascii="Calibri" w:hAnsi="Calibri"/>
-                <w:b w:val="0"/>
-                <w:i/>
-                <w:color w:val="6B7B8D"/>
-                <w:sz w:val="14"/>
-              </w:rPr>
-              <w:t xml:space="preserve">  (san)</w:t>
+              <w:t>______________________</w:t>
             </w:r>
           </w:p>
         </w:tc>
@@ -841,21 +523,6 @@
           <w:p>
             <w:pPr>
               <w:spacing w:before="0" w:after="20"/>
-            </w:pPr>
-            <w:r>
-              <w:rPr>
-                <w:rFonts w:ascii="Calibri" w:hAnsi="Calibri"/>
-                <w:b w:val="0"/>
-                <w:i/>
-                <w:color w:val="6B7B8D"/>
-                <w:sz w:val="14"/>
-              </w:rPr>
-              <w:t>★ Both are used; よん is safer in daily speech.</w:t>
-            </w:r>
-          </w:p>
-          <w:p>
-            <w:pPr>
-              <w:spacing w:before="0" w:after="0"/>
               <w:ind w:left="113"/>
             </w:pPr>
             <w:r>
@@ -866,7 +533,7 @@
                 <w:color w:val="007A87"/>
                 <w:sz w:val="18"/>
               </w:rPr>
-              <w:t xml:space="preserve">Kanji:    </w:t>
+              <w:t xml:space="preserve">Kanji: </w:t>
             </w:r>
             <w:r>
               <w:rPr>
@@ -876,69 +543,7 @@
                 <w:color w:val="1A1A2E"/>
                 <w:sz w:val="18"/>
               </w:rPr>
-              <w:t>_____________________</w:t>
-            </w:r>
-          </w:p>
-          <w:p>
-            <w:pPr>
-              <w:spacing w:before="0" w:after="0"/>
-              <w:ind w:left="113"/>
-            </w:pPr>
-            <w:r>
-              <w:rPr>
-                <w:rFonts w:ascii="Calibri" w:hAnsi="Calibri"/>
-                <w:b/>
-                <w:i w:val="0"/>
-                <w:color w:val="007A87"/>
-                <w:sz w:val="18"/>
-              </w:rPr>
-              <w:t>Hiragana:</w:t>
-            </w:r>
-            <w:r>
-              <w:rPr>
-                <w:rFonts w:ascii="Calibri" w:hAnsi="Calibri"/>
-                <w:b w:val="0"/>
-                <w:i w:val="0"/>
-                <w:color w:val="1A1A2E"/>
-                <w:sz w:val="18"/>
-              </w:rPr>
-              <w:t>_____________________</w:t>
-            </w:r>
-          </w:p>
-          <w:p>
-            <w:pPr>
-              <w:spacing w:before="0" w:after="0"/>
-              <w:ind w:left="113"/>
-            </w:pPr>
-            <w:r>
-              <w:rPr>
-                <w:rFonts w:ascii="Calibri" w:hAnsi="Calibri"/>
-                <w:b/>
-                <w:i w:val="0"/>
-                <w:color w:val="007A87"/>
-                <w:sz w:val="18"/>
-              </w:rPr>
-              <w:t xml:space="preserve">Romaji:  </w:t>
-            </w:r>
-            <w:r>
-              <w:rPr>
-                <w:rFonts w:ascii="Calibri" w:hAnsi="Calibri"/>
-                <w:b w:val="0"/>
-                <w:i w:val="0"/>
-                <w:color w:val="1A1A2E"/>
-                <w:sz w:val="18"/>
-              </w:rPr>
-              <w:t>_____________________</w:t>
-            </w:r>
-            <w:r>
-              <w:rPr>
-                <w:rFonts w:ascii="Calibri" w:hAnsi="Calibri"/>
-                <w:b w:val="0"/>
-                <w:i/>
-                <w:color w:val="6B7B8D"/>
-                <w:sz w:val="14"/>
-              </w:rPr>
-              <w:t xml:space="preserve">  (shi / yon)</w:t>
+              <w:t>______________________</w:t>
             </w:r>
           </w:p>
         </w:tc>
@@ -983,7 +588,7 @@
           </w:p>
           <w:p>
             <w:pPr>
-              <w:spacing w:before="0" w:after="0"/>
+              <w:spacing w:before="0" w:after="20"/>
               <w:ind w:left="113"/>
             </w:pPr>
             <w:r>
@@ -994,7 +599,7 @@
                 <w:color w:val="007A87"/>
                 <w:sz w:val="18"/>
               </w:rPr>
-              <w:t xml:space="preserve">Kanji:    </w:t>
+              <w:t xml:space="preserve">Kanji: </w:t>
             </w:r>
             <w:r>
               <w:rPr>
@@ -1004,69 +609,7 @@
                 <w:color w:val="1A1A2E"/>
                 <w:sz w:val="18"/>
               </w:rPr>
-              <w:t>_____________________</w:t>
-            </w:r>
-          </w:p>
-          <w:p>
-            <w:pPr>
-              <w:spacing w:before="0" w:after="0"/>
-              <w:ind w:left="113"/>
-            </w:pPr>
-            <w:r>
-              <w:rPr>
-                <w:rFonts w:ascii="Calibri" w:hAnsi="Calibri"/>
-                <w:b/>
-                <w:i w:val="0"/>
-                <w:color w:val="007A87"/>
-                <w:sz w:val="18"/>
-              </w:rPr>
-              <w:t>Hiragana:</w:t>
-            </w:r>
-            <w:r>
-              <w:rPr>
-                <w:rFonts w:ascii="Calibri" w:hAnsi="Calibri"/>
-                <w:b w:val="0"/>
-                <w:i w:val="0"/>
-                <w:color w:val="1A1A2E"/>
-                <w:sz w:val="18"/>
-              </w:rPr>
-              <w:t>_____________________</w:t>
-            </w:r>
-          </w:p>
-          <w:p>
-            <w:pPr>
-              <w:spacing w:before="0" w:after="0"/>
-              <w:ind w:left="113"/>
-            </w:pPr>
-            <w:r>
-              <w:rPr>
-                <w:rFonts w:ascii="Calibri" w:hAnsi="Calibri"/>
-                <w:b/>
-                <w:i w:val="0"/>
-                <w:color w:val="007A87"/>
-                <w:sz w:val="18"/>
-              </w:rPr>
-              <w:t xml:space="preserve">Romaji:  </w:t>
-            </w:r>
-            <w:r>
-              <w:rPr>
-                <w:rFonts w:ascii="Calibri" w:hAnsi="Calibri"/>
-                <w:b w:val="0"/>
-                <w:i w:val="0"/>
-                <w:color w:val="1A1A2E"/>
-                <w:sz w:val="18"/>
-              </w:rPr>
-              <w:t>_____________________</w:t>
-            </w:r>
-            <w:r>
-              <w:rPr>
-                <w:rFonts w:ascii="Calibri" w:hAnsi="Calibri"/>
-                <w:b w:val="0"/>
-                <w:i/>
-                <w:color w:val="6B7B8D"/>
-                <w:sz w:val="14"/>
-              </w:rPr>
-              <w:t xml:space="preserve">  (go)</w:t>
+              <w:t>______________________</w:t>
             </w:r>
           </w:p>
         </w:tc>
@@ -1109,7 +652,7 @@
           </w:p>
           <w:p>
             <w:pPr>
-              <w:spacing w:before="0" w:after="0"/>
+              <w:spacing w:before="0" w:after="20"/>
               <w:ind w:left="113"/>
             </w:pPr>
             <w:r>
@@ -1120,7 +663,7 @@
                 <w:color w:val="007A87"/>
                 <w:sz w:val="18"/>
               </w:rPr>
-              <w:t xml:space="preserve">Kanji:    </w:t>
+              <w:t xml:space="preserve">Kanji: </w:t>
             </w:r>
             <w:r>
               <w:rPr>
@@ -1130,69 +673,7 @@
                 <w:color w:val="1A1A2E"/>
                 <w:sz w:val="18"/>
               </w:rPr>
-              <w:t>_____________________</w:t>
-            </w:r>
-          </w:p>
-          <w:p>
-            <w:pPr>
-              <w:spacing w:before="0" w:after="0"/>
-              <w:ind w:left="113"/>
-            </w:pPr>
-            <w:r>
-              <w:rPr>
-                <w:rFonts w:ascii="Calibri" w:hAnsi="Calibri"/>
-                <w:b/>
-                <w:i w:val="0"/>
-                <w:color w:val="007A87"/>
-                <w:sz w:val="18"/>
-              </w:rPr>
-              <w:t>Hiragana:</w:t>
-            </w:r>
-            <w:r>
-              <w:rPr>
-                <w:rFonts w:ascii="Calibri" w:hAnsi="Calibri"/>
-                <w:b w:val="0"/>
-                <w:i w:val="0"/>
-                <w:color w:val="1A1A2E"/>
-                <w:sz w:val="18"/>
-              </w:rPr>
-              <w:t>_____________________</w:t>
-            </w:r>
-          </w:p>
-          <w:p>
-            <w:pPr>
-              <w:spacing w:before="0" w:after="0"/>
-              <w:ind w:left="113"/>
-            </w:pPr>
-            <w:r>
-              <w:rPr>
-                <w:rFonts w:ascii="Calibri" w:hAnsi="Calibri"/>
-                <w:b/>
-                <w:i w:val="0"/>
-                <w:color w:val="007A87"/>
-                <w:sz w:val="18"/>
-              </w:rPr>
-              <w:t xml:space="preserve">Romaji:  </w:t>
-            </w:r>
-            <w:r>
-              <w:rPr>
-                <w:rFonts w:ascii="Calibri" w:hAnsi="Calibri"/>
-                <w:b w:val="0"/>
-                <w:i w:val="0"/>
-                <w:color w:val="1A1A2E"/>
-                <w:sz w:val="18"/>
-              </w:rPr>
-              <w:t>_____________________</w:t>
-            </w:r>
-            <w:r>
-              <w:rPr>
-                <w:rFonts w:ascii="Calibri" w:hAnsi="Calibri"/>
-                <w:b w:val="0"/>
-                <w:i/>
-                <w:color w:val="6B7B8D"/>
-                <w:sz w:val="14"/>
-              </w:rPr>
-              <w:t xml:space="preserve">  (roku)</w:t>
+              <w:t>______________________</w:t>
             </w:r>
           </w:p>
         </w:tc>
@@ -1238,21 +719,6 @@
           <w:p>
             <w:pPr>
               <w:spacing w:before="0" w:after="20"/>
-            </w:pPr>
-            <w:r>
-              <w:rPr>
-                <w:rFonts w:ascii="Calibri" w:hAnsi="Calibri"/>
-                <w:b w:val="0"/>
-                <w:i/>
-                <w:color w:val="6B7B8D"/>
-                <w:sz w:val="14"/>
-              </w:rPr>
-              <w:t>★ なな is more common in daily speech.</w:t>
-            </w:r>
-          </w:p>
-          <w:p>
-            <w:pPr>
-              <w:spacing w:before="0" w:after="0"/>
               <w:ind w:left="113"/>
             </w:pPr>
             <w:r>
@@ -1263,7 +729,7 @@
                 <w:color w:val="007A87"/>
                 <w:sz w:val="18"/>
               </w:rPr>
-              <w:t xml:space="preserve">Kanji:    </w:t>
+              <w:t xml:space="preserve">Kanji: </w:t>
             </w:r>
             <w:r>
               <w:rPr>
@@ -1273,69 +739,7 @@
                 <w:color w:val="1A1A2E"/>
                 <w:sz w:val="18"/>
               </w:rPr>
-              <w:t>_____________________</w:t>
-            </w:r>
-          </w:p>
-          <w:p>
-            <w:pPr>
-              <w:spacing w:before="0" w:after="0"/>
-              <w:ind w:left="113"/>
-            </w:pPr>
-            <w:r>
-              <w:rPr>
-                <w:rFonts w:ascii="Calibri" w:hAnsi="Calibri"/>
-                <w:b/>
-                <w:i w:val="0"/>
-                <w:color w:val="007A87"/>
-                <w:sz w:val="18"/>
-              </w:rPr>
-              <w:t>Hiragana:</w:t>
-            </w:r>
-            <w:r>
-              <w:rPr>
-                <w:rFonts w:ascii="Calibri" w:hAnsi="Calibri"/>
-                <w:b w:val="0"/>
-                <w:i w:val="0"/>
-                <w:color w:val="1A1A2E"/>
-                <w:sz w:val="18"/>
-              </w:rPr>
-              <w:t>_____________________</w:t>
-            </w:r>
-          </w:p>
-          <w:p>
-            <w:pPr>
-              <w:spacing w:before="0" w:after="0"/>
-              <w:ind w:left="113"/>
-            </w:pPr>
-            <w:r>
-              <w:rPr>
-                <w:rFonts w:ascii="Calibri" w:hAnsi="Calibri"/>
-                <w:b/>
-                <w:i w:val="0"/>
-                <w:color w:val="007A87"/>
-                <w:sz w:val="18"/>
-              </w:rPr>
-              <w:t xml:space="preserve">Romaji:  </w:t>
-            </w:r>
-            <w:r>
-              <w:rPr>
-                <w:rFonts w:ascii="Calibri" w:hAnsi="Calibri"/>
-                <w:b w:val="0"/>
-                <w:i w:val="0"/>
-                <w:color w:val="1A1A2E"/>
-                <w:sz w:val="18"/>
-              </w:rPr>
-              <w:t>_____________________</w:t>
-            </w:r>
-            <w:r>
-              <w:rPr>
-                <w:rFonts w:ascii="Calibri" w:hAnsi="Calibri"/>
-                <w:b w:val="0"/>
-                <w:i/>
-                <w:color w:val="6B7B8D"/>
-                <w:sz w:val="14"/>
-              </w:rPr>
-              <w:t xml:space="preserve">  (shichi / nana)</w:t>
+              <w:t>______________________</w:t>
             </w:r>
           </w:p>
         </w:tc>
@@ -1378,7 +782,7 @@
           </w:p>
           <w:p>
             <w:pPr>
-              <w:spacing w:before="0" w:after="0"/>
+              <w:spacing w:before="0" w:after="20"/>
               <w:ind w:left="113"/>
             </w:pPr>
             <w:r>
@@ -1389,7 +793,7 @@
                 <w:color w:val="007A87"/>
                 <w:sz w:val="18"/>
               </w:rPr>
-              <w:t xml:space="preserve">Kanji:    </w:t>
+              <w:t xml:space="preserve">Kanji: </w:t>
             </w:r>
             <w:r>
               <w:rPr>
@@ -1399,69 +803,7 @@
                 <w:color w:val="1A1A2E"/>
                 <w:sz w:val="18"/>
               </w:rPr>
-              <w:t>_____________________</w:t>
-            </w:r>
-          </w:p>
-          <w:p>
-            <w:pPr>
-              <w:spacing w:before="0" w:after="0"/>
-              <w:ind w:left="113"/>
-            </w:pPr>
-            <w:r>
-              <w:rPr>
-                <w:rFonts w:ascii="Calibri" w:hAnsi="Calibri"/>
-                <w:b/>
-                <w:i w:val="0"/>
-                <w:color w:val="007A87"/>
-                <w:sz w:val="18"/>
-              </w:rPr>
-              <w:t>Hiragana:</w:t>
-            </w:r>
-            <w:r>
-              <w:rPr>
-                <w:rFonts w:ascii="Calibri" w:hAnsi="Calibri"/>
-                <w:b w:val="0"/>
-                <w:i w:val="0"/>
-                <w:color w:val="1A1A2E"/>
-                <w:sz w:val="18"/>
-              </w:rPr>
-              <w:t>_____________________</w:t>
-            </w:r>
-          </w:p>
-          <w:p>
-            <w:pPr>
-              <w:spacing w:before="0" w:after="0"/>
-              <w:ind w:left="113"/>
-            </w:pPr>
-            <w:r>
-              <w:rPr>
-                <w:rFonts w:ascii="Calibri" w:hAnsi="Calibri"/>
-                <w:b/>
-                <w:i w:val="0"/>
-                <w:color w:val="007A87"/>
-                <w:sz w:val="18"/>
-              </w:rPr>
-              <w:t xml:space="preserve">Romaji:  </w:t>
-            </w:r>
-            <w:r>
-              <w:rPr>
-                <w:rFonts w:ascii="Calibri" w:hAnsi="Calibri"/>
-                <w:b w:val="0"/>
-                <w:i w:val="0"/>
-                <w:color w:val="1A1A2E"/>
-                <w:sz w:val="18"/>
-              </w:rPr>
-              <w:t>_____________________</w:t>
-            </w:r>
-            <w:r>
-              <w:rPr>
-                <w:rFonts w:ascii="Calibri" w:hAnsi="Calibri"/>
-                <w:b w:val="0"/>
-                <w:i/>
-                <w:color w:val="6B7B8D"/>
-                <w:sz w:val="14"/>
-              </w:rPr>
-              <w:t xml:space="preserve">  (hachi)</w:t>
+              <w:t>______________________</w:t>
             </w:r>
           </w:p>
         </w:tc>
@@ -1507,21 +849,6 @@
           <w:p>
             <w:pPr>
               <w:spacing w:before="0" w:after="20"/>
-            </w:pPr>
-            <w:r>
-              <w:rPr>
-                <w:rFonts w:ascii="Calibri" w:hAnsi="Calibri"/>
-                <w:b w:val="0"/>
-                <w:i/>
-                <w:color w:val="6B7B8D"/>
-                <w:sz w:val="14"/>
-              </w:rPr>
-              <w:t>★ きゅう is preferred in most contexts.</w:t>
-            </w:r>
-          </w:p>
-          <w:p>
-            <w:pPr>
-              <w:spacing w:before="0" w:after="0"/>
               <w:ind w:left="113"/>
             </w:pPr>
             <w:r>
@@ -1532,7 +859,7 @@
                 <w:color w:val="007A87"/>
                 <w:sz w:val="18"/>
               </w:rPr>
-              <w:t xml:space="preserve">Kanji:    </w:t>
+              <w:t xml:space="preserve">Kanji: </w:t>
             </w:r>
             <w:r>
               <w:rPr>
@@ -1542,69 +869,7 @@
                 <w:color w:val="1A1A2E"/>
                 <w:sz w:val="18"/>
               </w:rPr>
-              <w:t>_____________________</w:t>
-            </w:r>
-          </w:p>
-          <w:p>
-            <w:pPr>
-              <w:spacing w:before="0" w:after="0"/>
-              <w:ind w:left="113"/>
-            </w:pPr>
-            <w:r>
-              <w:rPr>
-                <w:rFonts w:ascii="Calibri" w:hAnsi="Calibri"/>
-                <w:b/>
-                <w:i w:val="0"/>
-                <w:color w:val="007A87"/>
-                <w:sz w:val="18"/>
-              </w:rPr>
-              <w:t>Hiragana:</w:t>
-            </w:r>
-            <w:r>
-              <w:rPr>
-                <w:rFonts w:ascii="Calibri" w:hAnsi="Calibri"/>
-                <w:b w:val="0"/>
-                <w:i w:val="0"/>
-                <w:color w:val="1A1A2E"/>
-                <w:sz w:val="18"/>
-              </w:rPr>
-              <w:t>_____________________</w:t>
-            </w:r>
-          </w:p>
-          <w:p>
-            <w:pPr>
-              <w:spacing w:before="0" w:after="0"/>
-              <w:ind w:left="113"/>
-            </w:pPr>
-            <w:r>
-              <w:rPr>
-                <w:rFonts w:ascii="Calibri" w:hAnsi="Calibri"/>
-                <w:b/>
-                <w:i w:val="0"/>
-                <w:color w:val="007A87"/>
-                <w:sz w:val="18"/>
-              </w:rPr>
-              <w:t xml:space="preserve">Romaji:  </w:t>
-            </w:r>
-            <w:r>
-              <w:rPr>
-                <w:rFonts w:ascii="Calibri" w:hAnsi="Calibri"/>
-                <w:b w:val="0"/>
-                <w:i w:val="0"/>
-                <w:color w:val="1A1A2E"/>
-                <w:sz w:val="18"/>
-              </w:rPr>
-              <w:t>_____________________</w:t>
-            </w:r>
-            <w:r>
-              <w:rPr>
-                <w:rFonts w:ascii="Calibri" w:hAnsi="Calibri"/>
-                <w:b w:val="0"/>
-                <w:i/>
-                <w:color w:val="6B7B8D"/>
-                <w:sz w:val="14"/>
-              </w:rPr>
-              <w:t xml:space="preserve">  (ku / kyuu)</w:t>
+              <w:t>______________________</w:t>
             </w:r>
           </w:p>
         </w:tc>
@@ -1647,7 +912,7 @@
           </w:p>
           <w:p>
             <w:pPr>
-              <w:spacing w:before="0" w:after="0"/>
+              <w:spacing w:before="0" w:after="20"/>
               <w:ind w:left="113"/>
             </w:pPr>
             <w:r>
@@ -1658,7 +923,7 @@
                 <w:color w:val="007A87"/>
                 <w:sz w:val="18"/>
               </w:rPr>
-              <w:t xml:space="preserve">Kanji:    </w:t>
+              <w:t xml:space="preserve">Kanji: </w:t>
             </w:r>
             <w:r>
               <w:rPr>
@@ -1668,69 +933,7 @@
                 <w:color w:val="1A1A2E"/>
                 <w:sz w:val="18"/>
               </w:rPr>
-              <w:t>_____________________</w:t>
-            </w:r>
-          </w:p>
-          <w:p>
-            <w:pPr>
-              <w:spacing w:before="0" w:after="0"/>
-              <w:ind w:left="113"/>
-            </w:pPr>
-            <w:r>
-              <w:rPr>
-                <w:rFonts w:ascii="Calibri" w:hAnsi="Calibri"/>
-                <w:b/>
-                <w:i w:val="0"/>
-                <w:color w:val="007A87"/>
-                <w:sz w:val="18"/>
-              </w:rPr>
-              <w:t>Hiragana:</w:t>
-            </w:r>
-            <w:r>
-              <w:rPr>
-                <w:rFonts w:ascii="Calibri" w:hAnsi="Calibri"/>
-                <w:b w:val="0"/>
-                <w:i w:val="0"/>
-                <w:color w:val="1A1A2E"/>
-                <w:sz w:val="18"/>
-              </w:rPr>
-              <w:t>_____________________</w:t>
-            </w:r>
-          </w:p>
-          <w:p>
-            <w:pPr>
-              <w:spacing w:before="0" w:after="0"/>
-              <w:ind w:left="113"/>
-            </w:pPr>
-            <w:r>
-              <w:rPr>
-                <w:rFonts w:ascii="Calibri" w:hAnsi="Calibri"/>
-                <w:b/>
-                <w:i w:val="0"/>
-                <w:color w:val="007A87"/>
-                <w:sz w:val="18"/>
-              </w:rPr>
-              <w:t xml:space="preserve">Romaji:  </w:t>
-            </w:r>
-            <w:r>
-              <w:rPr>
-                <w:rFonts w:ascii="Calibri" w:hAnsi="Calibri"/>
-                <w:b w:val="0"/>
-                <w:i w:val="0"/>
-                <w:color w:val="1A1A2E"/>
-                <w:sz w:val="18"/>
-              </w:rPr>
-              <w:t>_____________________</w:t>
-            </w:r>
-            <w:r>
-              <w:rPr>
-                <w:rFonts w:ascii="Calibri" w:hAnsi="Calibri"/>
-                <w:b w:val="0"/>
-                <w:i/>
-                <w:color w:val="6B7B8D"/>
-                <w:sz w:val="14"/>
-              </w:rPr>
-              <w:t xml:space="preserve">  (juu)</w:t>
+              <w:t>______________________</w:t>
             </w:r>
           </w:p>
         </w:tc>
@@ -1776,21 +979,6 @@
           <w:p>
             <w:pPr>
               <w:spacing w:before="0" w:after="20"/>
-            </w:pPr>
-            <w:r>
-              <w:rPr>
-                <w:rFonts w:ascii="Calibri" w:hAnsi="Calibri"/>
-                <w:b w:val="0"/>
-                <w:i/>
-                <w:color w:val="6B7B8D"/>
-                <w:sz w:val="14"/>
-              </w:rPr>
-              <w:t>★ Ten + one.</w:t>
-            </w:r>
-          </w:p>
-          <w:p>
-            <w:pPr>
-              <w:spacing w:before="0" w:after="0"/>
               <w:ind w:left="113"/>
             </w:pPr>
             <w:r>
@@ -1801,7 +989,7 @@
                 <w:color w:val="007A87"/>
                 <w:sz w:val="18"/>
               </w:rPr>
-              <w:t xml:space="preserve">Kanji:    </w:t>
+              <w:t xml:space="preserve">Kanji: </w:t>
             </w:r>
             <w:r>
               <w:rPr>
@@ -1811,69 +999,7 @@
                 <w:color w:val="1A1A2E"/>
                 <w:sz w:val="18"/>
               </w:rPr>
-              <w:t>_____________________</w:t>
-            </w:r>
-          </w:p>
-          <w:p>
-            <w:pPr>
-              <w:spacing w:before="0" w:after="0"/>
-              <w:ind w:left="113"/>
-            </w:pPr>
-            <w:r>
-              <w:rPr>
-                <w:rFonts w:ascii="Calibri" w:hAnsi="Calibri"/>
-                <w:b/>
-                <w:i w:val="0"/>
-                <w:color w:val="007A87"/>
-                <w:sz w:val="18"/>
-              </w:rPr>
-              <w:t>Hiragana:</w:t>
-            </w:r>
-            <w:r>
-              <w:rPr>
-                <w:rFonts w:ascii="Calibri" w:hAnsi="Calibri"/>
-                <w:b w:val="0"/>
-                <w:i w:val="0"/>
-                <w:color w:val="1A1A2E"/>
-                <w:sz w:val="18"/>
-              </w:rPr>
-              <w:t>_____________________</w:t>
-            </w:r>
-          </w:p>
-          <w:p>
-            <w:pPr>
-              <w:spacing w:before="0" w:after="0"/>
-              <w:ind w:left="113"/>
-            </w:pPr>
-            <w:r>
-              <w:rPr>
-                <w:rFonts w:ascii="Calibri" w:hAnsi="Calibri"/>
-                <w:b/>
-                <w:i w:val="0"/>
-                <w:color w:val="007A87"/>
-                <w:sz w:val="18"/>
-              </w:rPr>
-              <w:t xml:space="preserve">Romaji:  </w:t>
-            </w:r>
-            <w:r>
-              <w:rPr>
-                <w:rFonts w:ascii="Calibri" w:hAnsi="Calibri"/>
-                <w:b w:val="0"/>
-                <w:i w:val="0"/>
-                <w:color w:val="1A1A2E"/>
-                <w:sz w:val="18"/>
-              </w:rPr>
-              <w:t>_____________________</w:t>
-            </w:r>
-            <w:r>
-              <w:rPr>
-                <w:rFonts w:ascii="Calibri" w:hAnsi="Calibri"/>
-                <w:b w:val="0"/>
-                <w:i/>
-                <w:color w:val="6B7B8D"/>
-                <w:sz w:val="14"/>
-              </w:rPr>
-              <w:t xml:space="preserve">  (juu-ichi)</w:t>
+              <w:t>______________________</w:t>
             </w:r>
           </w:p>
         </w:tc>
@@ -1917,21 +1043,6 @@
           <w:p>
             <w:pPr>
               <w:spacing w:before="0" w:after="20"/>
-            </w:pPr>
-            <w:r>
-              <w:rPr>
-                <w:rFonts w:ascii="Calibri" w:hAnsi="Calibri"/>
-                <w:b w:val="0"/>
-                <w:i/>
-                <w:color w:val="6B7B8D"/>
-                <w:sz w:val="14"/>
-              </w:rPr>
-              <w:t>★ Ten + two.</w:t>
-            </w:r>
-          </w:p>
-          <w:p>
-            <w:pPr>
-              <w:spacing w:before="0" w:after="0"/>
               <w:ind w:left="113"/>
             </w:pPr>
             <w:r>
@@ -1942,7 +1053,7 @@
                 <w:color w:val="007A87"/>
                 <w:sz w:val="18"/>
               </w:rPr>
-              <w:t xml:space="preserve">Kanji:    </w:t>
+              <w:t xml:space="preserve">Kanji: </w:t>
             </w:r>
             <w:r>
               <w:rPr>
@@ -1952,69 +1063,7 @@
                 <w:color w:val="1A1A2E"/>
                 <w:sz w:val="18"/>
               </w:rPr>
-              <w:t>_____________________</w:t>
-            </w:r>
-          </w:p>
-          <w:p>
-            <w:pPr>
-              <w:spacing w:before="0" w:after="0"/>
-              <w:ind w:left="113"/>
-            </w:pPr>
-            <w:r>
-              <w:rPr>
-                <w:rFonts w:ascii="Calibri" w:hAnsi="Calibri"/>
-                <w:b/>
-                <w:i w:val="0"/>
-                <w:color w:val="007A87"/>
-                <w:sz w:val="18"/>
-              </w:rPr>
-              <w:t>Hiragana:</w:t>
-            </w:r>
-            <w:r>
-              <w:rPr>
-                <w:rFonts w:ascii="Calibri" w:hAnsi="Calibri"/>
-                <w:b w:val="0"/>
-                <w:i w:val="0"/>
-                <w:color w:val="1A1A2E"/>
-                <w:sz w:val="18"/>
-              </w:rPr>
-              <w:t>_____________________</w:t>
-            </w:r>
-          </w:p>
-          <w:p>
-            <w:pPr>
-              <w:spacing w:before="0" w:after="0"/>
-              <w:ind w:left="113"/>
-            </w:pPr>
-            <w:r>
-              <w:rPr>
-                <w:rFonts w:ascii="Calibri" w:hAnsi="Calibri"/>
-                <w:b/>
-                <w:i w:val="0"/>
-                <w:color w:val="007A87"/>
-                <w:sz w:val="18"/>
-              </w:rPr>
-              <w:t xml:space="preserve">Romaji:  </w:t>
-            </w:r>
-            <w:r>
-              <w:rPr>
-                <w:rFonts w:ascii="Calibri" w:hAnsi="Calibri"/>
-                <w:b w:val="0"/>
-                <w:i w:val="0"/>
-                <w:color w:val="1A1A2E"/>
-                <w:sz w:val="18"/>
-              </w:rPr>
-              <w:t>_____________________</w:t>
-            </w:r>
-            <w:r>
-              <w:rPr>
-                <w:rFonts w:ascii="Calibri" w:hAnsi="Calibri"/>
-                <w:b w:val="0"/>
-                <w:i/>
-                <w:color w:val="6B7B8D"/>
-                <w:sz w:val="14"/>
-              </w:rPr>
-              <w:t xml:space="preserve">  (juu-ni)</w:t>
+              <w:t>______________________</w:t>
             </w:r>
           </w:p>
         </w:tc>
@@ -2060,21 +1109,6 @@
           <w:p>
             <w:pPr>
               <w:spacing w:before="0" w:after="20"/>
-            </w:pPr>
-            <w:r>
-              <w:rPr>
-                <w:rFonts w:ascii="Calibri" w:hAnsi="Calibri"/>
-                <w:b w:val="0"/>
-                <w:i/>
-                <w:color w:val="6B7B8D"/>
-                <w:sz w:val="14"/>
-              </w:rPr>
-              <w:t>★ Two × ten.</w:t>
-            </w:r>
-          </w:p>
-          <w:p>
-            <w:pPr>
-              <w:spacing w:before="0" w:after="0"/>
               <w:ind w:left="113"/>
             </w:pPr>
             <w:r>
@@ -2085,7 +1119,7 @@
                 <w:color w:val="007A87"/>
                 <w:sz w:val="18"/>
               </w:rPr>
-              <w:t xml:space="preserve">Kanji:    </w:t>
+              <w:t xml:space="preserve">Kanji: </w:t>
             </w:r>
             <w:r>
               <w:rPr>
@@ -2095,69 +1129,7 @@
                 <w:color w:val="1A1A2E"/>
                 <w:sz w:val="18"/>
               </w:rPr>
-              <w:t>_____________________</w:t>
-            </w:r>
-          </w:p>
-          <w:p>
-            <w:pPr>
-              <w:spacing w:before="0" w:after="0"/>
-              <w:ind w:left="113"/>
-            </w:pPr>
-            <w:r>
-              <w:rPr>
-                <w:rFonts w:ascii="Calibri" w:hAnsi="Calibri"/>
-                <w:b/>
-                <w:i w:val="0"/>
-                <w:color w:val="007A87"/>
-                <w:sz w:val="18"/>
-              </w:rPr>
-              <w:t>Hiragana:</w:t>
-            </w:r>
-            <w:r>
-              <w:rPr>
-                <w:rFonts w:ascii="Calibri" w:hAnsi="Calibri"/>
-                <w:b w:val="0"/>
-                <w:i w:val="0"/>
-                <w:color w:val="1A1A2E"/>
-                <w:sz w:val="18"/>
-              </w:rPr>
-              <w:t>_____________________</w:t>
-            </w:r>
-          </w:p>
-          <w:p>
-            <w:pPr>
-              <w:spacing w:before="0" w:after="0"/>
-              <w:ind w:left="113"/>
-            </w:pPr>
-            <w:r>
-              <w:rPr>
-                <w:rFonts w:ascii="Calibri" w:hAnsi="Calibri"/>
-                <w:b/>
-                <w:i w:val="0"/>
-                <w:color w:val="007A87"/>
-                <w:sz w:val="18"/>
-              </w:rPr>
-              <w:t xml:space="preserve">Romaji:  </w:t>
-            </w:r>
-            <w:r>
-              <w:rPr>
-                <w:rFonts w:ascii="Calibri" w:hAnsi="Calibri"/>
-                <w:b w:val="0"/>
-                <w:i w:val="0"/>
-                <w:color w:val="1A1A2E"/>
-                <w:sz w:val="18"/>
-              </w:rPr>
-              <w:t>_____________________</w:t>
-            </w:r>
-            <w:r>
-              <w:rPr>
-                <w:rFonts w:ascii="Calibri" w:hAnsi="Calibri"/>
-                <w:b w:val="0"/>
-                <w:i/>
-                <w:color w:val="6B7B8D"/>
-                <w:sz w:val="14"/>
-              </w:rPr>
-              <w:t xml:space="preserve">  (ni-juu)</w:t>
+              <w:t>______________________</w:t>
             </w:r>
           </w:p>
         </w:tc>
@@ -2201,21 +1173,6 @@
           <w:p>
             <w:pPr>
               <w:spacing w:before="0" w:after="20"/>
-            </w:pPr>
-            <w:r>
-              <w:rPr>
-                <w:rFonts w:ascii="Calibri" w:hAnsi="Calibri"/>
-                <w:b w:val="0"/>
-                <w:i/>
-                <w:color w:val="6B7B8D"/>
-                <w:sz w:val="14"/>
-              </w:rPr>
-              <w:t>★ Three × ten.</w:t>
-            </w:r>
-          </w:p>
-          <w:p>
-            <w:pPr>
-              <w:spacing w:before="0" w:after="0"/>
               <w:ind w:left="113"/>
             </w:pPr>
             <w:r>
@@ -2226,7 +1183,7 @@
                 <w:color w:val="007A87"/>
                 <w:sz w:val="18"/>
               </w:rPr>
-              <w:t xml:space="preserve">Kanji:    </w:t>
+              <w:t xml:space="preserve">Kanji: </w:t>
             </w:r>
             <w:r>
               <w:rPr>
@@ -2236,69 +1193,7 @@
                 <w:color w:val="1A1A2E"/>
                 <w:sz w:val="18"/>
               </w:rPr>
-              <w:t>_____________________</w:t>
-            </w:r>
-          </w:p>
-          <w:p>
-            <w:pPr>
-              <w:spacing w:before="0" w:after="0"/>
-              <w:ind w:left="113"/>
-            </w:pPr>
-            <w:r>
-              <w:rPr>
-                <w:rFonts w:ascii="Calibri" w:hAnsi="Calibri"/>
-                <w:b/>
-                <w:i w:val="0"/>
-                <w:color w:val="007A87"/>
-                <w:sz w:val="18"/>
-              </w:rPr>
-              <w:t>Hiragana:</w:t>
-            </w:r>
-            <w:r>
-              <w:rPr>
-                <w:rFonts w:ascii="Calibri" w:hAnsi="Calibri"/>
-                <w:b w:val="0"/>
-                <w:i w:val="0"/>
-                <w:color w:val="1A1A2E"/>
-                <w:sz w:val="18"/>
-              </w:rPr>
-              <w:t>_____________________</w:t>
-            </w:r>
-          </w:p>
-          <w:p>
-            <w:pPr>
-              <w:spacing w:before="0" w:after="0"/>
-              <w:ind w:left="113"/>
-            </w:pPr>
-            <w:r>
-              <w:rPr>
-                <w:rFonts w:ascii="Calibri" w:hAnsi="Calibri"/>
-                <w:b/>
-                <w:i w:val="0"/>
-                <w:color w:val="007A87"/>
-                <w:sz w:val="18"/>
-              </w:rPr>
-              <w:t xml:space="preserve">Romaji:  </w:t>
-            </w:r>
-            <w:r>
-              <w:rPr>
-                <w:rFonts w:ascii="Calibri" w:hAnsi="Calibri"/>
-                <w:b w:val="0"/>
-                <w:i w:val="0"/>
-                <w:color w:val="1A1A2E"/>
-                <w:sz w:val="18"/>
-              </w:rPr>
-              <w:t>_____________________</w:t>
-            </w:r>
-            <w:r>
-              <w:rPr>
-                <w:rFonts w:ascii="Calibri" w:hAnsi="Calibri"/>
-                <w:b w:val="0"/>
-                <w:i/>
-                <w:color w:val="6B7B8D"/>
-                <w:sz w:val="14"/>
-              </w:rPr>
-              <w:t xml:space="preserve">  (san-juu)</w:t>
+              <w:t>______________________</w:t>
             </w:r>
           </w:p>
         </w:tc>
@@ -2344,21 +1239,6 @@
           <w:p>
             <w:pPr>
               <w:spacing w:before="0" w:after="20"/>
-            </w:pPr>
-            <w:r>
-              <w:rPr>
-                <w:rFonts w:ascii="Calibri" w:hAnsi="Calibri"/>
-                <w:b w:val="0"/>
-                <w:i/>
-                <w:color w:val="6B7B8D"/>
-                <w:sz w:val="14"/>
-              </w:rPr>
-              <w:t>★ New counter word.</w:t>
-            </w:r>
-          </w:p>
-          <w:p>
-            <w:pPr>
-              <w:spacing w:before="0" w:after="0"/>
               <w:ind w:left="113"/>
             </w:pPr>
             <w:r>
@@ -2369,7 +1249,7 @@
                 <w:color w:val="007A87"/>
                 <w:sz w:val="18"/>
               </w:rPr>
-              <w:t xml:space="preserve">Kanji:    </w:t>
+              <w:t xml:space="preserve">Kanji: </w:t>
             </w:r>
             <w:r>
               <w:rPr>
@@ -2379,69 +1259,7 @@
                 <w:color w:val="1A1A2E"/>
                 <w:sz w:val="18"/>
               </w:rPr>
-              <w:t>_____________________</w:t>
-            </w:r>
-          </w:p>
-          <w:p>
-            <w:pPr>
-              <w:spacing w:before="0" w:after="0"/>
-              <w:ind w:left="113"/>
-            </w:pPr>
-            <w:r>
-              <w:rPr>
-                <w:rFonts w:ascii="Calibri" w:hAnsi="Calibri"/>
-                <w:b/>
-                <w:i w:val="0"/>
-                <w:color w:val="007A87"/>
-                <w:sz w:val="18"/>
-              </w:rPr>
-              <w:t>Hiragana:</w:t>
-            </w:r>
-            <w:r>
-              <w:rPr>
-                <w:rFonts w:ascii="Calibri" w:hAnsi="Calibri"/>
-                <w:b w:val="0"/>
-                <w:i w:val="0"/>
-                <w:color w:val="1A1A2E"/>
-                <w:sz w:val="18"/>
-              </w:rPr>
-              <w:t>_____________________</w:t>
-            </w:r>
-          </w:p>
-          <w:p>
-            <w:pPr>
-              <w:spacing w:before="0" w:after="0"/>
-              <w:ind w:left="113"/>
-            </w:pPr>
-            <w:r>
-              <w:rPr>
-                <w:rFonts w:ascii="Calibri" w:hAnsi="Calibri"/>
-                <w:b/>
-                <w:i w:val="0"/>
-                <w:color w:val="007A87"/>
-                <w:sz w:val="18"/>
-              </w:rPr>
-              <w:t xml:space="preserve">Romaji:  </w:t>
-            </w:r>
-            <w:r>
-              <w:rPr>
-                <w:rFonts w:ascii="Calibri" w:hAnsi="Calibri"/>
-                <w:b w:val="0"/>
-                <w:i w:val="0"/>
-                <w:color w:val="1A1A2E"/>
-                <w:sz w:val="18"/>
-              </w:rPr>
-              <w:t>_____________________</w:t>
-            </w:r>
-            <w:r>
-              <w:rPr>
-                <w:rFonts w:ascii="Calibri" w:hAnsi="Calibri"/>
-                <w:b w:val="0"/>
-                <w:i/>
-                <w:color w:val="6B7B8D"/>
-                <w:sz w:val="14"/>
-              </w:rPr>
-              <w:t xml:space="preserve">  (hyaku)</w:t>
+              <w:t>______________________</w:t>
             </w:r>
           </w:p>
         </w:tc>
@@ -2485,21 +1303,6 @@
           <w:p>
             <w:pPr>
               <w:spacing w:before="0" w:after="20"/>
-            </w:pPr>
-            <w:r>
-              <w:rPr>
-                <w:rFonts w:ascii="Calibri" w:hAnsi="Calibri"/>
-                <w:b w:val="0"/>
-                <w:i/>
-                <w:color w:val="6B7B8D"/>
-                <w:sz w:val="14"/>
-              </w:rPr>
-              <w:t>★ New counter word.</w:t>
-            </w:r>
-          </w:p>
-          <w:p>
-            <w:pPr>
-              <w:spacing w:before="0" w:after="0"/>
               <w:ind w:left="113"/>
             </w:pPr>
             <w:r>
@@ -2510,7 +1313,7 @@
                 <w:color w:val="007A87"/>
                 <w:sz w:val="18"/>
               </w:rPr>
-              <w:t xml:space="preserve">Kanji:    </w:t>
+              <w:t xml:space="preserve">Kanji: </w:t>
             </w:r>
             <w:r>
               <w:rPr>
@@ -2520,69 +1323,7 @@
                 <w:color w:val="1A1A2E"/>
                 <w:sz w:val="18"/>
               </w:rPr>
-              <w:t>_____________________</w:t>
-            </w:r>
-          </w:p>
-          <w:p>
-            <w:pPr>
-              <w:spacing w:before="0" w:after="0"/>
-              <w:ind w:left="113"/>
-            </w:pPr>
-            <w:r>
-              <w:rPr>
-                <w:rFonts w:ascii="Calibri" w:hAnsi="Calibri"/>
-                <w:b/>
-                <w:i w:val="0"/>
-                <w:color w:val="007A87"/>
-                <w:sz w:val="18"/>
-              </w:rPr>
-              <w:t>Hiragana:</w:t>
-            </w:r>
-            <w:r>
-              <w:rPr>
-                <w:rFonts w:ascii="Calibri" w:hAnsi="Calibri"/>
-                <w:b w:val="0"/>
-                <w:i w:val="0"/>
-                <w:color w:val="1A1A2E"/>
-                <w:sz w:val="18"/>
-              </w:rPr>
-              <w:t>_____________________</w:t>
-            </w:r>
-          </w:p>
-          <w:p>
-            <w:pPr>
-              <w:spacing w:before="0" w:after="0"/>
-              <w:ind w:left="113"/>
-            </w:pPr>
-            <w:r>
-              <w:rPr>
-                <w:rFonts w:ascii="Calibri" w:hAnsi="Calibri"/>
-                <w:b/>
-                <w:i w:val="0"/>
-                <w:color w:val="007A87"/>
-                <w:sz w:val="18"/>
-              </w:rPr>
-              <w:t xml:space="preserve">Romaji:  </w:t>
-            </w:r>
-            <w:r>
-              <w:rPr>
-                <w:rFonts w:ascii="Calibri" w:hAnsi="Calibri"/>
-                <w:b w:val="0"/>
-                <w:i w:val="0"/>
-                <w:color w:val="1A1A2E"/>
-                <w:sz w:val="18"/>
-              </w:rPr>
-              <w:t>_____________________</w:t>
-            </w:r>
-            <w:r>
-              <w:rPr>
-                <w:rFonts w:ascii="Calibri" w:hAnsi="Calibri"/>
-                <w:b w:val="0"/>
-                <w:i/>
-                <w:color w:val="6B7B8D"/>
-                <w:sz w:val="14"/>
-              </w:rPr>
-              <w:t xml:space="preserve">  (sen)</w:t>
+              <w:t>______________________</w:t>
             </w:r>
           </w:p>
         </w:tc>
@@ -2609,22 +1350,1152 @@
           <w:color w:val="6B7B8D"/>
           <w:sz w:val="20"/>
         </w:rPr>
-        <w:t>Student Worksheet  ·  Page 2 of 3</w:t>
+        <w:t>Student Worksheet  ·  Page 2 of 7</w:t>
       </w:r>
     </w:p>
     <w:p>
       <w:pPr>
-        <w:spacing w:before="120" w:after="40"/>
+        <w:spacing w:before="60" w:after="40"/>
+        <w:ind w:left="170"/>
+        <w:shd w:val="clear" w:color="auto" w:fill="007A87"/>
       </w:pPr>
       <w:r>
         <w:rPr>
           <w:rFonts w:ascii="Calibri" w:hAnsi="Calibri"/>
           <w:b/>
           <w:i w:val="0"/>
-          <w:color w:val="1A3A5C"/>
-          <w:sz w:val="28"/>
+          <w:color w:val="FFFFFF"/>
+          <w:sz w:val="24"/>
         </w:rPr>
-        <w:t>Instructions — Part 2: Matching</w:t>
+        <w:t>Page 2 — Hiragana Writing Practice</w:t>
+      </w:r>
+    </w:p>
+    <w:p>
+      <w:pPr>
+        <w:spacing w:before="20" w:after="40"/>
+      </w:pPr>
+      <w:r>
+        <w:rPr>
+          <w:rFonts w:ascii="Calibri" w:hAnsi="Calibri"/>
+          <w:b w:val="0"/>
+          <w:i w:val="0"/>
+          <w:color w:val="1A1A2E"/>
+          <w:sz w:val="20"/>
+        </w:rPr>
+        <w:t xml:space="preserve">Write only </w:t>
+      </w:r>
+      <w:r>
+        <w:rPr>
+          <w:rFonts w:ascii="Calibri" w:hAnsi="Calibri"/>
+          <w:b/>
+          <w:i w:val="0"/>
+          <w:color w:val="007A87"/>
+          <w:sz w:val="20"/>
+        </w:rPr>
+        <w:t>Hiragana</w:t>
+      </w:r>
+      <w:r>
+        <w:rPr>
+          <w:rFonts w:ascii="Calibri" w:hAnsi="Calibri"/>
+          <w:b w:val="0"/>
+          <w:i w:val="0"/>
+          <w:color w:val="1A1A2E"/>
+          <w:sz w:val="20"/>
+        </w:rPr>
+        <w:t xml:space="preserve"> for each English number below.</w:t>
+      </w:r>
+    </w:p>
+    <w:tbl>
+      <w:tblPr>
+        <w:tblStyle w:val="TableGrid"/>
+        <w:tblW w:type="auto" w:w="0"/>
+        <w:tblLayout w:type="fixed"/>
+        <w:tblLook w:firstColumn="1" w:firstRow="1" w:lastColumn="0" w:lastRow="0" w:noHBand="0" w:noVBand="1" w:val="04A0"/>
+      </w:tblPr>
+      <w:tblGrid>
+        <w:gridCol w:w="4986"/>
+        <w:gridCol w:w="4986"/>
+      </w:tblGrid>
+      <w:tr>
+        <w:tc>
+          <w:tcPr>
+            <w:tcW w:type="dxa" w:w="4706"/>
+            <w:tcBorders>
+              <w:top w:val="nil"/>
+              <w:left w:val="nil"/>
+              <w:bottom w:val="nil"/>
+              <w:right w:val="nil"/>
+            </w:tcBorders>
+            <w:shd w:val="clear" w:color="auto" w:fill="F0F6FA"/>
+            <w:vAlign w:val="top"/>
+          </w:tcPr>
+          <w:p>
+            <w:pPr>
+              <w:spacing w:before="40" w:after="0"/>
+            </w:pPr>
+            <w:r>
+              <w:rPr>
+                <w:rFonts w:ascii="Calibri" w:hAnsi="Calibri"/>
+                <w:b/>
+                <w:i w:val="0"/>
+                <w:color w:val="007A87"/>
+                <w:sz w:val="20"/>
+              </w:rPr>
+              <w:t xml:space="preserve">1. </w:t>
+            </w:r>
+            <w:r>
+              <w:rPr>
+                <w:rFonts w:ascii="Calibri" w:hAnsi="Calibri"/>
+                <w:b w:val="0"/>
+                <w:i w:val="0"/>
+                <w:color w:val="1A1A2E"/>
+                <w:sz w:val="20"/>
+              </w:rPr>
+              <w:t>1  — One</w:t>
+            </w:r>
+          </w:p>
+          <w:p>
+            <w:pPr>
+              <w:spacing w:before="0" w:after="20"/>
+              <w:ind w:left="113"/>
+            </w:pPr>
+            <w:r>
+              <w:rPr>
+                <w:rFonts w:ascii="Calibri" w:hAnsi="Calibri"/>
+                <w:b/>
+                <w:i w:val="0"/>
+                <w:color w:val="007A87"/>
+                <w:sz w:val="18"/>
+              </w:rPr>
+              <w:t xml:space="preserve">Hiragana: </w:t>
+            </w:r>
+            <w:r>
+              <w:rPr>
+                <w:rFonts w:ascii="Calibri" w:hAnsi="Calibri"/>
+                <w:b w:val="0"/>
+                <w:i w:val="0"/>
+                <w:color w:val="1A1A2E"/>
+                <w:sz w:val="18"/>
+              </w:rPr>
+              <w:t>______________________</w:t>
+            </w:r>
+          </w:p>
+        </w:tc>
+        <w:tc>
+          <w:tcPr>
+            <w:tcW w:type="dxa" w:w="4706"/>
+            <w:tcBorders>
+              <w:top w:val="nil"/>
+              <w:left w:val="nil"/>
+              <w:bottom w:val="nil"/>
+              <w:right w:val="nil"/>
+            </w:tcBorders>
+            <w:shd w:val="clear" w:color="auto" w:fill="F0F6FA"/>
+            <w:vAlign w:val="top"/>
+          </w:tcPr>
+          <w:p>
+            <w:pPr>
+              <w:spacing w:before="40" w:after="0"/>
+            </w:pPr>
+            <w:r>
+              <w:rPr>
+                <w:rFonts w:ascii="Calibri" w:hAnsi="Calibri"/>
+                <w:b/>
+                <w:i w:val="0"/>
+                <w:color w:val="007A87"/>
+                <w:sz w:val="20"/>
+              </w:rPr>
+              <w:t xml:space="preserve">2. </w:t>
+            </w:r>
+            <w:r>
+              <w:rPr>
+                <w:rFonts w:ascii="Calibri" w:hAnsi="Calibri"/>
+                <w:b w:val="0"/>
+                <w:i w:val="0"/>
+                <w:color w:val="1A1A2E"/>
+                <w:sz w:val="20"/>
+              </w:rPr>
+              <w:t>2  — Two</w:t>
+            </w:r>
+          </w:p>
+          <w:p>
+            <w:pPr>
+              <w:spacing w:before="0" w:after="20"/>
+              <w:ind w:left="113"/>
+            </w:pPr>
+            <w:r>
+              <w:rPr>
+                <w:rFonts w:ascii="Calibri" w:hAnsi="Calibri"/>
+                <w:b/>
+                <w:i w:val="0"/>
+                <w:color w:val="007A87"/>
+                <w:sz w:val="18"/>
+              </w:rPr>
+              <w:t xml:space="preserve">Hiragana: </w:t>
+            </w:r>
+            <w:r>
+              <w:rPr>
+                <w:rFonts w:ascii="Calibri" w:hAnsi="Calibri"/>
+                <w:b w:val="0"/>
+                <w:i w:val="0"/>
+                <w:color w:val="1A1A2E"/>
+                <w:sz w:val="18"/>
+              </w:rPr>
+              <w:t>______________________</w:t>
+            </w:r>
+          </w:p>
+        </w:tc>
+      </w:tr>
+      <w:tr>
+        <w:tc>
+          <w:tcPr>
+            <w:tcW w:type="dxa" w:w="4706"/>
+            <w:tcBorders>
+              <w:top w:val="nil"/>
+              <w:left w:val="nil"/>
+              <w:bottom w:val="nil"/>
+              <w:right w:val="nil"/>
+            </w:tcBorders>
+            <w:shd w:val="clear" w:color="auto" w:fill="FFFFFF"/>
+            <w:vAlign w:val="top"/>
+          </w:tcPr>
+          <w:p>
+            <w:pPr>
+              <w:spacing w:before="40" w:after="0"/>
+            </w:pPr>
+            <w:r>
+              <w:rPr>
+                <w:rFonts w:ascii="Calibri" w:hAnsi="Calibri"/>
+                <w:b/>
+                <w:i w:val="0"/>
+                <w:color w:val="007A87"/>
+                <w:sz w:val="20"/>
+              </w:rPr>
+              <w:t xml:space="preserve">3. </w:t>
+            </w:r>
+            <w:r>
+              <w:rPr>
+                <w:rFonts w:ascii="Calibri" w:hAnsi="Calibri"/>
+                <w:b w:val="0"/>
+                <w:i w:val="0"/>
+                <w:color w:val="1A1A2E"/>
+                <w:sz w:val="20"/>
+              </w:rPr>
+              <w:t>3  — Three</w:t>
+            </w:r>
+          </w:p>
+          <w:p>
+            <w:pPr>
+              <w:spacing w:before="0" w:after="20"/>
+              <w:ind w:left="113"/>
+            </w:pPr>
+            <w:r>
+              <w:rPr>
+                <w:rFonts w:ascii="Calibri" w:hAnsi="Calibri"/>
+                <w:b/>
+                <w:i w:val="0"/>
+                <w:color w:val="007A87"/>
+                <w:sz w:val="18"/>
+              </w:rPr>
+              <w:t xml:space="preserve">Hiragana: </w:t>
+            </w:r>
+            <w:r>
+              <w:rPr>
+                <w:rFonts w:ascii="Calibri" w:hAnsi="Calibri"/>
+                <w:b w:val="0"/>
+                <w:i w:val="0"/>
+                <w:color w:val="1A1A2E"/>
+                <w:sz w:val="18"/>
+              </w:rPr>
+              <w:t>______________________</w:t>
+            </w:r>
+          </w:p>
+        </w:tc>
+        <w:tc>
+          <w:tcPr>
+            <w:tcW w:type="dxa" w:w="4706"/>
+            <w:tcBorders>
+              <w:top w:val="nil"/>
+              <w:left w:val="nil"/>
+              <w:bottom w:val="nil"/>
+              <w:right w:val="nil"/>
+            </w:tcBorders>
+            <w:shd w:val="clear" w:color="auto" w:fill="FFFFFF"/>
+            <w:vAlign w:val="top"/>
+          </w:tcPr>
+          <w:p>
+            <w:pPr>
+              <w:spacing w:before="40" w:after="0"/>
+            </w:pPr>
+            <w:r>
+              <w:rPr>
+                <w:rFonts w:ascii="Calibri" w:hAnsi="Calibri"/>
+                <w:b/>
+                <w:i w:val="0"/>
+                <w:color w:val="007A87"/>
+                <w:sz w:val="20"/>
+              </w:rPr>
+              <w:t xml:space="preserve">4. </w:t>
+            </w:r>
+            <w:r>
+              <w:rPr>
+                <w:rFonts w:ascii="Calibri" w:hAnsi="Calibri"/>
+                <w:b w:val="0"/>
+                <w:i w:val="0"/>
+                <w:color w:val="1A1A2E"/>
+                <w:sz w:val="20"/>
+              </w:rPr>
+              <w:t>4  — Four</w:t>
+            </w:r>
+          </w:p>
+          <w:p>
+            <w:pPr>
+              <w:spacing w:before="0" w:after="20"/>
+              <w:ind w:left="113"/>
+            </w:pPr>
+            <w:r>
+              <w:rPr>
+                <w:rFonts w:ascii="Calibri" w:hAnsi="Calibri"/>
+                <w:b/>
+                <w:i w:val="0"/>
+                <w:color w:val="007A87"/>
+                <w:sz w:val="18"/>
+              </w:rPr>
+              <w:t xml:space="preserve">Hiragana: </w:t>
+            </w:r>
+            <w:r>
+              <w:rPr>
+                <w:rFonts w:ascii="Calibri" w:hAnsi="Calibri"/>
+                <w:b w:val="0"/>
+                <w:i w:val="0"/>
+                <w:color w:val="1A1A2E"/>
+                <w:sz w:val="18"/>
+              </w:rPr>
+              <w:t>______________________</w:t>
+            </w:r>
+          </w:p>
+        </w:tc>
+      </w:tr>
+      <w:tr>
+        <w:tc>
+          <w:tcPr>
+            <w:tcW w:type="dxa" w:w="4706"/>
+            <w:tcBorders>
+              <w:top w:val="nil"/>
+              <w:left w:val="nil"/>
+              <w:bottom w:val="nil"/>
+              <w:right w:val="nil"/>
+            </w:tcBorders>
+            <w:shd w:val="clear" w:color="auto" w:fill="F0F6FA"/>
+            <w:vAlign w:val="top"/>
+          </w:tcPr>
+          <w:p>
+            <w:pPr>
+              <w:spacing w:before="40" w:after="0"/>
+            </w:pPr>
+            <w:r>
+              <w:rPr>
+                <w:rFonts w:ascii="Calibri" w:hAnsi="Calibri"/>
+                <w:b/>
+                <w:i w:val="0"/>
+                <w:color w:val="007A87"/>
+                <w:sz w:val="20"/>
+              </w:rPr>
+              <w:t xml:space="preserve">5. </w:t>
+            </w:r>
+            <w:r>
+              <w:rPr>
+                <w:rFonts w:ascii="Calibri" w:hAnsi="Calibri"/>
+                <w:b w:val="0"/>
+                <w:i w:val="0"/>
+                <w:color w:val="1A1A2E"/>
+                <w:sz w:val="20"/>
+              </w:rPr>
+              <w:t>5  — Five</w:t>
+            </w:r>
+          </w:p>
+          <w:p>
+            <w:pPr>
+              <w:spacing w:before="0" w:after="20"/>
+              <w:ind w:left="113"/>
+            </w:pPr>
+            <w:r>
+              <w:rPr>
+                <w:rFonts w:ascii="Calibri" w:hAnsi="Calibri"/>
+                <w:b/>
+                <w:i w:val="0"/>
+                <w:color w:val="007A87"/>
+                <w:sz w:val="18"/>
+              </w:rPr>
+              <w:t xml:space="preserve">Hiragana: </w:t>
+            </w:r>
+            <w:r>
+              <w:rPr>
+                <w:rFonts w:ascii="Calibri" w:hAnsi="Calibri"/>
+                <w:b w:val="0"/>
+                <w:i w:val="0"/>
+                <w:color w:val="1A1A2E"/>
+                <w:sz w:val="18"/>
+              </w:rPr>
+              <w:t>______________________</w:t>
+            </w:r>
+          </w:p>
+        </w:tc>
+        <w:tc>
+          <w:tcPr>
+            <w:tcW w:type="dxa" w:w="4706"/>
+            <w:tcBorders>
+              <w:top w:val="nil"/>
+              <w:left w:val="nil"/>
+              <w:bottom w:val="nil"/>
+              <w:right w:val="nil"/>
+            </w:tcBorders>
+            <w:shd w:val="clear" w:color="auto" w:fill="F0F6FA"/>
+            <w:vAlign w:val="top"/>
+          </w:tcPr>
+          <w:p>
+            <w:pPr>
+              <w:spacing w:before="40" w:after="0"/>
+            </w:pPr>
+            <w:r>
+              <w:rPr>
+                <w:rFonts w:ascii="Calibri" w:hAnsi="Calibri"/>
+                <w:b/>
+                <w:i w:val="0"/>
+                <w:color w:val="007A87"/>
+                <w:sz w:val="20"/>
+              </w:rPr>
+              <w:t xml:space="preserve">6. </w:t>
+            </w:r>
+            <w:r>
+              <w:rPr>
+                <w:rFonts w:ascii="Calibri" w:hAnsi="Calibri"/>
+                <w:b w:val="0"/>
+                <w:i w:val="0"/>
+                <w:color w:val="1A1A2E"/>
+                <w:sz w:val="20"/>
+              </w:rPr>
+              <w:t>6  — Six</w:t>
+            </w:r>
+          </w:p>
+          <w:p>
+            <w:pPr>
+              <w:spacing w:before="0" w:after="20"/>
+              <w:ind w:left="113"/>
+            </w:pPr>
+            <w:r>
+              <w:rPr>
+                <w:rFonts w:ascii="Calibri" w:hAnsi="Calibri"/>
+                <w:b/>
+                <w:i w:val="0"/>
+                <w:color w:val="007A87"/>
+                <w:sz w:val="18"/>
+              </w:rPr>
+              <w:t xml:space="preserve">Hiragana: </w:t>
+            </w:r>
+            <w:r>
+              <w:rPr>
+                <w:rFonts w:ascii="Calibri" w:hAnsi="Calibri"/>
+                <w:b w:val="0"/>
+                <w:i w:val="0"/>
+                <w:color w:val="1A1A2E"/>
+                <w:sz w:val="18"/>
+              </w:rPr>
+              <w:t>______________________</w:t>
+            </w:r>
+          </w:p>
+        </w:tc>
+      </w:tr>
+      <w:tr>
+        <w:tc>
+          <w:tcPr>
+            <w:tcW w:type="dxa" w:w="4706"/>
+            <w:tcBorders>
+              <w:top w:val="nil"/>
+              <w:left w:val="nil"/>
+              <w:bottom w:val="nil"/>
+              <w:right w:val="nil"/>
+            </w:tcBorders>
+            <w:shd w:val="clear" w:color="auto" w:fill="FFFFFF"/>
+            <w:vAlign w:val="top"/>
+          </w:tcPr>
+          <w:p>
+            <w:pPr>
+              <w:spacing w:before="40" w:after="0"/>
+            </w:pPr>
+            <w:r>
+              <w:rPr>
+                <w:rFonts w:ascii="Calibri" w:hAnsi="Calibri"/>
+                <w:b/>
+                <w:i w:val="0"/>
+                <w:color w:val="007A87"/>
+                <w:sz w:val="20"/>
+              </w:rPr>
+              <w:t xml:space="preserve">7. </w:t>
+            </w:r>
+            <w:r>
+              <w:rPr>
+                <w:rFonts w:ascii="Calibri" w:hAnsi="Calibri"/>
+                <w:b w:val="0"/>
+                <w:i w:val="0"/>
+                <w:color w:val="1A1A2E"/>
+                <w:sz w:val="20"/>
+              </w:rPr>
+              <w:t>7  — Seven</w:t>
+            </w:r>
+          </w:p>
+          <w:p>
+            <w:pPr>
+              <w:spacing w:before="0" w:after="20"/>
+              <w:ind w:left="113"/>
+            </w:pPr>
+            <w:r>
+              <w:rPr>
+                <w:rFonts w:ascii="Calibri" w:hAnsi="Calibri"/>
+                <w:b/>
+                <w:i w:val="0"/>
+                <w:color w:val="007A87"/>
+                <w:sz w:val="18"/>
+              </w:rPr>
+              <w:t xml:space="preserve">Hiragana: </w:t>
+            </w:r>
+            <w:r>
+              <w:rPr>
+                <w:rFonts w:ascii="Calibri" w:hAnsi="Calibri"/>
+                <w:b w:val="0"/>
+                <w:i w:val="0"/>
+                <w:color w:val="1A1A2E"/>
+                <w:sz w:val="18"/>
+              </w:rPr>
+              <w:t>______________________</w:t>
+            </w:r>
+          </w:p>
+        </w:tc>
+        <w:tc>
+          <w:tcPr>
+            <w:tcW w:type="dxa" w:w="4706"/>
+            <w:tcBorders>
+              <w:top w:val="nil"/>
+              <w:left w:val="nil"/>
+              <w:bottom w:val="nil"/>
+              <w:right w:val="nil"/>
+            </w:tcBorders>
+            <w:shd w:val="clear" w:color="auto" w:fill="FFFFFF"/>
+            <w:vAlign w:val="top"/>
+          </w:tcPr>
+          <w:p>
+            <w:pPr>
+              <w:spacing w:before="40" w:after="0"/>
+            </w:pPr>
+            <w:r>
+              <w:rPr>
+                <w:rFonts w:ascii="Calibri" w:hAnsi="Calibri"/>
+                <w:b/>
+                <w:i w:val="0"/>
+                <w:color w:val="007A87"/>
+                <w:sz w:val="20"/>
+              </w:rPr>
+              <w:t xml:space="preserve">8. </w:t>
+            </w:r>
+            <w:r>
+              <w:rPr>
+                <w:rFonts w:ascii="Calibri" w:hAnsi="Calibri"/>
+                <w:b w:val="0"/>
+                <w:i w:val="0"/>
+                <w:color w:val="1A1A2E"/>
+                <w:sz w:val="20"/>
+              </w:rPr>
+              <w:t>8  — Eight</w:t>
+            </w:r>
+          </w:p>
+          <w:p>
+            <w:pPr>
+              <w:spacing w:before="0" w:after="20"/>
+              <w:ind w:left="113"/>
+            </w:pPr>
+            <w:r>
+              <w:rPr>
+                <w:rFonts w:ascii="Calibri" w:hAnsi="Calibri"/>
+                <w:b/>
+                <w:i w:val="0"/>
+                <w:color w:val="007A87"/>
+                <w:sz w:val="18"/>
+              </w:rPr>
+              <w:t xml:space="preserve">Hiragana: </w:t>
+            </w:r>
+            <w:r>
+              <w:rPr>
+                <w:rFonts w:ascii="Calibri" w:hAnsi="Calibri"/>
+                <w:b w:val="0"/>
+                <w:i w:val="0"/>
+                <w:color w:val="1A1A2E"/>
+                <w:sz w:val="18"/>
+              </w:rPr>
+              <w:t>______________________</w:t>
+            </w:r>
+          </w:p>
+        </w:tc>
+      </w:tr>
+      <w:tr>
+        <w:tc>
+          <w:tcPr>
+            <w:tcW w:type="dxa" w:w="4706"/>
+            <w:tcBorders>
+              <w:top w:val="nil"/>
+              <w:left w:val="nil"/>
+              <w:bottom w:val="nil"/>
+              <w:right w:val="nil"/>
+            </w:tcBorders>
+            <w:shd w:val="clear" w:color="auto" w:fill="F0F6FA"/>
+            <w:vAlign w:val="top"/>
+          </w:tcPr>
+          <w:p>
+            <w:pPr>
+              <w:spacing w:before="40" w:after="0"/>
+            </w:pPr>
+            <w:r>
+              <w:rPr>
+                <w:rFonts w:ascii="Calibri" w:hAnsi="Calibri"/>
+                <w:b/>
+                <w:i w:val="0"/>
+                <w:color w:val="007A87"/>
+                <w:sz w:val="20"/>
+              </w:rPr>
+              <w:t xml:space="preserve">9. </w:t>
+            </w:r>
+            <w:r>
+              <w:rPr>
+                <w:rFonts w:ascii="Calibri" w:hAnsi="Calibri"/>
+                <w:b w:val="0"/>
+                <w:i w:val="0"/>
+                <w:color w:val="1A1A2E"/>
+                <w:sz w:val="20"/>
+              </w:rPr>
+              <w:t>9  — Nine</w:t>
+            </w:r>
+          </w:p>
+          <w:p>
+            <w:pPr>
+              <w:spacing w:before="0" w:after="20"/>
+              <w:ind w:left="113"/>
+            </w:pPr>
+            <w:r>
+              <w:rPr>
+                <w:rFonts w:ascii="Calibri" w:hAnsi="Calibri"/>
+                <w:b/>
+                <w:i w:val="0"/>
+                <w:color w:val="007A87"/>
+                <w:sz w:val="18"/>
+              </w:rPr>
+              <w:t xml:space="preserve">Hiragana: </w:t>
+            </w:r>
+            <w:r>
+              <w:rPr>
+                <w:rFonts w:ascii="Calibri" w:hAnsi="Calibri"/>
+                <w:b w:val="0"/>
+                <w:i w:val="0"/>
+                <w:color w:val="1A1A2E"/>
+                <w:sz w:val="18"/>
+              </w:rPr>
+              <w:t>______________________</w:t>
+            </w:r>
+          </w:p>
+        </w:tc>
+        <w:tc>
+          <w:tcPr>
+            <w:tcW w:type="dxa" w:w="4706"/>
+            <w:tcBorders>
+              <w:top w:val="nil"/>
+              <w:left w:val="nil"/>
+              <w:bottom w:val="nil"/>
+              <w:right w:val="nil"/>
+            </w:tcBorders>
+            <w:shd w:val="clear" w:color="auto" w:fill="F0F6FA"/>
+            <w:vAlign w:val="top"/>
+          </w:tcPr>
+          <w:p>
+            <w:pPr>
+              <w:spacing w:before="40" w:after="0"/>
+            </w:pPr>
+            <w:r>
+              <w:rPr>
+                <w:rFonts w:ascii="Calibri" w:hAnsi="Calibri"/>
+                <w:b/>
+                <w:i w:val="0"/>
+                <w:color w:val="007A87"/>
+                <w:sz w:val="20"/>
+              </w:rPr>
+              <w:t xml:space="preserve">10. </w:t>
+            </w:r>
+            <w:r>
+              <w:rPr>
+                <w:rFonts w:ascii="Calibri" w:hAnsi="Calibri"/>
+                <w:b w:val="0"/>
+                <w:i w:val="0"/>
+                <w:color w:val="1A1A2E"/>
+                <w:sz w:val="20"/>
+              </w:rPr>
+              <w:t>10 — Ten</w:t>
+            </w:r>
+          </w:p>
+          <w:p>
+            <w:pPr>
+              <w:spacing w:before="0" w:after="20"/>
+              <w:ind w:left="113"/>
+            </w:pPr>
+            <w:r>
+              <w:rPr>
+                <w:rFonts w:ascii="Calibri" w:hAnsi="Calibri"/>
+                <w:b/>
+                <w:i w:val="0"/>
+                <w:color w:val="007A87"/>
+                <w:sz w:val="18"/>
+              </w:rPr>
+              <w:t xml:space="preserve">Hiragana: </w:t>
+            </w:r>
+            <w:r>
+              <w:rPr>
+                <w:rFonts w:ascii="Calibri" w:hAnsi="Calibri"/>
+                <w:b w:val="0"/>
+                <w:i w:val="0"/>
+                <w:color w:val="1A1A2E"/>
+                <w:sz w:val="18"/>
+              </w:rPr>
+              <w:t>______________________</w:t>
+            </w:r>
+          </w:p>
+        </w:tc>
+      </w:tr>
+      <w:tr>
+        <w:tc>
+          <w:tcPr>
+            <w:tcW w:type="dxa" w:w="4706"/>
+            <w:tcBorders>
+              <w:top w:val="nil"/>
+              <w:left w:val="nil"/>
+              <w:bottom w:val="nil"/>
+              <w:right w:val="nil"/>
+            </w:tcBorders>
+            <w:shd w:val="clear" w:color="auto" w:fill="FFFFFF"/>
+            <w:vAlign w:val="top"/>
+          </w:tcPr>
+          <w:p>
+            <w:pPr>
+              <w:spacing w:before="40" w:after="0"/>
+            </w:pPr>
+            <w:r>
+              <w:rPr>
+                <w:rFonts w:ascii="Calibri" w:hAnsi="Calibri"/>
+                <w:b/>
+                <w:i w:val="0"/>
+                <w:color w:val="007A87"/>
+                <w:sz w:val="20"/>
+              </w:rPr>
+              <w:t xml:space="preserve">11. </w:t>
+            </w:r>
+            <w:r>
+              <w:rPr>
+                <w:rFonts w:ascii="Calibri" w:hAnsi="Calibri"/>
+                <w:b w:val="0"/>
+                <w:i w:val="0"/>
+                <w:color w:val="1A1A2E"/>
+                <w:sz w:val="20"/>
+              </w:rPr>
+              <w:t>11 — Eleven</w:t>
+            </w:r>
+          </w:p>
+          <w:p>
+            <w:pPr>
+              <w:spacing w:before="0" w:after="20"/>
+              <w:ind w:left="113"/>
+            </w:pPr>
+            <w:r>
+              <w:rPr>
+                <w:rFonts w:ascii="Calibri" w:hAnsi="Calibri"/>
+                <w:b/>
+                <w:i w:val="0"/>
+                <w:color w:val="007A87"/>
+                <w:sz w:val="18"/>
+              </w:rPr>
+              <w:t xml:space="preserve">Hiragana: </w:t>
+            </w:r>
+            <w:r>
+              <w:rPr>
+                <w:rFonts w:ascii="Calibri" w:hAnsi="Calibri"/>
+                <w:b w:val="0"/>
+                <w:i w:val="0"/>
+                <w:color w:val="1A1A2E"/>
+                <w:sz w:val="18"/>
+              </w:rPr>
+              <w:t>______________________</w:t>
+            </w:r>
+          </w:p>
+        </w:tc>
+        <w:tc>
+          <w:tcPr>
+            <w:tcW w:type="dxa" w:w="4706"/>
+            <w:tcBorders>
+              <w:top w:val="nil"/>
+              <w:left w:val="nil"/>
+              <w:bottom w:val="nil"/>
+              <w:right w:val="nil"/>
+            </w:tcBorders>
+            <w:shd w:val="clear" w:color="auto" w:fill="FFFFFF"/>
+            <w:vAlign w:val="top"/>
+          </w:tcPr>
+          <w:p>
+            <w:pPr>
+              <w:spacing w:before="40" w:after="0"/>
+            </w:pPr>
+            <w:r>
+              <w:rPr>
+                <w:rFonts w:ascii="Calibri" w:hAnsi="Calibri"/>
+                <w:b/>
+                <w:i w:val="0"/>
+                <w:color w:val="007A87"/>
+                <w:sz w:val="20"/>
+              </w:rPr>
+              <w:t xml:space="preserve">12. </w:t>
+            </w:r>
+            <w:r>
+              <w:rPr>
+                <w:rFonts w:ascii="Calibri" w:hAnsi="Calibri"/>
+                <w:b w:val="0"/>
+                <w:i w:val="0"/>
+                <w:color w:val="1A1A2E"/>
+                <w:sz w:val="20"/>
+              </w:rPr>
+              <w:t>12 — Twelve</w:t>
+            </w:r>
+          </w:p>
+          <w:p>
+            <w:pPr>
+              <w:spacing w:before="0" w:after="20"/>
+              <w:ind w:left="113"/>
+            </w:pPr>
+            <w:r>
+              <w:rPr>
+                <w:rFonts w:ascii="Calibri" w:hAnsi="Calibri"/>
+                <w:b/>
+                <w:i w:val="0"/>
+                <w:color w:val="007A87"/>
+                <w:sz w:val="18"/>
+              </w:rPr>
+              <w:t xml:space="preserve">Hiragana: </w:t>
+            </w:r>
+            <w:r>
+              <w:rPr>
+                <w:rFonts w:ascii="Calibri" w:hAnsi="Calibri"/>
+                <w:b w:val="0"/>
+                <w:i w:val="0"/>
+                <w:color w:val="1A1A2E"/>
+                <w:sz w:val="18"/>
+              </w:rPr>
+              <w:t>______________________</w:t>
+            </w:r>
+          </w:p>
+        </w:tc>
+      </w:tr>
+      <w:tr>
+        <w:tc>
+          <w:tcPr>
+            <w:tcW w:type="dxa" w:w="4706"/>
+            <w:tcBorders>
+              <w:top w:val="nil"/>
+              <w:left w:val="nil"/>
+              <w:bottom w:val="nil"/>
+              <w:right w:val="nil"/>
+            </w:tcBorders>
+            <w:shd w:val="clear" w:color="auto" w:fill="F0F6FA"/>
+            <w:vAlign w:val="top"/>
+          </w:tcPr>
+          <w:p>
+            <w:pPr>
+              <w:spacing w:before="40" w:after="0"/>
+            </w:pPr>
+            <w:r>
+              <w:rPr>
+                <w:rFonts w:ascii="Calibri" w:hAnsi="Calibri"/>
+                <w:b/>
+                <w:i w:val="0"/>
+                <w:color w:val="007A87"/>
+                <w:sz w:val="20"/>
+              </w:rPr>
+              <w:t xml:space="preserve">13. </w:t>
+            </w:r>
+            <w:r>
+              <w:rPr>
+                <w:rFonts w:ascii="Calibri" w:hAnsi="Calibri"/>
+                <w:b w:val="0"/>
+                <w:i w:val="0"/>
+                <w:color w:val="1A1A2E"/>
+                <w:sz w:val="20"/>
+              </w:rPr>
+              <w:t>20 — Twenty</w:t>
+            </w:r>
+          </w:p>
+          <w:p>
+            <w:pPr>
+              <w:spacing w:before="0" w:after="20"/>
+              <w:ind w:left="113"/>
+            </w:pPr>
+            <w:r>
+              <w:rPr>
+                <w:rFonts w:ascii="Calibri" w:hAnsi="Calibri"/>
+                <w:b/>
+                <w:i w:val="0"/>
+                <w:color w:val="007A87"/>
+                <w:sz w:val="18"/>
+              </w:rPr>
+              <w:t xml:space="preserve">Hiragana: </w:t>
+            </w:r>
+            <w:r>
+              <w:rPr>
+                <w:rFonts w:ascii="Calibri" w:hAnsi="Calibri"/>
+                <w:b w:val="0"/>
+                <w:i w:val="0"/>
+                <w:color w:val="1A1A2E"/>
+                <w:sz w:val="18"/>
+              </w:rPr>
+              <w:t>______________________</w:t>
+            </w:r>
+          </w:p>
+        </w:tc>
+        <w:tc>
+          <w:tcPr>
+            <w:tcW w:type="dxa" w:w="4706"/>
+            <w:tcBorders>
+              <w:top w:val="nil"/>
+              <w:left w:val="nil"/>
+              <w:bottom w:val="nil"/>
+              <w:right w:val="nil"/>
+            </w:tcBorders>
+            <w:shd w:val="clear" w:color="auto" w:fill="F0F6FA"/>
+            <w:vAlign w:val="top"/>
+          </w:tcPr>
+          <w:p>
+            <w:pPr>
+              <w:spacing w:before="40" w:after="0"/>
+            </w:pPr>
+            <w:r>
+              <w:rPr>
+                <w:rFonts w:ascii="Calibri" w:hAnsi="Calibri"/>
+                <w:b/>
+                <w:i w:val="0"/>
+                <w:color w:val="007A87"/>
+                <w:sz w:val="20"/>
+              </w:rPr>
+              <w:t xml:space="preserve">14. </w:t>
+            </w:r>
+            <w:r>
+              <w:rPr>
+                <w:rFonts w:ascii="Calibri" w:hAnsi="Calibri"/>
+                <w:b w:val="0"/>
+                <w:i w:val="0"/>
+                <w:color w:val="1A1A2E"/>
+                <w:sz w:val="20"/>
+              </w:rPr>
+              <w:t>30 — Thirty</w:t>
+            </w:r>
+          </w:p>
+          <w:p>
+            <w:pPr>
+              <w:spacing w:before="0" w:after="20"/>
+              <w:ind w:left="113"/>
+            </w:pPr>
+            <w:r>
+              <w:rPr>
+                <w:rFonts w:ascii="Calibri" w:hAnsi="Calibri"/>
+                <w:b/>
+                <w:i w:val="0"/>
+                <w:color w:val="007A87"/>
+                <w:sz w:val="18"/>
+              </w:rPr>
+              <w:t xml:space="preserve">Hiragana: </w:t>
+            </w:r>
+            <w:r>
+              <w:rPr>
+                <w:rFonts w:ascii="Calibri" w:hAnsi="Calibri"/>
+                <w:b w:val="0"/>
+                <w:i w:val="0"/>
+                <w:color w:val="1A1A2E"/>
+                <w:sz w:val="18"/>
+              </w:rPr>
+              <w:t>______________________</w:t>
+            </w:r>
+          </w:p>
+        </w:tc>
+      </w:tr>
+      <w:tr>
+        <w:tc>
+          <w:tcPr>
+            <w:tcW w:type="dxa" w:w="4706"/>
+            <w:tcBorders>
+              <w:top w:val="nil"/>
+              <w:left w:val="nil"/>
+              <w:bottom w:val="nil"/>
+              <w:right w:val="nil"/>
+            </w:tcBorders>
+            <w:shd w:val="clear" w:color="auto" w:fill="FFFFFF"/>
+            <w:vAlign w:val="top"/>
+          </w:tcPr>
+          <w:p>
+            <w:pPr>
+              <w:spacing w:before="40" w:after="0"/>
+            </w:pPr>
+            <w:r>
+              <w:rPr>
+                <w:rFonts w:ascii="Calibri" w:hAnsi="Calibri"/>
+                <w:b/>
+                <w:i w:val="0"/>
+                <w:color w:val="007A87"/>
+                <w:sz w:val="20"/>
+              </w:rPr>
+              <w:t xml:space="preserve">15. </w:t>
+            </w:r>
+            <w:r>
+              <w:rPr>
+                <w:rFonts w:ascii="Calibri" w:hAnsi="Calibri"/>
+                <w:b w:val="0"/>
+                <w:i w:val="0"/>
+                <w:color w:val="1A1A2E"/>
+                <w:sz w:val="20"/>
+              </w:rPr>
+              <w:t>100 — One hundred</w:t>
+            </w:r>
+          </w:p>
+          <w:p>
+            <w:pPr>
+              <w:spacing w:before="0" w:after="20"/>
+              <w:ind w:left="113"/>
+            </w:pPr>
+            <w:r>
+              <w:rPr>
+                <w:rFonts w:ascii="Calibri" w:hAnsi="Calibri"/>
+                <w:b/>
+                <w:i w:val="0"/>
+                <w:color w:val="007A87"/>
+                <w:sz w:val="18"/>
+              </w:rPr>
+              <w:t xml:space="preserve">Hiragana: </w:t>
+            </w:r>
+            <w:r>
+              <w:rPr>
+                <w:rFonts w:ascii="Calibri" w:hAnsi="Calibri"/>
+                <w:b w:val="0"/>
+                <w:i w:val="0"/>
+                <w:color w:val="1A1A2E"/>
+                <w:sz w:val="18"/>
+              </w:rPr>
+              <w:t>______________________</w:t>
+            </w:r>
+          </w:p>
+        </w:tc>
+        <w:tc>
+          <w:tcPr>
+            <w:tcW w:type="dxa" w:w="4706"/>
+            <w:tcBorders>
+              <w:top w:val="nil"/>
+              <w:left w:val="nil"/>
+              <w:bottom w:val="nil"/>
+              <w:right w:val="nil"/>
+            </w:tcBorders>
+            <w:shd w:val="clear" w:color="auto" w:fill="FFFFFF"/>
+            <w:vAlign w:val="top"/>
+          </w:tcPr>
+          <w:p>
+            <w:pPr>
+              <w:spacing w:before="40" w:after="0"/>
+            </w:pPr>
+            <w:r>
+              <w:rPr>
+                <w:rFonts w:ascii="Calibri" w:hAnsi="Calibri"/>
+                <w:b/>
+                <w:i w:val="0"/>
+                <w:color w:val="007A87"/>
+                <w:sz w:val="20"/>
+              </w:rPr>
+              <w:t xml:space="preserve">16. </w:t>
+            </w:r>
+            <w:r>
+              <w:rPr>
+                <w:rFonts w:ascii="Calibri" w:hAnsi="Calibri"/>
+                <w:b w:val="0"/>
+                <w:i w:val="0"/>
+                <w:color w:val="1A1A2E"/>
+                <w:sz w:val="20"/>
+              </w:rPr>
+              <w:t>1000 — One thousand</w:t>
+            </w:r>
+          </w:p>
+          <w:p>
+            <w:pPr>
+              <w:spacing w:before="0" w:after="20"/>
+              <w:ind w:left="113"/>
+            </w:pPr>
+            <w:r>
+              <w:rPr>
+                <w:rFonts w:ascii="Calibri" w:hAnsi="Calibri"/>
+                <w:b/>
+                <w:i w:val="0"/>
+                <w:color w:val="007A87"/>
+                <w:sz w:val="18"/>
+              </w:rPr>
+              <w:t xml:space="preserve">Hiragana: </w:t>
+            </w:r>
+            <w:r>
+              <w:rPr>
+                <w:rFonts w:ascii="Calibri" w:hAnsi="Calibri"/>
+                <w:b w:val="0"/>
+                <w:i w:val="0"/>
+                <w:color w:val="1A1A2E"/>
+                <w:sz w:val="18"/>
+              </w:rPr>
+              <w:t>______________________</w:t>
+            </w:r>
+          </w:p>
+        </w:tc>
+      </w:tr>
+    </w:tbl>
+    <w:p>
+      <w:pPr>
+        <w:spacing w:before="0" w:after="0"/>
+      </w:pPr>
+      <w:r>
+        <w:br w:type="page"/>
+      </w:r>
+    </w:p>
+    <w:p>
+      <w:pPr>
+        <w:spacing w:before="0" w:after="40"/>
+        <w:jc w:val="center"/>
+      </w:pPr>
+      <w:r>
+        <w:rPr>
+          <w:rFonts w:ascii="Calibri" w:hAnsi="Calibri"/>
+          <w:b w:val="0"/>
+          <w:i w:val="0"/>
+          <w:color w:val="6B7B8D"/>
+          <w:sz w:val="20"/>
+        </w:rPr>
+        <w:t>Student Worksheet  ·  Page 3 of 7</w:t>
+      </w:r>
+    </w:p>
+    <w:p>
+      <w:pPr>
+        <w:spacing w:before="60" w:after="40"/>
+        <w:ind w:left="170"/>
+        <w:shd w:val="clear" w:color="auto" w:fill="007A87"/>
+      </w:pPr>
+      <w:r>
+        <w:rPr>
+          <w:rFonts w:ascii="Calibri" w:hAnsi="Calibri"/>
+          <w:b/>
+          <w:i w:val="0"/>
+          <w:color w:val="FFFFFF"/>
+          <w:sz w:val="24"/>
+        </w:rPr>
+        <w:t>Page 3 — Match the Number Meanings</w:t>
       </w:r>
     </w:p>
     <w:p>
@@ -2650,7 +2521,7 @@
           <w:color w:val="1A1A2E"/>
           <w:sz w:val="20"/>
         </w:rPr>
-        <w:t>Look at the kanji and the hiragana reading in each box.</w:t>
+        <w:t>Look at the kanji and hiragana in each box.</w:t>
       </w:r>
     </w:p>
     <w:p>
@@ -2702,58 +2573,7 @@
           <w:color w:val="1A1A2E"/>
           <w:sz w:val="20"/>
         </w:rPr>
-        <w:t>Write the correct letter on the blank line for each number.</w:t>
-      </w:r>
-    </w:p>
-    <w:p>
-      <w:pPr>
-        <w:spacing w:before="20" w:after="60"/>
-        <w:ind w:left="227"/>
-      </w:pPr>
-      <w:r>
-        <w:rPr>
-          <w:rFonts w:ascii="Calibri" w:hAnsi="Calibri"/>
-          <w:b/>
-          <w:i w:val="0"/>
-          <w:color w:val="E6A817"/>
-          <w:sz w:val="20"/>
-        </w:rPr>
-        <w:t xml:space="preserve">Tip: </w:t>
-      </w:r>
-      <w:r>
-        <w:rPr>
-          <w:rFonts w:ascii="Calibri" w:hAnsi="Calibri"/>
-          <w:b w:val="0"/>
-          <w:i/>
-          <w:color w:val="6B7B8D"/>
-          <w:sz w:val="20"/>
-        </w:rPr>
-        <w:t>Numbers 11-19 all start with 十, so spot the ones digit after it.</w:t>
-      </w:r>
-    </w:p>
-    <w:p>
-      <w:pPr>
-        <w:spacing w:before="20" w:after="20"/>
-        <w:pBdr>
-          <w:bottom w:val="single" w:sz="4" w:space="1" w:color="007A87"/>
-        </w:pBdr>
-      </w:pPr>
-    </w:p>
-    <w:p>
-      <w:pPr>
-        <w:spacing w:before="60" w:after="40"/>
-        <w:ind w:left="170"/>
-        <w:shd w:val="clear" w:color="auto" w:fill="007A87"/>
-      </w:pPr>
-      <w:r>
-        <w:rPr>
-          <w:rFonts w:ascii="Calibri" w:hAnsi="Calibri"/>
-          <w:b/>
-          <w:i w:val="0"/>
-          <w:color w:val="FFFFFF"/>
-          <w:sz w:val="24"/>
-        </w:rPr>
-        <w:t>Part 2 — Match the Number Meanings</w:t>
+        <w:t>Write the correct letter on the blank line.</w:t>
       </w:r>
     </w:p>
     <w:p>
@@ -2778,7 +2598,7 @@
           <w:color w:val="1A1A2E"/>
           <w:sz w:val="20"/>
         </w:rPr>
-        <w:t xml:space="preserve">  Write the correct letter for each number box below.</w:t>
+        <w:t xml:space="preserve">  Use the letters below.</w:t>
       </w:r>
     </w:p>
     <w:tbl>
@@ -4882,22 +4702,43 @@
     </w:tbl>
     <w:p>
       <w:pPr>
-        <w:spacing w:after="40"/>
+        <w:spacing w:before="0" w:after="0"/>
       </w:pPr>
+      <w:r>
+        <w:br w:type="page"/>
+      </w:r>
     </w:p>
     <w:p>
       <w:pPr>
-        <w:spacing w:before="80" w:after="40"/>
+        <w:spacing w:before="0" w:after="40"/>
+        <w:jc w:val="center"/>
+      </w:pPr>
+      <w:r>
+        <w:rPr>
+          <w:rFonts w:ascii="Calibri" w:hAnsi="Calibri"/>
+          <w:b w:val="0"/>
+          <w:i w:val="0"/>
+          <w:color w:val="6B7B8D"/>
+          <w:sz w:val="20"/>
+        </w:rPr>
+        <w:t>Student Worksheet  ·  Page 4 of 7</w:t>
+      </w:r>
+    </w:p>
+    <w:p>
+      <w:pPr>
+        <w:spacing w:before="60" w:after="40"/>
+        <w:ind w:left="170"/>
+        <w:shd w:val="clear" w:color="auto" w:fill="1A3A5C"/>
       </w:pPr>
       <w:r>
         <w:rPr>
           <w:rFonts w:ascii="Calibri" w:hAnsi="Calibri"/>
           <w:b/>
           <w:i w:val="0"/>
-          <w:color w:val="007A87"/>
+          <w:color w:val="FFFFFF"/>
           <w:sz w:val="24"/>
         </w:rPr>
-        <w:t>How the Numbers Work</w:t>
+        <w:t>Page 4 — How Japanese Numbers Work</w:t>
       </w:r>
     </w:p>
     <w:p>
@@ -4921,9 +4762,9 @@
           <w:b w:val="0"/>
           <w:i w:val="0"/>
           <w:color w:val="1A1A2E"/>
-          <w:sz w:val="16"/>
+          <w:sz w:val="18"/>
         </w:rPr>
-        <w:t>1-10 are the base numbers you memorize first: 一 いち, 二 に, 三 さん, 四 し/よん, 五 ご, 六 ろく, 七 しち/なな, 八 はち, 九 く/きゅう, 十 じゅう.</w:t>
+        <w:t>Base numbers: learn 1-10 first, then build larger numbers from those pieces.</w:t>
       </w:r>
     </w:p>
     <w:p>
@@ -4947,9 +4788,9 @@
           <w:b w:val="0"/>
           <w:i w:val="0"/>
           <w:color w:val="1A1A2E"/>
-          <w:sz w:val="16"/>
+          <w:sz w:val="18"/>
         </w:rPr>
-        <w:t>11-19 use 十 + the ones digit: 11 = 十一 (じゅういち), 14 = 十四 (じゅうよん), 19 = 十九 (じゅうきゅう).</w:t>
+        <w:t>11-19 use 十 + the ones digit: 十一, 十二, 十三 ... 十九.</w:t>
       </w:r>
     </w:p>
     <w:p>
@@ -4973,17 +4814,24 @@
           <w:b w:val="0"/>
           <w:i w:val="0"/>
           <w:color w:val="1A1A2E"/>
-          <w:sz w:val="16"/>
+          <w:sz w:val="18"/>
         </w:rPr>
-        <w:t>20 is 二十 (にじゅう). The same pattern keeps going: 21 = 二十一 (にじゅういち), 35 = 三十五 (さんじゅうご), 99 = 九十九 (きゅうじゅうきゅう), 100 = 百 (ひゃく), 1000 = 千 (せん).</w:t>
+        <w:t>20 and beyond follow the same pattern: 二十, 二十一, 三十五, 九十九, 百, 千.</w:t>
       </w:r>
     </w:p>
     <w:p>
       <w:pPr>
-        <w:spacing w:before="0" w:after="0"/>
+        <w:spacing w:before="40" w:after="40"/>
       </w:pPr>
       <w:r>
-        <w:br w:type="page"/>
+        <w:rPr>
+          <w:rFonts w:ascii="Calibri" w:hAnsi="Calibri"/>
+          <w:b/>
+          <w:i w:val="0"/>
+          <w:color w:val="007A87"/>
+          <w:sz w:val="22"/>
+        </w:rPr>
+        <w:t>Reference sheet: 1-20</w:t>
       </w:r>
     </w:p>
     <w:tbl>
@@ -4993,18 +4841,19 @@
         <w:tblLook w:firstColumn="1" w:firstRow="1" w:lastColumn="0" w:lastRow="0" w:noHBand="0" w:noVBand="1" w:val="04A0"/>
       </w:tblPr>
       <w:tblGrid>
-        <w:gridCol w:w="9972"/>
+        <w:gridCol w:w="4986"/>
+        <w:gridCol w:w="4986"/>
       </w:tblGrid>
       <w:tr>
         <w:tc>
           <w:tcPr>
-            <w:tcW w:type="dxa" w:w="9972"/>
-            <w:shd w:val="clear" w:color="auto" w:fill="1A1A2E"/>
+            <w:tcW w:type="dxa" w:w="4986"/>
+            <w:shd w:val="clear" w:color="auto" w:fill="F0F6FA"/>
             <w:vAlign w:val="center"/>
           </w:tcPr>
           <w:p>
             <w:pPr>
-              <w:spacing w:before="100" w:after="40"/>
+              <w:spacing w:before="40" w:after="0"/>
               <w:jc w:val="center"/>
             </w:pPr>
             <w:r>
@@ -5012,21 +4861,87 @@
                 <w:rFonts w:ascii="Calibri" w:hAnsi="Calibri"/>
                 <w:b/>
                 <w:i w:val="0"/>
-                <w:color w:val="FFFFFF"/>
+                <w:color w:val="1A1A2E"/>
+                <w:sz w:val="20"/>
+              </w:rPr>
+              <w:t>One</w:t>
+            </w:r>
+          </w:p>
+          <w:p>
+            <w:pPr>
+              <w:spacing w:before="0" w:after="40"/>
+              <w:jc w:val="center"/>
+            </w:pPr>
+            <w:r>
+              <w:rPr>
+                <w:rFonts w:ascii="Calibri" w:hAnsi="Calibri"/>
+                <w:b/>
+                <w:i w:val="0"/>
+                <w:color w:val="1A3A5C"/>
                 <w:sz w:val="32"/>
               </w:rPr>
-              <w:t>Answer Key — Teacher Copy</w:t>
+              <w:t>一</w:t>
             </w:r>
             <w:r>
               <w:rPr>
                 <w:rFonts w:ascii="Calibri" w:hAnsi="Calibri"/>
                 <w:b w:val="0"/>
                 <w:i w:val="0"/>
-                <w:color w:val="E6A817"/>
-                <w:sz w:val="22"/>
+                <w:color w:val="007A87"/>
+                <w:sz w:val="20"/>
               </w:rPr>
               <w:br/>
-              <w:t>Page 3 of 3</w:t>
+              <w:t>いち</w:t>
+            </w:r>
+          </w:p>
+        </w:tc>
+        <w:tc>
+          <w:tcPr>
+            <w:tcW w:type="dxa" w:w="4986"/>
+            <w:shd w:val="clear" w:color="auto" w:fill="F0F6FA"/>
+            <w:vAlign w:val="center"/>
+          </w:tcPr>
+          <w:p>
+            <w:pPr>
+              <w:spacing w:before="40" w:after="0"/>
+              <w:jc w:val="center"/>
+            </w:pPr>
+            <w:r>
+              <w:rPr>
+                <w:rFonts w:ascii="Calibri" w:hAnsi="Calibri"/>
+                <w:b/>
+                <w:i w:val="0"/>
+                <w:color w:val="1A1A2E"/>
+                <w:sz w:val="20"/>
+              </w:rPr>
+              <w:t>Two</w:t>
+            </w:r>
+          </w:p>
+          <w:p>
+            <w:pPr>
+              <w:spacing w:before="0" w:after="40"/>
+              <w:jc w:val="center"/>
+            </w:pPr>
+            <w:r>
+              <w:rPr>
+                <w:rFonts w:ascii="Calibri" w:hAnsi="Calibri"/>
+                <w:b/>
+                <w:i w:val="0"/>
+                <w:color w:val="1A3A5C"/>
+                <w:sz w:val="32"/>
+              </w:rPr>
+              <w:t>二</w:t>
+            </w:r>
+            <w:r>
+              <w:rPr>
+                <w:rFonts w:ascii="Calibri" w:hAnsi="Calibri"/>
+                <w:b w:val="0"/>
+                <w:i w:val="0"/>
+                <w:color w:val="007A87"/>
+                <w:sz w:val="20"/>
+              </w:rPr>
+              <w:br/>
+              <w:t>に</w:t>
             </w:r>
           </w:p>
         </w:tc>
@@ -5034,23 +4949,983 @@
       <w:tr>
         <w:tc>
           <w:tcPr>
-            <w:tcW w:type="dxa" w:w="9972"/>
-            <w:shd w:val="clear" w:color="auto" w:fill="E6A817"/>
+            <w:tcW w:type="dxa" w:w="4986"/>
+            <w:shd w:val="clear" w:color="auto" w:fill="FFFFFF"/>
+            <w:vAlign w:val="center"/>
           </w:tcPr>
           <w:p>
             <w:pPr>
-              <w:spacing w:before="40" w:after="40"/>
+              <w:spacing w:before="40" w:after="0"/>
               <w:jc w:val="center"/>
             </w:pPr>
             <w:r>
               <w:rPr>
                 <w:rFonts w:ascii="Calibri" w:hAnsi="Calibri"/>
+                <w:b/>
+                <w:i w:val="0"/>
+                <w:color w:val="1A1A2E"/>
+                <w:sz w:val="20"/>
+              </w:rPr>
+              <w:t>Three</w:t>
+            </w:r>
+          </w:p>
+          <w:p>
+            <w:pPr>
+              <w:spacing w:before="0" w:after="40"/>
+              <w:jc w:val="center"/>
+            </w:pPr>
+            <w:r>
+              <w:rPr>
+                <w:rFonts w:ascii="Calibri" w:hAnsi="Calibri"/>
+                <w:b/>
+                <w:i w:val="0"/>
+                <w:color w:val="1A3A5C"/>
+                <w:sz w:val="32"/>
+              </w:rPr>
+              <w:t>三</w:t>
+            </w:r>
+            <w:r>
+              <w:rPr>
+                <w:rFonts w:ascii="Calibri" w:hAnsi="Calibri"/>
                 <w:b w:val="0"/>
                 <w:i w:val="0"/>
+                <w:color w:val="007A87"/>
+                <w:sz w:val="20"/>
+              </w:rPr>
+              <w:br/>
+              <w:t>さん</w:t>
+            </w:r>
+          </w:p>
+        </w:tc>
+        <w:tc>
+          <w:tcPr>
+            <w:tcW w:type="dxa" w:w="4986"/>
+            <w:shd w:val="clear" w:color="auto" w:fill="FFFFFF"/>
+            <w:vAlign w:val="center"/>
+          </w:tcPr>
+          <w:p>
+            <w:pPr>
+              <w:spacing w:before="40" w:after="0"/>
+              <w:jc w:val="center"/>
+            </w:pPr>
+            <w:r>
+              <w:rPr>
+                <w:rFonts w:ascii="Calibri" w:hAnsi="Calibri"/>
+                <w:b/>
+                <w:i w:val="0"/>
                 <w:color w:val="1A1A2E"/>
-                <w:sz w:val="18"/>
-              </w:rPr>
-              <w:t>For teacher use only — do not distribute to students</w:t>
+                <w:sz w:val="20"/>
+              </w:rPr>
+              <w:t>Four</w:t>
+            </w:r>
+          </w:p>
+          <w:p>
+            <w:pPr>
+              <w:spacing w:before="0" w:after="40"/>
+              <w:jc w:val="center"/>
+            </w:pPr>
+            <w:r>
+              <w:rPr>
+                <w:rFonts w:ascii="Calibri" w:hAnsi="Calibri"/>
+                <w:b/>
+                <w:i w:val="0"/>
+                <w:color w:val="1A3A5C"/>
+                <w:sz w:val="32"/>
+              </w:rPr>
+              <w:t>四</w:t>
+            </w:r>
+            <w:r>
+              <w:rPr>
+                <w:rFonts w:ascii="Calibri" w:hAnsi="Calibri"/>
+                <w:b w:val="0"/>
+                <w:i w:val="0"/>
+                <w:color w:val="007A87"/>
+                <w:sz w:val="20"/>
+              </w:rPr>
+              <w:br/>
+              <w:t>し / よん</w:t>
+            </w:r>
+            <w:r>
+              <w:rPr>
+                <w:rFonts w:ascii="Calibri" w:hAnsi="Calibri"/>
+                <w:b w:val="0"/>
+                <w:i/>
+                <w:color w:val="6B7B8D"/>
+                <w:sz w:val="14"/>
+              </w:rPr>
+              <w:br/>
+              <w:t>Both are used; よん is safer in daily speech.</w:t>
+            </w:r>
+          </w:p>
+        </w:tc>
+      </w:tr>
+      <w:tr>
+        <w:tc>
+          <w:tcPr>
+            <w:tcW w:type="dxa" w:w="4986"/>
+            <w:shd w:val="clear" w:color="auto" w:fill="F0F6FA"/>
+            <w:vAlign w:val="center"/>
+          </w:tcPr>
+          <w:p>
+            <w:pPr>
+              <w:spacing w:before="40" w:after="0"/>
+              <w:jc w:val="center"/>
+            </w:pPr>
+            <w:r>
+              <w:rPr>
+                <w:rFonts w:ascii="Calibri" w:hAnsi="Calibri"/>
+                <w:b/>
+                <w:i w:val="0"/>
+                <w:color w:val="1A1A2E"/>
+                <w:sz w:val="20"/>
+              </w:rPr>
+              <w:t>Five</w:t>
+            </w:r>
+          </w:p>
+          <w:p>
+            <w:pPr>
+              <w:spacing w:before="0" w:after="40"/>
+              <w:jc w:val="center"/>
+            </w:pPr>
+            <w:r>
+              <w:rPr>
+                <w:rFonts w:ascii="Calibri" w:hAnsi="Calibri"/>
+                <w:b/>
+                <w:i w:val="0"/>
+                <w:color w:val="1A3A5C"/>
+                <w:sz w:val="32"/>
+              </w:rPr>
+              <w:t>五</w:t>
+            </w:r>
+            <w:r>
+              <w:rPr>
+                <w:rFonts w:ascii="Calibri" w:hAnsi="Calibri"/>
+                <w:b w:val="0"/>
+                <w:i w:val="0"/>
+                <w:color w:val="007A87"/>
+                <w:sz w:val="20"/>
+              </w:rPr>
+              <w:br/>
+              <w:t>ご</w:t>
+            </w:r>
+          </w:p>
+        </w:tc>
+        <w:tc>
+          <w:tcPr>
+            <w:tcW w:type="dxa" w:w="4986"/>
+            <w:shd w:val="clear" w:color="auto" w:fill="F0F6FA"/>
+            <w:vAlign w:val="center"/>
+          </w:tcPr>
+          <w:p>
+            <w:pPr>
+              <w:spacing w:before="40" w:after="0"/>
+              <w:jc w:val="center"/>
+            </w:pPr>
+            <w:r>
+              <w:rPr>
+                <w:rFonts w:ascii="Calibri" w:hAnsi="Calibri"/>
+                <w:b/>
+                <w:i w:val="0"/>
+                <w:color w:val="1A1A2E"/>
+                <w:sz w:val="20"/>
+              </w:rPr>
+              <w:t>Six</w:t>
+            </w:r>
+          </w:p>
+          <w:p>
+            <w:pPr>
+              <w:spacing w:before="0" w:after="40"/>
+              <w:jc w:val="center"/>
+            </w:pPr>
+            <w:r>
+              <w:rPr>
+                <w:rFonts w:ascii="Calibri" w:hAnsi="Calibri"/>
+                <w:b/>
+                <w:i w:val="0"/>
+                <w:color w:val="1A3A5C"/>
+                <w:sz w:val="32"/>
+              </w:rPr>
+              <w:t>六</w:t>
+            </w:r>
+            <w:r>
+              <w:rPr>
+                <w:rFonts w:ascii="Calibri" w:hAnsi="Calibri"/>
+                <w:b w:val="0"/>
+                <w:i w:val="0"/>
+                <w:color w:val="007A87"/>
+                <w:sz w:val="20"/>
+              </w:rPr>
+              <w:br/>
+              <w:t>ろく</w:t>
+            </w:r>
+          </w:p>
+        </w:tc>
+      </w:tr>
+      <w:tr>
+        <w:tc>
+          <w:tcPr>
+            <w:tcW w:type="dxa" w:w="4986"/>
+            <w:shd w:val="clear" w:color="auto" w:fill="FFFFFF"/>
+            <w:vAlign w:val="center"/>
+          </w:tcPr>
+          <w:p>
+            <w:pPr>
+              <w:spacing w:before="40" w:after="0"/>
+              <w:jc w:val="center"/>
+            </w:pPr>
+            <w:r>
+              <w:rPr>
+                <w:rFonts w:ascii="Calibri" w:hAnsi="Calibri"/>
+                <w:b/>
+                <w:i w:val="0"/>
+                <w:color w:val="1A1A2E"/>
+                <w:sz w:val="20"/>
+              </w:rPr>
+              <w:t>Seven</w:t>
+            </w:r>
+          </w:p>
+          <w:p>
+            <w:pPr>
+              <w:spacing w:before="0" w:after="40"/>
+              <w:jc w:val="center"/>
+            </w:pPr>
+            <w:r>
+              <w:rPr>
+                <w:rFonts w:ascii="Calibri" w:hAnsi="Calibri"/>
+                <w:b/>
+                <w:i w:val="0"/>
+                <w:color w:val="1A3A5C"/>
+                <w:sz w:val="32"/>
+              </w:rPr>
+              <w:t>七</w:t>
+            </w:r>
+            <w:r>
+              <w:rPr>
+                <w:rFonts w:ascii="Calibri" w:hAnsi="Calibri"/>
+                <w:b w:val="0"/>
+                <w:i w:val="0"/>
+                <w:color w:val="007A87"/>
+                <w:sz w:val="20"/>
+              </w:rPr>
+              <w:br/>
+              <w:t>しち / なな</w:t>
+            </w:r>
+            <w:r>
+              <w:rPr>
+                <w:rFonts w:ascii="Calibri" w:hAnsi="Calibri"/>
+                <w:b w:val="0"/>
+                <w:i/>
+                <w:color w:val="6B7B8D"/>
+                <w:sz w:val="14"/>
+              </w:rPr>
+              <w:br/>
+              <w:t>なな is more common in daily speech.</w:t>
+            </w:r>
+          </w:p>
+        </w:tc>
+        <w:tc>
+          <w:tcPr>
+            <w:tcW w:type="dxa" w:w="4986"/>
+            <w:shd w:val="clear" w:color="auto" w:fill="FFFFFF"/>
+            <w:vAlign w:val="center"/>
+          </w:tcPr>
+          <w:p>
+            <w:pPr>
+              <w:spacing w:before="40" w:after="0"/>
+              <w:jc w:val="center"/>
+            </w:pPr>
+            <w:r>
+              <w:rPr>
+                <w:rFonts w:ascii="Calibri" w:hAnsi="Calibri"/>
+                <w:b/>
+                <w:i w:val="0"/>
+                <w:color w:val="1A1A2E"/>
+                <w:sz w:val="20"/>
+              </w:rPr>
+              <w:t>Eight</w:t>
+            </w:r>
+          </w:p>
+          <w:p>
+            <w:pPr>
+              <w:spacing w:before="0" w:after="40"/>
+              <w:jc w:val="center"/>
+            </w:pPr>
+            <w:r>
+              <w:rPr>
+                <w:rFonts w:ascii="Calibri" w:hAnsi="Calibri"/>
+                <w:b/>
+                <w:i w:val="0"/>
+                <w:color w:val="1A3A5C"/>
+                <w:sz w:val="32"/>
+              </w:rPr>
+              <w:t>八</w:t>
+            </w:r>
+            <w:r>
+              <w:rPr>
+                <w:rFonts w:ascii="Calibri" w:hAnsi="Calibri"/>
+                <w:b w:val="0"/>
+                <w:i w:val="0"/>
+                <w:color w:val="007A87"/>
+                <w:sz w:val="20"/>
+              </w:rPr>
+              <w:br/>
+              <w:t>はち</w:t>
+            </w:r>
+          </w:p>
+        </w:tc>
+      </w:tr>
+      <w:tr>
+        <w:tc>
+          <w:tcPr>
+            <w:tcW w:type="dxa" w:w="4986"/>
+            <w:shd w:val="clear" w:color="auto" w:fill="F0F6FA"/>
+            <w:vAlign w:val="center"/>
+          </w:tcPr>
+          <w:p>
+            <w:pPr>
+              <w:spacing w:before="40" w:after="0"/>
+              <w:jc w:val="center"/>
+            </w:pPr>
+            <w:r>
+              <w:rPr>
+                <w:rFonts w:ascii="Calibri" w:hAnsi="Calibri"/>
+                <w:b/>
+                <w:i w:val="0"/>
+                <w:color w:val="1A1A2E"/>
+                <w:sz w:val="20"/>
+              </w:rPr>
+              <w:t>Nine</w:t>
+            </w:r>
+          </w:p>
+          <w:p>
+            <w:pPr>
+              <w:spacing w:before="0" w:after="40"/>
+              <w:jc w:val="center"/>
+            </w:pPr>
+            <w:r>
+              <w:rPr>
+                <w:rFonts w:ascii="Calibri" w:hAnsi="Calibri"/>
+                <w:b/>
+                <w:i w:val="0"/>
+                <w:color w:val="1A3A5C"/>
+                <w:sz w:val="32"/>
+              </w:rPr>
+              <w:t>九</w:t>
+            </w:r>
+            <w:r>
+              <w:rPr>
+                <w:rFonts w:ascii="Calibri" w:hAnsi="Calibri"/>
+                <w:b w:val="0"/>
+                <w:i w:val="0"/>
+                <w:color w:val="007A87"/>
+                <w:sz w:val="20"/>
+              </w:rPr>
+              <w:br/>
+              <w:t>く / きゅう</w:t>
+            </w:r>
+            <w:r>
+              <w:rPr>
+                <w:rFonts w:ascii="Calibri" w:hAnsi="Calibri"/>
+                <w:b w:val="0"/>
+                <w:i/>
+                <w:color w:val="6B7B8D"/>
+                <w:sz w:val="14"/>
+              </w:rPr>
+              <w:br/>
+              <w:t>きゅう is preferred in most contexts.</w:t>
+            </w:r>
+          </w:p>
+        </w:tc>
+        <w:tc>
+          <w:tcPr>
+            <w:tcW w:type="dxa" w:w="4986"/>
+            <w:shd w:val="clear" w:color="auto" w:fill="F0F6FA"/>
+            <w:vAlign w:val="center"/>
+          </w:tcPr>
+          <w:p>
+            <w:pPr>
+              <w:spacing w:before="40" w:after="0"/>
+              <w:jc w:val="center"/>
+            </w:pPr>
+            <w:r>
+              <w:rPr>
+                <w:rFonts w:ascii="Calibri" w:hAnsi="Calibri"/>
+                <w:b/>
+                <w:i w:val="0"/>
+                <w:color w:val="1A1A2E"/>
+                <w:sz w:val="20"/>
+              </w:rPr>
+              <w:t>Ten</w:t>
+            </w:r>
+          </w:p>
+          <w:p>
+            <w:pPr>
+              <w:spacing w:before="0" w:after="40"/>
+              <w:jc w:val="center"/>
+            </w:pPr>
+            <w:r>
+              <w:rPr>
+                <w:rFonts w:ascii="Calibri" w:hAnsi="Calibri"/>
+                <w:b/>
+                <w:i w:val="0"/>
+                <w:color w:val="1A3A5C"/>
+                <w:sz w:val="32"/>
+              </w:rPr>
+              <w:t>十</w:t>
+            </w:r>
+            <w:r>
+              <w:rPr>
+                <w:rFonts w:ascii="Calibri" w:hAnsi="Calibri"/>
+                <w:b w:val="0"/>
+                <w:i w:val="0"/>
+                <w:color w:val="007A87"/>
+                <w:sz w:val="20"/>
+              </w:rPr>
+              <w:br/>
+              <w:t>じゅう</w:t>
+            </w:r>
+          </w:p>
+        </w:tc>
+      </w:tr>
+      <w:tr>
+        <w:tc>
+          <w:tcPr>
+            <w:tcW w:type="dxa" w:w="4986"/>
+            <w:shd w:val="clear" w:color="auto" w:fill="FFFFFF"/>
+            <w:vAlign w:val="center"/>
+          </w:tcPr>
+          <w:p>
+            <w:pPr>
+              <w:spacing w:before="40" w:after="0"/>
+              <w:jc w:val="center"/>
+            </w:pPr>
+            <w:r>
+              <w:rPr>
+                <w:rFonts w:ascii="Calibri" w:hAnsi="Calibri"/>
+                <w:b/>
+                <w:i w:val="0"/>
+                <w:color w:val="1A1A2E"/>
+                <w:sz w:val="20"/>
+              </w:rPr>
+              <w:t>Eleven</w:t>
+            </w:r>
+          </w:p>
+          <w:p>
+            <w:pPr>
+              <w:spacing w:before="0" w:after="40"/>
+              <w:jc w:val="center"/>
+            </w:pPr>
+            <w:r>
+              <w:rPr>
+                <w:rFonts w:ascii="Calibri" w:hAnsi="Calibri"/>
+                <w:b/>
+                <w:i w:val="0"/>
+                <w:color w:val="1A3A5C"/>
+                <w:sz w:val="32"/>
+              </w:rPr>
+              <w:t>十一</w:t>
+            </w:r>
+            <w:r>
+              <w:rPr>
+                <w:rFonts w:ascii="Calibri" w:hAnsi="Calibri"/>
+                <w:b w:val="0"/>
+                <w:i w:val="0"/>
+                <w:color w:val="007A87"/>
+                <w:sz w:val="20"/>
+              </w:rPr>
+              <w:br/>
+              <w:t>じゅういち</w:t>
+            </w:r>
+            <w:r>
+              <w:rPr>
+                <w:rFonts w:ascii="Calibri" w:hAnsi="Calibri"/>
+                <w:b w:val="0"/>
+                <w:i/>
+                <w:color w:val="6B7B8D"/>
+                <w:sz w:val="14"/>
+              </w:rPr>
+              <w:br/>
+              <w:t>Ten + one.</w:t>
+            </w:r>
+          </w:p>
+        </w:tc>
+        <w:tc>
+          <w:tcPr>
+            <w:tcW w:type="dxa" w:w="4986"/>
+            <w:shd w:val="clear" w:color="auto" w:fill="FFFFFF"/>
+            <w:vAlign w:val="center"/>
+          </w:tcPr>
+          <w:p>
+            <w:pPr>
+              <w:spacing w:before="40" w:after="0"/>
+              <w:jc w:val="center"/>
+            </w:pPr>
+            <w:r>
+              <w:rPr>
+                <w:rFonts w:ascii="Calibri" w:hAnsi="Calibri"/>
+                <w:b/>
+                <w:i w:val="0"/>
+                <w:color w:val="1A1A2E"/>
+                <w:sz w:val="20"/>
+              </w:rPr>
+              <w:t>Twelve</w:t>
+            </w:r>
+          </w:p>
+          <w:p>
+            <w:pPr>
+              <w:spacing w:before="0" w:after="40"/>
+              <w:jc w:val="center"/>
+            </w:pPr>
+            <w:r>
+              <w:rPr>
+                <w:rFonts w:ascii="Calibri" w:hAnsi="Calibri"/>
+                <w:b/>
+                <w:i w:val="0"/>
+                <w:color w:val="1A3A5C"/>
+                <w:sz w:val="32"/>
+              </w:rPr>
+              <w:t>十二</w:t>
+            </w:r>
+            <w:r>
+              <w:rPr>
+                <w:rFonts w:ascii="Calibri" w:hAnsi="Calibri"/>
+                <w:b w:val="0"/>
+                <w:i w:val="0"/>
+                <w:color w:val="007A87"/>
+                <w:sz w:val="20"/>
+              </w:rPr>
+              <w:br/>
+              <w:t>じゅうに</w:t>
+            </w:r>
+            <w:r>
+              <w:rPr>
+                <w:rFonts w:ascii="Calibri" w:hAnsi="Calibri"/>
+                <w:b w:val="0"/>
+                <w:i/>
+                <w:color w:val="6B7B8D"/>
+                <w:sz w:val="14"/>
+              </w:rPr>
+              <w:br/>
+              <w:t>Ten + two.</w:t>
+            </w:r>
+          </w:p>
+        </w:tc>
+      </w:tr>
+      <w:tr>
+        <w:tc>
+          <w:tcPr>
+            <w:tcW w:type="dxa" w:w="4986"/>
+            <w:shd w:val="clear" w:color="auto" w:fill="F0F6FA"/>
+            <w:vAlign w:val="center"/>
+          </w:tcPr>
+          <w:p>
+            <w:pPr>
+              <w:spacing w:before="40" w:after="0"/>
+              <w:jc w:val="center"/>
+            </w:pPr>
+            <w:r>
+              <w:rPr>
+                <w:rFonts w:ascii="Calibri" w:hAnsi="Calibri"/>
+                <w:b/>
+                <w:i w:val="0"/>
+                <w:color w:val="1A1A2E"/>
+                <w:sz w:val="20"/>
+              </w:rPr>
+              <w:t>Thirteen</w:t>
+            </w:r>
+          </w:p>
+          <w:p>
+            <w:pPr>
+              <w:spacing w:before="0" w:after="40"/>
+              <w:jc w:val="center"/>
+            </w:pPr>
+            <w:r>
+              <w:rPr>
+                <w:rFonts w:ascii="Calibri" w:hAnsi="Calibri"/>
+                <w:b/>
+                <w:i w:val="0"/>
+                <w:color w:val="1A3A5C"/>
+                <w:sz w:val="32"/>
+              </w:rPr>
+              <w:t>十三</w:t>
+            </w:r>
+            <w:r>
+              <w:rPr>
+                <w:rFonts w:ascii="Calibri" w:hAnsi="Calibri"/>
+                <w:b w:val="0"/>
+                <w:i w:val="0"/>
+                <w:color w:val="007A87"/>
+                <w:sz w:val="20"/>
+              </w:rPr>
+              <w:br/>
+              <w:t>じゅうさん</w:t>
+            </w:r>
+          </w:p>
+        </w:tc>
+        <w:tc>
+          <w:tcPr>
+            <w:tcW w:type="dxa" w:w="4986"/>
+            <w:shd w:val="clear" w:color="auto" w:fill="F0F6FA"/>
+            <w:vAlign w:val="center"/>
+          </w:tcPr>
+          <w:p>
+            <w:pPr>
+              <w:spacing w:before="40" w:after="0"/>
+              <w:jc w:val="center"/>
+            </w:pPr>
+            <w:r>
+              <w:rPr>
+                <w:rFonts w:ascii="Calibri" w:hAnsi="Calibri"/>
+                <w:b/>
+                <w:i w:val="0"/>
+                <w:color w:val="1A1A2E"/>
+                <w:sz w:val="20"/>
+              </w:rPr>
+              <w:t>Fourteen</w:t>
+            </w:r>
+          </w:p>
+          <w:p>
+            <w:pPr>
+              <w:spacing w:before="0" w:after="40"/>
+              <w:jc w:val="center"/>
+            </w:pPr>
+            <w:r>
+              <w:rPr>
+                <w:rFonts w:ascii="Calibri" w:hAnsi="Calibri"/>
+                <w:b/>
+                <w:i w:val="0"/>
+                <w:color w:val="1A3A5C"/>
+                <w:sz w:val="32"/>
+              </w:rPr>
+              <w:t>十四</w:t>
+            </w:r>
+            <w:r>
+              <w:rPr>
+                <w:rFonts w:ascii="Calibri" w:hAnsi="Calibri"/>
+                <w:b w:val="0"/>
+                <w:i w:val="0"/>
+                <w:color w:val="007A87"/>
+                <w:sz w:val="20"/>
+              </w:rPr>
+              <w:br/>
+              <w:t>じゅうよん</w:t>
+            </w:r>
+          </w:p>
+        </w:tc>
+      </w:tr>
+      <w:tr>
+        <w:tc>
+          <w:tcPr>
+            <w:tcW w:type="dxa" w:w="4986"/>
+            <w:shd w:val="clear" w:color="auto" w:fill="FFFFFF"/>
+            <w:vAlign w:val="center"/>
+          </w:tcPr>
+          <w:p>
+            <w:pPr>
+              <w:spacing w:before="40" w:after="0"/>
+              <w:jc w:val="center"/>
+            </w:pPr>
+            <w:r>
+              <w:rPr>
+                <w:rFonts w:ascii="Calibri" w:hAnsi="Calibri"/>
+                <w:b/>
+                <w:i w:val="0"/>
+                <w:color w:val="1A1A2E"/>
+                <w:sz w:val="20"/>
+              </w:rPr>
+              <w:t>Fifteen</w:t>
+            </w:r>
+          </w:p>
+          <w:p>
+            <w:pPr>
+              <w:spacing w:before="0" w:after="40"/>
+              <w:jc w:val="center"/>
+            </w:pPr>
+            <w:r>
+              <w:rPr>
+                <w:rFonts w:ascii="Calibri" w:hAnsi="Calibri"/>
+                <w:b/>
+                <w:i w:val="0"/>
+                <w:color w:val="1A3A5C"/>
+                <w:sz w:val="32"/>
+              </w:rPr>
+              <w:t>十五</w:t>
+            </w:r>
+            <w:r>
+              <w:rPr>
+                <w:rFonts w:ascii="Calibri" w:hAnsi="Calibri"/>
+                <w:b w:val="0"/>
+                <w:i w:val="0"/>
+                <w:color w:val="007A87"/>
+                <w:sz w:val="20"/>
+              </w:rPr>
+              <w:br/>
+              <w:t>じゅうご</w:t>
+            </w:r>
+          </w:p>
+        </w:tc>
+        <w:tc>
+          <w:tcPr>
+            <w:tcW w:type="dxa" w:w="4986"/>
+            <w:shd w:val="clear" w:color="auto" w:fill="FFFFFF"/>
+            <w:vAlign w:val="center"/>
+          </w:tcPr>
+          <w:p>
+            <w:pPr>
+              <w:spacing w:before="40" w:after="0"/>
+              <w:jc w:val="center"/>
+            </w:pPr>
+            <w:r>
+              <w:rPr>
+                <w:rFonts w:ascii="Calibri" w:hAnsi="Calibri"/>
+                <w:b/>
+                <w:i w:val="0"/>
+                <w:color w:val="1A1A2E"/>
+                <w:sz w:val="20"/>
+              </w:rPr>
+              <w:t>Sixteen</w:t>
+            </w:r>
+          </w:p>
+          <w:p>
+            <w:pPr>
+              <w:spacing w:before="0" w:after="40"/>
+              <w:jc w:val="center"/>
+            </w:pPr>
+            <w:r>
+              <w:rPr>
+                <w:rFonts w:ascii="Calibri" w:hAnsi="Calibri"/>
+                <w:b/>
+                <w:i w:val="0"/>
+                <w:color w:val="1A3A5C"/>
+                <w:sz w:val="32"/>
+              </w:rPr>
+              <w:t>十六</w:t>
+            </w:r>
+            <w:r>
+              <w:rPr>
+                <w:rFonts w:ascii="Calibri" w:hAnsi="Calibri"/>
+                <w:b w:val="0"/>
+                <w:i w:val="0"/>
+                <w:color w:val="007A87"/>
+                <w:sz w:val="20"/>
+              </w:rPr>
+              <w:br/>
+              <w:t>じゅうろく</w:t>
+            </w:r>
+          </w:p>
+        </w:tc>
+      </w:tr>
+      <w:tr>
+        <w:tc>
+          <w:tcPr>
+            <w:tcW w:type="dxa" w:w="4986"/>
+            <w:shd w:val="clear" w:color="auto" w:fill="F0F6FA"/>
+            <w:vAlign w:val="center"/>
+          </w:tcPr>
+          <w:p>
+            <w:pPr>
+              <w:spacing w:before="40" w:after="0"/>
+              <w:jc w:val="center"/>
+            </w:pPr>
+            <w:r>
+              <w:rPr>
+                <w:rFonts w:ascii="Calibri" w:hAnsi="Calibri"/>
+                <w:b/>
+                <w:i w:val="0"/>
+                <w:color w:val="1A1A2E"/>
+                <w:sz w:val="20"/>
+              </w:rPr>
+              <w:t>Seventeen</w:t>
+            </w:r>
+          </w:p>
+          <w:p>
+            <w:pPr>
+              <w:spacing w:before="0" w:after="40"/>
+              <w:jc w:val="center"/>
+            </w:pPr>
+            <w:r>
+              <w:rPr>
+                <w:rFonts w:ascii="Calibri" w:hAnsi="Calibri"/>
+                <w:b/>
+                <w:i w:val="0"/>
+                <w:color w:val="1A3A5C"/>
+                <w:sz w:val="32"/>
+              </w:rPr>
+              <w:t>十七</w:t>
+            </w:r>
+            <w:r>
+              <w:rPr>
+                <w:rFonts w:ascii="Calibri" w:hAnsi="Calibri"/>
+                <w:b w:val="0"/>
+                <w:i w:val="0"/>
+                <w:color w:val="007A87"/>
+                <w:sz w:val="20"/>
+              </w:rPr>
+              <w:br/>
+              <w:t>じゅうなな</w:t>
+            </w:r>
+          </w:p>
+        </w:tc>
+        <w:tc>
+          <w:tcPr>
+            <w:tcW w:type="dxa" w:w="4986"/>
+            <w:shd w:val="clear" w:color="auto" w:fill="F0F6FA"/>
+            <w:vAlign w:val="center"/>
+          </w:tcPr>
+          <w:p>
+            <w:pPr>
+              <w:spacing w:before="40" w:after="0"/>
+              <w:jc w:val="center"/>
+            </w:pPr>
+            <w:r>
+              <w:rPr>
+                <w:rFonts w:ascii="Calibri" w:hAnsi="Calibri"/>
+                <w:b/>
+                <w:i w:val="0"/>
+                <w:color w:val="1A1A2E"/>
+                <w:sz w:val="20"/>
+              </w:rPr>
+              <w:t>Eighteen</w:t>
+            </w:r>
+          </w:p>
+          <w:p>
+            <w:pPr>
+              <w:spacing w:before="0" w:after="40"/>
+              <w:jc w:val="center"/>
+            </w:pPr>
+            <w:r>
+              <w:rPr>
+                <w:rFonts w:ascii="Calibri" w:hAnsi="Calibri"/>
+                <w:b/>
+                <w:i w:val="0"/>
+                <w:color w:val="1A3A5C"/>
+                <w:sz w:val="32"/>
+              </w:rPr>
+              <w:t>十八</w:t>
+            </w:r>
+            <w:r>
+              <w:rPr>
+                <w:rFonts w:ascii="Calibri" w:hAnsi="Calibri"/>
+                <w:b w:val="0"/>
+                <w:i w:val="0"/>
+                <w:color w:val="007A87"/>
+                <w:sz w:val="20"/>
+              </w:rPr>
+              <w:br/>
+              <w:t>じゅうはち</w:t>
+            </w:r>
+          </w:p>
+        </w:tc>
+      </w:tr>
+      <w:tr>
+        <w:tc>
+          <w:tcPr>
+            <w:tcW w:type="dxa" w:w="4986"/>
+            <w:shd w:val="clear" w:color="auto" w:fill="FFFFFF"/>
+            <w:vAlign w:val="center"/>
+          </w:tcPr>
+          <w:p>
+            <w:pPr>
+              <w:spacing w:before="40" w:after="0"/>
+              <w:jc w:val="center"/>
+            </w:pPr>
+            <w:r>
+              <w:rPr>
+                <w:rFonts w:ascii="Calibri" w:hAnsi="Calibri"/>
+                <w:b/>
+                <w:i w:val="0"/>
+                <w:color w:val="1A1A2E"/>
+                <w:sz w:val="20"/>
+              </w:rPr>
+              <w:t>Nineteen</w:t>
+            </w:r>
+          </w:p>
+          <w:p>
+            <w:pPr>
+              <w:spacing w:before="0" w:after="40"/>
+              <w:jc w:val="center"/>
+            </w:pPr>
+            <w:r>
+              <w:rPr>
+                <w:rFonts w:ascii="Calibri" w:hAnsi="Calibri"/>
+                <w:b/>
+                <w:i w:val="0"/>
+                <w:color w:val="1A3A5C"/>
+                <w:sz w:val="32"/>
+              </w:rPr>
+              <w:t>十九</w:t>
+            </w:r>
+            <w:r>
+              <w:rPr>
+                <w:rFonts w:ascii="Calibri" w:hAnsi="Calibri"/>
+                <w:b w:val="0"/>
+                <w:i w:val="0"/>
+                <w:color w:val="007A87"/>
+                <w:sz w:val="20"/>
+              </w:rPr>
+              <w:br/>
+              <w:t>じゅうきゅう</w:t>
+            </w:r>
+          </w:p>
+        </w:tc>
+        <w:tc>
+          <w:tcPr>
+            <w:tcW w:type="dxa" w:w="4986"/>
+            <w:shd w:val="clear" w:color="auto" w:fill="FFFFFF"/>
+            <w:vAlign w:val="center"/>
+          </w:tcPr>
+          <w:p>
+            <w:pPr>
+              <w:spacing w:before="40" w:after="0"/>
+              <w:jc w:val="center"/>
+            </w:pPr>
+            <w:r>
+              <w:rPr>
+                <w:rFonts w:ascii="Calibri" w:hAnsi="Calibri"/>
+                <w:b/>
+                <w:i w:val="0"/>
+                <w:color w:val="1A1A2E"/>
+                <w:sz w:val="20"/>
+              </w:rPr>
+              <w:t>Twenty</w:t>
+            </w:r>
+          </w:p>
+          <w:p>
+            <w:pPr>
+              <w:spacing w:before="0" w:after="40"/>
+              <w:jc w:val="center"/>
+            </w:pPr>
+            <w:r>
+              <w:rPr>
+                <w:rFonts w:ascii="Calibri" w:hAnsi="Calibri"/>
+                <w:b/>
+                <w:i w:val="0"/>
+                <w:color w:val="1A3A5C"/>
+                <w:sz w:val="32"/>
+              </w:rPr>
+              <w:t>二十</w:t>
+            </w:r>
+            <w:r>
+              <w:rPr>
+                <w:rFonts w:ascii="Calibri" w:hAnsi="Calibri"/>
+                <w:b w:val="0"/>
+                <w:i w:val="0"/>
+                <w:color w:val="007A87"/>
+                <w:sz w:val="20"/>
+              </w:rPr>
+              <w:br/>
+              <w:t>にじゅう</w:t>
+            </w:r>
+            <w:r>
+              <w:rPr>
+                <w:rFonts w:ascii="Calibri" w:hAnsi="Calibri"/>
+                <w:b w:val="0"/>
+                <w:i/>
+                <w:color w:val="6B7B8D"/>
+                <w:sz w:val="14"/>
+              </w:rPr>
+              <w:br/>
+              <w:t>Two × ten.</w:t>
             </w:r>
           </w:p>
         </w:tc>
@@ -5058,22 +5933,43 @@
     </w:tbl>
     <w:p>
       <w:pPr>
-        <w:spacing w:after="40"/>
+        <w:spacing w:before="0" w:after="0"/>
       </w:pPr>
+      <w:r>
+        <w:br w:type="page"/>
+      </w:r>
     </w:p>
     <w:p>
       <w:pPr>
-        <w:spacing w:before="120" w:after="40"/>
+        <w:spacing w:before="0" w:after="40"/>
+        <w:jc w:val="center"/>
+      </w:pPr>
+      <w:r>
+        <w:rPr>
+          <w:rFonts w:ascii="Calibri" w:hAnsi="Calibri"/>
+          <w:b w:val="0"/>
+          <w:i w:val="0"/>
+          <w:color w:val="6B7B8D"/>
+          <w:sz w:val="20"/>
+        </w:rPr>
+        <w:t>Answer Key — Teacher Copy  ·  Page 5 of 7</w:t>
+      </w:r>
+    </w:p>
+    <w:p>
+      <w:pPr>
+        <w:spacing w:before="60" w:after="40"/>
+        <w:ind w:left="170"/>
+        <w:shd w:val="clear" w:color="auto" w:fill="1A1A2E"/>
       </w:pPr>
       <w:r>
         <w:rPr>
           <w:rFonts w:ascii="Calibri" w:hAnsi="Calibri"/>
           <w:b/>
           <w:i w:val="0"/>
-          <w:color w:val="1A3A5C"/>
-          <w:sz w:val="28"/>
+          <w:color w:val="FFFFFF"/>
+          <w:sz w:val="24"/>
         </w:rPr>
-        <w:t>Part 1 — Write the Numbers (Answers)</w:t>
+        <w:t>Page 5 — Writing Answer Key</w:t>
       </w:r>
     </w:p>
     <w:tbl>
@@ -5083,16 +5979,15 @@
         <w:tblLook w:firstColumn="1" w:firstRow="1" w:lastColumn="0" w:lastRow="0" w:noHBand="0" w:noVBand="1" w:val="04A0"/>
       </w:tblPr>
       <w:tblGrid>
-        <w:gridCol w:w="1994"/>
-        <w:gridCol w:w="1994"/>
-        <w:gridCol w:w="1994"/>
-        <w:gridCol w:w="1994"/>
-        <w:gridCol w:w="1994"/>
+        <w:gridCol w:w="2493"/>
+        <w:gridCol w:w="2493"/>
+        <w:gridCol w:w="2493"/>
+        <w:gridCol w:w="2493"/>
       </w:tblGrid>
       <w:tr>
         <w:tc>
           <w:tcPr>
-            <w:tcW w:type="dxa" w:w="1994"/>
+            <w:tcW w:type="dxa" w:w="2493"/>
             <w:shd w:val="clear" w:color="auto" w:fill="1A3A5C"/>
             <w:vAlign w:val="center"/>
           </w:tcPr>
@@ -5115,7 +6010,7 @@
         </w:tc>
         <w:tc>
           <w:tcPr>
-            <w:tcW w:type="dxa" w:w="1994"/>
+            <w:tcW w:type="dxa" w:w="2493"/>
             <w:shd w:val="clear" w:color="auto" w:fill="1A3A5C"/>
             <w:vAlign w:val="center"/>
           </w:tcPr>
@@ -5138,7 +6033,7 @@
         </w:tc>
         <w:tc>
           <w:tcPr>
-            <w:tcW w:type="dxa" w:w="1994"/>
+            <w:tcW w:type="dxa" w:w="2493"/>
             <w:shd w:val="clear" w:color="auto" w:fill="1A3A5C"/>
             <w:vAlign w:val="center"/>
           </w:tcPr>
@@ -5161,7 +6056,7 @@
         </w:tc>
         <w:tc>
           <w:tcPr>
-            <w:tcW w:type="dxa" w:w="1994"/>
+            <w:tcW w:type="dxa" w:w="2493"/>
             <w:shd w:val="clear" w:color="auto" w:fill="1A3A5C"/>
             <w:vAlign w:val="center"/>
           </w:tcPr>
@@ -5179,29 +6074,6 @@
                 <w:sz w:val="20"/>
               </w:rPr>
               <w:t>Hiragana</w:t>
-            </w:r>
-          </w:p>
-        </w:tc>
-        <w:tc>
-          <w:tcPr>
-            <w:tcW w:type="dxa" w:w="1994"/>
-            <w:shd w:val="clear" w:color="auto" w:fill="1A3A5C"/>
-            <w:vAlign w:val="center"/>
-          </w:tcPr>
-          <w:p>
-            <w:pPr>
-              <w:spacing w:before="40" w:after="40"/>
-              <w:jc w:val="center"/>
-            </w:pPr>
-            <w:r>
-              <w:rPr>
-                <w:rFonts w:ascii="Calibri" w:hAnsi="Calibri"/>
-                <w:b/>
-                <w:i w:val="0"/>
-                <w:color w:val="FFFFFF"/>
-                <w:sz w:val="20"/>
-              </w:rPr>
-              <w:t>Romaji</w:t>
             </w:r>
           </w:p>
         </w:tc>
@@ -5209,7 +6081,7 @@
       <w:tr>
         <w:tc>
           <w:tcPr>
-            <w:tcW w:type="dxa" w:w="1994"/>
+            <w:tcW w:type="dxa" w:w="2493"/>
             <w:shd w:val="clear" w:color="auto" w:fill="F0F6FA"/>
             <w:vAlign w:val="center"/>
           </w:tcPr>
@@ -5231,7 +6103,7 @@
         </w:tc>
         <w:tc>
           <w:tcPr>
-            <w:tcW w:type="dxa" w:w="1994"/>
+            <w:tcW w:type="dxa" w:w="2493"/>
             <w:shd w:val="clear" w:color="auto" w:fill="F0F6FA"/>
             <w:vAlign w:val="center"/>
           </w:tcPr>
@@ -5253,7 +6125,7 @@
         </w:tc>
         <w:tc>
           <w:tcPr>
-            <w:tcW w:type="dxa" w:w="1994"/>
+            <w:tcW w:type="dxa" w:w="2493"/>
             <w:shd w:val="clear" w:color="auto" w:fill="F0F6FA"/>
             <w:vAlign w:val="center"/>
           </w:tcPr>
@@ -5276,7 +6148,7 @@
         </w:tc>
         <w:tc>
           <w:tcPr>
-            <w:tcW w:type="dxa" w:w="1994"/>
+            <w:tcW w:type="dxa" w:w="2493"/>
             <w:shd w:val="clear" w:color="auto" w:fill="F0F6FA"/>
             <w:vAlign w:val="center"/>
           </w:tcPr>
@@ -5293,28 +6165,6 @@
                 <w:sz w:val="20"/>
               </w:rPr>
               <w:t>いち</w:t>
-            </w:r>
-          </w:p>
-        </w:tc>
-        <w:tc>
-          <w:tcPr>
-            <w:tcW w:type="dxa" w:w="1994"/>
-            <w:shd w:val="clear" w:color="auto" w:fill="F0F6FA"/>
-            <w:vAlign w:val="center"/>
-          </w:tcPr>
-          <w:p>
-            <w:pPr>
-              <w:spacing w:before="40" w:after="40"/>
-            </w:pPr>
-            <w:r>
-              <w:rPr>
-                <w:rFonts w:ascii="Calibri" w:hAnsi="Calibri"/>
-                <w:b w:val="0"/>
-                <w:i w:val="0"/>
-                <w:color w:val="1A1A2E"/>
-                <w:sz w:val="18"/>
-              </w:rPr>
-              <w:t>ichi</w:t>
             </w:r>
           </w:p>
         </w:tc>
@@ -5322,7 +6172,7 @@
       <w:tr>
         <w:tc>
           <w:tcPr>
-            <w:tcW w:type="dxa" w:w="1994"/>
+            <w:tcW w:type="dxa" w:w="2493"/>
             <w:shd w:val="clear" w:color="auto" w:fill="FFFFFF"/>
             <w:vAlign w:val="center"/>
           </w:tcPr>
@@ -5344,7 +6194,7 @@
         </w:tc>
         <w:tc>
           <w:tcPr>
-            <w:tcW w:type="dxa" w:w="1994"/>
+            <w:tcW w:type="dxa" w:w="2493"/>
             <w:shd w:val="clear" w:color="auto" w:fill="FFFFFF"/>
             <w:vAlign w:val="center"/>
           </w:tcPr>
@@ -5366,7 +6216,7 @@
         </w:tc>
         <w:tc>
           <w:tcPr>
-            <w:tcW w:type="dxa" w:w="1994"/>
+            <w:tcW w:type="dxa" w:w="2493"/>
             <w:shd w:val="clear" w:color="auto" w:fill="FFFFFF"/>
             <w:vAlign w:val="center"/>
           </w:tcPr>
@@ -5389,7 +6239,7 @@
         </w:tc>
         <w:tc>
           <w:tcPr>
-            <w:tcW w:type="dxa" w:w="1994"/>
+            <w:tcW w:type="dxa" w:w="2493"/>
             <w:shd w:val="clear" w:color="auto" w:fill="FFFFFF"/>
             <w:vAlign w:val="center"/>
           </w:tcPr>
@@ -5406,28 +6256,6 @@
                 <w:sz w:val="20"/>
               </w:rPr>
               <w:t>に</w:t>
-            </w:r>
-          </w:p>
-        </w:tc>
-        <w:tc>
-          <w:tcPr>
-            <w:tcW w:type="dxa" w:w="1994"/>
-            <w:shd w:val="clear" w:color="auto" w:fill="FFFFFF"/>
-            <w:vAlign w:val="center"/>
-          </w:tcPr>
-          <w:p>
-            <w:pPr>
-              <w:spacing w:before="40" w:after="40"/>
-            </w:pPr>
-            <w:r>
-              <w:rPr>
-                <w:rFonts w:ascii="Calibri" w:hAnsi="Calibri"/>
-                <w:b w:val="0"/>
-                <w:i w:val="0"/>
-                <w:color w:val="1A1A2E"/>
-                <w:sz w:val="18"/>
-              </w:rPr>
-              <w:t>ni</w:t>
             </w:r>
           </w:p>
         </w:tc>
@@ -5435,7 +6263,7 @@
       <w:tr>
         <w:tc>
           <w:tcPr>
-            <w:tcW w:type="dxa" w:w="1994"/>
+            <w:tcW w:type="dxa" w:w="2493"/>
             <w:shd w:val="clear" w:color="auto" w:fill="F0F6FA"/>
             <w:vAlign w:val="center"/>
           </w:tcPr>
@@ -5457,7 +6285,7 @@
         </w:tc>
         <w:tc>
           <w:tcPr>
-            <w:tcW w:type="dxa" w:w="1994"/>
+            <w:tcW w:type="dxa" w:w="2493"/>
             <w:shd w:val="clear" w:color="auto" w:fill="F0F6FA"/>
             <w:vAlign w:val="center"/>
           </w:tcPr>
@@ -5479,7 +6307,7 @@
         </w:tc>
         <w:tc>
           <w:tcPr>
-            <w:tcW w:type="dxa" w:w="1994"/>
+            <w:tcW w:type="dxa" w:w="2493"/>
             <w:shd w:val="clear" w:color="auto" w:fill="F0F6FA"/>
             <w:vAlign w:val="center"/>
           </w:tcPr>
@@ -5502,7 +6330,7 @@
         </w:tc>
         <w:tc>
           <w:tcPr>
-            <w:tcW w:type="dxa" w:w="1994"/>
+            <w:tcW w:type="dxa" w:w="2493"/>
             <w:shd w:val="clear" w:color="auto" w:fill="F0F6FA"/>
             <w:vAlign w:val="center"/>
           </w:tcPr>
@@ -5519,28 +6347,6 @@
                 <w:sz w:val="20"/>
               </w:rPr>
               <w:t>さん</w:t>
-            </w:r>
-          </w:p>
-        </w:tc>
-        <w:tc>
-          <w:tcPr>
-            <w:tcW w:type="dxa" w:w="1994"/>
-            <w:shd w:val="clear" w:color="auto" w:fill="F0F6FA"/>
-            <w:vAlign w:val="center"/>
-          </w:tcPr>
-          <w:p>
-            <w:pPr>
-              <w:spacing w:before="40" w:after="40"/>
-            </w:pPr>
-            <w:r>
-              <w:rPr>
-                <w:rFonts w:ascii="Calibri" w:hAnsi="Calibri"/>
-                <w:b w:val="0"/>
-                <w:i w:val="0"/>
-                <w:color w:val="1A1A2E"/>
-                <w:sz w:val="18"/>
-              </w:rPr>
-              <w:t>san</w:t>
             </w:r>
           </w:p>
         </w:tc>
@@ -5548,7 +6354,7 @@
       <w:tr>
         <w:tc>
           <w:tcPr>
-            <w:tcW w:type="dxa" w:w="1994"/>
+            <w:tcW w:type="dxa" w:w="2493"/>
             <w:shd w:val="clear" w:color="auto" w:fill="FFFFFF"/>
             <w:vAlign w:val="center"/>
           </w:tcPr>
@@ -5570,7 +6376,7 @@
         </w:tc>
         <w:tc>
           <w:tcPr>
-            <w:tcW w:type="dxa" w:w="1994"/>
+            <w:tcW w:type="dxa" w:w="2493"/>
             <w:shd w:val="clear" w:color="auto" w:fill="FFFFFF"/>
             <w:vAlign w:val="center"/>
           </w:tcPr>
@@ -5592,7 +6398,7 @@
         </w:tc>
         <w:tc>
           <w:tcPr>
-            <w:tcW w:type="dxa" w:w="1994"/>
+            <w:tcW w:type="dxa" w:w="2493"/>
             <w:shd w:val="clear" w:color="auto" w:fill="FFFFFF"/>
             <w:vAlign w:val="center"/>
           </w:tcPr>
@@ -5615,7 +6421,7 @@
         </w:tc>
         <w:tc>
           <w:tcPr>
-            <w:tcW w:type="dxa" w:w="1994"/>
+            <w:tcW w:type="dxa" w:w="2493"/>
             <w:shd w:val="clear" w:color="auto" w:fill="FFFFFF"/>
             <w:vAlign w:val="center"/>
           </w:tcPr>
@@ -5633,29 +6439,6 @@
               </w:rPr>
               <w:t>し / よん</w:t>
             </w:r>
-          </w:p>
-        </w:tc>
-        <w:tc>
-          <w:tcPr>
-            <w:tcW w:type="dxa" w:w="1994"/>
-            <w:shd w:val="clear" w:color="auto" w:fill="FFFFFF"/>
-            <w:vAlign w:val="center"/>
-          </w:tcPr>
-          <w:p>
-            <w:pPr>
-              <w:spacing w:before="40" w:after="40"/>
-            </w:pPr>
-            <w:r>
-              <w:rPr>
-                <w:rFonts w:ascii="Calibri" w:hAnsi="Calibri"/>
-                <w:b w:val="0"/>
-                <w:i w:val="0"/>
-                <w:color w:val="1A1A2E"/>
-                <w:sz w:val="18"/>
-              </w:rPr>
-              <w:t>shi / yon</w:t>
-            </w:r>
-            <w:r/>
             <w:r>
               <w:rPr>
                 <w:rFonts w:ascii="Calibri" w:hAnsi="Calibri"/>
@@ -5664,7 +6447,8 @@
                 <w:color w:val="6B7B8D"/>
                 <w:sz w:val="16"/>
               </w:rPr>
-              <w:t xml:space="preserve">  ★ Both are used; よん is safer in daily speech.</w:t>
+              <w:br/>
+              <w:t>★ Both are used; よん is safer in daily speech.</w:t>
             </w:r>
           </w:p>
         </w:tc>
@@ -5672,7 +6456,7 @@
       <w:tr>
         <w:tc>
           <w:tcPr>
-            <w:tcW w:type="dxa" w:w="1994"/>
+            <w:tcW w:type="dxa" w:w="2493"/>
             <w:shd w:val="clear" w:color="auto" w:fill="F0F6FA"/>
             <w:vAlign w:val="center"/>
           </w:tcPr>
@@ -5694,7 +6478,7 @@
         </w:tc>
         <w:tc>
           <w:tcPr>
-            <w:tcW w:type="dxa" w:w="1994"/>
+            <w:tcW w:type="dxa" w:w="2493"/>
             <w:shd w:val="clear" w:color="auto" w:fill="F0F6FA"/>
             <w:vAlign w:val="center"/>
           </w:tcPr>
@@ -5716,7 +6500,7 @@
         </w:tc>
         <w:tc>
           <w:tcPr>
-            <w:tcW w:type="dxa" w:w="1994"/>
+            <w:tcW w:type="dxa" w:w="2493"/>
             <w:shd w:val="clear" w:color="auto" w:fill="F0F6FA"/>
             <w:vAlign w:val="center"/>
           </w:tcPr>
@@ -5739,7 +6523,7 @@
         </w:tc>
         <w:tc>
           <w:tcPr>
-            <w:tcW w:type="dxa" w:w="1994"/>
+            <w:tcW w:type="dxa" w:w="2493"/>
             <w:shd w:val="clear" w:color="auto" w:fill="F0F6FA"/>
             <w:vAlign w:val="center"/>
           </w:tcPr>
@@ -5756,28 +6540,6 @@
                 <w:sz w:val="20"/>
               </w:rPr>
               <w:t>ご</w:t>
-            </w:r>
-          </w:p>
-        </w:tc>
-        <w:tc>
-          <w:tcPr>
-            <w:tcW w:type="dxa" w:w="1994"/>
-            <w:shd w:val="clear" w:color="auto" w:fill="F0F6FA"/>
-            <w:vAlign w:val="center"/>
-          </w:tcPr>
-          <w:p>
-            <w:pPr>
-              <w:spacing w:before="40" w:after="40"/>
-            </w:pPr>
-            <w:r>
-              <w:rPr>
-                <w:rFonts w:ascii="Calibri" w:hAnsi="Calibri"/>
-                <w:b w:val="0"/>
-                <w:i w:val="0"/>
-                <w:color w:val="1A1A2E"/>
-                <w:sz w:val="18"/>
-              </w:rPr>
-              <w:t>go</w:t>
             </w:r>
           </w:p>
         </w:tc>
@@ -5785,7 +6547,7 @@
       <w:tr>
         <w:tc>
           <w:tcPr>
-            <w:tcW w:type="dxa" w:w="1994"/>
+            <w:tcW w:type="dxa" w:w="2493"/>
             <w:shd w:val="clear" w:color="auto" w:fill="FFFFFF"/>
             <w:vAlign w:val="center"/>
           </w:tcPr>
@@ -5807,7 +6569,7 @@
         </w:tc>
         <w:tc>
           <w:tcPr>
-            <w:tcW w:type="dxa" w:w="1994"/>
+            <w:tcW w:type="dxa" w:w="2493"/>
             <w:shd w:val="clear" w:color="auto" w:fill="FFFFFF"/>
             <w:vAlign w:val="center"/>
           </w:tcPr>
@@ -5829,7 +6591,7 @@
         </w:tc>
         <w:tc>
           <w:tcPr>
-            <w:tcW w:type="dxa" w:w="1994"/>
+            <w:tcW w:type="dxa" w:w="2493"/>
             <w:shd w:val="clear" w:color="auto" w:fill="FFFFFF"/>
             <w:vAlign w:val="center"/>
           </w:tcPr>
@@ -5852,7 +6614,7 @@
         </w:tc>
         <w:tc>
           <w:tcPr>
-            <w:tcW w:type="dxa" w:w="1994"/>
+            <w:tcW w:type="dxa" w:w="2493"/>
             <w:shd w:val="clear" w:color="auto" w:fill="FFFFFF"/>
             <w:vAlign w:val="center"/>
           </w:tcPr>
@@ -5869,28 +6631,6 @@
                 <w:sz w:val="20"/>
               </w:rPr>
               <w:t>ろく</w:t>
-            </w:r>
-          </w:p>
-        </w:tc>
-        <w:tc>
-          <w:tcPr>
-            <w:tcW w:type="dxa" w:w="1994"/>
-            <w:shd w:val="clear" w:color="auto" w:fill="FFFFFF"/>
-            <w:vAlign w:val="center"/>
-          </w:tcPr>
-          <w:p>
-            <w:pPr>
-              <w:spacing w:before="40" w:after="40"/>
-            </w:pPr>
-            <w:r>
-              <w:rPr>
-                <w:rFonts w:ascii="Calibri" w:hAnsi="Calibri"/>
-                <w:b w:val="0"/>
-                <w:i w:val="0"/>
-                <w:color w:val="1A1A2E"/>
-                <w:sz w:val="18"/>
-              </w:rPr>
-              <w:t>roku</w:t>
             </w:r>
           </w:p>
         </w:tc>
@@ -5898,7 +6638,7 @@
       <w:tr>
         <w:tc>
           <w:tcPr>
-            <w:tcW w:type="dxa" w:w="1994"/>
+            <w:tcW w:type="dxa" w:w="2493"/>
             <w:shd w:val="clear" w:color="auto" w:fill="F0F6FA"/>
             <w:vAlign w:val="center"/>
           </w:tcPr>
@@ -5920,7 +6660,7 @@
         </w:tc>
         <w:tc>
           <w:tcPr>
-            <w:tcW w:type="dxa" w:w="1994"/>
+            <w:tcW w:type="dxa" w:w="2493"/>
             <w:shd w:val="clear" w:color="auto" w:fill="F0F6FA"/>
             <w:vAlign w:val="center"/>
           </w:tcPr>
@@ -5942,7 +6682,7 @@
         </w:tc>
         <w:tc>
           <w:tcPr>
-            <w:tcW w:type="dxa" w:w="1994"/>
+            <w:tcW w:type="dxa" w:w="2493"/>
             <w:shd w:val="clear" w:color="auto" w:fill="F0F6FA"/>
             <w:vAlign w:val="center"/>
           </w:tcPr>
@@ -5965,7 +6705,7 @@
         </w:tc>
         <w:tc>
           <w:tcPr>
-            <w:tcW w:type="dxa" w:w="1994"/>
+            <w:tcW w:type="dxa" w:w="2493"/>
             <w:shd w:val="clear" w:color="auto" w:fill="F0F6FA"/>
             <w:vAlign w:val="center"/>
           </w:tcPr>
@@ -5983,29 +6723,6 @@
               </w:rPr>
               <w:t>しち / なな</w:t>
             </w:r>
-          </w:p>
-        </w:tc>
-        <w:tc>
-          <w:tcPr>
-            <w:tcW w:type="dxa" w:w="1994"/>
-            <w:shd w:val="clear" w:color="auto" w:fill="F0F6FA"/>
-            <w:vAlign w:val="center"/>
-          </w:tcPr>
-          <w:p>
-            <w:pPr>
-              <w:spacing w:before="40" w:after="40"/>
-            </w:pPr>
-            <w:r>
-              <w:rPr>
-                <w:rFonts w:ascii="Calibri" w:hAnsi="Calibri"/>
-                <w:b w:val="0"/>
-                <w:i w:val="0"/>
-                <w:color w:val="1A1A2E"/>
-                <w:sz w:val="18"/>
-              </w:rPr>
-              <w:t>shichi / nana</w:t>
-            </w:r>
-            <w:r/>
             <w:r>
               <w:rPr>
                 <w:rFonts w:ascii="Calibri" w:hAnsi="Calibri"/>
@@ -6014,7 +6731,8 @@
                 <w:color w:val="6B7B8D"/>
                 <w:sz w:val="16"/>
               </w:rPr>
-              <w:t xml:space="preserve">  ★ なな is more common in daily speech.</w:t>
+              <w:br/>
+              <w:t>★ なな is more common in daily speech.</w:t>
             </w:r>
           </w:p>
         </w:tc>
@@ -6022,7 +6740,7 @@
       <w:tr>
         <w:tc>
           <w:tcPr>
-            <w:tcW w:type="dxa" w:w="1994"/>
+            <w:tcW w:type="dxa" w:w="2493"/>
             <w:shd w:val="clear" w:color="auto" w:fill="FFFFFF"/>
             <w:vAlign w:val="center"/>
           </w:tcPr>
@@ -6044,7 +6762,7 @@
         </w:tc>
         <w:tc>
           <w:tcPr>
-            <w:tcW w:type="dxa" w:w="1994"/>
+            <w:tcW w:type="dxa" w:w="2493"/>
             <w:shd w:val="clear" w:color="auto" w:fill="FFFFFF"/>
             <w:vAlign w:val="center"/>
           </w:tcPr>
@@ -6066,7 +6784,7 @@
         </w:tc>
         <w:tc>
           <w:tcPr>
-            <w:tcW w:type="dxa" w:w="1994"/>
+            <w:tcW w:type="dxa" w:w="2493"/>
             <w:shd w:val="clear" w:color="auto" w:fill="FFFFFF"/>
             <w:vAlign w:val="center"/>
           </w:tcPr>
@@ -6089,7 +6807,7 @@
         </w:tc>
         <w:tc>
           <w:tcPr>
-            <w:tcW w:type="dxa" w:w="1994"/>
+            <w:tcW w:type="dxa" w:w="2493"/>
             <w:shd w:val="clear" w:color="auto" w:fill="FFFFFF"/>
             <w:vAlign w:val="center"/>
           </w:tcPr>
@@ -6106,28 +6824,6 @@
                 <w:sz w:val="20"/>
               </w:rPr>
               <w:t>はち</w:t>
-            </w:r>
-          </w:p>
-        </w:tc>
-        <w:tc>
-          <w:tcPr>
-            <w:tcW w:type="dxa" w:w="1994"/>
-            <w:shd w:val="clear" w:color="auto" w:fill="FFFFFF"/>
-            <w:vAlign w:val="center"/>
-          </w:tcPr>
-          <w:p>
-            <w:pPr>
-              <w:spacing w:before="40" w:after="40"/>
-            </w:pPr>
-            <w:r>
-              <w:rPr>
-                <w:rFonts w:ascii="Calibri" w:hAnsi="Calibri"/>
-                <w:b w:val="0"/>
-                <w:i w:val="0"/>
-                <w:color w:val="1A1A2E"/>
-                <w:sz w:val="18"/>
-              </w:rPr>
-              <w:t>hachi</w:t>
             </w:r>
           </w:p>
         </w:tc>
@@ -6135,7 +6831,7 @@
       <w:tr>
         <w:tc>
           <w:tcPr>
-            <w:tcW w:type="dxa" w:w="1994"/>
+            <w:tcW w:type="dxa" w:w="2493"/>
             <w:shd w:val="clear" w:color="auto" w:fill="F0F6FA"/>
             <w:vAlign w:val="center"/>
           </w:tcPr>
@@ -6157,7 +6853,7 @@
         </w:tc>
         <w:tc>
           <w:tcPr>
-            <w:tcW w:type="dxa" w:w="1994"/>
+            <w:tcW w:type="dxa" w:w="2493"/>
             <w:shd w:val="clear" w:color="auto" w:fill="F0F6FA"/>
             <w:vAlign w:val="center"/>
           </w:tcPr>
@@ -6179,7 +6875,7 @@
         </w:tc>
         <w:tc>
           <w:tcPr>
-            <w:tcW w:type="dxa" w:w="1994"/>
+            <w:tcW w:type="dxa" w:w="2493"/>
             <w:shd w:val="clear" w:color="auto" w:fill="F0F6FA"/>
             <w:vAlign w:val="center"/>
           </w:tcPr>
@@ -6202,7 +6898,7 @@
         </w:tc>
         <w:tc>
           <w:tcPr>
-            <w:tcW w:type="dxa" w:w="1994"/>
+            <w:tcW w:type="dxa" w:w="2493"/>
             <w:shd w:val="clear" w:color="auto" w:fill="F0F6FA"/>
             <w:vAlign w:val="center"/>
           </w:tcPr>
@@ -6220,29 +6916,6 @@
               </w:rPr>
               <w:t>く / きゅう</w:t>
             </w:r>
-          </w:p>
-        </w:tc>
-        <w:tc>
-          <w:tcPr>
-            <w:tcW w:type="dxa" w:w="1994"/>
-            <w:shd w:val="clear" w:color="auto" w:fill="F0F6FA"/>
-            <w:vAlign w:val="center"/>
-          </w:tcPr>
-          <w:p>
-            <w:pPr>
-              <w:spacing w:before="40" w:after="40"/>
-            </w:pPr>
-            <w:r>
-              <w:rPr>
-                <w:rFonts w:ascii="Calibri" w:hAnsi="Calibri"/>
-                <w:b w:val="0"/>
-                <w:i w:val="0"/>
-                <w:color w:val="1A1A2E"/>
-                <w:sz w:val="18"/>
-              </w:rPr>
-              <w:t>ku / kyuu</w:t>
-            </w:r>
-            <w:r/>
             <w:r>
               <w:rPr>
                 <w:rFonts w:ascii="Calibri" w:hAnsi="Calibri"/>
@@ -6251,7 +6924,8 @@
                 <w:color w:val="6B7B8D"/>
                 <w:sz w:val="16"/>
               </w:rPr>
-              <w:t xml:space="preserve">  ★ きゅう is preferred in most contexts.</w:t>
+              <w:br/>
+              <w:t>★ きゅう is preferred in most contexts.</w:t>
             </w:r>
           </w:p>
         </w:tc>
@@ -6259,7 +6933,7 @@
       <w:tr>
         <w:tc>
           <w:tcPr>
-            <w:tcW w:type="dxa" w:w="1994"/>
+            <w:tcW w:type="dxa" w:w="2493"/>
             <w:shd w:val="clear" w:color="auto" w:fill="FFFFFF"/>
             <w:vAlign w:val="center"/>
           </w:tcPr>
@@ -6281,7 +6955,7 @@
         </w:tc>
         <w:tc>
           <w:tcPr>
-            <w:tcW w:type="dxa" w:w="1994"/>
+            <w:tcW w:type="dxa" w:w="2493"/>
             <w:shd w:val="clear" w:color="auto" w:fill="FFFFFF"/>
             <w:vAlign w:val="center"/>
           </w:tcPr>
@@ -6303,7 +6977,7 @@
         </w:tc>
         <w:tc>
           <w:tcPr>
-            <w:tcW w:type="dxa" w:w="1994"/>
+            <w:tcW w:type="dxa" w:w="2493"/>
             <w:shd w:val="clear" w:color="auto" w:fill="FFFFFF"/>
             <w:vAlign w:val="center"/>
           </w:tcPr>
@@ -6326,7 +7000,7 @@
         </w:tc>
         <w:tc>
           <w:tcPr>
-            <w:tcW w:type="dxa" w:w="1994"/>
+            <w:tcW w:type="dxa" w:w="2493"/>
             <w:shd w:val="clear" w:color="auto" w:fill="FFFFFF"/>
             <w:vAlign w:val="center"/>
           </w:tcPr>
@@ -6343,28 +7017,6 @@
                 <w:sz w:val="20"/>
               </w:rPr>
               <w:t>じゅう</w:t>
-            </w:r>
-          </w:p>
-        </w:tc>
-        <w:tc>
-          <w:tcPr>
-            <w:tcW w:type="dxa" w:w="1994"/>
-            <w:shd w:val="clear" w:color="auto" w:fill="FFFFFF"/>
-            <w:vAlign w:val="center"/>
-          </w:tcPr>
-          <w:p>
-            <w:pPr>
-              <w:spacing w:before="40" w:after="40"/>
-            </w:pPr>
-            <w:r>
-              <w:rPr>
-                <w:rFonts w:ascii="Calibri" w:hAnsi="Calibri"/>
-                <w:b w:val="0"/>
-                <w:i w:val="0"/>
-                <w:color w:val="1A1A2E"/>
-                <w:sz w:val="18"/>
-              </w:rPr>
-              <w:t>juu</w:t>
             </w:r>
           </w:p>
         </w:tc>
@@ -6372,7 +7024,7 @@
       <w:tr>
         <w:tc>
           <w:tcPr>
-            <w:tcW w:type="dxa" w:w="1994"/>
+            <w:tcW w:type="dxa" w:w="2493"/>
             <w:shd w:val="clear" w:color="auto" w:fill="F0F6FA"/>
             <w:vAlign w:val="center"/>
           </w:tcPr>
@@ -6394,7 +7046,7 @@
         </w:tc>
         <w:tc>
           <w:tcPr>
-            <w:tcW w:type="dxa" w:w="1994"/>
+            <w:tcW w:type="dxa" w:w="2493"/>
             <w:shd w:val="clear" w:color="auto" w:fill="F0F6FA"/>
             <w:vAlign w:val="center"/>
           </w:tcPr>
@@ -6416,7 +7068,7 @@
         </w:tc>
         <w:tc>
           <w:tcPr>
-            <w:tcW w:type="dxa" w:w="1994"/>
+            <w:tcW w:type="dxa" w:w="2493"/>
             <w:shd w:val="clear" w:color="auto" w:fill="F0F6FA"/>
             <w:vAlign w:val="center"/>
           </w:tcPr>
@@ -6439,7 +7091,7 @@
         </w:tc>
         <w:tc>
           <w:tcPr>
-            <w:tcW w:type="dxa" w:w="1994"/>
+            <w:tcW w:type="dxa" w:w="2493"/>
             <w:shd w:val="clear" w:color="auto" w:fill="F0F6FA"/>
             <w:vAlign w:val="center"/>
           </w:tcPr>
@@ -6457,29 +7109,6 @@
               </w:rPr>
               <w:t>じゅういち</w:t>
             </w:r>
-          </w:p>
-        </w:tc>
-        <w:tc>
-          <w:tcPr>
-            <w:tcW w:type="dxa" w:w="1994"/>
-            <w:shd w:val="clear" w:color="auto" w:fill="F0F6FA"/>
-            <w:vAlign w:val="center"/>
-          </w:tcPr>
-          <w:p>
-            <w:pPr>
-              <w:spacing w:before="40" w:after="40"/>
-            </w:pPr>
-            <w:r>
-              <w:rPr>
-                <w:rFonts w:ascii="Calibri" w:hAnsi="Calibri"/>
-                <w:b w:val="0"/>
-                <w:i w:val="0"/>
-                <w:color w:val="1A1A2E"/>
-                <w:sz w:val="18"/>
-              </w:rPr>
-              <w:t>juu-ichi</w:t>
-            </w:r>
-            <w:r/>
             <w:r>
               <w:rPr>
                 <w:rFonts w:ascii="Calibri" w:hAnsi="Calibri"/>
@@ -6488,7 +7117,8 @@
                 <w:color w:val="6B7B8D"/>
                 <w:sz w:val="16"/>
               </w:rPr>
-              <w:t xml:space="preserve">  ★ Ten + one.</w:t>
+              <w:br/>
+              <w:t>★ Ten + one.</w:t>
             </w:r>
           </w:p>
         </w:tc>
@@ -6496,7 +7126,7 @@
       <w:tr>
         <w:tc>
           <w:tcPr>
-            <w:tcW w:type="dxa" w:w="1994"/>
+            <w:tcW w:type="dxa" w:w="2493"/>
             <w:shd w:val="clear" w:color="auto" w:fill="FFFFFF"/>
             <w:vAlign w:val="center"/>
           </w:tcPr>
@@ -6518,7 +7148,7 @@
         </w:tc>
         <w:tc>
           <w:tcPr>
-            <w:tcW w:type="dxa" w:w="1994"/>
+            <w:tcW w:type="dxa" w:w="2493"/>
             <w:shd w:val="clear" w:color="auto" w:fill="FFFFFF"/>
             <w:vAlign w:val="center"/>
           </w:tcPr>
@@ -6540,7 +7170,7 @@
         </w:tc>
         <w:tc>
           <w:tcPr>
-            <w:tcW w:type="dxa" w:w="1994"/>
+            <w:tcW w:type="dxa" w:w="2493"/>
             <w:shd w:val="clear" w:color="auto" w:fill="FFFFFF"/>
             <w:vAlign w:val="center"/>
           </w:tcPr>
@@ -6563,7 +7193,7 @@
         </w:tc>
         <w:tc>
           <w:tcPr>
-            <w:tcW w:type="dxa" w:w="1994"/>
+            <w:tcW w:type="dxa" w:w="2493"/>
             <w:shd w:val="clear" w:color="auto" w:fill="FFFFFF"/>
             <w:vAlign w:val="center"/>
           </w:tcPr>
@@ -6581,29 +7211,6 @@
               </w:rPr>
               <w:t>じゅうに</w:t>
             </w:r>
-          </w:p>
-        </w:tc>
-        <w:tc>
-          <w:tcPr>
-            <w:tcW w:type="dxa" w:w="1994"/>
-            <w:shd w:val="clear" w:color="auto" w:fill="FFFFFF"/>
-            <w:vAlign w:val="center"/>
-          </w:tcPr>
-          <w:p>
-            <w:pPr>
-              <w:spacing w:before="40" w:after="40"/>
-            </w:pPr>
-            <w:r>
-              <w:rPr>
-                <w:rFonts w:ascii="Calibri" w:hAnsi="Calibri"/>
-                <w:b w:val="0"/>
-                <w:i w:val="0"/>
-                <w:color w:val="1A1A2E"/>
-                <w:sz w:val="18"/>
-              </w:rPr>
-              <w:t>juu-ni</w:t>
-            </w:r>
-            <w:r/>
             <w:r>
               <w:rPr>
                 <w:rFonts w:ascii="Calibri" w:hAnsi="Calibri"/>
@@ -6612,7 +7219,8 @@
                 <w:color w:val="6B7B8D"/>
                 <w:sz w:val="16"/>
               </w:rPr>
-              <w:t xml:space="preserve">  ★ Ten + two.</w:t>
+              <w:br/>
+              <w:t>★ Ten + two.</w:t>
             </w:r>
           </w:p>
         </w:tc>
@@ -6620,7 +7228,7 @@
       <w:tr>
         <w:tc>
           <w:tcPr>
-            <w:tcW w:type="dxa" w:w="1994"/>
+            <w:tcW w:type="dxa" w:w="2493"/>
             <w:shd w:val="clear" w:color="auto" w:fill="F0F6FA"/>
             <w:vAlign w:val="center"/>
           </w:tcPr>
@@ -6642,7 +7250,7 @@
         </w:tc>
         <w:tc>
           <w:tcPr>
-            <w:tcW w:type="dxa" w:w="1994"/>
+            <w:tcW w:type="dxa" w:w="2493"/>
             <w:shd w:val="clear" w:color="auto" w:fill="F0F6FA"/>
             <w:vAlign w:val="center"/>
           </w:tcPr>
@@ -6664,7 +7272,7 @@
         </w:tc>
         <w:tc>
           <w:tcPr>
-            <w:tcW w:type="dxa" w:w="1994"/>
+            <w:tcW w:type="dxa" w:w="2493"/>
             <w:shd w:val="clear" w:color="auto" w:fill="F0F6FA"/>
             <w:vAlign w:val="center"/>
           </w:tcPr>
@@ -6687,7 +7295,7 @@
         </w:tc>
         <w:tc>
           <w:tcPr>
-            <w:tcW w:type="dxa" w:w="1994"/>
+            <w:tcW w:type="dxa" w:w="2493"/>
             <w:shd w:val="clear" w:color="auto" w:fill="F0F6FA"/>
             <w:vAlign w:val="center"/>
           </w:tcPr>
@@ -6705,29 +7313,6 @@
               </w:rPr>
               <w:t>にじゅう</w:t>
             </w:r>
-          </w:p>
-        </w:tc>
-        <w:tc>
-          <w:tcPr>
-            <w:tcW w:type="dxa" w:w="1994"/>
-            <w:shd w:val="clear" w:color="auto" w:fill="F0F6FA"/>
-            <w:vAlign w:val="center"/>
-          </w:tcPr>
-          <w:p>
-            <w:pPr>
-              <w:spacing w:before="40" w:after="40"/>
-            </w:pPr>
-            <w:r>
-              <w:rPr>
-                <w:rFonts w:ascii="Calibri" w:hAnsi="Calibri"/>
-                <w:b w:val="0"/>
-                <w:i w:val="0"/>
-                <w:color w:val="1A1A2E"/>
-                <w:sz w:val="18"/>
-              </w:rPr>
-              <w:t>ni-juu</w:t>
-            </w:r>
-            <w:r/>
             <w:r>
               <w:rPr>
                 <w:rFonts w:ascii="Calibri" w:hAnsi="Calibri"/>
@@ -6736,7 +7321,8 @@
                 <w:color w:val="6B7B8D"/>
                 <w:sz w:val="16"/>
               </w:rPr>
-              <w:t xml:space="preserve">  ★ Two × ten.</w:t>
+              <w:br/>
+              <w:t>★ Two × ten.</w:t>
             </w:r>
           </w:p>
         </w:tc>
@@ -6744,7 +7330,7 @@
       <w:tr>
         <w:tc>
           <w:tcPr>
-            <w:tcW w:type="dxa" w:w="1994"/>
+            <w:tcW w:type="dxa" w:w="2493"/>
             <w:shd w:val="clear" w:color="auto" w:fill="FFFFFF"/>
             <w:vAlign w:val="center"/>
           </w:tcPr>
@@ -6766,7 +7352,7 @@
         </w:tc>
         <w:tc>
           <w:tcPr>
-            <w:tcW w:type="dxa" w:w="1994"/>
+            <w:tcW w:type="dxa" w:w="2493"/>
             <w:shd w:val="clear" w:color="auto" w:fill="FFFFFF"/>
             <w:vAlign w:val="center"/>
           </w:tcPr>
@@ -6788,7 +7374,7 @@
         </w:tc>
         <w:tc>
           <w:tcPr>
-            <w:tcW w:type="dxa" w:w="1994"/>
+            <w:tcW w:type="dxa" w:w="2493"/>
             <w:shd w:val="clear" w:color="auto" w:fill="FFFFFF"/>
             <w:vAlign w:val="center"/>
           </w:tcPr>
@@ -6811,7 +7397,7 @@
         </w:tc>
         <w:tc>
           <w:tcPr>
-            <w:tcW w:type="dxa" w:w="1994"/>
+            <w:tcW w:type="dxa" w:w="2493"/>
             <w:shd w:val="clear" w:color="auto" w:fill="FFFFFF"/>
             <w:vAlign w:val="center"/>
           </w:tcPr>
@@ -6829,29 +7415,6 @@
               </w:rPr>
               <w:t>さんじゅう</w:t>
             </w:r>
-          </w:p>
-        </w:tc>
-        <w:tc>
-          <w:tcPr>
-            <w:tcW w:type="dxa" w:w="1994"/>
-            <w:shd w:val="clear" w:color="auto" w:fill="FFFFFF"/>
-            <w:vAlign w:val="center"/>
-          </w:tcPr>
-          <w:p>
-            <w:pPr>
-              <w:spacing w:before="40" w:after="40"/>
-            </w:pPr>
-            <w:r>
-              <w:rPr>
-                <w:rFonts w:ascii="Calibri" w:hAnsi="Calibri"/>
-                <w:b w:val="0"/>
-                <w:i w:val="0"/>
-                <w:color w:val="1A1A2E"/>
-                <w:sz w:val="18"/>
-              </w:rPr>
-              <w:t>san-juu</w:t>
-            </w:r>
-            <w:r/>
             <w:r>
               <w:rPr>
                 <w:rFonts w:ascii="Calibri" w:hAnsi="Calibri"/>
@@ -6860,7 +7423,8 @@
                 <w:color w:val="6B7B8D"/>
                 <w:sz w:val="16"/>
               </w:rPr>
-              <w:t xml:space="preserve">  ★ Three × ten.</w:t>
+              <w:br/>
+              <w:t>★ Three × ten.</w:t>
             </w:r>
           </w:p>
         </w:tc>
@@ -6868,7 +7432,7 @@
       <w:tr>
         <w:tc>
           <w:tcPr>
-            <w:tcW w:type="dxa" w:w="1994"/>
+            <w:tcW w:type="dxa" w:w="2493"/>
             <w:shd w:val="clear" w:color="auto" w:fill="F0F6FA"/>
             <w:vAlign w:val="center"/>
           </w:tcPr>
@@ -6890,7 +7454,7 @@
         </w:tc>
         <w:tc>
           <w:tcPr>
-            <w:tcW w:type="dxa" w:w="1994"/>
+            <w:tcW w:type="dxa" w:w="2493"/>
             <w:shd w:val="clear" w:color="auto" w:fill="F0F6FA"/>
             <w:vAlign w:val="center"/>
           </w:tcPr>
@@ -6912,7 +7476,7 @@
         </w:tc>
         <w:tc>
           <w:tcPr>
-            <w:tcW w:type="dxa" w:w="1994"/>
+            <w:tcW w:type="dxa" w:w="2493"/>
             <w:shd w:val="clear" w:color="auto" w:fill="F0F6FA"/>
             <w:vAlign w:val="center"/>
           </w:tcPr>
@@ -6935,7 +7499,7 @@
         </w:tc>
         <w:tc>
           <w:tcPr>
-            <w:tcW w:type="dxa" w:w="1994"/>
+            <w:tcW w:type="dxa" w:w="2493"/>
             <w:shd w:val="clear" w:color="auto" w:fill="F0F6FA"/>
             <w:vAlign w:val="center"/>
           </w:tcPr>
@@ -6953,29 +7517,6 @@
               </w:rPr>
               <w:t>ひゃく</w:t>
             </w:r>
-          </w:p>
-        </w:tc>
-        <w:tc>
-          <w:tcPr>
-            <w:tcW w:type="dxa" w:w="1994"/>
-            <w:shd w:val="clear" w:color="auto" w:fill="F0F6FA"/>
-            <w:vAlign w:val="center"/>
-          </w:tcPr>
-          <w:p>
-            <w:pPr>
-              <w:spacing w:before="40" w:after="40"/>
-            </w:pPr>
-            <w:r>
-              <w:rPr>
-                <w:rFonts w:ascii="Calibri" w:hAnsi="Calibri"/>
-                <w:b w:val="0"/>
-                <w:i w:val="0"/>
-                <w:color w:val="1A1A2E"/>
-                <w:sz w:val="18"/>
-              </w:rPr>
-              <w:t>hyaku</w:t>
-            </w:r>
-            <w:r/>
             <w:r>
               <w:rPr>
                 <w:rFonts w:ascii="Calibri" w:hAnsi="Calibri"/>
@@ -6984,7 +7525,8 @@
                 <w:color w:val="6B7B8D"/>
                 <w:sz w:val="16"/>
               </w:rPr>
-              <w:t xml:space="preserve">  ★ New counter word.</w:t>
+              <w:br/>
+              <w:t>★ New counter word.</w:t>
             </w:r>
           </w:p>
         </w:tc>
@@ -6992,7 +7534,7 @@
       <w:tr>
         <w:tc>
           <w:tcPr>
-            <w:tcW w:type="dxa" w:w="1994"/>
+            <w:tcW w:type="dxa" w:w="2493"/>
             <w:shd w:val="clear" w:color="auto" w:fill="FFFFFF"/>
             <w:vAlign w:val="center"/>
           </w:tcPr>
@@ -7014,7 +7556,7 @@
         </w:tc>
         <w:tc>
           <w:tcPr>
-            <w:tcW w:type="dxa" w:w="1994"/>
+            <w:tcW w:type="dxa" w:w="2493"/>
             <w:shd w:val="clear" w:color="auto" w:fill="FFFFFF"/>
             <w:vAlign w:val="center"/>
           </w:tcPr>
@@ -7036,7 +7578,7 @@
         </w:tc>
         <w:tc>
           <w:tcPr>
-            <w:tcW w:type="dxa" w:w="1994"/>
+            <w:tcW w:type="dxa" w:w="2493"/>
             <w:shd w:val="clear" w:color="auto" w:fill="FFFFFF"/>
             <w:vAlign w:val="center"/>
           </w:tcPr>
@@ -7059,7 +7601,7 @@
         </w:tc>
         <w:tc>
           <w:tcPr>
-            <w:tcW w:type="dxa" w:w="1994"/>
+            <w:tcW w:type="dxa" w:w="2493"/>
             <w:shd w:val="clear" w:color="auto" w:fill="FFFFFF"/>
             <w:vAlign w:val="center"/>
           </w:tcPr>
@@ -7077,29 +7619,6 @@
               </w:rPr>
               <w:t>せん</w:t>
             </w:r>
-          </w:p>
-        </w:tc>
-        <w:tc>
-          <w:tcPr>
-            <w:tcW w:type="dxa" w:w="1994"/>
-            <w:shd w:val="clear" w:color="auto" w:fill="FFFFFF"/>
-            <w:vAlign w:val="center"/>
-          </w:tcPr>
-          <w:p>
-            <w:pPr>
-              <w:spacing w:before="40" w:after="40"/>
-            </w:pPr>
-            <w:r>
-              <w:rPr>
-                <w:rFonts w:ascii="Calibri" w:hAnsi="Calibri"/>
-                <w:b w:val="0"/>
-                <w:i w:val="0"/>
-                <w:color w:val="1A1A2E"/>
-                <w:sz w:val="18"/>
-              </w:rPr>
-              <w:t>sen</w:t>
-            </w:r>
-            <w:r/>
             <w:r>
               <w:rPr>
                 <w:rFonts w:ascii="Calibri" w:hAnsi="Calibri"/>
@@ -7108,7 +7627,8 @@
                 <w:color w:val="6B7B8D"/>
                 <w:sz w:val="16"/>
               </w:rPr>
-              <w:t xml:space="preserve">  ★ New counter word.</w:t>
+              <w:br/>
+              <w:t>★ New counter word.</w:t>
             </w:r>
           </w:p>
         </w:tc>
@@ -7116,30 +7636,43 @@
     </w:tbl>
     <w:p>
       <w:pPr>
-        <w:spacing w:after="80"/>
+        <w:spacing w:before="0" w:after="0"/>
       </w:pPr>
+      <w:r>
+        <w:br w:type="page"/>
+      </w:r>
     </w:p>
     <w:p>
       <w:pPr>
-        <w:spacing w:before="20" w:after="20"/>
-        <w:pBdr>
-          <w:bottom w:val="single" w:sz="4" w:space="1" w:color="007A87"/>
-        </w:pBdr>
+        <w:spacing w:before="0" w:after="40"/>
+        <w:jc w:val="center"/>
       </w:pPr>
+      <w:r>
+        <w:rPr>
+          <w:rFonts w:ascii="Calibri" w:hAnsi="Calibri"/>
+          <w:b w:val="0"/>
+          <w:i w:val="0"/>
+          <w:color w:val="6B7B8D"/>
+          <w:sz w:val="20"/>
+        </w:rPr>
+        <w:t>Answer Key — Teacher Copy  ·  Page 6 of 7</w:t>
+      </w:r>
     </w:p>
     <w:p>
       <w:pPr>
-        <w:spacing w:before="120" w:after="40"/>
+        <w:spacing w:before="60" w:after="40"/>
+        <w:ind w:left="170"/>
+        <w:shd w:val="clear" w:color="auto" w:fill="007A87"/>
       </w:pPr>
       <w:r>
         <w:rPr>
           <w:rFonts w:ascii="Calibri" w:hAnsi="Calibri"/>
           <w:b/>
           <w:i w:val="0"/>
-          <w:color w:val="1A3A5C"/>
-          <w:sz w:val="28"/>
+          <w:color w:val="FFFFFF"/>
+          <w:sz w:val="24"/>
         </w:rPr>
-        <w:t>Part 2 — Matching Answers</w:t>
+        <w:t>Page 6 — Matching Answer Key</w:t>
       </w:r>
     </w:p>
     <w:tbl>
@@ -7221,7 +7754,7 @@
                 <w:color w:val="FFFFFF"/>
                 <w:sz w:val="20"/>
               </w:rPr>
-              <w:t>Reading</w:t>
+              <w:t>Hiragana</w:t>
             </w:r>
           </w:p>
         </w:tc>
@@ -9615,47 +10148,49 @@
     </w:tbl>
     <w:p>
       <w:pPr>
-        <w:spacing w:after="80"/>
+        <w:spacing w:before="0" w:after="0"/>
       </w:pPr>
+      <w:r>
+        <w:br w:type="page"/>
+      </w:r>
     </w:p>
     <w:p>
       <w:pPr>
-        <w:spacing w:before="20" w:after="20"/>
-        <w:pBdr>
-          <w:bottom w:val="single" w:sz="4" w:space="1" w:color="007A87"/>
-        </w:pBdr>
+        <w:spacing w:before="0" w:after="40"/>
+        <w:jc w:val="center"/>
       </w:pPr>
+      <w:r>
+        <w:rPr>
+          <w:rFonts w:ascii="Calibri" w:hAnsi="Calibri"/>
+          <w:b w:val="0"/>
+          <w:i w:val="0"/>
+          <w:color w:val="6B7B8D"/>
+          <w:sz w:val="20"/>
+        </w:rPr>
+        <w:t>Teacher Notes  ·  Page 7 of 7</w:t>
+      </w:r>
     </w:p>
     <w:p>
       <w:pPr>
-        <w:spacing w:before="120" w:after="40"/>
+        <w:spacing w:before="60" w:after="40"/>
+        <w:ind w:left="170"/>
+        <w:shd w:val="clear" w:color="auto" w:fill="1A3A5C"/>
       </w:pPr>
       <w:r>
         <w:rPr>
           <w:rFonts w:ascii="Calibri" w:hAnsi="Calibri"/>
           <w:b/>
           <w:i w:val="0"/>
-          <w:color w:val="1A3A5C"/>
-          <w:sz w:val="28"/>
+          <w:color w:val="FFFFFF"/>
+          <w:sz w:val="24"/>
         </w:rPr>
-        <w:t>Teacher's Notes &amp; Suggested Activities</w:t>
+        <w:t>Page 7 — Teacher Notes &amp; Activities</w:t>
       </w:r>
     </w:p>
     <w:p>
       <w:pPr>
-        <w:spacing w:before="20" w:after="20"/>
-        <w:ind w:left="340"/>
+        <w:spacing w:before="20" w:after="40"/>
       </w:pPr>
-      <w:r>
-        <w:rPr>
-          <w:rFonts w:ascii="Calibri" w:hAnsi="Calibri"/>
-          <w:b/>
-          <w:i w:val="0"/>
-          <w:color w:val="1A3A5C"/>
-          <w:sz w:val="20"/>
-        </w:rPr>
-        <w:t xml:space="preserve">Counting drill (5 min): </w:t>
-      </w:r>
       <w:r>
         <w:rPr>
           <w:rFonts w:ascii="Calibri" w:hAnsi="Calibri"/>
@@ -9664,113 +10199,248 @@
           <w:color w:val="1A1A2E"/>
           <w:sz w:val="20"/>
         </w:rPr>
-        <w:t>Count aloud 1–20 as a class, then backwards in pairs.</w:t>
+        <w:t>Use this page as the teaching guide for the student worksheet.</w:t>
       </w:r>
     </w:p>
-    <w:p>
-      <w:pPr>
-        <w:spacing w:before="20" w:after="20"/>
-        <w:ind w:left="340"/>
-      </w:pPr>
-      <w:r>
-        <w:rPr>
-          <w:rFonts w:ascii="Calibri" w:hAnsi="Calibri"/>
-          <w:b/>
-          <w:i w:val="0"/>
-          <w:color w:val="1A3A5C"/>
-          <w:sz w:val="20"/>
-        </w:rPr>
-        <w:t xml:space="preserve">Flash cards (10 min): </w:t>
-      </w:r>
-      <w:r>
-        <w:rPr>
-          <w:rFonts w:ascii="Calibri" w:hAnsi="Calibri"/>
-          <w:b w:val="0"/>
-          <w:i w:val="0"/>
-          <w:color w:val="1A1A2E"/>
-          <w:sz w:val="20"/>
-        </w:rPr>
-        <w:t>Show a kanji card; students call out the English or hiragana reading.</w:t>
-      </w:r>
-    </w:p>
-    <w:p>
-      <w:pPr>
-        <w:spacing w:before="20" w:after="20"/>
-        <w:ind w:left="340"/>
-      </w:pPr>
-      <w:r>
-        <w:rPr>
-          <w:rFonts w:ascii="Calibri" w:hAnsi="Calibri"/>
-          <w:b/>
-          <w:i w:val="0"/>
-          <w:color w:val="1A3A5C"/>
-          <w:sz w:val="20"/>
-        </w:rPr>
-        <w:t xml:space="preserve">Pattern discovery (5 min): </w:t>
-      </w:r>
-      <w:r>
-        <w:rPr>
-          <w:rFonts w:ascii="Calibri" w:hAnsi="Calibri"/>
-          <w:b w:val="0"/>
-          <w:i w:val="0"/>
-          <w:color w:val="1A1A2E"/>
-          <w:sz w:val="20"/>
-        </w:rPr>
-        <w:t>Write 11–19 on board; ask students to spot the pattern (十 + digit).</w:t>
-      </w:r>
-    </w:p>
-    <w:p>
-      <w:pPr>
-        <w:spacing w:before="20" w:after="20"/>
-        <w:ind w:left="340"/>
-      </w:pPr>
-      <w:r>
-        <w:rPr>
-          <w:rFonts w:ascii="Calibri" w:hAnsi="Calibri"/>
-          <w:b/>
-          <w:i w:val="0"/>
-          <w:color w:val="1A3A5C"/>
-          <w:sz w:val="20"/>
-        </w:rPr>
-        <w:t xml:space="preserve">Matching check (pair work): </w:t>
-      </w:r>
-      <w:r>
-        <w:rPr>
-          <w:rFonts w:ascii="Calibri" w:hAnsi="Calibri"/>
-          <w:b w:val="0"/>
-          <w:i w:val="0"/>
-          <w:color w:val="1A1A2E"/>
-          <w:sz w:val="20"/>
-        </w:rPr>
-        <w:t>Partners compare answer letters and explain how they matched each number.</w:t>
-      </w:r>
-    </w:p>
-    <w:p>
-      <w:pPr>
-        <w:spacing w:before="20" w:after="20"/>
-        <w:ind w:left="340"/>
-      </w:pPr>
-      <w:r>
-        <w:rPr>
-          <w:rFonts w:ascii="Calibri" w:hAnsi="Calibri"/>
-          <w:b/>
-          <w:i w:val="0"/>
-          <w:color w:val="1A3A5C"/>
-          <w:sz w:val="20"/>
-        </w:rPr>
-        <w:t xml:space="preserve">Extension — bigger numbers: </w:t>
-      </w:r>
-      <w:r>
-        <w:rPr>
-          <w:rFonts w:ascii="Calibri" w:hAnsi="Calibri"/>
-          <w:b w:val="0"/>
-          <w:i w:val="0"/>
-          <w:color w:val="1A1A2E"/>
-          <w:sz w:val="20"/>
-        </w:rPr>
-        <w:t>Introduce 万 (man = 10,000) for advanced students.</w:t>
-      </w:r>
-    </w:p>
+    <w:tbl>
+      <w:tblPr>
+        <w:tblStyle w:val="TableGrid"/>
+        <w:tblW w:type="auto" w:w="0"/>
+        <w:tblLook w:firstColumn="1" w:firstRow="1" w:lastColumn="0" w:lastRow="0" w:noHBand="0" w:noVBand="1" w:val="04A0"/>
+      </w:tblPr>
+      <w:tblGrid>
+        <w:gridCol w:w="4986"/>
+        <w:gridCol w:w="4986"/>
+      </w:tblGrid>
+      <w:tr>
+        <w:tc>
+          <w:tcPr>
+            <w:tcW w:type="dxa" w:w="4986"/>
+            <w:shd w:val="clear" w:color="auto" w:fill="F0F6FA"/>
+            <w:vAlign w:val="top"/>
+          </w:tcPr>
+          <w:p>
+            <w:pPr>
+              <w:spacing w:before="40" w:after="20"/>
+            </w:pPr>
+            <w:r>
+              <w:rPr>
+                <w:rFonts w:ascii="Calibri" w:hAnsi="Calibri"/>
+                <w:b/>
+                <w:i w:val="0"/>
+                <w:color w:val="1A3A5C"/>
+                <w:sz w:val="22"/>
+              </w:rPr>
+              <w:t>Counting drill</w:t>
+            </w:r>
+          </w:p>
+          <w:p>
+            <w:pPr>
+              <w:spacing w:before="0" w:after="40"/>
+            </w:pPr>
+            <w:r>
+              <w:rPr>
+                <w:rFonts w:ascii="Calibri" w:hAnsi="Calibri"/>
+                <w:b w:val="0"/>
+                <w:i w:val="0"/>
+                <w:color w:val="1A1A2E"/>
+                <w:sz w:val="18"/>
+              </w:rPr>
+              <w:t>Count 1-20 aloud as a class, then backwards in pairs.</w:t>
+            </w:r>
+          </w:p>
+        </w:tc>
+        <w:tc>
+          <w:tcPr>
+            <w:tcW w:type="dxa" w:w="4986"/>
+            <w:shd w:val="clear" w:color="auto" w:fill="F0F6FA"/>
+            <w:vAlign w:val="top"/>
+          </w:tcPr>
+          <w:p>
+            <w:pPr>
+              <w:spacing w:before="40" w:after="20"/>
+            </w:pPr>
+            <w:r>
+              <w:rPr>
+                <w:rFonts w:ascii="Calibri" w:hAnsi="Calibri"/>
+                <w:b/>
+                <w:i w:val="0"/>
+                <w:color w:val="1A3A5C"/>
+                <w:sz w:val="22"/>
+              </w:rPr>
+              <w:t>Kanji dictation</w:t>
+            </w:r>
+          </w:p>
+          <w:p>
+            <w:pPr>
+              <w:spacing w:before="0" w:after="40"/>
+            </w:pPr>
+            <w:r>
+              <w:rPr>
+                <w:rFonts w:ascii="Calibri" w:hAnsi="Calibri"/>
+                <w:b w:val="0"/>
+                <w:i w:val="0"/>
+                <w:color w:val="1A1A2E"/>
+                <w:sz w:val="18"/>
+              </w:rPr>
+              <w:t>Say the English number and have students write only the kanji page first.</w:t>
+            </w:r>
+          </w:p>
+        </w:tc>
+      </w:tr>
+      <w:tr>
+        <w:tc>
+          <w:tcPr>
+            <w:tcW w:type="dxa" w:w="4986"/>
+            <w:shd w:val="clear" w:color="auto" w:fill="FFFFFF"/>
+            <w:vAlign w:val="top"/>
+          </w:tcPr>
+          <w:p>
+            <w:pPr>
+              <w:spacing w:before="40" w:after="20"/>
+            </w:pPr>
+            <w:r>
+              <w:rPr>
+                <w:rFonts w:ascii="Calibri" w:hAnsi="Calibri"/>
+                <w:b/>
+                <w:i w:val="0"/>
+                <w:color w:val="1A3A5C"/>
+                <w:sz w:val="22"/>
+              </w:rPr>
+              <w:t>Hiragana check</w:t>
+            </w:r>
+          </w:p>
+          <w:p>
+            <w:pPr>
+              <w:spacing w:before="0" w:after="40"/>
+            </w:pPr>
+            <w:r>
+              <w:rPr>
+                <w:rFonts w:ascii="Calibri" w:hAnsi="Calibri"/>
+                <w:b w:val="0"/>
+                <w:i w:val="0"/>
+                <w:color w:val="1A1A2E"/>
+                <w:sz w:val="18"/>
+              </w:rPr>
+              <w:t>Repeat the same numbers and have students fill the hiragana page separately.</w:t>
+            </w:r>
+          </w:p>
+        </w:tc>
+        <w:tc>
+          <w:tcPr>
+            <w:tcW w:type="dxa" w:w="4986"/>
+            <w:shd w:val="clear" w:color="auto" w:fill="FFFFFF"/>
+            <w:vAlign w:val="top"/>
+          </w:tcPr>
+          <w:p>
+            <w:pPr>
+              <w:spacing w:before="40" w:after="20"/>
+            </w:pPr>
+            <w:r>
+              <w:rPr>
+                <w:rFonts w:ascii="Calibri" w:hAnsi="Calibri"/>
+                <w:b/>
+                <w:i w:val="0"/>
+                <w:color w:val="1A3A5C"/>
+                <w:sz w:val="22"/>
+              </w:rPr>
+              <w:t>Pattern discovery</w:t>
+            </w:r>
+          </w:p>
+          <w:p>
+            <w:pPr>
+              <w:spacing w:before="0" w:after="40"/>
+            </w:pPr>
+            <w:r>
+              <w:rPr>
+                <w:rFonts w:ascii="Calibri" w:hAnsi="Calibri"/>
+                <w:b w:val="0"/>
+                <w:i w:val="0"/>
+                <w:color w:val="1A1A2E"/>
+                <w:sz w:val="18"/>
+              </w:rPr>
+              <w:t>Write 11-19 on the board and ask students what 十 is doing in each number.</w:t>
+            </w:r>
+          </w:p>
+        </w:tc>
+      </w:tr>
+      <w:tr>
+        <w:tc>
+          <w:tcPr>
+            <w:tcW w:type="dxa" w:w="4986"/>
+            <w:shd w:val="clear" w:color="auto" w:fill="F0F6FA"/>
+            <w:vAlign w:val="top"/>
+          </w:tcPr>
+          <w:p>
+            <w:pPr>
+              <w:spacing w:before="40" w:after="20"/>
+            </w:pPr>
+            <w:r>
+              <w:rPr>
+                <w:rFonts w:ascii="Calibri" w:hAnsi="Calibri"/>
+                <w:b/>
+                <w:i w:val="0"/>
+                <w:color w:val="1A3A5C"/>
+                <w:sz w:val="22"/>
+              </w:rPr>
+              <w:t>Matching review</w:t>
+            </w:r>
+          </w:p>
+          <w:p>
+            <w:pPr>
+              <w:spacing w:before="0" w:after="40"/>
+            </w:pPr>
+            <w:r>
+              <w:rPr>
+                <w:rFonts w:ascii="Calibri" w:hAnsi="Calibri"/>
+                <w:b w:val="0"/>
+                <w:i w:val="0"/>
+                <w:color w:val="1A1A2E"/>
+                <w:sz w:val="18"/>
+              </w:rPr>
+              <w:t>Partners compare answer letters and explain how they matched each item.</w:t>
+            </w:r>
+          </w:p>
+        </w:tc>
+        <w:tc>
+          <w:tcPr>
+            <w:tcW w:type="dxa" w:w="4986"/>
+            <w:shd w:val="clear" w:color="auto" w:fill="F0F6FA"/>
+            <w:vAlign w:val="top"/>
+          </w:tcPr>
+          <w:p>
+            <w:pPr>
+              <w:spacing w:before="40" w:after="20"/>
+            </w:pPr>
+            <w:r>
+              <w:rPr>
+                <w:rFonts w:ascii="Calibri" w:hAnsi="Calibri"/>
+                <w:b/>
+                <w:i w:val="0"/>
+                <w:color w:val="1A3A5C"/>
+                <w:sz w:val="22"/>
+              </w:rPr>
+              <w:t>Extension</w:t>
+            </w:r>
+          </w:p>
+          <w:p>
+            <w:pPr>
+              <w:spacing w:before="0" w:after="40"/>
+            </w:pPr>
+            <w:r>
+              <w:rPr>
+                <w:rFonts w:ascii="Calibri" w:hAnsi="Calibri"/>
+                <w:b w:val="0"/>
+                <w:i w:val="0"/>
+                <w:color w:val="1A1A2E"/>
+                <w:sz w:val="18"/>
+              </w:rPr>
+              <w:t>After 20, introduce 二十一, 三十五, 百, and 千 as pattern extensions.</w:t>
+            </w:r>
+          </w:p>
+        </w:tc>
+      </w:tr>
+    </w:tbl>
     <w:sectPr>
       <w:pgSz w:w="12240" w:h="15840"/>
       <w:pgMar w:top="850" w:right="1134" w:bottom="850" w:left="1134" w:header="720" w:footer="720" w:gutter="0"/>

--- a/japanese_docs/japanese_numbers_worksheet.docx
+++ b/japanese_docs/japanese_numbers_worksheet.docx
@@ -10443,7 +10443,7 @@
     </w:tbl>
     <w:sectPr>
       <w:pgSz w:w="12240" w:h="15840"/>
-      <w:pgMar w:top="850" w:right="1134" w:bottom="850" w:left="1134" w:header="720" w:footer="720" w:gutter="0"/>
+      <w:pgMar w:top="1134" w:right="1134" w:bottom="1134" w:left="1134" w:header="720" w:footer="720" w:gutter="0"/>
       <w:cols w:space="720"/>
       <w:docGrid w:linePitch="360"/>
     </w:sectPr>

--- a/japanese_docs/japanese_numbers_worksheet.docx
+++ b/japanese_docs/japanese_numbers_worksheet.docx
@@ -9,12 +9,12 @@
         <w:tblLook w:firstColumn="1" w:firstRow="1" w:lastColumn="0" w:lastRow="0" w:noHBand="0" w:noVBand="1" w:val="04A0"/>
       </w:tblPr>
       <w:tblGrid>
-        <w:gridCol w:w="9972"/>
+        <w:gridCol w:w="11664"/>
       </w:tblGrid>
       <w:tr>
         <w:tc>
           <w:tcPr>
-            <w:tcW w:type="dxa" w:w="9972"/>
+            <w:tcW w:type="dxa" w:w="11664"/>
             <w:shd w:val="clear" w:color="auto" w:fill="1A3A5C"/>
             <w:vAlign w:val="center"/>
           </w:tcPr>
@@ -50,7 +50,7 @@
       <w:tr>
         <w:tc>
           <w:tcPr>
-            <w:tcW w:type="dxa" w:w="9972"/>
+            <w:tcW w:type="dxa" w:w="11664"/>
             <w:shd w:val="clear" w:color="auto" w:fill="007A87"/>
           </w:tcPr>
           <w:p>
@@ -84,15 +84,15 @@
         <w:tblLook w:firstColumn="1" w:firstRow="1" w:lastColumn="0" w:lastRow="0" w:noHBand="0" w:noVBand="1" w:val="04A0"/>
       </w:tblPr>
       <w:tblGrid>
-        <w:gridCol w:w="2493"/>
-        <w:gridCol w:w="2493"/>
-        <w:gridCol w:w="2493"/>
-        <w:gridCol w:w="2493"/>
+        <w:gridCol w:w="2916"/>
+        <w:gridCol w:w="2916"/>
+        <w:gridCol w:w="2916"/>
+        <w:gridCol w:w="2916"/>
       </w:tblGrid>
       <w:tr>
         <w:tc>
           <w:tcPr>
-            <w:tcW w:type="dxa" w:w="2493"/>
+            <w:tcW w:type="dxa" w:w="2916"/>
             <w:shd w:val="clear" w:color="auto" w:fill="F0F6FA"/>
             <w:vAlign w:val="center"/>
           </w:tcPr>
@@ -124,7 +124,7 @@
         </w:tc>
         <w:tc>
           <w:tcPr>
-            <w:tcW w:type="dxa" w:w="2493"/>
+            <w:tcW w:type="dxa" w:w="2916"/>
             <w:shd w:val="clear" w:color="auto" w:fill="F0F6FA"/>
             <w:vAlign w:val="center"/>
           </w:tcPr>
@@ -156,7 +156,7 @@
         </w:tc>
         <w:tc>
           <w:tcPr>
-            <w:tcW w:type="dxa" w:w="2493"/>
+            <w:tcW w:type="dxa" w:w="2916"/>
             <w:shd w:val="clear" w:color="auto" w:fill="F0F6FA"/>
             <w:vAlign w:val="center"/>
           </w:tcPr>
@@ -188,7 +188,7 @@
         </w:tc>
         <w:tc>
           <w:tcPr>
-            <w:tcW w:type="dxa" w:w="2493"/>
+            <w:tcW w:type="dxa" w:w="2916"/>
             <w:shd w:val="clear" w:color="auto" w:fill="F0F6FA"/>
             <w:vAlign w:val="center"/>
           </w:tcPr>
@@ -285,8 +285,8 @@
         <w:tblLook w:firstColumn="1" w:firstRow="1" w:lastColumn="0" w:lastRow="0" w:noHBand="0" w:noVBand="1" w:val="04A0"/>
       </w:tblPr>
       <w:tblGrid>
-        <w:gridCol w:w="4986"/>
-        <w:gridCol w:w="4986"/>
+        <w:gridCol w:w="5832"/>
+        <w:gridCol w:w="5832"/>
       </w:tblGrid>
       <w:tr>
         <w:tc>
@@ -1413,8 +1413,8 @@
         <w:tblLook w:firstColumn="1" w:firstRow="1" w:lastColumn="0" w:lastRow="0" w:noHBand="0" w:noVBand="1" w:val="04A0"/>
       </w:tblPr>
       <w:tblGrid>
-        <w:gridCol w:w="4986"/>
-        <w:gridCol w:w="4986"/>
+        <w:gridCol w:w="5832"/>
+        <w:gridCol w:w="5832"/>
       </w:tblGrid>
       <w:tr>
         <w:tc>
@@ -2608,15 +2608,15 @@
         <w:tblLook w:firstColumn="1" w:firstRow="1" w:lastColumn="0" w:lastRow="0" w:noHBand="0" w:noVBand="1" w:val="04A0"/>
       </w:tblPr>
       <w:tblGrid>
-        <w:gridCol w:w="2493"/>
-        <w:gridCol w:w="2493"/>
-        <w:gridCol w:w="2493"/>
-        <w:gridCol w:w="2493"/>
+        <w:gridCol w:w="2916"/>
+        <w:gridCol w:w="2916"/>
+        <w:gridCol w:w="2916"/>
+        <w:gridCol w:w="2916"/>
       </w:tblGrid>
       <w:tr>
         <w:tc>
           <w:tcPr>
-            <w:tcW w:type="dxa" w:w="2493"/>
+            <w:tcW w:type="dxa" w:w="2916"/>
             <w:shd w:val="clear" w:color="auto" w:fill="F0F6FA"/>
             <w:vAlign w:val="center"/>
           </w:tcPr>
@@ -2649,7 +2649,7 @@
         </w:tc>
         <w:tc>
           <w:tcPr>
-            <w:tcW w:type="dxa" w:w="2493"/>
+            <w:tcW w:type="dxa" w:w="2916"/>
             <w:shd w:val="clear" w:color="auto" w:fill="F0F6FA"/>
             <w:vAlign w:val="center"/>
           </w:tcPr>
@@ -2682,7 +2682,7 @@
         </w:tc>
         <w:tc>
           <w:tcPr>
-            <w:tcW w:type="dxa" w:w="2493"/>
+            <w:tcW w:type="dxa" w:w="2916"/>
             <w:shd w:val="clear" w:color="auto" w:fill="F0F6FA"/>
             <w:vAlign w:val="center"/>
           </w:tcPr>
@@ -2715,7 +2715,7 @@
         </w:tc>
         <w:tc>
           <w:tcPr>
-            <w:tcW w:type="dxa" w:w="2493"/>
+            <w:tcW w:type="dxa" w:w="2916"/>
             <w:shd w:val="clear" w:color="auto" w:fill="F0F6FA"/>
             <w:vAlign w:val="center"/>
           </w:tcPr>
@@ -2750,7 +2750,7 @@
       <w:tr>
         <w:tc>
           <w:tcPr>
-            <w:tcW w:type="dxa" w:w="2493"/>
+            <w:tcW w:type="dxa" w:w="2916"/>
             <w:shd w:val="clear" w:color="auto" w:fill="FFFFFF"/>
             <w:vAlign w:val="center"/>
           </w:tcPr>
@@ -2783,7 +2783,7 @@
         </w:tc>
         <w:tc>
           <w:tcPr>
-            <w:tcW w:type="dxa" w:w="2493"/>
+            <w:tcW w:type="dxa" w:w="2916"/>
             <w:shd w:val="clear" w:color="auto" w:fill="FFFFFF"/>
             <w:vAlign w:val="center"/>
           </w:tcPr>
@@ -2816,7 +2816,7 @@
         </w:tc>
         <w:tc>
           <w:tcPr>
-            <w:tcW w:type="dxa" w:w="2493"/>
+            <w:tcW w:type="dxa" w:w="2916"/>
             <w:shd w:val="clear" w:color="auto" w:fill="FFFFFF"/>
             <w:vAlign w:val="center"/>
           </w:tcPr>
@@ -2849,7 +2849,7 @@
         </w:tc>
         <w:tc>
           <w:tcPr>
-            <w:tcW w:type="dxa" w:w="2493"/>
+            <w:tcW w:type="dxa" w:w="2916"/>
             <w:shd w:val="clear" w:color="auto" w:fill="FFFFFF"/>
             <w:vAlign w:val="center"/>
           </w:tcPr>
@@ -2884,7 +2884,7 @@
       <w:tr>
         <w:tc>
           <w:tcPr>
-            <w:tcW w:type="dxa" w:w="2493"/>
+            <w:tcW w:type="dxa" w:w="2916"/>
             <w:shd w:val="clear" w:color="auto" w:fill="F0F6FA"/>
             <w:vAlign w:val="center"/>
           </w:tcPr>
@@ -2917,7 +2917,7 @@
         </w:tc>
         <w:tc>
           <w:tcPr>
-            <w:tcW w:type="dxa" w:w="2493"/>
+            <w:tcW w:type="dxa" w:w="2916"/>
             <w:shd w:val="clear" w:color="auto" w:fill="F0F6FA"/>
             <w:vAlign w:val="center"/>
           </w:tcPr>
@@ -2950,7 +2950,7 @@
         </w:tc>
         <w:tc>
           <w:tcPr>
-            <w:tcW w:type="dxa" w:w="2493"/>
+            <w:tcW w:type="dxa" w:w="2916"/>
             <w:shd w:val="clear" w:color="auto" w:fill="F0F6FA"/>
             <w:vAlign w:val="center"/>
           </w:tcPr>
@@ -2983,7 +2983,7 @@
         </w:tc>
         <w:tc>
           <w:tcPr>
-            <w:tcW w:type="dxa" w:w="2493"/>
+            <w:tcW w:type="dxa" w:w="2916"/>
             <w:shd w:val="clear" w:color="auto" w:fill="F0F6FA"/>
             <w:vAlign w:val="center"/>
           </w:tcPr>
@@ -3018,7 +3018,7 @@
       <w:tr>
         <w:tc>
           <w:tcPr>
-            <w:tcW w:type="dxa" w:w="2493"/>
+            <w:tcW w:type="dxa" w:w="2916"/>
             <w:shd w:val="clear" w:color="auto" w:fill="FFFFFF"/>
             <w:vAlign w:val="center"/>
           </w:tcPr>
@@ -3051,7 +3051,7 @@
         </w:tc>
         <w:tc>
           <w:tcPr>
-            <w:tcW w:type="dxa" w:w="2493"/>
+            <w:tcW w:type="dxa" w:w="2916"/>
             <w:shd w:val="clear" w:color="auto" w:fill="FFFFFF"/>
             <w:vAlign w:val="center"/>
           </w:tcPr>
@@ -3084,7 +3084,7 @@
         </w:tc>
         <w:tc>
           <w:tcPr>
-            <w:tcW w:type="dxa" w:w="2493"/>
+            <w:tcW w:type="dxa" w:w="2916"/>
             <w:shd w:val="clear" w:color="auto" w:fill="FFFFFF"/>
             <w:vAlign w:val="center"/>
           </w:tcPr>
@@ -3117,7 +3117,7 @@
         </w:tc>
         <w:tc>
           <w:tcPr>
-            <w:tcW w:type="dxa" w:w="2493"/>
+            <w:tcW w:type="dxa" w:w="2916"/>
             <w:shd w:val="clear" w:color="auto" w:fill="FFFFFF"/>
             <w:vAlign w:val="center"/>
           </w:tcPr>
@@ -3152,7 +3152,7 @@
       <w:tr>
         <w:tc>
           <w:tcPr>
-            <w:tcW w:type="dxa" w:w="2493"/>
+            <w:tcW w:type="dxa" w:w="2916"/>
             <w:shd w:val="clear" w:color="auto" w:fill="F0F6FA"/>
             <w:vAlign w:val="center"/>
           </w:tcPr>
@@ -3185,7 +3185,7 @@
         </w:tc>
         <w:tc>
           <w:tcPr>
-            <w:tcW w:type="dxa" w:w="2493"/>
+            <w:tcW w:type="dxa" w:w="2916"/>
             <w:shd w:val="clear" w:color="auto" w:fill="F0F6FA"/>
             <w:vAlign w:val="center"/>
           </w:tcPr>
@@ -3218,7 +3218,7 @@
         </w:tc>
         <w:tc>
           <w:tcPr>
-            <w:tcW w:type="dxa" w:w="2493"/>
+            <w:tcW w:type="dxa" w:w="2916"/>
             <w:shd w:val="clear" w:color="auto" w:fill="F0F6FA"/>
             <w:vAlign w:val="center"/>
           </w:tcPr>
@@ -3251,7 +3251,7 @@
         </w:tc>
         <w:tc>
           <w:tcPr>
-            <w:tcW w:type="dxa" w:w="2493"/>
+            <w:tcW w:type="dxa" w:w="2916"/>
             <w:shd w:val="clear" w:color="auto" w:fill="F0F6FA"/>
             <w:vAlign w:val="center"/>
           </w:tcPr>
@@ -3296,13 +3296,13 @@
         <w:tblLook w:firstColumn="1" w:firstRow="1" w:lastColumn="0" w:lastRow="0" w:noHBand="0" w:noVBand="1" w:val="04A0"/>
       </w:tblPr>
       <w:tblGrid>
-        <w:gridCol w:w="4986"/>
-        <w:gridCol w:w="4986"/>
+        <w:gridCol w:w="5832"/>
+        <w:gridCol w:w="5832"/>
       </w:tblGrid>
       <w:tr>
         <w:tc>
           <w:tcPr>
-            <w:tcW w:type="dxa" w:w="4986"/>
+            <w:tcW w:type="dxa" w:w="5832"/>
             <w:shd w:val="clear" w:color="auto" w:fill="D4F1F4"/>
             <w:vAlign w:val="center"/>
           </w:tcPr>
@@ -3371,7 +3371,7 @@
         </w:tc>
         <w:tc>
           <w:tcPr>
-            <w:tcW w:type="dxa" w:w="4986"/>
+            <w:tcW w:type="dxa" w:w="5832"/>
             <w:shd w:val="clear" w:color="auto" w:fill="D4F1F4"/>
             <w:vAlign w:val="center"/>
           </w:tcPr>
@@ -3442,7 +3442,7 @@
       <w:tr>
         <w:tc>
           <w:tcPr>
-            <w:tcW w:type="dxa" w:w="4986"/>
+            <w:tcW w:type="dxa" w:w="5832"/>
             <w:shd w:val="clear" w:color="auto" w:fill="FFFFFF"/>
             <w:vAlign w:val="center"/>
           </w:tcPr>
@@ -3511,7 +3511,7 @@
         </w:tc>
         <w:tc>
           <w:tcPr>
-            <w:tcW w:type="dxa" w:w="4986"/>
+            <w:tcW w:type="dxa" w:w="5832"/>
             <w:shd w:val="clear" w:color="auto" w:fill="FFFFFF"/>
             <w:vAlign w:val="center"/>
           </w:tcPr>
@@ -3582,7 +3582,7 @@
       <w:tr>
         <w:tc>
           <w:tcPr>
-            <w:tcW w:type="dxa" w:w="4986"/>
+            <w:tcW w:type="dxa" w:w="5832"/>
             <w:shd w:val="clear" w:color="auto" w:fill="D4F1F4"/>
             <w:vAlign w:val="center"/>
           </w:tcPr>
@@ -3651,7 +3651,7 @@
         </w:tc>
         <w:tc>
           <w:tcPr>
-            <w:tcW w:type="dxa" w:w="4986"/>
+            <w:tcW w:type="dxa" w:w="5832"/>
             <w:shd w:val="clear" w:color="auto" w:fill="D4F1F4"/>
             <w:vAlign w:val="center"/>
           </w:tcPr>
@@ -3722,7 +3722,7 @@
       <w:tr>
         <w:tc>
           <w:tcPr>
-            <w:tcW w:type="dxa" w:w="4986"/>
+            <w:tcW w:type="dxa" w:w="5832"/>
             <w:shd w:val="clear" w:color="auto" w:fill="FFFFFF"/>
             <w:vAlign w:val="center"/>
           </w:tcPr>
@@ -3791,7 +3791,7 @@
         </w:tc>
         <w:tc>
           <w:tcPr>
-            <w:tcW w:type="dxa" w:w="4986"/>
+            <w:tcW w:type="dxa" w:w="5832"/>
             <w:shd w:val="clear" w:color="auto" w:fill="FFFFFF"/>
             <w:vAlign w:val="center"/>
           </w:tcPr>
@@ -3862,7 +3862,7 @@
       <w:tr>
         <w:tc>
           <w:tcPr>
-            <w:tcW w:type="dxa" w:w="4986"/>
+            <w:tcW w:type="dxa" w:w="5832"/>
             <w:shd w:val="clear" w:color="auto" w:fill="D4F1F4"/>
             <w:vAlign w:val="center"/>
           </w:tcPr>
@@ -3931,7 +3931,7 @@
         </w:tc>
         <w:tc>
           <w:tcPr>
-            <w:tcW w:type="dxa" w:w="4986"/>
+            <w:tcW w:type="dxa" w:w="5832"/>
             <w:shd w:val="clear" w:color="auto" w:fill="D4F1F4"/>
             <w:vAlign w:val="center"/>
           </w:tcPr>
@@ -4002,7 +4002,7 @@
       <w:tr>
         <w:tc>
           <w:tcPr>
-            <w:tcW w:type="dxa" w:w="4986"/>
+            <w:tcW w:type="dxa" w:w="5832"/>
             <w:shd w:val="clear" w:color="auto" w:fill="FFFFFF"/>
             <w:vAlign w:val="center"/>
           </w:tcPr>
@@ -4071,7 +4071,7 @@
         </w:tc>
         <w:tc>
           <w:tcPr>
-            <w:tcW w:type="dxa" w:w="4986"/>
+            <w:tcW w:type="dxa" w:w="5832"/>
             <w:shd w:val="clear" w:color="auto" w:fill="FFFFFF"/>
             <w:vAlign w:val="center"/>
           </w:tcPr>
@@ -4142,7 +4142,7 @@
       <w:tr>
         <w:tc>
           <w:tcPr>
-            <w:tcW w:type="dxa" w:w="4986"/>
+            <w:tcW w:type="dxa" w:w="5832"/>
             <w:shd w:val="clear" w:color="auto" w:fill="D4F1F4"/>
             <w:vAlign w:val="center"/>
           </w:tcPr>
@@ -4211,7 +4211,7 @@
         </w:tc>
         <w:tc>
           <w:tcPr>
-            <w:tcW w:type="dxa" w:w="4986"/>
+            <w:tcW w:type="dxa" w:w="5832"/>
             <w:shd w:val="clear" w:color="auto" w:fill="D4F1F4"/>
             <w:vAlign w:val="center"/>
           </w:tcPr>
@@ -4282,7 +4282,7 @@
       <w:tr>
         <w:tc>
           <w:tcPr>
-            <w:tcW w:type="dxa" w:w="4986"/>
+            <w:tcW w:type="dxa" w:w="5832"/>
             <w:shd w:val="clear" w:color="auto" w:fill="FFFFFF"/>
             <w:vAlign w:val="center"/>
           </w:tcPr>
@@ -4351,7 +4351,7 @@
         </w:tc>
         <w:tc>
           <w:tcPr>
-            <w:tcW w:type="dxa" w:w="4986"/>
+            <w:tcW w:type="dxa" w:w="5832"/>
             <w:shd w:val="clear" w:color="auto" w:fill="FFFFFF"/>
             <w:vAlign w:val="center"/>
           </w:tcPr>
@@ -4422,7 +4422,7 @@
       <w:tr>
         <w:tc>
           <w:tcPr>
-            <w:tcW w:type="dxa" w:w="4986"/>
+            <w:tcW w:type="dxa" w:w="5832"/>
             <w:shd w:val="clear" w:color="auto" w:fill="D4F1F4"/>
             <w:vAlign w:val="center"/>
           </w:tcPr>
@@ -4491,7 +4491,7 @@
         </w:tc>
         <w:tc>
           <w:tcPr>
-            <w:tcW w:type="dxa" w:w="4986"/>
+            <w:tcW w:type="dxa" w:w="5832"/>
             <w:shd w:val="clear" w:color="auto" w:fill="D4F1F4"/>
             <w:vAlign w:val="center"/>
           </w:tcPr>
@@ -4562,7 +4562,7 @@
       <w:tr>
         <w:tc>
           <w:tcPr>
-            <w:tcW w:type="dxa" w:w="4986"/>
+            <w:tcW w:type="dxa" w:w="5832"/>
             <w:shd w:val="clear" w:color="auto" w:fill="FFFFFF"/>
             <w:vAlign w:val="center"/>
           </w:tcPr>
@@ -4631,7 +4631,7 @@
         </w:tc>
         <w:tc>
           <w:tcPr>
-            <w:tcW w:type="dxa" w:w="4986"/>
+            <w:tcW w:type="dxa" w:w="5832"/>
             <w:shd w:val="clear" w:color="auto" w:fill="FFFFFF"/>
             <w:vAlign w:val="center"/>
           </w:tcPr>
@@ -4841,13 +4841,13 @@
         <w:tblLook w:firstColumn="1" w:firstRow="1" w:lastColumn="0" w:lastRow="0" w:noHBand="0" w:noVBand="1" w:val="04A0"/>
       </w:tblPr>
       <w:tblGrid>
-        <w:gridCol w:w="4986"/>
-        <w:gridCol w:w="4986"/>
+        <w:gridCol w:w="5832"/>
+        <w:gridCol w:w="5832"/>
       </w:tblGrid>
       <w:tr>
         <w:tc>
           <w:tcPr>
-            <w:tcW w:type="dxa" w:w="4986"/>
+            <w:tcW w:type="dxa" w:w="5832"/>
             <w:shd w:val="clear" w:color="auto" w:fill="F0F6FA"/>
             <w:vAlign w:val="center"/>
           </w:tcPr>
@@ -4897,7 +4897,7 @@
         </w:tc>
         <w:tc>
           <w:tcPr>
-            <w:tcW w:type="dxa" w:w="4986"/>
+            <w:tcW w:type="dxa" w:w="5832"/>
             <w:shd w:val="clear" w:color="auto" w:fill="F0F6FA"/>
             <w:vAlign w:val="center"/>
           </w:tcPr>
@@ -4949,7 +4949,7 @@
       <w:tr>
         <w:tc>
           <w:tcPr>
-            <w:tcW w:type="dxa" w:w="4986"/>
+            <w:tcW w:type="dxa" w:w="5832"/>
             <w:shd w:val="clear" w:color="auto" w:fill="FFFFFF"/>
             <w:vAlign w:val="center"/>
           </w:tcPr>
@@ -4999,7 +4999,7 @@
         </w:tc>
         <w:tc>
           <w:tcPr>
-            <w:tcW w:type="dxa" w:w="4986"/>
+            <w:tcW w:type="dxa" w:w="5832"/>
             <w:shd w:val="clear" w:color="auto" w:fill="FFFFFF"/>
             <w:vAlign w:val="center"/>
           </w:tcPr>
@@ -5062,7 +5062,7 @@
       <w:tr>
         <w:tc>
           <w:tcPr>
-            <w:tcW w:type="dxa" w:w="4986"/>
+            <w:tcW w:type="dxa" w:w="5832"/>
             <w:shd w:val="clear" w:color="auto" w:fill="F0F6FA"/>
             <w:vAlign w:val="center"/>
           </w:tcPr>
@@ -5112,7 +5112,7 @@
         </w:tc>
         <w:tc>
           <w:tcPr>
-            <w:tcW w:type="dxa" w:w="4986"/>
+            <w:tcW w:type="dxa" w:w="5832"/>
             <w:shd w:val="clear" w:color="auto" w:fill="F0F6FA"/>
             <w:vAlign w:val="center"/>
           </w:tcPr>
@@ -5164,7 +5164,7 @@
       <w:tr>
         <w:tc>
           <w:tcPr>
-            <w:tcW w:type="dxa" w:w="4986"/>
+            <w:tcW w:type="dxa" w:w="5832"/>
             <w:shd w:val="clear" w:color="auto" w:fill="FFFFFF"/>
             <w:vAlign w:val="center"/>
           </w:tcPr>
@@ -5225,7 +5225,7 @@
         </w:tc>
         <w:tc>
           <w:tcPr>
-            <w:tcW w:type="dxa" w:w="4986"/>
+            <w:tcW w:type="dxa" w:w="5832"/>
             <w:shd w:val="clear" w:color="auto" w:fill="FFFFFF"/>
             <w:vAlign w:val="center"/>
           </w:tcPr>
@@ -5277,7 +5277,7 @@
       <w:tr>
         <w:tc>
           <w:tcPr>
-            <w:tcW w:type="dxa" w:w="4986"/>
+            <w:tcW w:type="dxa" w:w="5832"/>
             <w:shd w:val="clear" w:color="auto" w:fill="F0F6FA"/>
             <w:vAlign w:val="center"/>
           </w:tcPr>
@@ -5338,7 +5338,7 @@
         </w:tc>
         <w:tc>
           <w:tcPr>
-            <w:tcW w:type="dxa" w:w="4986"/>
+            <w:tcW w:type="dxa" w:w="5832"/>
             <w:shd w:val="clear" w:color="auto" w:fill="F0F6FA"/>
             <w:vAlign w:val="center"/>
           </w:tcPr>
@@ -5390,7 +5390,7 @@
       <w:tr>
         <w:tc>
           <w:tcPr>
-            <w:tcW w:type="dxa" w:w="4986"/>
+            <w:tcW w:type="dxa" w:w="5832"/>
             <w:shd w:val="clear" w:color="auto" w:fill="FFFFFF"/>
             <w:vAlign w:val="center"/>
           </w:tcPr>
@@ -5451,7 +5451,7 @@
         </w:tc>
         <w:tc>
           <w:tcPr>
-            <w:tcW w:type="dxa" w:w="4986"/>
+            <w:tcW w:type="dxa" w:w="5832"/>
             <w:shd w:val="clear" w:color="auto" w:fill="FFFFFF"/>
             <w:vAlign w:val="center"/>
           </w:tcPr>
@@ -5514,7 +5514,7 @@
       <w:tr>
         <w:tc>
           <w:tcPr>
-            <w:tcW w:type="dxa" w:w="4986"/>
+            <w:tcW w:type="dxa" w:w="5832"/>
             <w:shd w:val="clear" w:color="auto" w:fill="F0F6FA"/>
             <w:vAlign w:val="center"/>
           </w:tcPr>
@@ -5564,7 +5564,7 @@
         </w:tc>
         <w:tc>
           <w:tcPr>
-            <w:tcW w:type="dxa" w:w="4986"/>
+            <w:tcW w:type="dxa" w:w="5832"/>
             <w:shd w:val="clear" w:color="auto" w:fill="F0F6FA"/>
             <w:vAlign w:val="center"/>
           </w:tcPr>
@@ -5616,7 +5616,7 @@
       <w:tr>
         <w:tc>
           <w:tcPr>
-            <w:tcW w:type="dxa" w:w="4986"/>
+            <w:tcW w:type="dxa" w:w="5832"/>
             <w:shd w:val="clear" w:color="auto" w:fill="FFFFFF"/>
             <w:vAlign w:val="center"/>
           </w:tcPr>
@@ -5666,7 +5666,7 @@
         </w:tc>
         <w:tc>
           <w:tcPr>
-            <w:tcW w:type="dxa" w:w="4986"/>
+            <w:tcW w:type="dxa" w:w="5832"/>
             <w:shd w:val="clear" w:color="auto" w:fill="FFFFFF"/>
             <w:vAlign w:val="center"/>
           </w:tcPr>
@@ -5718,7 +5718,7 @@
       <w:tr>
         <w:tc>
           <w:tcPr>
-            <w:tcW w:type="dxa" w:w="4986"/>
+            <w:tcW w:type="dxa" w:w="5832"/>
             <w:shd w:val="clear" w:color="auto" w:fill="F0F6FA"/>
             <w:vAlign w:val="center"/>
           </w:tcPr>
@@ -5768,7 +5768,7 @@
         </w:tc>
         <w:tc>
           <w:tcPr>
-            <w:tcW w:type="dxa" w:w="4986"/>
+            <w:tcW w:type="dxa" w:w="5832"/>
             <w:shd w:val="clear" w:color="auto" w:fill="F0F6FA"/>
             <w:vAlign w:val="center"/>
           </w:tcPr>
@@ -5820,7 +5820,7 @@
       <w:tr>
         <w:tc>
           <w:tcPr>
-            <w:tcW w:type="dxa" w:w="4986"/>
+            <w:tcW w:type="dxa" w:w="5832"/>
             <w:shd w:val="clear" w:color="auto" w:fill="FFFFFF"/>
             <w:vAlign w:val="center"/>
           </w:tcPr>
@@ -5870,7 +5870,7 @@
         </w:tc>
         <w:tc>
           <w:tcPr>
-            <w:tcW w:type="dxa" w:w="4986"/>
+            <w:tcW w:type="dxa" w:w="5832"/>
             <w:shd w:val="clear" w:color="auto" w:fill="FFFFFF"/>
             <w:vAlign w:val="center"/>
           </w:tcPr>
@@ -5979,15 +5979,15 @@
         <w:tblLook w:firstColumn="1" w:firstRow="1" w:lastColumn="0" w:lastRow="0" w:noHBand="0" w:noVBand="1" w:val="04A0"/>
       </w:tblPr>
       <w:tblGrid>
-        <w:gridCol w:w="2493"/>
-        <w:gridCol w:w="2493"/>
-        <w:gridCol w:w="2493"/>
-        <w:gridCol w:w="2493"/>
+        <w:gridCol w:w="2916"/>
+        <w:gridCol w:w="2916"/>
+        <w:gridCol w:w="2916"/>
+        <w:gridCol w:w="2916"/>
       </w:tblGrid>
       <w:tr>
         <w:tc>
           <w:tcPr>
-            <w:tcW w:type="dxa" w:w="2493"/>
+            <w:tcW w:type="dxa" w:w="2916"/>
             <w:shd w:val="clear" w:color="auto" w:fill="1A3A5C"/>
             <w:vAlign w:val="center"/>
           </w:tcPr>
@@ -6010,7 +6010,7 @@
         </w:tc>
         <w:tc>
           <w:tcPr>
-            <w:tcW w:type="dxa" w:w="2493"/>
+            <w:tcW w:type="dxa" w:w="2916"/>
             <w:shd w:val="clear" w:color="auto" w:fill="1A3A5C"/>
             <w:vAlign w:val="center"/>
           </w:tcPr>
@@ -6033,7 +6033,7 @@
         </w:tc>
         <w:tc>
           <w:tcPr>
-            <w:tcW w:type="dxa" w:w="2493"/>
+            <w:tcW w:type="dxa" w:w="2916"/>
             <w:shd w:val="clear" w:color="auto" w:fill="1A3A5C"/>
             <w:vAlign w:val="center"/>
           </w:tcPr>
@@ -6056,7 +6056,7 @@
         </w:tc>
         <w:tc>
           <w:tcPr>
-            <w:tcW w:type="dxa" w:w="2493"/>
+            <w:tcW w:type="dxa" w:w="2916"/>
             <w:shd w:val="clear" w:color="auto" w:fill="1A3A5C"/>
             <w:vAlign w:val="center"/>
           </w:tcPr>
@@ -6081,7 +6081,7 @@
       <w:tr>
         <w:tc>
           <w:tcPr>
-            <w:tcW w:type="dxa" w:w="2493"/>
+            <w:tcW w:type="dxa" w:w="2916"/>
             <w:shd w:val="clear" w:color="auto" w:fill="F0F6FA"/>
             <w:vAlign w:val="center"/>
           </w:tcPr>
@@ -6103,7 +6103,7 @@
         </w:tc>
         <w:tc>
           <w:tcPr>
-            <w:tcW w:type="dxa" w:w="2493"/>
+            <w:tcW w:type="dxa" w:w="2916"/>
             <w:shd w:val="clear" w:color="auto" w:fill="F0F6FA"/>
             <w:vAlign w:val="center"/>
           </w:tcPr>
@@ -6125,7 +6125,7 @@
         </w:tc>
         <w:tc>
           <w:tcPr>
-            <w:tcW w:type="dxa" w:w="2493"/>
+            <w:tcW w:type="dxa" w:w="2916"/>
             <w:shd w:val="clear" w:color="auto" w:fill="F0F6FA"/>
             <w:vAlign w:val="center"/>
           </w:tcPr>
@@ -6148,7 +6148,7 @@
         </w:tc>
         <w:tc>
           <w:tcPr>
-            <w:tcW w:type="dxa" w:w="2493"/>
+            <w:tcW w:type="dxa" w:w="2916"/>
             <w:shd w:val="clear" w:color="auto" w:fill="F0F6FA"/>
             <w:vAlign w:val="center"/>
           </w:tcPr>
@@ -6172,7 +6172,7 @@
       <w:tr>
         <w:tc>
           <w:tcPr>
-            <w:tcW w:type="dxa" w:w="2493"/>
+            <w:tcW w:type="dxa" w:w="2916"/>
             <w:shd w:val="clear" w:color="auto" w:fill="FFFFFF"/>
             <w:vAlign w:val="center"/>
           </w:tcPr>
@@ -6194,7 +6194,7 @@
         </w:tc>
         <w:tc>
           <w:tcPr>
-            <w:tcW w:type="dxa" w:w="2493"/>
+            <w:tcW w:type="dxa" w:w="2916"/>
             <w:shd w:val="clear" w:color="auto" w:fill="FFFFFF"/>
             <w:vAlign w:val="center"/>
           </w:tcPr>
@@ -6216,7 +6216,7 @@
         </w:tc>
         <w:tc>
           <w:tcPr>
-            <w:tcW w:type="dxa" w:w="2493"/>
+            <w:tcW w:type="dxa" w:w="2916"/>
             <w:shd w:val="clear" w:color="auto" w:fill="FFFFFF"/>
             <w:vAlign w:val="center"/>
           </w:tcPr>
@@ -6239,7 +6239,7 @@
         </w:tc>
         <w:tc>
           <w:tcPr>
-            <w:tcW w:type="dxa" w:w="2493"/>
+            <w:tcW w:type="dxa" w:w="2916"/>
             <w:shd w:val="clear" w:color="auto" w:fill="FFFFFF"/>
             <w:vAlign w:val="center"/>
           </w:tcPr>
@@ -6263,7 +6263,7 @@
       <w:tr>
         <w:tc>
           <w:tcPr>
-            <w:tcW w:type="dxa" w:w="2493"/>
+            <w:tcW w:type="dxa" w:w="2916"/>
             <w:shd w:val="clear" w:color="auto" w:fill="F0F6FA"/>
             <w:vAlign w:val="center"/>
           </w:tcPr>
@@ -6285,7 +6285,7 @@
         </w:tc>
         <w:tc>
           <w:tcPr>
-            <w:tcW w:type="dxa" w:w="2493"/>
+            <w:tcW w:type="dxa" w:w="2916"/>
             <w:shd w:val="clear" w:color="auto" w:fill="F0F6FA"/>
             <w:vAlign w:val="center"/>
           </w:tcPr>
@@ -6307,7 +6307,7 @@
         </w:tc>
         <w:tc>
           <w:tcPr>
-            <w:tcW w:type="dxa" w:w="2493"/>
+            <w:tcW w:type="dxa" w:w="2916"/>
             <w:shd w:val="clear" w:color="auto" w:fill="F0F6FA"/>
             <w:vAlign w:val="center"/>
           </w:tcPr>
@@ -6330,7 +6330,7 @@
         </w:tc>
         <w:tc>
           <w:tcPr>
-            <w:tcW w:type="dxa" w:w="2493"/>
+            <w:tcW w:type="dxa" w:w="2916"/>
             <w:shd w:val="clear" w:color="auto" w:fill="F0F6FA"/>
             <w:vAlign w:val="center"/>
           </w:tcPr>
@@ -6354,7 +6354,7 @@
       <w:tr>
         <w:tc>
           <w:tcPr>
-            <w:tcW w:type="dxa" w:w="2493"/>
+            <w:tcW w:type="dxa" w:w="2916"/>
             <w:shd w:val="clear" w:color="auto" w:fill="FFFFFF"/>
             <w:vAlign w:val="center"/>
           </w:tcPr>
@@ -6376,7 +6376,7 @@
         </w:tc>
         <w:tc>
           <w:tcPr>
-            <w:tcW w:type="dxa" w:w="2493"/>
+            <w:tcW w:type="dxa" w:w="2916"/>
             <w:shd w:val="clear" w:color="auto" w:fill="FFFFFF"/>
             <w:vAlign w:val="center"/>
           </w:tcPr>
@@ -6398,7 +6398,7 @@
         </w:tc>
         <w:tc>
           <w:tcPr>
-            <w:tcW w:type="dxa" w:w="2493"/>
+            <w:tcW w:type="dxa" w:w="2916"/>
             <w:shd w:val="clear" w:color="auto" w:fill="FFFFFF"/>
             <w:vAlign w:val="center"/>
           </w:tcPr>
@@ -6421,7 +6421,7 @@
         </w:tc>
         <w:tc>
           <w:tcPr>
-            <w:tcW w:type="dxa" w:w="2493"/>
+            <w:tcW w:type="dxa" w:w="2916"/>
             <w:shd w:val="clear" w:color="auto" w:fill="FFFFFF"/>
             <w:vAlign w:val="center"/>
           </w:tcPr>
@@ -6456,7 +6456,7 @@
       <w:tr>
         <w:tc>
           <w:tcPr>
-            <w:tcW w:type="dxa" w:w="2493"/>
+            <w:tcW w:type="dxa" w:w="2916"/>
             <w:shd w:val="clear" w:color="auto" w:fill="F0F6FA"/>
             <w:vAlign w:val="center"/>
           </w:tcPr>
@@ -6478,7 +6478,7 @@
         </w:tc>
         <w:tc>
           <w:tcPr>
-            <w:tcW w:type="dxa" w:w="2493"/>
+            <w:tcW w:type="dxa" w:w="2916"/>
             <w:shd w:val="clear" w:color="auto" w:fill="F0F6FA"/>
             <w:vAlign w:val="center"/>
           </w:tcPr>
@@ -6500,7 +6500,7 @@
         </w:tc>
         <w:tc>
           <w:tcPr>
-            <w:tcW w:type="dxa" w:w="2493"/>
+            <w:tcW w:type="dxa" w:w="2916"/>
             <w:shd w:val="clear" w:color="auto" w:fill="F0F6FA"/>
             <w:vAlign w:val="center"/>
           </w:tcPr>
@@ -6523,7 +6523,7 @@
         </w:tc>
         <w:tc>
           <w:tcPr>
-            <w:tcW w:type="dxa" w:w="2493"/>
+            <w:tcW w:type="dxa" w:w="2916"/>
             <w:shd w:val="clear" w:color="auto" w:fill="F0F6FA"/>
             <w:vAlign w:val="center"/>
           </w:tcPr>
@@ -6547,7 +6547,7 @@
       <w:tr>
         <w:tc>
           <w:tcPr>
-            <w:tcW w:type="dxa" w:w="2493"/>
+            <w:tcW w:type="dxa" w:w="2916"/>
             <w:shd w:val="clear" w:color="auto" w:fill="FFFFFF"/>
             <w:vAlign w:val="center"/>
           </w:tcPr>
@@ -6569,7 +6569,7 @@
         </w:tc>
         <w:tc>
           <w:tcPr>
-            <w:tcW w:type="dxa" w:w="2493"/>
+            <w:tcW w:type="dxa" w:w="2916"/>
             <w:shd w:val="clear" w:color="auto" w:fill="FFFFFF"/>
             <w:vAlign w:val="center"/>
           </w:tcPr>
@@ -6591,7 +6591,7 @@
         </w:tc>
         <w:tc>
           <w:tcPr>
-            <w:tcW w:type="dxa" w:w="2493"/>
+            <w:tcW w:type="dxa" w:w="2916"/>
             <w:shd w:val="clear" w:color="auto" w:fill="FFFFFF"/>
             <w:vAlign w:val="center"/>
           </w:tcPr>
@@ -6614,7 +6614,7 @@
         </w:tc>
         <w:tc>
           <w:tcPr>
-            <w:tcW w:type="dxa" w:w="2493"/>
+            <w:tcW w:type="dxa" w:w="2916"/>
             <w:shd w:val="clear" w:color="auto" w:fill="FFFFFF"/>
             <w:vAlign w:val="center"/>
           </w:tcPr>
@@ -6638,7 +6638,7 @@
       <w:tr>
         <w:tc>
           <w:tcPr>
-            <w:tcW w:type="dxa" w:w="2493"/>
+            <w:tcW w:type="dxa" w:w="2916"/>
             <w:shd w:val="clear" w:color="auto" w:fill="F0F6FA"/>
             <w:vAlign w:val="center"/>
           </w:tcPr>
@@ -6660,7 +6660,7 @@
         </w:tc>
         <w:tc>
           <w:tcPr>
-            <w:tcW w:type="dxa" w:w="2493"/>
+            <w:tcW w:type="dxa" w:w="2916"/>
             <w:shd w:val="clear" w:color="auto" w:fill="F0F6FA"/>
             <w:vAlign w:val="center"/>
           </w:tcPr>
@@ -6682,7 +6682,7 @@
         </w:tc>
         <w:tc>
           <w:tcPr>
-            <w:tcW w:type="dxa" w:w="2493"/>
+            <w:tcW w:type="dxa" w:w="2916"/>
             <w:shd w:val="clear" w:color="auto" w:fill="F0F6FA"/>
             <w:vAlign w:val="center"/>
           </w:tcPr>
@@ -6705,7 +6705,7 @@
         </w:tc>
         <w:tc>
           <w:tcPr>
-            <w:tcW w:type="dxa" w:w="2493"/>
+            <w:tcW w:type="dxa" w:w="2916"/>
             <w:shd w:val="clear" w:color="auto" w:fill="F0F6FA"/>
             <w:vAlign w:val="center"/>
           </w:tcPr>
@@ -6740,7 +6740,7 @@
       <w:tr>
         <w:tc>
           <w:tcPr>
-            <w:tcW w:type="dxa" w:w="2493"/>
+            <w:tcW w:type="dxa" w:w="2916"/>
             <w:shd w:val="clear" w:color="auto" w:fill="FFFFFF"/>
             <w:vAlign w:val="center"/>
           </w:tcPr>
@@ -6762,7 +6762,7 @@
         </w:tc>
         <w:tc>
           <w:tcPr>
-            <w:tcW w:type="dxa" w:w="2493"/>
+            <w:tcW w:type="dxa" w:w="2916"/>
             <w:shd w:val="clear" w:color="auto" w:fill="FFFFFF"/>
             <w:vAlign w:val="center"/>
           </w:tcPr>
@@ -6784,7 +6784,7 @@
         </w:tc>
         <w:tc>
           <w:tcPr>
-            <w:tcW w:type="dxa" w:w="2493"/>
+            <w:tcW w:type="dxa" w:w="2916"/>
             <w:shd w:val="clear" w:color="auto" w:fill="FFFFFF"/>
             <w:vAlign w:val="center"/>
           </w:tcPr>
@@ -6807,7 +6807,7 @@
         </w:tc>
         <w:tc>
           <w:tcPr>
-            <w:tcW w:type="dxa" w:w="2493"/>
+            <w:tcW w:type="dxa" w:w="2916"/>
             <w:shd w:val="clear" w:color="auto" w:fill="FFFFFF"/>
             <w:vAlign w:val="center"/>
           </w:tcPr>
@@ -6831,7 +6831,7 @@
       <w:tr>
         <w:tc>
           <w:tcPr>
-            <w:tcW w:type="dxa" w:w="2493"/>
+            <w:tcW w:type="dxa" w:w="2916"/>
             <w:shd w:val="clear" w:color="auto" w:fill="F0F6FA"/>
             <w:vAlign w:val="center"/>
           </w:tcPr>
@@ -6853,7 +6853,7 @@
         </w:tc>
         <w:tc>
           <w:tcPr>
-            <w:tcW w:type="dxa" w:w="2493"/>
+            <w:tcW w:type="dxa" w:w="2916"/>
             <w:shd w:val="clear" w:color="auto" w:fill="F0F6FA"/>
             <w:vAlign w:val="center"/>
           </w:tcPr>
@@ -6875,7 +6875,7 @@
         </w:tc>
         <w:tc>
           <w:tcPr>
-            <w:tcW w:type="dxa" w:w="2493"/>
+            <w:tcW w:type="dxa" w:w="2916"/>
             <w:shd w:val="clear" w:color="auto" w:fill="F0F6FA"/>
             <w:vAlign w:val="center"/>
           </w:tcPr>
@@ -6898,7 +6898,7 @@
         </w:tc>
         <w:tc>
           <w:tcPr>
-            <w:tcW w:type="dxa" w:w="2493"/>
+            <w:tcW w:type="dxa" w:w="2916"/>
             <w:shd w:val="clear" w:color="auto" w:fill="F0F6FA"/>
             <w:vAlign w:val="center"/>
           </w:tcPr>
@@ -6933,7 +6933,7 @@
       <w:tr>
         <w:tc>
           <w:tcPr>
-            <w:tcW w:type="dxa" w:w="2493"/>
+            <w:tcW w:type="dxa" w:w="2916"/>
             <w:shd w:val="clear" w:color="auto" w:fill="FFFFFF"/>
             <w:vAlign w:val="center"/>
           </w:tcPr>
@@ -6955,7 +6955,7 @@
         </w:tc>
         <w:tc>
           <w:tcPr>
-            <w:tcW w:type="dxa" w:w="2493"/>
+            <w:tcW w:type="dxa" w:w="2916"/>
             <w:shd w:val="clear" w:color="auto" w:fill="FFFFFF"/>
             <w:vAlign w:val="center"/>
           </w:tcPr>
@@ -6977,7 +6977,7 @@
         </w:tc>
         <w:tc>
           <w:tcPr>
-            <w:tcW w:type="dxa" w:w="2493"/>
+            <w:tcW w:type="dxa" w:w="2916"/>
             <w:shd w:val="clear" w:color="auto" w:fill="FFFFFF"/>
             <w:vAlign w:val="center"/>
           </w:tcPr>
@@ -7000,7 +7000,7 @@
         </w:tc>
         <w:tc>
           <w:tcPr>
-            <w:tcW w:type="dxa" w:w="2493"/>
+            <w:tcW w:type="dxa" w:w="2916"/>
             <w:shd w:val="clear" w:color="auto" w:fill="FFFFFF"/>
             <w:vAlign w:val="center"/>
           </w:tcPr>
@@ -7024,7 +7024,7 @@
       <w:tr>
         <w:tc>
           <w:tcPr>
-            <w:tcW w:type="dxa" w:w="2493"/>
+            <w:tcW w:type="dxa" w:w="2916"/>
             <w:shd w:val="clear" w:color="auto" w:fill="F0F6FA"/>
             <w:vAlign w:val="center"/>
           </w:tcPr>
@@ -7046,7 +7046,7 @@
         </w:tc>
         <w:tc>
           <w:tcPr>
-            <w:tcW w:type="dxa" w:w="2493"/>
+            <w:tcW w:type="dxa" w:w="2916"/>
             <w:shd w:val="clear" w:color="auto" w:fill="F0F6FA"/>
             <w:vAlign w:val="center"/>
           </w:tcPr>
@@ -7068,7 +7068,7 @@
         </w:tc>
         <w:tc>
           <w:tcPr>
-            <w:tcW w:type="dxa" w:w="2493"/>
+            <w:tcW w:type="dxa" w:w="2916"/>
             <w:shd w:val="clear" w:color="auto" w:fill="F0F6FA"/>
             <w:vAlign w:val="center"/>
           </w:tcPr>
@@ -7091,7 +7091,7 @@
         </w:tc>
         <w:tc>
           <w:tcPr>
-            <w:tcW w:type="dxa" w:w="2493"/>
+            <w:tcW w:type="dxa" w:w="2916"/>
             <w:shd w:val="clear" w:color="auto" w:fill="F0F6FA"/>
             <w:vAlign w:val="center"/>
           </w:tcPr>
@@ -7126,7 +7126,7 @@
       <w:tr>
         <w:tc>
           <w:tcPr>
-            <w:tcW w:type="dxa" w:w="2493"/>
+            <w:tcW w:type="dxa" w:w="2916"/>
             <w:shd w:val="clear" w:color="auto" w:fill="FFFFFF"/>
             <w:vAlign w:val="center"/>
           </w:tcPr>
@@ -7148,7 +7148,7 @@
         </w:tc>
         <w:tc>
           <w:tcPr>
-            <w:tcW w:type="dxa" w:w="2493"/>
+            <w:tcW w:type="dxa" w:w="2916"/>
             <w:shd w:val="clear" w:color="auto" w:fill="FFFFFF"/>
             <w:vAlign w:val="center"/>
           </w:tcPr>
@@ -7170,7 +7170,7 @@
         </w:tc>
         <w:tc>
           <w:tcPr>
-            <w:tcW w:type="dxa" w:w="2493"/>
+            <w:tcW w:type="dxa" w:w="2916"/>
             <w:shd w:val="clear" w:color="auto" w:fill="FFFFFF"/>
             <w:vAlign w:val="center"/>
           </w:tcPr>
@@ -7193,7 +7193,7 @@
         </w:tc>
         <w:tc>
           <w:tcPr>
-            <w:tcW w:type="dxa" w:w="2493"/>
+            <w:tcW w:type="dxa" w:w="2916"/>
             <w:shd w:val="clear" w:color="auto" w:fill="FFFFFF"/>
             <w:vAlign w:val="center"/>
           </w:tcPr>
@@ -7228,7 +7228,7 @@
       <w:tr>
         <w:tc>
           <w:tcPr>
-            <w:tcW w:type="dxa" w:w="2493"/>
+            <w:tcW w:type="dxa" w:w="2916"/>
             <w:shd w:val="clear" w:color="auto" w:fill="F0F6FA"/>
             <w:vAlign w:val="center"/>
           </w:tcPr>
@@ -7250,7 +7250,7 @@
         </w:tc>
         <w:tc>
           <w:tcPr>
-            <w:tcW w:type="dxa" w:w="2493"/>
+            <w:tcW w:type="dxa" w:w="2916"/>
             <w:shd w:val="clear" w:color="auto" w:fill="F0F6FA"/>
             <w:vAlign w:val="center"/>
           </w:tcPr>
@@ -7272,7 +7272,7 @@
         </w:tc>
         <w:tc>
           <w:tcPr>
-            <w:tcW w:type="dxa" w:w="2493"/>
+            <w:tcW w:type="dxa" w:w="2916"/>
             <w:shd w:val="clear" w:color="auto" w:fill="F0F6FA"/>
             <w:vAlign w:val="center"/>
           </w:tcPr>
@@ -7295,7 +7295,7 @@
         </w:tc>
         <w:tc>
           <w:tcPr>
-            <w:tcW w:type="dxa" w:w="2493"/>
+            <w:tcW w:type="dxa" w:w="2916"/>
             <w:shd w:val="clear" w:color="auto" w:fill="F0F6FA"/>
             <w:vAlign w:val="center"/>
           </w:tcPr>
@@ -7330,7 +7330,7 @@
       <w:tr>
         <w:tc>
           <w:tcPr>
-            <w:tcW w:type="dxa" w:w="2493"/>
+            <w:tcW w:type="dxa" w:w="2916"/>
             <w:shd w:val="clear" w:color="auto" w:fill="FFFFFF"/>
             <w:vAlign w:val="center"/>
           </w:tcPr>
@@ -7352,7 +7352,7 @@
         </w:tc>
         <w:tc>
           <w:tcPr>
-            <w:tcW w:type="dxa" w:w="2493"/>
+            <w:tcW w:type="dxa" w:w="2916"/>
             <w:shd w:val="clear" w:color="auto" w:fill="FFFFFF"/>
             <w:vAlign w:val="center"/>
           </w:tcPr>
@@ -7374,7 +7374,7 @@
         </w:tc>
         <w:tc>
           <w:tcPr>
-            <w:tcW w:type="dxa" w:w="2493"/>
+            <w:tcW w:type="dxa" w:w="2916"/>
             <w:shd w:val="clear" w:color="auto" w:fill="FFFFFF"/>
             <w:vAlign w:val="center"/>
           </w:tcPr>
@@ -7397,7 +7397,7 @@
         </w:tc>
         <w:tc>
           <w:tcPr>
-            <w:tcW w:type="dxa" w:w="2493"/>
+            <w:tcW w:type="dxa" w:w="2916"/>
             <w:shd w:val="clear" w:color="auto" w:fill="FFFFFF"/>
             <w:vAlign w:val="center"/>
           </w:tcPr>
@@ -7432,7 +7432,7 @@
       <w:tr>
         <w:tc>
           <w:tcPr>
-            <w:tcW w:type="dxa" w:w="2493"/>
+            <w:tcW w:type="dxa" w:w="2916"/>
             <w:shd w:val="clear" w:color="auto" w:fill="F0F6FA"/>
             <w:vAlign w:val="center"/>
           </w:tcPr>
@@ -7454,7 +7454,7 @@
         </w:tc>
         <w:tc>
           <w:tcPr>
-            <w:tcW w:type="dxa" w:w="2493"/>
+            <w:tcW w:type="dxa" w:w="2916"/>
             <w:shd w:val="clear" w:color="auto" w:fill="F0F6FA"/>
             <w:vAlign w:val="center"/>
           </w:tcPr>
@@ -7476,7 +7476,7 @@
         </w:tc>
         <w:tc>
           <w:tcPr>
-            <w:tcW w:type="dxa" w:w="2493"/>
+            <w:tcW w:type="dxa" w:w="2916"/>
             <w:shd w:val="clear" w:color="auto" w:fill="F0F6FA"/>
             <w:vAlign w:val="center"/>
           </w:tcPr>
@@ -7499,7 +7499,7 @@
         </w:tc>
         <w:tc>
           <w:tcPr>
-            <w:tcW w:type="dxa" w:w="2493"/>
+            <w:tcW w:type="dxa" w:w="2916"/>
             <w:shd w:val="clear" w:color="auto" w:fill="F0F6FA"/>
             <w:vAlign w:val="center"/>
           </w:tcPr>
@@ -7534,7 +7534,7 @@
       <w:tr>
         <w:tc>
           <w:tcPr>
-            <w:tcW w:type="dxa" w:w="2493"/>
+            <w:tcW w:type="dxa" w:w="2916"/>
             <w:shd w:val="clear" w:color="auto" w:fill="FFFFFF"/>
             <w:vAlign w:val="center"/>
           </w:tcPr>
@@ -7556,7 +7556,7 @@
         </w:tc>
         <w:tc>
           <w:tcPr>
-            <w:tcW w:type="dxa" w:w="2493"/>
+            <w:tcW w:type="dxa" w:w="2916"/>
             <w:shd w:val="clear" w:color="auto" w:fill="FFFFFF"/>
             <w:vAlign w:val="center"/>
           </w:tcPr>
@@ -7578,7 +7578,7 @@
         </w:tc>
         <w:tc>
           <w:tcPr>
-            <w:tcW w:type="dxa" w:w="2493"/>
+            <w:tcW w:type="dxa" w:w="2916"/>
             <w:shd w:val="clear" w:color="auto" w:fill="FFFFFF"/>
             <w:vAlign w:val="center"/>
           </w:tcPr>
@@ -7601,7 +7601,7 @@
         </w:tc>
         <w:tc>
           <w:tcPr>
-            <w:tcW w:type="dxa" w:w="2493"/>
+            <w:tcW w:type="dxa" w:w="2916"/>
             <w:shd w:val="clear" w:color="auto" w:fill="FFFFFF"/>
             <w:vAlign w:val="center"/>
           </w:tcPr>
@@ -7682,16 +7682,16 @@
         <w:tblLook w:firstColumn="1" w:firstRow="1" w:lastColumn="0" w:lastRow="0" w:noHBand="0" w:noVBand="1" w:val="04A0"/>
       </w:tblPr>
       <w:tblGrid>
-        <w:gridCol w:w="1994"/>
-        <w:gridCol w:w="1994"/>
-        <w:gridCol w:w="1994"/>
-        <w:gridCol w:w="1994"/>
-        <w:gridCol w:w="1994"/>
+        <w:gridCol w:w="2333"/>
+        <w:gridCol w:w="2333"/>
+        <w:gridCol w:w="2333"/>
+        <w:gridCol w:w="2333"/>
+        <w:gridCol w:w="2333"/>
       </w:tblGrid>
       <w:tr>
         <w:tc>
           <w:tcPr>
-            <w:tcW w:type="dxa" w:w="1994"/>
+            <w:tcW w:type="dxa" w:w="2333"/>
             <w:shd w:val="clear" w:color="auto" w:fill="007A87"/>
             <w:vAlign w:val="center"/>
           </w:tcPr>
@@ -7714,7 +7714,7 @@
         </w:tc>
         <w:tc>
           <w:tcPr>
-            <w:tcW w:type="dxa" w:w="1994"/>
+            <w:tcW w:type="dxa" w:w="2333"/>
             <w:shd w:val="clear" w:color="auto" w:fill="007A87"/>
             <w:vAlign w:val="center"/>
           </w:tcPr>
@@ -7737,7 +7737,7 @@
         </w:tc>
         <w:tc>
           <w:tcPr>
-            <w:tcW w:type="dxa" w:w="1994"/>
+            <w:tcW w:type="dxa" w:w="2333"/>
             <w:shd w:val="clear" w:color="auto" w:fill="007A87"/>
             <w:vAlign w:val="center"/>
           </w:tcPr>
@@ -7760,7 +7760,7 @@
         </w:tc>
         <w:tc>
           <w:tcPr>
-            <w:tcW w:type="dxa" w:w="1994"/>
+            <w:tcW w:type="dxa" w:w="2333"/>
             <w:shd w:val="clear" w:color="auto" w:fill="007A87"/>
             <w:vAlign w:val="center"/>
           </w:tcPr>
@@ -7783,7 +7783,7 @@
         </w:tc>
         <w:tc>
           <w:tcPr>
-            <w:tcW w:type="dxa" w:w="1994"/>
+            <w:tcW w:type="dxa" w:w="2333"/>
             <w:shd w:val="clear" w:color="auto" w:fill="007A87"/>
             <w:vAlign w:val="center"/>
           </w:tcPr>
@@ -7808,7 +7808,7 @@
       <w:tr>
         <w:tc>
           <w:tcPr>
-            <w:tcW w:type="dxa" w:w="1994"/>
+            <w:tcW w:type="dxa" w:w="2333"/>
             <w:shd w:val="clear" w:color="auto" w:fill="D4F1F4"/>
             <w:vAlign w:val="center"/>
           </w:tcPr>
@@ -7831,7 +7831,7 @@
         </w:tc>
         <w:tc>
           <w:tcPr>
-            <w:tcW w:type="dxa" w:w="1994"/>
+            <w:tcW w:type="dxa" w:w="2333"/>
             <w:shd w:val="clear" w:color="auto" w:fill="D4F1F4"/>
             <w:vAlign w:val="center"/>
           </w:tcPr>
@@ -7854,7 +7854,7 @@
         </w:tc>
         <w:tc>
           <w:tcPr>
-            <w:tcW w:type="dxa" w:w="1994"/>
+            <w:tcW w:type="dxa" w:w="2333"/>
             <w:shd w:val="clear" w:color="auto" w:fill="D4F1F4"/>
             <w:vAlign w:val="center"/>
           </w:tcPr>
@@ -7877,7 +7877,7 @@
         </w:tc>
         <w:tc>
           <w:tcPr>
-            <w:tcW w:type="dxa" w:w="1994"/>
+            <w:tcW w:type="dxa" w:w="2333"/>
             <w:shd w:val="clear" w:color="auto" w:fill="D4F1F4"/>
             <w:vAlign w:val="center"/>
           </w:tcPr>
@@ -7900,7 +7900,7 @@
         </w:tc>
         <w:tc>
           <w:tcPr>
-            <w:tcW w:type="dxa" w:w="1994"/>
+            <w:tcW w:type="dxa" w:w="2333"/>
             <w:shd w:val="clear" w:color="auto" w:fill="D4F1F4"/>
             <w:vAlign w:val="center"/>
           </w:tcPr>
@@ -7925,7 +7925,7 @@
       <w:tr>
         <w:tc>
           <w:tcPr>
-            <w:tcW w:type="dxa" w:w="1994"/>
+            <w:tcW w:type="dxa" w:w="2333"/>
             <w:shd w:val="clear" w:color="auto" w:fill="FFFFFF"/>
             <w:vAlign w:val="center"/>
           </w:tcPr>
@@ -7948,7 +7948,7 @@
         </w:tc>
         <w:tc>
           <w:tcPr>
-            <w:tcW w:type="dxa" w:w="1994"/>
+            <w:tcW w:type="dxa" w:w="2333"/>
             <w:shd w:val="clear" w:color="auto" w:fill="FFFFFF"/>
             <w:vAlign w:val="center"/>
           </w:tcPr>
@@ -7971,7 +7971,7 @@
         </w:tc>
         <w:tc>
           <w:tcPr>
-            <w:tcW w:type="dxa" w:w="1994"/>
+            <w:tcW w:type="dxa" w:w="2333"/>
             <w:shd w:val="clear" w:color="auto" w:fill="FFFFFF"/>
             <w:vAlign w:val="center"/>
           </w:tcPr>
@@ -7994,7 +7994,7 @@
         </w:tc>
         <w:tc>
           <w:tcPr>
-            <w:tcW w:type="dxa" w:w="1994"/>
+            <w:tcW w:type="dxa" w:w="2333"/>
             <w:shd w:val="clear" w:color="auto" w:fill="FFFFFF"/>
             <w:vAlign w:val="center"/>
           </w:tcPr>
@@ -8017,7 +8017,7 @@
         </w:tc>
         <w:tc>
           <w:tcPr>
-            <w:tcW w:type="dxa" w:w="1994"/>
+            <w:tcW w:type="dxa" w:w="2333"/>
             <w:shd w:val="clear" w:color="auto" w:fill="FFFFFF"/>
             <w:vAlign w:val="center"/>
           </w:tcPr>
@@ -8042,7 +8042,7 @@
       <w:tr>
         <w:tc>
           <w:tcPr>
-            <w:tcW w:type="dxa" w:w="1994"/>
+            <w:tcW w:type="dxa" w:w="2333"/>
             <w:shd w:val="clear" w:color="auto" w:fill="D4F1F4"/>
             <w:vAlign w:val="center"/>
           </w:tcPr>
@@ -8065,7 +8065,7 @@
         </w:tc>
         <w:tc>
           <w:tcPr>
-            <w:tcW w:type="dxa" w:w="1994"/>
+            <w:tcW w:type="dxa" w:w="2333"/>
             <w:shd w:val="clear" w:color="auto" w:fill="D4F1F4"/>
             <w:vAlign w:val="center"/>
           </w:tcPr>
@@ -8088,7 +8088,7 @@
         </w:tc>
         <w:tc>
           <w:tcPr>
-            <w:tcW w:type="dxa" w:w="1994"/>
+            <w:tcW w:type="dxa" w:w="2333"/>
             <w:shd w:val="clear" w:color="auto" w:fill="D4F1F4"/>
             <w:vAlign w:val="center"/>
           </w:tcPr>
@@ -8111,7 +8111,7 @@
         </w:tc>
         <w:tc>
           <w:tcPr>
-            <w:tcW w:type="dxa" w:w="1994"/>
+            <w:tcW w:type="dxa" w:w="2333"/>
             <w:shd w:val="clear" w:color="auto" w:fill="D4F1F4"/>
             <w:vAlign w:val="center"/>
           </w:tcPr>
@@ -8134,7 +8134,7 @@
         </w:tc>
         <w:tc>
           <w:tcPr>
-            <w:tcW w:type="dxa" w:w="1994"/>
+            <w:tcW w:type="dxa" w:w="2333"/>
             <w:shd w:val="clear" w:color="auto" w:fill="D4F1F4"/>
             <w:vAlign w:val="center"/>
           </w:tcPr>
@@ -8159,7 +8159,7 @@
       <w:tr>
         <w:tc>
           <w:tcPr>
-            <w:tcW w:type="dxa" w:w="1994"/>
+            <w:tcW w:type="dxa" w:w="2333"/>
             <w:shd w:val="clear" w:color="auto" w:fill="FFFFFF"/>
             <w:vAlign w:val="center"/>
           </w:tcPr>
@@ -8182,7 +8182,7 @@
         </w:tc>
         <w:tc>
           <w:tcPr>
-            <w:tcW w:type="dxa" w:w="1994"/>
+            <w:tcW w:type="dxa" w:w="2333"/>
             <w:shd w:val="clear" w:color="auto" w:fill="FFFFFF"/>
             <w:vAlign w:val="center"/>
           </w:tcPr>
@@ -8205,7 +8205,7 @@
         </w:tc>
         <w:tc>
           <w:tcPr>
-            <w:tcW w:type="dxa" w:w="1994"/>
+            <w:tcW w:type="dxa" w:w="2333"/>
             <w:shd w:val="clear" w:color="auto" w:fill="FFFFFF"/>
             <w:vAlign w:val="center"/>
           </w:tcPr>
@@ -8228,7 +8228,7 @@
         </w:tc>
         <w:tc>
           <w:tcPr>
-            <w:tcW w:type="dxa" w:w="1994"/>
+            <w:tcW w:type="dxa" w:w="2333"/>
             <w:shd w:val="clear" w:color="auto" w:fill="FFFFFF"/>
             <w:vAlign w:val="center"/>
           </w:tcPr>
@@ -8251,7 +8251,7 @@
         </w:tc>
         <w:tc>
           <w:tcPr>
-            <w:tcW w:type="dxa" w:w="1994"/>
+            <w:tcW w:type="dxa" w:w="2333"/>
             <w:shd w:val="clear" w:color="auto" w:fill="FFFFFF"/>
             <w:vAlign w:val="center"/>
           </w:tcPr>
@@ -8276,7 +8276,7 @@
       <w:tr>
         <w:tc>
           <w:tcPr>
-            <w:tcW w:type="dxa" w:w="1994"/>
+            <w:tcW w:type="dxa" w:w="2333"/>
             <w:shd w:val="clear" w:color="auto" w:fill="D4F1F4"/>
             <w:vAlign w:val="center"/>
           </w:tcPr>
@@ -8299,7 +8299,7 @@
         </w:tc>
         <w:tc>
           <w:tcPr>
-            <w:tcW w:type="dxa" w:w="1994"/>
+            <w:tcW w:type="dxa" w:w="2333"/>
             <w:shd w:val="clear" w:color="auto" w:fill="D4F1F4"/>
             <w:vAlign w:val="center"/>
           </w:tcPr>
@@ -8322,7 +8322,7 @@
         </w:tc>
         <w:tc>
           <w:tcPr>
-            <w:tcW w:type="dxa" w:w="1994"/>
+            <w:tcW w:type="dxa" w:w="2333"/>
             <w:shd w:val="clear" w:color="auto" w:fill="D4F1F4"/>
             <w:vAlign w:val="center"/>
           </w:tcPr>
@@ -8345,7 +8345,7 @@
         </w:tc>
         <w:tc>
           <w:tcPr>
-            <w:tcW w:type="dxa" w:w="1994"/>
+            <w:tcW w:type="dxa" w:w="2333"/>
             <w:shd w:val="clear" w:color="auto" w:fill="D4F1F4"/>
             <w:vAlign w:val="center"/>
           </w:tcPr>
@@ -8368,7 +8368,7 @@
         </w:tc>
         <w:tc>
           <w:tcPr>
-            <w:tcW w:type="dxa" w:w="1994"/>
+            <w:tcW w:type="dxa" w:w="2333"/>
             <w:shd w:val="clear" w:color="auto" w:fill="D4F1F4"/>
             <w:vAlign w:val="center"/>
           </w:tcPr>
@@ -8393,7 +8393,7 @@
       <w:tr>
         <w:tc>
           <w:tcPr>
-            <w:tcW w:type="dxa" w:w="1994"/>
+            <w:tcW w:type="dxa" w:w="2333"/>
             <w:shd w:val="clear" w:color="auto" w:fill="FFFFFF"/>
             <w:vAlign w:val="center"/>
           </w:tcPr>
@@ -8416,7 +8416,7 @@
         </w:tc>
         <w:tc>
           <w:tcPr>
-            <w:tcW w:type="dxa" w:w="1994"/>
+            <w:tcW w:type="dxa" w:w="2333"/>
             <w:shd w:val="clear" w:color="auto" w:fill="FFFFFF"/>
             <w:vAlign w:val="center"/>
           </w:tcPr>
@@ -8439,7 +8439,7 @@
         </w:tc>
         <w:tc>
           <w:tcPr>
-            <w:tcW w:type="dxa" w:w="1994"/>
+            <w:tcW w:type="dxa" w:w="2333"/>
             <w:shd w:val="clear" w:color="auto" w:fill="FFFFFF"/>
             <w:vAlign w:val="center"/>
           </w:tcPr>
@@ -8462,7 +8462,7 @@
         </w:tc>
         <w:tc>
           <w:tcPr>
-            <w:tcW w:type="dxa" w:w="1994"/>
+            <w:tcW w:type="dxa" w:w="2333"/>
             <w:shd w:val="clear" w:color="auto" w:fill="FFFFFF"/>
             <w:vAlign w:val="center"/>
           </w:tcPr>
@@ -8485,7 +8485,7 @@
         </w:tc>
         <w:tc>
           <w:tcPr>
-            <w:tcW w:type="dxa" w:w="1994"/>
+            <w:tcW w:type="dxa" w:w="2333"/>
             <w:shd w:val="clear" w:color="auto" w:fill="FFFFFF"/>
             <w:vAlign w:val="center"/>
           </w:tcPr>
@@ -8510,7 +8510,7 @@
       <w:tr>
         <w:tc>
           <w:tcPr>
-            <w:tcW w:type="dxa" w:w="1994"/>
+            <w:tcW w:type="dxa" w:w="2333"/>
             <w:shd w:val="clear" w:color="auto" w:fill="D4F1F4"/>
             <w:vAlign w:val="center"/>
           </w:tcPr>
@@ -8533,7 +8533,7 @@
         </w:tc>
         <w:tc>
           <w:tcPr>
-            <w:tcW w:type="dxa" w:w="1994"/>
+            <w:tcW w:type="dxa" w:w="2333"/>
             <w:shd w:val="clear" w:color="auto" w:fill="D4F1F4"/>
             <w:vAlign w:val="center"/>
           </w:tcPr>
@@ -8556,7 +8556,7 @@
         </w:tc>
         <w:tc>
           <w:tcPr>
-            <w:tcW w:type="dxa" w:w="1994"/>
+            <w:tcW w:type="dxa" w:w="2333"/>
             <w:shd w:val="clear" w:color="auto" w:fill="D4F1F4"/>
             <w:vAlign w:val="center"/>
           </w:tcPr>
@@ -8579,7 +8579,7 @@
         </w:tc>
         <w:tc>
           <w:tcPr>
-            <w:tcW w:type="dxa" w:w="1994"/>
+            <w:tcW w:type="dxa" w:w="2333"/>
             <w:shd w:val="clear" w:color="auto" w:fill="D4F1F4"/>
             <w:vAlign w:val="center"/>
           </w:tcPr>
@@ -8602,7 +8602,7 @@
         </w:tc>
         <w:tc>
           <w:tcPr>
-            <w:tcW w:type="dxa" w:w="1994"/>
+            <w:tcW w:type="dxa" w:w="2333"/>
             <w:shd w:val="clear" w:color="auto" w:fill="D4F1F4"/>
             <w:vAlign w:val="center"/>
           </w:tcPr>
@@ -8627,7 +8627,7 @@
       <w:tr>
         <w:tc>
           <w:tcPr>
-            <w:tcW w:type="dxa" w:w="1994"/>
+            <w:tcW w:type="dxa" w:w="2333"/>
             <w:shd w:val="clear" w:color="auto" w:fill="FFFFFF"/>
             <w:vAlign w:val="center"/>
           </w:tcPr>
@@ -8650,7 +8650,7 @@
         </w:tc>
         <w:tc>
           <w:tcPr>
-            <w:tcW w:type="dxa" w:w="1994"/>
+            <w:tcW w:type="dxa" w:w="2333"/>
             <w:shd w:val="clear" w:color="auto" w:fill="FFFFFF"/>
             <w:vAlign w:val="center"/>
           </w:tcPr>
@@ -8673,7 +8673,7 @@
         </w:tc>
         <w:tc>
           <w:tcPr>
-            <w:tcW w:type="dxa" w:w="1994"/>
+            <w:tcW w:type="dxa" w:w="2333"/>
             <w:shd w:val="clear" w:color="auto" w:fill="FFFFFF"/>
             <w:vAlign w:val="center"/>
           </w:tcPr>
@@ -8696,7 +8696,7 @@
         </w:tc>
         <w:tc>
           <w:tcPr>
-            <w:tcW w:type="dxa" w:w="1994"/>
+            <w:tcW w:type="dxa" w:w="2333"/>
             <w:shd w:val="clear" w:color="auto" w:fill="FFFFFF"/>
             <w:vAlign w:val="center"/>
           </w:tcPr>
@@ -8719,7 +8719,7 @@
         </w:tc>
         <w:tc>
           <w:tcPr>
-            <w:tcW w:type="dxa" w:w="1994"/>
+            <w:tcW w:type="dxa" w:w="2333"/>
             <w:shd w:val="clear" w:color="auto" w:fill="FFFFFF"/>
             <w:vAlign w:val="center"/>
           </w:tcPr>
@@ -8744,7 +8744,7 @@
       <w:tr>
         <w:tc>
           <w:tcPr>
-            <w:tcW w:type="dxa" w:w="1994"/>
+            <w:tcW w:type="dxa" w:w="2333"/>
             <w:shd w:val="clear" w:color="auto" w:fill="D4F1F4"/>
             <w:vAlign w:val="center"/>
           </w:tcPr>
@@ -8767,7 +8767,7 @@
         </w:tc>
         <w:tc>
           <w:tcPr>
-            <w:tcW w:type="dxa" w:w="1994"/>
+            <w:tcW w:type="dxa" w:w="2333"/>
             <w:shd w:val="clear" w:color="auto" w:fill="D4F1F4"/>
             <w:vAlign w:val="center"/>
           </w:tcPr>
@@ -8790,7 +8790,7 @@
         </w:tc>
         <w:tc>
           <w:tcPr>
-            <w:tcW w:type="dxa" w:w="1994"/>
+            <w:tcW w:type="dxa" w:w="2333"/>
             <w:shd w:val="clear" w:color="auto" w:fill="D4F1F4"/>
             <w:vAlign w:val="center"/>
           </w:tcPr>
@@ -8813,7 +8813,7 @@
         </w:tc>
         <w:tc>
           <w:tcPr>
-            <w:tcW w:type="dxa" w:w="1994"/>
+            <w:tcW w:type="dxa" w:w="2333"/>
             <w:shd w:val="clear" w:color="auto" w:fill="D4F1F4"/>
             <w:vAlign w:val="center"/>
           </w:tcPr>
@@ -8836,7 +8836,7 @@
         </w:tc>
         <w:tc>
           <w:tcPr>
-            <w:tcW w:type="dxa" w:w="1994"/>
+            <w:tcW w:type="dxa" w:w="2333"/>
             <w:shd w:val="clear" w:color="auto" w:fill="D4F1F4"/>
             <w:vAlign w:val="center"/>
           </w:tcPr>
@@ -8861,7 +8861,7 @@
       <w:tr>
         <w:tc>
           <w:tcPr>
-            <w:tcW w:type="dxa" w:w="1994"/>
+            <w:tcW w:type="dxa" w:w="2333"/>
             <w:shd w:val="clear" w:color="auto" w:fill="FFFFFF"/>
             <w:vAlign w:val="center"/>
           </w:tcPr>
@@ -8884,7 +8884,7 @@
         </w:tc>
         <w:tc>
           <w:tcPr>
-            <w:tcW w:type="dxa" w:w="1994"/>
+            <w:tcW w:type="dxa" w:w="2333"/>
             <w:shd w:val="clear" w:color="auto" w:fill="FFFFFF"/>
             <w:vAlign w:val="center"/>
           </w:tcPr>
@@ -8907,7 +8907,7 @@
         </w:tc>
         <w:tc>
           <w:tcPr>
-            <w:tcW w:type="dxa" w:w="1994"/>
+            <w:tcW w:type="dxa" w:w="2333"/>
             <w:shd w:val="clear" w:color="auto" w:fill="FFFFFF"/>
             <w:vAlign w:val="center"/>
           </w:tcPr>
@@ -8930,7 +8930,7 @@
         </w:tc>
         <w:tc>
           <w:tcPr>
-            <w:tcW w:type="dxa" w:w="1994"/>
+            <w:tcW w:type="dxa" w:w="2333"/>
             <w:shd w:val="clear" w:color="auto" w:fill="FFFFFF"/>
             <w:vAlign w:val="center"/>
           </w:tcPr>
@@ -8953,7 +8953,7 @@
         </w:tc>
         <w:tc>
           <w:tcPr>
-            <w:tcW w:type="dxa" w:w="1994"/>
+            <w:tcW w:type="dxa" w:w="2333"/>
             <w:shd w:val="clear" w:color="auto" w:fill="FFFFFF"/>
             <w:vAlign w:val="center"/>
           </w:tcPr>
@@ -8978,7 +8978,7 @@
       <w:tr>
         <w:tc>
           <w:tcPr>
-            <w:tcW w:type="dxa" w:w="1994"/>
+            <w:tcW w:type="dxa" w:w="2333"/>
             <w:shd w:val="clear" w:color="auto" w:fill="D4F1F4"/>
             <w:vAlign w:val="center"/>
           </w:tcPr>
@@ -9001,7 +9001,7 @@
         </w:tc>
         <w:tc>
           <w:tcPr>
-            <w:tcW w:type="dxa" w:w="1994"/>
+            <w:tcW w:type="dxa" w:w="2333"/>
             <w:shd w:val="clear" w:color="auto" w:fill="D4F1F4"/>
             <w:vAlign w:val="center"/>
           </w:tcPr>
@@ -9024,7 +9024,7 @@
         </w:tc>
         <w:tc>
           <w:tcPr>
-            <w:tcW w:type="dxa" w:w="1994"/>
+            <w:tcW w:type="dxa" w:w="2333"/>
             <w:shd w:val="clear" w:color="auto" w:fill="D4F1F4"/>
             <w:vAlign w:val="center"/>
           </w:tcPr>
@@ -9047,7 +9047,7 @@
         </w:tc>
         <w:tc>
           <w:tcPr>
-            <w:tcW w:type="dxa" w:w="1994"/>
+            <w:tcW w:type="dxa" w:w="2333"/>
             <w:shd w:val="clear" w:color="auto" w:fill="D4F1F4"/>
             <w:vAlign w:val="center"/>
           </w:tcPr>
@@ -9070,7 +9070,7 @@
         </w:tc>
         <w:tc>
           <w:tcPr>
-            <w:tcW w:type="dxa" w:w="1994"/>
+            <w:tcW w:type="dxa" w:w="2333"/>
             <w:shd w:val="clear" w:color="auto" w:fill="D4F1F4"/>
             <w:vAlign w:val="center"/>
           </w:tcPr>
@@ -9095,7 +9095,7 @@
       <w:tr>
         <w:tc>
           <w:tcPr>
-            <w:tcW w:type="dxa" w:w="1994"/>
+            <w:tcW w:type="dxa" w:w="2333"/>
             <w:shd w:val="clear" w:color="auto" w:fill="FFFFFF"/>
             <w:vAlign w:val="center"/>
           </w:tcPr>
@@ -9118,7 +9118,7 @@
         </w:tc>
         <w:tc>
           <w:tcPr>
-            <w:tcW w:type="dxa" w:w="1994"/>
+            <w:tcW w:type="dxa" w:w="2333"/>
             <w:shd w:val="clear" w:color="auto" w:fill="FFFFFF"/>
             <w:vAlign w:val="center"/>
           </w:tcPr>
@@ -9141,7 +9141,7 @@
         </w:tc>
         <w:tc>
           <w:tcPr>
-            <w:tcW w:type="dxa" w:w="1994"/>
+            <w:tcW w:type="dxa" w:w="2333"/>
             <w:shd w:val="clear" w:color="auto" w:fill="FFFFFF"/>
             <w:vAlign w:val="center"/>
           </w:tcPr>
@@ -9164,7 +9164,7 @@
         </w:tc>
         <w:tc>
           <w:tcPr>
-            <w:tcW w:type="dxa" w:w="1994"/>
+            <w:tcW w:type="dxa" w:w="2333"/>
             <w:shd w:val="clear" w:color="auto" w:fill="FFFFFF"/>
             <w:vAlign w:val="center"/>
           </w:tcPr>
@@ -9187,7 +9187,7 @@
         </w:tc>
         <w:tc>
           <w:tcPr>
-            <w:tcW w:type="dxa" w:w="1994"/>
+            <w:tcW w:type="dxa" w:w="2333"/>
             <w:shd w:val="clear" w:color="auto" w:fill="FFFFFF"/>
             <w:vAlign w:val="center"/>
           </w:tcPr>
@@ -9212,7 +9212,7 @@
       <w:tr>
         <w:tc>
           <w:tcPr>
-            <w:tcW w:type="dxa" w:w="1994"/>
+            <w:tcW w:type="dxa" w:w="2333"/>
             <w:shd w:val="clear" w:color="auto" w:fill="D4F1F4"/>
             <w:vAlign w:val="center"/>
           </w:tcPr>
@@ -9235,7 +9235,7 @@
         </w:tc>
         <w:tc>
           <w:tcPr>
-            <w:tcW w:type="dxa" w:w="1994"/>
+            <w:tcW w:type="dxa" w:w="2333"/>
             <w:shd w:val="clear" w:color="auto" w:fill="D4F1F4"/>
             <w:vAlign w:val="center"/>
           </w:tcPr>
@@ -9258,7 +9258,7 @@
         </w:tc>
         <w:tc>
           <w:tcPr>
-            <w:tcW w:type="dxa" w:w="1994"/>
+            <w:tcW w:type="dxa" w:w="2333"/>
             <w:shd w:val="clear" w:color="auto" w:fill="D4F1F4"/>
             <w:vAlign w:val="center"/>
           </w:tcPr>
@@ -9281,7 +9281,7 @@
         </w:tc>
         <w:tc>
           <w:tcPr>
-            <w:tcW w:type="dxa" w:w="1994"/>
+            <w:tcW w:type="dxa" w:w="2333"/>
             <w:shd w:val="clear" w:color="auto" w:fill="D4F1F4"/>
             <w:vAlign w:val="center"/>
           </w:tcPr>
@@ -9304,7 +9304,7 @@
         </w:tc>
         <w:tc>
           <w:tcPr>
-            <w:tcW w:type="dxa" w:w="1994"/>
+            <w:tcW w:type="dxa" w:w="2333"/>
             <w:shd w:val="clear" w:color="auto" w:fill="D4F1F4"/>
             <w:vAlign w:val="center"/>
           </w:tcPr>
@@ -9329,7 +9329,7 @@
       <w:tr>
         <w:tc>
           <w:tcPr>
-            <w:tcW w:type="dxa" w:w="1994"/>
+            <w:tcW w:type="dxa" w:w="2333"/>
             <w:shd w:val="clear" w:color="auto" w:fill="FFFFFF"/>
             <w:vAlign w:val="center"/>
           </w:tcPr>
@@ -9352,7 +9352,7 @@
         </w:tc>
         <w:tc>
           <w:tcPr>
-            <w:tcW w:type="dxa" w:w="1994"/>
+            <w:tcW w:type="dxa" w:w="2333"/>
             <w:shd w:val="clear" w:color="auto" w:fill="FFFFFF"/>
             <w:vAlign w:val="center"/>
           </w:tcPr>
@@ -9375,7 +9375,7 @@
         </w:tc>
         <w:tc>
           <w:tcPr>
-            <w:tcW w:type="dxa" w:w="1994"/>
+            <w:tcW w:type="dxa" w:w="2333"/>
             <w:shd w:val="clear" w:color="auto" w:fill="FFFFFF"/>
             <w:vAlign w:val="center"/>
           </w:tcPr>
@@ -9398,7 +9398,7 @@
         </w:tc>
         <w:tc>
           <w:tcPr>
-            <w:tcW w:type="dxa" w:w="1994"/>
+            <w:tcW w:type="dxa" w:w="2333"/>
             <w:shd w:val="clear" w:color="auto" w:fill="FFFFFF"/>
             <w:vAlign w:val="center"/>
           </w:tcPr>
@@ -9421,7 +9421,7 @@
         </w:tc>
         <w:tc>
           <w:tcPr>
-            <w:tcW w:type="dxa" w:w="1994"/>
+            <w:tcW w:type="dxa" w:w="2333"/>
             <w:shd w:val="clear" w:color="auto" w:fill="FFFFFF"/>
             <w:vAlign w:val="center"/>
           </w:tcPr>
@@ -9446,7 +9446,7 @@
       <w:tr>
         <w:tc>
           <w:tcPr>
-            <w:tcW w:type="dxa" w:w="1994"/>
+            <w:tcW w:type="dxa" w:w="2333"/>
             <w:shd w:val="clear" w:color="auto" w:fill="D4F1F4"/>
             <w:vAlign w:val="center"/>
           </w:tcPr>
@@ -9469,7 +9469,7 @@
         </w:tc>
         <w:tc>
           <w:tcPr>
-            <w:tcW w:type="dxa" w:w="1994"/>
+            <w:tcW w:type="dxa" w:w="2333"/>
             <w:shd w:val="clear" w:color="auto" w:fill="D4F1F4"/>
             <w:vAlign w:val="center"/>
           </w:tcPr>
@@ -9492,7 +9492,7 @@
         </w:tc>
         <w:tc>
           <w:tcPr>
-            <w:tcW w:type="dxa" w:w="1994"/>
+            <w:tcW w:type="dxa" w:w="2333"/>
             <w:shd w:val="clear" w:color="auto" w:fill="D4F1F4"/>
             <w:vAlign w:val="center"/>
           </w:tcPr>
@@ -9515,7 +9515,7 @@
         </w:tc>
         <w:tc>
           <w:tcPr>
-            <w:tcW w:type="dxa" w:w="1994"/>
+            <w:tcW w:type="dxa" w:w="2333"/>
             <w:shd w:val="clear" w:color="auto" w:fill="D4F1F4"/>
             <w:vAlign w:val="center"/>
           </w:tcPr>
@@ -9538,7 +9538,7 @@
         </w:tc>
         <w:tc>
           <w:tcPr>
-            <w:tcW w:type="dxa" w:w="1994"/>
+            <w:tcW w:type="dxa" w:w="2333"/>
             <w:shd w:val="clear" w:color="auto" w:fill="D4F1F4"/>
             <w:vAlign w:val="center"/>
           </w:tcPr>
@@ -9563,7 +9563,7 @@
       <w:tr>
         <w:tc>
           <w:tcPr>
-            <w:tcW w:type="dxa" w:w="1994"/>
+            <w:tcW w:type="dxa" w:w="2333"/>
             <w:shd w:val="clear" w:color="auto" w:fill="FFFFFF"/>
             <w:vAlign w:val="center"/>
           </w:tcPr>
@@ -9586,7 +9586,7 @@
         </w:tc>
         <w:tc>
           <w:tcPr>
-            <w:tcW w:type="dxa" w:w="1994"/>
+            <w:tcW w:type="dxa" w:w="2333"/>
             <w:shd w:val="clear" w:color="auto" w:fill="FFFFFF"/>
             <w:vAlign w:val="center"/>
           </w:tcPr>
@@ -9609,7 +9609,7 @@
         </w:tc>
         <w:tc>
           <w:tcPr>
-            <w:tcW w:type="dxa" w:w="1994"/>
+            <w:tcW w:type="dxa" w:w="2333"/>
             <w:shd w:val="clear" w:color="auto" w:fill="FFFFFF"/>
             <w:vAlign w:val="center"/>
           </w:tcPr>
@@ -9632,7 +9632,7 @@
         </w:tc>
         <w:tc>
           <w:tcPr>
-            <w:tcW w:type="dxa" w:w="1994"/>
+            <w:tcW w:type="dxa" w:w="2333"/>
             <w:shd w:val="clear" w:color="auto" w:fill="FFFFFF"/>
             <w:vAlign w:val="center"/>
           </w:tcPr>
@@ -9655,7 +9655,7 @@
         </w:tc>
         <w:tc>
           <w:tcPr>
-            <w:tcW w:type="dxa" w:w="1994"/>
+            <w:tcW w:type="dxa" w:w="2333"/>
             <w:shd w:val="clear" w:color="auto" w:fill="FFFFFF"/>
             <w:vAlign w:val="center"/>
           </w:tcPr>
@@ -9680,7 +9680,7 @@
       <w:tr>
         <w:tc>
           <w:tcPr>
-            <w:tcW w:type="dxa" w:w="1994"/>
+            <w:tcW w:type="dxa" w:w="2333"/>
             <w:shd w:val="clear" w:color="auto" w:fill="D4F1F4"/>
             <w:vAlign w:val="center"/>
           </w:tcPr>
@@ -9703,7 +9703,7 @@
         </w:tc>
         <w:tc>
           <w:tcPr>
-            <w:tcW w:type="dxa" w:w="1994"/>
+            <w:tcW w:type="dxa" w:w="2333"/>
             <w:shd w:val="clear" w:color="auto" w:fill="D4F1F4"/>
             <w:vAlign w:val="center"/>
           </w:tcPr>
@@ -9726,7 +9726,7 @@
         </w:tc>
         <w:tc>
           <w:tcPr>
-            <w:tcW w:type="dxa" w:w="1994"/>
+            <w:tcW w:type="dxa" w:w="2333"/>
             <w:shd w:val="clear" w:color="auto" w:fill="D4F1F4"/>
             <w:vAlign w:val="center"/>
           </w:tcPr>
@@ -9749,7 +9749,7 @@
         </w:tc>
         <w:tc>
           <w:tcPr>
-            <w:tcW w:type="dxa" w:w="1994"/>
+            <w:tcW w:type="dxa" w:w="2333"/>
             <w:shd w:val="clear" w:color="auto" w:fill="D4F1F4"/>
             <w:vAlign w:val="center"/>
           </w:tcPr>
@@ -9772,7 +9772,7 @@
         </w:tc>
         <w:tc>
           <w:tcPr>
-            <w:tcW w:type="dxa" w:w="1994"/>
+            <w:tcW w:type="dxa" w:w="2333"/>
             <w:shd w:val="clear" w:color="auto" w:fill="D4F1F4"/>
             <w:vAlign w:val="center"/>
           </w:tcPr>
@@ -9797,7 +9797,7 @@
       <w:tr>
         <w:tc>
           <w:tcPr>
-            <w:tcW w:type="dxa" w:w="1994"/>
+            <w:tcW w:type="dxa" w:w="2333"/>
             <w:shd w:val="clear" w:color="auto" w:fill="FFFFFF"/>
             <w:vAlign w:val="center"/>
           </w:tcPr>
@@ -9820,7 +9820,7 @@
         </w:tc>
         <w:tc>
           <w:tcPr>
-            <w:tcW w:type="dxa" w:w="1994"/>
+            <w:tcW w:type="dxa" w:w="2333"/>
             <w:shd w:val="clear" w:color="auto" w:fill="FFFFFF"/>
             <w:vAlign w:val="center"/>
           </w:tcPr>
@@ -9843,7 +9843,7 @@
         </w:tc>
         <w:tc>
           <w:tcPr>
-            <w:tcW w:type="dxa" w:w="1994"/>
+            <w:tcW w:type="dxa" w:w="2333"/>
             <w:shd w:val="clear" w:color="auto" w:fill="FFFFFF"/>
             <w:vAlign w:val="center"/>
           </w:tcPr>
@@ -9866,7 +9866,7 @@
         </w:tc>
         <w:tc>
           <w:tcPr>
-            <w:tcW w:type="dxa" w:w="1994"/>
+            <w:tcW w:type="dxa" w:w="2333"/>
             <w:shd w:val="clear" w:color="auto" w:fill="FFFFFF"/>
             <w:vAlign w:val="center"/>
           </w:tcPr>
@@ -9889,7 +9889,7 @@
         </w:tc>
         <w:tc>
           <w:tcPr>
-            <w:tcW w:type="dxa" w:w="1994"/>
+            <w:tcW w:type="dxa" w:w="2333"/>
             <w:shd w:val="clear" w:color="auto" w:fill="FFFFFF"/>
             <w:vAlign w:val="center"/>
           </w:tcPr>
@@ -9914,7 +9914,7 @@
       <w:tr>
         <w:tc>
           <w:tcPr>
-            <w:tcW w:type="dxa" w:w="1994"/>
+            <w:tcW w:type="dxa" w:w="2333"/>
             <w:shd w:val="clear" w:color="auto" w:fill="D4F1F4"/>
             <w:vAlign w:val="center"/>
           </w:tcPr>
@@ -9937,7 +9937,7 @@
         </w:tc>
         <w:tc>
           <w:tcPr>
-            <w:tcW w:type="dxa" w:w="1994"/>
+            <w:tcW w:type="dxa" w:w="2333"/>
             <w:shd w:val="clear" w:color="auto" w:fill="D4F1F4"/>
             <w:vAlign w:val="center"/>
           </w:tcPr>
@@ -9960,7 +9960,7 @@
         </w:tc>
         <w:tc>
           <w:tcPr>
-            <w:tcW w:type="dxa" w:w="1994"/>
+            <w:tcW w:type="dxa" w:w="2333"/>
             <w:shd w:val="clear" w:color="auto" w:fill="D4F1F4"/>
             <w:vAlign w:val="center"/>
           </w:tcPr>
@@ -9983,7 +9983,7 @@
         </w:tc>
         <w:tc>
           <w:tcPr>
-            <w:tcW w:type="dxa" w:w="1994"/>
+            <w:tcW w:type="dxa" w:w="2333"/>
             <w:shd w:val="clear" w:color="auto" w:fill="D4F1F4"/>
             <w:vAlign w:val="center"/>
           </w:tcPr>
@@ -10006,7 +10006,7 @@
         </w:tc>
         <w:tc>
           <w:tcPr>
-            <w:tcW w:type="dxa" w:w="1994"/>
+            <w:tcW w:type="dxa" w:w="2333"/>
             <w:shd w:val="clear" w:color="auto" w:fill="D4F1F4"/>
             <w:vAlign w:val="center"/>
           </w:tcPr>
@@ -10031,7 +10031,7 @@
       <w:tr>
         <w:tc>
           <w:tcPr>
-            <w:tcW w:type="dxa" w:w="1994"/>
+            <w:tcW w:type="dxa" w:w="2333"/>
             <w:shd w:val="clear" w:color="auto" w:fill="FFFFFF"/>
             <w:vAlign w:val="center"/>
           </w:tcPr>
@@ -10054,7 +10054,7 @@
         </w:tc>
         <w:tc>
           <w:tcPr>
-            <w:tcW w:type="dxa" w:w="1994"/>
+            <w:tcW w:type="dxa" w:w="2333"/>
             <w:shd w:val="clear" w:color="auto" w:fill="FFFFFF"/>
             <w:vAlign w:val="center"/>
           </w:tcPr>
@@ -10077,7 +10077,7 @@
         </w:tc>
         <w:tc>
           <w:tcPr>
-            <w:tcW w:type="dxa" w:w="1994"/>
+            <w:tcW w:type="dxa" w:w="2333"/>
             <w:shd w:val="clear" w:color="auto" w:fill="FFFFFF"/>
             <w:vAlign w:val="center"/>
           </w:tcPr>
@@ -10100,7 +10100,7 @@
         </w:tc>
         <w:tc>
           <w:tcPr>
-            <w:tcW w:type="dxa" w:w="1994"/>
+            <w:tcW w:type="dxa" w:w="2333"/>
             <w:shd w:val="clear" w:color="auto" w:fill="FFFFFF"/>
             <w:vAlign w:val="center"/>
           </w:tcPr>
@@ -10123,7 +10123,7 @@
         </w:tc>
         <w:tc>
           <w:tcPr>
-            <w:tcW w:type="dxa" w:w="1994"/>
+            <w:tcW w:type="dxa" w:w="2333"/>
             <w:shd w:val="clear" w:color="auto" w:fill="FFFFFF"/>
             <w:vAlign w:val="center"/>
           </w:tcPr>
@@ -10209,13 +10209,13 @@
         <w:tblLook w:firstColumn="1" w:firstRow="1" w:lastColumn="0" w:lastRow="0" w:noHBand="0" w:noVBand="1" w:val="04A0"/>
       </w:tblPr>
       <w:tblGrid>
-        <w:gridCol w:w="4986"/>
-        <w:gridCol w:w="4986"/>
+        <w:gridCol w:w="5832"/>
+        <w:gridCol w:w="5832"/>
       </w:tblGrid>
       <w:tr>
         <w:tc>
           <w:tcPr>
-            <w:tcW w:type="dxa" w:w="4986"/>
+            <w:tcW w:type="dxa" w:w="5832"/>
             <w:shd w:val="clear" w:color="auto" w:fill="F0F6FA"/>
             <w:vAlign w:val="top"/>
           </w:tcPr>
@@ -10252,7 +10252,7 @@
         </w:tc>
         <w:tc>
           <w:tcPr>
-            <w:tcW w:type="dxa" w:w="4986"/>
+            <w:tcW w:type="dxa" w:w="5832"/>
             <w:shd w:val="clear" w:color="auto" w:fill="F0F6FA"/>
             <w:vAlign w:val="top"/>
           </w:tcPr>
@@ -10291,7 +10291,7 @@
       <w:tr>
         <w:tc>
           <w:tcPr>
-            <w:tcW w:type="dxa" w:w="4986"/>
+            <w:tcW w:type="dxa" w:w="5832"/>
             <w:shd w:val="clear" w:color="auto" w:fill="FFFFFF"/>
             <w:vAlign w:val="top"/>
           </w:tcPr>
@@ -10328,7 +10328,7 @@
         </w:tc>
         <w:tc>
           <w:tcPr>
-            <w:tcW w:type="dxa" w:w="4986"/>
+            <w:tcW w:type="dxa" w:w="5832"/>
             <w:shd w:val="clear" w:color="auto" w:fill="FFFFFF"/>
             <w:vAlign w:val="top"/>
           </w:tcPr>
@@ -10367,7 +10367,7 @@
       <w:tr>
         <w:tc>
           <w:tcPr>
-            <w:tcW w:type="dxa" w:w="4986"/>
+            <w:tcW w:type="dxa" w:w="5832"/>
             <w:shd w:val="clear" w:color="auto" w:fill="F0F6FA"/>
             <w:vAlign w:val="top"/>
           </w:tcPr>
@@ -10404,7 +10404,7 @@
         </w:tc>
         <w:tc>
           <w:tcPr>
-            <w:tcW w:type="dxa" w:w="4986"/>
+            <w:tcW w:type="dxa" w:w="5832"/>
             <w:shd w:val="clear" w:color="auto" w:fill="F0F6FA"/>
             <w:vAlign w:val="top"/>
           </w:tcPr>
@@ -10443,7 +10443,7 @@
     </w:tbl>
     <w:sectPr>
       <w:pgSz w:w="12240" w:h="15840"/>
-      <w:pgMar w:top="1134" w:right="1134" w:bottom="1134" w:left="1134" w:header="720" w:footer="720" w:gutter="0"/>
+      <w:pgMar w:top="288" w:right="288" w:bottom="288" w:left="288" w:header="720" w:footer="720" w:gutter="0"/>
       <w:cols w:space="720"/>
       <w:docGrid w:linePitch="360"/>
     </w:sectPr>
